--- a/06-学生侧材料/讲义/学生专用版/2-结构化学/配位化合物基础-超级充实版（学生专用版）.docx
+++ b/06-学生侧材料/讲义/学生专用版/2-结构化学/配位化合物基础-超级充实版（学生专用版）.docx
@@ -2,1563 +2,7 @@
 <file path=word/document.xml><?xml version="1.0" encoding="utf-8"?>
 <w:document xmlns:w="http://schemas.openxmlformats.org/wordprocessingml/2006/main" xmlns:m="http://schemas.openxmlformats.org/officeDocument/2006/math" xmlns:r="http://schemas.openxmlformats.org/officeDocument/2006/relationships" xmlns:o="urn:schemas-microsoft-com:office:office" xmlns:v="urn:schemas-microsoft-com:vml" xmlns:w10="urn:schemas-microsoft-com:office:word" xmlns:a="http://schemas.openxmlformats.org/drawingml/2006/main" xmlns:pic="http://schemas.openxmlformats.org/drawingml/2006/picture" xmlns:wp="http://schemas.openxmlformats.org/drawingml/2006/wordprocessingDrawing">
   <w:body>
-    <w:bookmarkStart w:id="9" w:name="学习目标与考纲锚点"/>
-    <w:p>
-      <w:pPr>
-        <w:pStyle w:val="Heading2"/>
-        <w:spacing w:before="280" w:after="120"/>
-      </w:pPr>
-      <w:r>
-        <w:rPr>
-          <w:rFonts w:hint="eastAsia" w:ascii="Times New Roman" w:hAnsi="Times New Roman" w:eastAsia="SimHei" w:cs="Times New Roman"/>
-        </w:rPr>
-        <w:t xml:space="preserve">学习目标与考纲锚点</w:t>
-      </w:r>
-    </w:p>
-    <w:p>
-      <w:pPr>
-        <w:pStyle w:val="BlockText"/>
-        <w:spacing w:after="80"/>
-        <w:ind w:firstLine="420"/>
-      </w:pPr>
-      <w:r>
-        <w:rPr>
-          <w:rFonts w:hint="eastAsia" w:ascii="Times New Roman" w:hAnsi="Times New Roman" w:eastAsia="FangSong" w:cs="Times New Roman"/>
-        </w:rPr>
-        <w:t>对齐考纲</w:t>
-      </w:r>
-      <w:r>
-        <w:rPr>
-          <w:rFonts w:hint="eastAsia" w:ascii="Times New Roman" w:hAnsi="Times New Roman" w:eastAsia="Times New Roman" w:cs="Times New Roman"/>
-        </w:rPr>
-        <w:t>：§12</w:t>
-      </w:r>
-      <w:r>
-        <w:rPr>
-          <w:rFonts w:ascii="Times New Roman" w:hAnsi="Times New Roman" w:eastAsia="Times New Roman" w:cs="Times New Roman"/>
-        </w:rPr>
-        <w:t xml:space="preserve"> </w:t>
-      </w:r>
-      <w:r>
-        <w:rPr>
-          <w:rFonts w:hint="eastAsia" w:ascii="Times New Roman" w:hAnsi="Times New Roman" w:eastAsia="FangSong" w:cs="Times New Roman"/>
-        </w:rPr>
-        <w:t xml:space="preserve">配合物</w:t>
-      </w:r>
-      <w:r>
-        <w:rPr>
-          <w:rFonts w:ascii="Times New Roman" w:hAnsi="Times New Roman" w:eastAsia="Times New Roman" w:cs="Times New Roman"/>
-        </w:rPr>
-        <w:t xml:space="preserve"> · </w:t>
-      </w:r>
-      <w:r>
-        <w:rPr>
-          <w:rFonts w:hint="eastAsia" w:ascii="Times New Roman" w:hAnsi="Times New Roman" w:eastAsia="FangSong" w:cs="Times New Roman"/>
-        </w:rPr>
-        <w:t>决赛</w:t>
-      </w:r>
-      <w:r>
-        <w:rPr>
-          <w:rFonts w:hint="eastAsia" w:ascii="Times New Roman" w:hAnsi="Times New Roman" w:eastAsia="Times New Roman" w:cs="Times New Roman"/>
-        </w:rPr>
-        <w:t>12</w:t>
-      </w:r>
-      <w:r>
-        <w:rPr>
-          <w:rFonts w:ascii="Times New Roman" w:hAnsi="Times New Roman" w:eastAsia="Times New Roman" w:cs="Times New Roman"/>
-        </w:rPr>
-        <w:t xml:space="preserve"> </w:t>
-      </w:r>
-      <w:r>
-        <w:rPr>
-          <w:rFonts w:hint="eastAsia" w:ascii="Times New Roman" w:hAnsi="Times New Roman" w:eastAsia="FangSong" w:cs="Times New Roman"/>
-        </w:rPr>
-        <w:t xml:space="preserve">配合物</w:t>
-      </w:r>
-    </w:p>
-    <w:tbl>
-      <w:tblPr>
-        <w:tblStyle w:val="Table"/>
-        <w:tblW w:type="pct" w:w="5000"/>
-        <w:tblLayout w:type="fixed"/>
-        <w:tblLook w:firstRow="1" w:lastRow="0" w:firstColumn="0" w:lastColumn="0" w:noHBand="0" w:noVBand="0" w:val="0020"/>
-        <w:jc w:val="center"/>
-        <w:tblBorders>
-          <w:top w:val="single" w:sz="12" w:space="0" w:color="333333"/>
-          <w:bottom w:val="single" w:sz="12" w:space="0" w:color="333333"/>
-          <w:left w:val="none"/>
-          <w:right w:val="none"/>
-          <w:insideH w:val="none"/>
-          <w:insideV w:val="none"/>
-        </w:tblBorders>
-      </w:tblPr>
-      <w:tblGrid>
-        <w:gridCol w:w="3960"/>
-        <w:gridCol w:w="3960"/>
-      </w:tblGrid>
-      <w:tr>
-        <w:trPr>
-          <w:tblHeader w:val="on"/>
-        </w:trPr>
-        <w:tc>
-          <w:tcPr>
-            <w:tcBorders>
-              <w:bottom w:val="single" w:sz="6" w:space="0" w:color="333333"/>
-            </w:tcBorders>
-          </w:tcPr>
-          <w:p>
-            <w:pPr>
-              <w:pStyle w:val="Compact"/>
-              <w:jc w:val="center"/>
-            </w:pPr>
-            <w:r>
-              <w:rPr>
-                <w:rFonts w:hint="eastAsia" w:ascii="Times New Roman" w:hAnsi="Times New Roman" w:eastAsia="SimHei" w:cs="Times New Roman"/>
-                <w:b/>
-              </w:rPr>
-              <w:t xml:space="preserve">考纲条目</w:t>
-            </w:r>
-          </w:p>
-        </w:tc>
-        <w:tc>
-          <w:tcPr>
-            <w:tcBorders>
-              <w:bottom w:val="single" w:sz="6" w:space="0" w:color="333333"/>
-            </w:tcBorders>
-          </w:tcPr>
-          <w:p>
-            <w:pPr>
-              <w:pStyle w:val="Compact"/>
-              <w:jc w:val="center"/>
-            </w:pPr>
-            <w:r>
-              <w:rPr>
-                <w:rFonts w:hint="eastAsia" w:ascii="Times New Roman" w:hAnsi="Times New Roman" w:eastAsia="SimHei" w:cs="Times New Roman"/>
-                <w:b/>
-              </w:rPr>
-              <w:t xml:space="preserve">学完本讲应能</w:t>
-            </w:r>
-          </w:p>
-        </w:tc>
-      </w:tr>
-      <w:tr>
-        <w:tc>
-          <w:tcPr/>
-          <w:p>
-            <w:pPr>
-              <w:pStyle w:val="Compact"/>
-              <w:jc w:val="center"/>
-            </w:pPr>
-            <w:r>
-              <w:rPr>
-                <w:rFonts w:ascii="Times New Roman" w:hAnsi="Times New Roman" w:eastAsia="Times New Roman" w:cs="Times New Roman"/>
-              </w:rPr>
-              <w:t xml:space="preserve">§12 </w:t>
-            </w:r>
-            <w:r>
-              <w:rPr>
-                <w:rFonts w:hint="eastAsia" w:ascii="Times New Roman" w:hAnsi="Times New Roman" w:eastAsia="FangSong" w:cs="Times New Roman"/>
-              </w:rPr>
-              <w:t xml:space="preserve">配合物</w:t>
-            </w:r>
-            <w:r>
-              <w:rPr>
-                <w:rFonts w:ascii="Times New Roman" w:hAnsi="Times New Roman" w:eastAsia="Times New Roman" w:cs="Times New Roman"/>
-              </w:rPr>
-              <w:t xml:space="preserve"> · </w:t>
-            </w:r>
-            <w:r>
-              <w:rPr>
-                <w:rFonts w:hint="eastAsia" w:ascii="Times New Roman" w:hAnsi="Times New Roman" w:eastAsia="FangSong" w:cs="Times New Roman"/>
-              </w:rPr>
-              <w:t xml:space="preserve">配位键与命名</w:t>
-            </w:r>
-          </w:p>
-        </w:tc>
-        <w:tc>
-          <w:tcPr/>
-          <w:p>
-            <w:pPr>
-              <w:pStyle w:val="Compact"/>
-              <w:jc w:val="center"/>
-            </w:pPr>
-            <w:r>
-              <w:rPr>
-                <w:rFonts w:hint="eastAsia" w:ascii="Times New Roman" w:hAnsi="Times New Roman" w:eastAsia="FangSong" w:cs="Times New Roman"/>
-              </w:rPr>
-              <w:t xml:space="preserve">说明</w:t>
-            </w:r>
-            <w:r>
-              <w:rPr>
-                <w:rFonts w:ascii="Times New Roman" w:hAnsi="Times New Roman" w:eastAsia="Times New Roman" w:cs="Times New Roman"/>
-              </w:rPr>
-              <w:t xml:space="preserve"> Lewis </w:t>
-            </w:r>
-            <w:r>
-              <w:rPr>
-                <w:rFonts w:hint="eastAsia" w:ascii="Times New Roman" w:hAnsi="Times New Roman" w:eastAsia="FangSong" w:cs="Times New Roman"/>
-              </w:rPr>
-              <w:t>酸碱配位本质</w:t>
-            </w:r>
-            <w:r>
-              <w:rPr>
-                <w:rFonts w:hint="eastAsia" w:ascii="Times New Roman" w:hAnsi="Times New Roman" w:eastAsia="Times New Roman" w:cs="Times New Roman"/>
-              </w:rPr>
-              <w:t>，</w:t>
-            </w:r>
-            <w:r>
-              <w:rPr>
-                <w:rFonts w:hint="eastAsia" w:ascii="Times New Roman" w:hAnsi="Times New Roman" w:eastAsia="FangSong" w:cs="Times New Roman"/>
-              </w:rPr>
-              <w:t>按</w:t>
-            </w:r>
-            <w:r>
-              <w:rPr>
-                <w:rFonts w:ascii="Times New Roman" w:hAnsi="Times New Roman" w:eastAsia="Times New Roman" w:cs="Times New Roman"/>
-              </w:rPr>
-              <w:t xml:space="preserve"> IUPAC </w:t>
-            </w:r>
-            <w:r>
-              <w:rPr>
-                <w:rFonts w:hint="eastAsia" w:ascii="Times New Roman" w:hAnsi="Times New Roman" w:eastAsia="FangSong" w:cs="Times New Roman"/>
-              </w:rPr>
-              <w:t xml:space="preserve">规则系统命名配合物</w:t>
-            </w:r>
-          </w:p>
-        </w:tc>
-      </w:tr>
-      <w:tr>
-        <w:tc>
-          <w:tcPr/>
-          <w:p>
-            <w:pPr>
-              <w:pStyle w:val="Compact"/>
-              <w:jc w:val="center"/>
-            </w:pPr>
-            <w:r>
-              <w:rPr>
-                <w:rFonts w:ascii="Times New Roman" w:hAnsi="Times New Roman" w:eastAsia="Times New Roman" w:cs="Times New Roman"/>
-              </w:rPr>
-              <w:t xml:space="preserve">§12 </w:t>
-            </w:r>
-            <w:r>
-              <w:rPr>
-                <w:rFonts w:hint="eastAsia" w:ascii="Times New Roman" w:hAnsi="Times New Roman" w:eastAsia="FangSong" w:cs="Times New Roman"/>
-              </w:rPr>
-              <w:t xml:space="preserve">配合物</w:t>
-            </w:r>
-            <w:r>
-              <w:rPr>
-                <w:rFonts w:ascii="Times New Roman" w:hAnsi="Times New Roman" w:eastAsia="Times New Roman" w:cs="Times New Roman"/>
-              </w:rPr>
-              <w:t xml:space="preserve"> · </w:t>
-            </w:r>
-            <w:r>
-              <w:rPr>
-                <w:rFonts w:hint="eastAsia" w:ascii="Times New Roman" w:hAnsi="Times New Roman" w:eastAsia="FangSong" w:cs="Times New Roman"/>
-              </w:rPr>
-              <w:t xml:space="preserve">螯合与大环效应</w:t>
-            </w:r>
-          </w:p>
-        </w:tc>
-        <w:tc>
-          <w:tcPr/>
-          <w:p>
-            <w:pPr>
-              <w:pStyle w:val="Compact"/>
-              <w:jc w:val="center"/>
-            </w:pPr>
-            <w:r>
-              <w:rPr>
-                <w:rFonts w:hint="eastAsia" w:ascii="Times New Roman" w:hAnsi="Times New Roman" w:eastAsia="FangSong" w:cs="Times New Roman"/>
-              </w:rPr>
-              <w:t xml:space="preserve">由构型熵与去溶剂化解释螯合效应与大环效应的热力学驱动</w:t>
-            </w:r>
-          </w:p>
-        </w:tc>
-      </w:tr>
-      <w:tr>
-        <w:tc>
-          <w:tcPr/>
-          <w:p>
-            <w:pPr>
-              <w:pStyle w:val="Compact"/>
-              <w:jc w:val="center"/>
-            </w:pPr>
-            <w:r>
-              <w:rPr>
-                <w:rFonts w:ascii="Times New Roman" w:hAnsi="Times New Roman" w:eastAsia="Times New Roman" w:cs="Times New Roman"/>
-              </w:rPr>
-              <w:t xml:space="preserve">§12 </w:t>
-            </w:r>
-            <w:r>
-              <w:rPr>
-                <w:rFonts w:hint="eastAsia" w:ascii="Times New Roman" w:hAnsi="Times New Roman" w:eastAsia="FangSong" w:cs="Times New Roman"/>
-              </w:rPr>
-              <w:t xml:space="preserve">配合物</w:t>
-            </w:r>
-            <w:r>
-              <w:rPr>
-                <w:rFonts w:ascii="Times New Roman" w:hAnsi="Times New Roman" w:eastAsia="Times New Roman" w:cs="Times New Roman"/>
-              </w:rPr>
-              <w:t xml:space="preserve"> · </w:t>
-            </w:r>
-            <w:r>
-              <w:rPr>
-                <w:rFonts w:hint="eastAsia" w:ascii="Times New Roman" w:hAnsi="Times New Roman" w:eastAsia="FangSong" w:cs="Times New Roman"/>
-              </w:rPr>
-              <w:t xml:space="preserve">配位几何与异构</w:t>
-            </w:r>
-          </w:p>
-        </w:tc>
-        <w:tc>
-          <w:tcPr/>
-          <w:p>
-            <w:pPr>
-              <w:pStyle w:val="Compact"/>
-              <w:jc w:val="center"/>
-            </w:pPr>
-            <w:r>
-              <w:rPr>
-                <w:rFonts w:hint="eastAsia" w:ascii="Times New Roman" w:hAnsi="Times New Roman" w:eastAsia="FangSong" w:cs="Times New Roman"/>
-              </w:rPr>
-              <w:t xml:space="preserve">判定</w:t>
-            </w:r>
-            <w:r>
-              <w:rPr>
-                <w:rFonts w:ascii="Times New Roman" w:hAnsi="Times New Roman" w:eastAsia="Times New Roman" w:cs="Times New Roman"/>
-              </w:rPr>
-              <w:t xml:space="preserve"> 2~8 </w:t>
-            </w:r>
-            <w:r>
-              <w:rPr>
-                <w:rFonts w:hint="eastAsia" w:ascii="Times New Roman" w:hAnsi="Times New Roman" w:eastAsia="FangSong" w:cs="Times New Roman"/>
-              </w:rPr>
-              <w:t>配位多面体构型</w:t>
-            </w:r>
-            <w:r>
-              <w:rPr>
-                <w:rFonts w:hint="eastAsia" w:ascii="Times New Roman" w:hAnsi="Times New Roman" w:eastAsia="Times New Roman" w:cs="Times New Roman"/>
-              </w:rPr>
-              <w:t>，</w:t>
-            </w:r>
-            <w:r>
-              <w:rPr>
-                <w:rFonts w:hint="eastAsia" w:ascii="Times New Roman" w:hAnsi="Times New Roman" w:eastAsia="FangSong" w:cs="Times New Roman"/>
-              </w:rPr>
-              <w:t>系统枚举几何异构与手性对映体</w:t>
-            </w:r>
-          </w:p>
-        </w:tc>
-      </w:tr>
-      <w:tr>
-        <w:tc>
-          <w:tcPr/>
-          <w:p>
-            <w:pPr>
-              <w:pStyle w:val="Compact"/>
-              <w:jc w:val="center"/>
-            </w:pPr>
-            <w:r>
-              <w:rPr>
-                <w:rFonts w:ascii="Times New Roman" w:hAnsi="Times New Roman" w:eastAsia="Times New Roman" w:cs="Times New Roman"/>
-              </w:rPr>
-              <w:t xml:space="preserve">§12 </w:t>
-            </w:r>
-            <w:r>
-              <w:rPr>
-                <w:rFonts w:hint="eastAsia" w:ascii="Times New Roman" w:hAnsi="Times New Roman" w:eastAsia="FangSong" w:cs="Times New Roman"/>
-              </w:rPr>
-              <w:t xml:space="preserve">配合物</w:t>
-            </w:r>
-            <w:r>
-              <w:rPr>
-                <w:rFonts w:ascii="Times New Roman" w:hAnsi="Times New Roman" w:eastAsia="Times New Roman" w:cs="Times New Roman"/>
-              </w:rPr>
-              <w:t xml:space="preserve"> · </w:t>
-            </w:r>
-            <w:r>
-              <w:rPr>
-                <w:rFonts w:hint="eastAsia" w:ascii="Times New Roman" w:hAnsi="Times New Roman" w:eastAsia="FangSong" w:cs="Times New Roman"/>
-              </w:rPr>
-              <w:t xml:space="preserve">价键理论与晶体场</w:t>
-            </w:r>
-          </w:p>
-        </w:tc>
-        <w:tc>
-          <w:tcPr/>
-          <w:p>
-            <w:pPr>
-              <w:pStyle w:val="Compact"/>
-              <w:jc w:val="center"/>
-            </w:pPr>
-            <w:r>
-              <w:rPr>
-                <w:rFonts w:hint="eastAsia" w:ascii="Times New Roman" w:hAnsi="Times New Roman" w:eastAsia="FangSong" w:cs="Times New Roman"/>
-              </w:rPr>
-              <w:t xml:space="preserve">用</w:t>
-            </w:r>
-            <w:r>
-              <w:rPr>
-                <w:rFonts w:ascii="Times New Roman" w:hAnsi="Times New Roman" w:eastAsia="Times New Roman" w:cs="Times New Roman"/>
-              </w:rPr>
-              <w:t xml:space="preserve"> VBT </w:t>
-            </w:r>
-            <w:r>
-              <w:rPr>
-                <w:rFonts w:hint="eastAsia" w:ascii="Times New Roman" w:hAnsi="Times New Roman" w:eastAsia="FangSong" w:cs="Times New Roman"/>
-              </w:rPr>
-              <w:t>判内</w:t>
-            </w:r>
-            <w:r>
-              <w:rPr>
-                <w:rFonts w:hint="eastAsia" w:ascii="Times New Roman" w:hAnsi="Times New Roman" w:eastAsia="Times New Roman" w:cs="Times New Roman"/>
-              </w:rPr>
-              <w:t>/</w:t>
-            </w:r>
-            <w:r>
-              <w:rPr>
-                <w:rFonts w:hint="eastAsia" w:ascii="Times New Roman" w:hAnsi="Times New Roman" w:eastAsia="FangSong" w:cs="Times New Roman"/>
-              </w:rPr>
-              <w:t>外轨型与磁矩</w:t>
-            </w:r>
-            <w:r>
-              <w:rPr>
-                <w:rFonts w:hint="eastAsia" w:ascii="Times New Roman" w:hAnsi="Times New Roman" w:eastAsia="Times New Roman" w:cs="Times New Roman"/>
-              </w:rPr>
-              <w:t>，</w:t>
-            </w:r>
-            <w:r>
-              <w:rPr>
-                <w:rFonts w:hint="eastAsia" w:ascii="Times New Roman" w:hAnsi="Times New Roman" w:eastAsia="FangSong" w:cs="Times New Roman"/>
-              </w:rPr>
-              <w:t>用</w:t>
-            </w:r>
-            <w:r>
-              <w:rPr>
-                <w:rFonts w:ascii="Times New Roman" w:hAnsi="Times New Roman" w:eastAsia="Times New Roman" w:cs="Times New Roman"/>
-              </w:rPr>
-              <w:t xml:space="preserve"> CFT </w:t>
-            </w:r>
-            <w:r>
-              <w:rPr>
-                <w:rFonts w:hint="eastAsia" w:ascii="Times New Roman" w:hAnsi="Times New Roman" w:eastAsia="FangSong" w:cs="Times New Roman"/>
-              </w:rPr>
-              <w:t xml:space="preserve">推导</w:t>
-            </w:r>
-            <w:r>
-              <w:rPr>
-                <w:rFonts w:ascii="Times New Roman" w:hAnsi="Times New Roman" w:eastAsia="Times New Roman" w:cs="Times New Roman"/>
-              </w:rPr>
-              <w:t xml:space="preserve"> </w:t>
-            </w:r>
-            <m:oMath>
-              <m:sSub>
-                <m:e>
-                  <m:r>
-                    <m:t>O</m:t>
-                  </m:r>
-                </m:e>
-                <m:sub>
-                  <m:r>
-                    <m:t>h</m:t>
-                  </m:r>
-                </m:sub>
-              </m:sSub>
-            </m:oMath>
-            <w:r>
-              <w:rPr>
-                <w:rFonts w:ascii="Times New Roman" w:hAnsi="Times New Roman" w:eastAsia="Times New Roman" w:cs="Times New Roman"/>
-              </w:rPr>
-              <w:t xml:space="preserve">/</w:t>
-            </w:r>
-            <m:oMath>
-              <m:sSub>
-                <m:e>
-                  <m:r>
-                    <m:t>T</m:t>
-                  </m:r>
-                </m:e>
-                <m:sub>
-                  <m:r>
-                    <m:t>d</m:t>
-                  </m:r>
-                </m:sub>
-              </m:sSub>
-            </m:oMath>
-            <w:r>
-              <w:rPr>
-                <w:rFonts w:ascii="Times New Roman" w:hAnsi="Times New Roman" w:eastAsia="Times New Roman" w:cs="Times New Roman"/>
-              </w:rPr>
-              <w:t xml:space="preserve">/</w:t>
-            </w:r>
-            <m:oMath>
-              <m:sSub>
-                <m:e>
-                  <m:r>
-                    <m:t>D</m:t>
-                  </m:r>
-                </m:e>
-                <m:sub>
-                  <m:r>
-                    <m:t>4</m:t>
-                  </m:r>
-                  <m:r>
-                    <m:t>h</m:t>
-                  </m:r>
-                </m:sub>
-              </m:sSub>
-            </m:oMath>
-            <w:r>
-              <w:rPr>
-                <w:rFonts w:ascii="Times New Roman" w:hAnsi="Times New Roman" w:eastAsia="Times New Roman" w:cs="Times New Roman"/>
-              </w:rPr>
-              <w:t xml:space="preserve"> </w:t>
-            </w:r>
-            <w:r>
-              <w:rPr>
-                <w:rFonts w:hint="eastAsia" w:ascii="Times New Roman" w:hAnsi="Times New Roman" w:eastAsia="FangSong" w:cs="Times New Roman"/>
-              </w:rPr>
-              <w:t xml:space="preserve">分裂与</w:t>
-            </w:r>
-            <w:r>
-              <w:rPr>
-                <w:rFonts w:ascii="Times New Roman" w:hAnsi="Times New Roman" w:eastAsia="Times New Roman" w:cs="Times New Roman"/>
-              </w:rPr>
-              <w:t xml:space="preserve"> CFSE</w:t>
-            </w:r>
-          </w:p>
-        </w:tc>
-      </w:tr>
-      <w:tr>
-        <w:tc>
-          <w:tcPr/>
-          <w:p>
-            <w:pPr>
-              <w:pStyle w:val="Compact"/>
-              <w:jc w:val="center"/>
-            </w:pPr>
-            <w:r>
-              <w:rPr>
-                <w:rFonts w:ascii="Times New Roman" w:hAnsi="Times New Roman" w:eastAsia="Times New Roman" w:cs="Times New Roman"/>
-              </w:rPr>
-              <w:t xml:space="preserve">§12 </w:t>
-            </w:r>
-            <w:r>
-              <w:rPr>
-                <w:rFonts w:hint="eastAsia" w:ascii="Times New Roman" w:hAnsi="Times New Roman" w:eastAsia="FangSong" w:cs="Times New Roman"/>
-              </w:rPr>
-              <w:t xml:space="preserve">配合物</w:t>
-            </w:r>
-            <w:r>
-              <w:rPr>
-                <w:rFonts w:ascii="Times New Roman" w:hAnsi="Times New Roman" w:eastAsia="Times New Roman" w:cs="Times New Roman"/>
-              </w:rPr>
-              <w:t xml:space="preserve"> · </w:t>
-            </w:r>
-            <w:r>
-              <w:rPr>
-                <w:rFonts w:hint="eastAsia" w:ascii="Times New Roman" w:hAnsi="Times New Roman" w:eastAsia="FangSong" w:cs="Times New Roman"/>
-              </w:rPr>
-              <w:t xml:space="preserve">稳定性与</w:t>
-            </w:r>
-            <w:r>
-              <w:rPr>
-                <w:rFonts w:ascii="Times New Roman" w:hAnsi="Times New Roman" w:eastAsia="Times New Roman" w:cs="Times New Roman"/>
-              </w:rPr>
-              <w:t xml:space="preserve"> HSAB</w:t>
-            </w:r>
-          </w:p>
-        </w:tc>
-        <w:tc>
-          <w:tcPr/>
-          <w:p>
-            <w:pPr>
-              <w:pStyle w:val="Compact"/>
-              <w:jc w:val="center"/>
-            </w:pPr>
-            <w:r>
-              <w:rPr>
-                <w:rFonts w:hint="eastAsia" w:ascii="Times New Roman" w:hAnsi="Times New Roman" w:eastAsia="FangSong" w:cs="Times New Roman"/>
-              </w:rPr>
-              <w:t>由逐级稳定常数分析配位平衡</w:t>
-            </w:r>
-            <w:r>
-              <w:rPr>
-                <w:rFonts w:hint="eastAsia" w:ascii="Times New Roman" w:hAnsi="Times New Roman" w:eastAsia="Times New Roman" w:cs="Times New Roman"/>
-              </w:rPr>
-              <w:t>，</w:t>
-            </w:r>
-            <w:r>
-              <w:rPr>
-                <w:rFonts w:hint="eastAsia" w:ascii="Times New Roman" w:hAnsi="Times New Roman" w:eastAsia="FangSong" w:cs="Times New Roman"/>
-              </w:rPr>
-              <w:t>用</w:t>
-            </w:r>
-            <w:r>
-              <w:rPr>
-                <w:rFonts w:ascii="Times New Roman" w:hAnsi="Times New Roman" w:eastAsia="Times New Roman" w:cs="Times New Roman"/>
-              </w:rPr>
-              <w:t xml:space="preserve"> HSAB </w:t>
-            </w:r>
-            <w:r>
-              <w:rPr>
-                <w:rFonts w:hint="eastAsia" w:ascii="Times New Roman" w:hAnsi="Times New Roman" w:eastAsia="FangSong" w:cs="Times New Roman"/>
-              </w:rPr>
-              <w:t xml:space="preserve">原理判断配位选择性</w:t>
-            </w:r>
-          </w:p>
-        </w:tc>
-      </w:tr>
-      <w:tr>
-        <w:tc>
-          <w:tcPr/>
-          <w:p>
-            <w:pPr>
-              <w:pStyle w:val="Compact"/>
-              <w:jc w:val="center"/>
-            </w:pPr>
-            <w:r>
-              <w:rPr>
-                <w:rFonts w:hint="eastAsia" w:ascii="Times New Roman" w:hAnsi="Times New Roman" w:eastAsia="FangSong" w:cs="Times New Roman"/>
-              </w:rPr>
-              <w:t>决赛</w:t>
-            </w:r>
-            <w:r>
-              <w:rPr>
-                <w:rFonts w:hint="eastAsia" w:ascii="Times New Roman" w:hAnsi="Times New Roman" w:eastAsia="Times New Roman" w:cs="Times New Roman"/>
-              </w:rPr>
-              <w:t>12</w:t>
-            </w:r>
-            <w:r>
-              <w:rPr>
-                <w:rFonts w:ascii="Times New Roman" w:hAnsi="Times New Roman" w:eastAsia="Times New Roman" w:cs="Times New Roman"/>
-              </w:rPr>
-              <w:t xml:space="preserve"> </w:t>
-            </w:r>
-            <w:r>
-              <w:rPr>
-                <w:rFonts w:hint="eastAsia" w:ascii="Times New Roman" w:hAnsi="Times New Roman" w:eastAsia="FangSong" w:cs="Times New Roman"/>
-              </w:rPr>
-              <w:t xml:space="preserve">配合物</w:t>
-            </w:r>
-            <w:r>
-              <w:rPr>
-                <w:rFonts w:ascii="Times New Roman" w:hAnsi="Times New Roman" w:eastAsia="Times New Roman" w:cs="Times New Roman"/>
-              </w:rPr>
-              <w:t xml:space="preserve"> · </w:t>
-            </w:r>
-            <w:r>
-              <w:rPr>
-                <w:rFonts w:hint="eastAsia" w:ascii="Times New Roman" w:hAnsi="Times New Roman" w:eastAsia="FangSong" w:cs="Times New Roman"/>
-              </w:rPr>
-              <w:t xml:space="preserve">羰基与</w:t>
-            </w:r>
-            <w:r>
-              <w:rPr>
-                <w:rFonts w:ascii="Times New Roman" w:hAnsi="Times New Roman" w:eastAsia="Times New Roman" w:cs="Times New Roman"/>
-              </w:rPr>
-              <w:t xml:space="preserve"> 18 </w:t>
-            </w:r>
-            <w:r>
-              <w:rPr>
-                <w:rFonts w:hint="eastAsia" w:ascii="Times New Roman" w:hAnsi="Times New Roman" w:eastAsia="FangSong" w:cs="Times New Roman"/>
-              </w:rPr>
-              <w:t xml:space="preserve">电子规则</w:t>
-            </w:r>
-          </w:p>
-        </w:tc>
-        <w:tc>
-          <w:tcPr/>
-          <w:p>
-            <w:pPr>
-              <w:pStyle w:val="Compact"/>
-              <w:jc w:val="center"/>
-            </w:pPr>
-            <w:r>
-              <w:rPr>
-                <w:rFonts w:hint="eastAsia" w:ascii="Times New Roman" w:hAnsi="Times New Roman" w:eastAsia="FangSong" w:cs="Times New Roman"/>
-              </w:rPr>
-              <w:t xml:space="preserve">用</w:t>
-            </w:r>
-            <w:r>
-              <w:rPr>
-                <w:rFonts w:ascii="Times New Roman" w:hAnsi="Times New Roman" w:eastAsia="Times New Roman" w:cs="Times New Roman"/>
-              </w:rPr>
-              <w:t xml:space="preserve"> DCD </w:t>
-            </w:r>
-            <w:r>
-              <w:rPr>
-                <w:rFonts w:hint="eastAsia" w:ascii="Times New Roman" w:hAnsi="Times New Roman" w:eastAsia="FangSong" w:cs="Times New Roman"/>
-              </w:rPr>
-              <w:t xml:space="preserve">反馈</w:t>
-            </w:r>
-            <w:r>
-              <w:rPr>
-                <w:rFonts w:ascii="Times New Roman" w:hAnsi="Times New Roman" w:eastAsia="Times New Roman" w:cs="Times New Roman"/>
-              </w:rPr>
-              <w:t xml:space="preserve"> </w:t>
-            </w:r>
-            <m:oMath>
-              <m:r>
-                <m:t>π</m:t>
-              </m:r>
-            </m:oMath>
-            <w:r>
-              <w:rPr>
-                <w:rFonts w:ascii="Times New Roman" w:hAnsi="Times New Roman" w:eastAsia="Times New Roman" w:cs="Times New Roman"/>
-              </w:rPr>
-              <w:t xml:space="preserve"> </w:t>
-            </w:r>
-            <w:r>
-              <w:rPr>
-                <w:rFonts w:hint="eastAsia" w:ascii="Times New Roman" w:hAnsi="Times New Roman" w:eastAsia="FangSong" w:cs="Times New Roman"/>
-              </w:rPr>
-              <w:t xml:space="preserve">键解释金属羰基成键并应用</w:t>
-            </w:r>
-            <w:r>
-              <w:rPr>
-                <w:rFonts w:ascii="Times New Roman" w:hAnsi="Times New Roman" w:eastAsia="Times New Roman" w:cs="Times New Roman"/>
-              </w:rPr>
-              <w:t xml:space="preserve"> 18 </w:t>
-            </w:r>
-            <w:r>
-              <w:rPr>
-                <w:rFonts w:hint="eastAsia" w:ascii="Times New Roman" w:hAnsi="Times New Roman" w:eastAsia="FangSong" w:cs="Times New Roman"/>
-              </w:rPr>
-              <w:t xml:space="preserve">电子规则</w:t>
-            </w:r>
-          </w:p>
-        </w:tc>
-      </w:tr>
-    </w:tbl>
-    <w:p>
-      <w:pPr>
-        <w:spacing w:before="120" w:after="80"/>
-      </w:pPr>
-    </w:p>
-    <w:tbl>
-      <w:tblPr>
-        <w:tblStyle w:val="Table"/>
-        <w:tblW w:type="pct" w:w="5000"/>
-        <w:tblLayout w:type="fixed"/>
-        <w:tblLook w:firstRow="1" w:lastRow="0" w:firstColumn="0" w:lastColumn="0" w:noHBand="0" w:noVBand="0" w:val="0020"/>
-        <w:jc w:val="center"/>
-        <w:tblBorders>
-          <w:top w:val="single" w:sz="12" w:space="0" w:color="333333"/>
-          <w:bottom w:val="single" w:sz="12" w:space="0" w:color="333333"/>
-          <w:left w:val="none"/>
-          <w:right w:val="none"/>
-          <w:insideH w:val="none"/>
-          <w:insideV w:val="none"/>
-        </w:tblBorders>
-      </w:tblPr>
-      <w:tblGrid>
-        <w:gridCol w:w="3960"/>
-        <w:gridCol w:w="3960"/>
-      </w:tblGrid>
-      <w:tr>
-        <w:trPr>
-          <w:tblHeader w:val="on"/>
-        </w:trPr>
-        <w:tc>
-          <w:tcPr>
-            <w:tcBorders>
-              <w:bottom w:val="single" w:sz="6" w:space="0" w:color="333333"/>
-            </w:tcBorders>
-          </w:tcPr>
-          <w:p>
-            <w:pPr>
-              <w:pStyle w:val="Compact"/>
-              <w:jc w:val="center"/>
-            </w:pPr>
-            <w:r>
-              <w:rPr>
-                <w:rFonts w:hint="eastAsia" w:ascii="Times New Roman" w:hAnsi="Times New Roman" w:eastAsia="SimHei" w:cs="Times New Roman"/>
-                <w:b/>
-              </w:rPr>
-              <w:t xml:space="preserve">考纲条目</w:t>
-            </w:r>
-          </w:p>
-        </w:tc>
-        <w:tc>
-          <w:tcPr>
-            <w:tcBorders>
-              <w:bottom w:val="single" w:sz="6" w:space="0" w:color="333333"/>
-            </w:tcBorders>
-          </w:tcPr>
-          <w:p>
-            <w:pPr>
-              <w:pStyle w:val="Compact"/>
-              <w:jc w:val="center"/>
-            </w:pPr>
-            <w:r>
-              <w:rPr>
-                <w:rFonts w:hint="eastAsia" w:ascii="Times New Roman" w:hAnsi="Times New Roman" w:eastAsia="SimHei" w:cs="Times New Roman"/>
-                <w:b/>
-              </w:rPr>
-              <w:t xml:space="preserve">学完本讲你应能</w:t>
-            </w:r>
-          </w:p>
-        </w:tc>
-      </w:tr>
-      <w:tr>
-        <w:tc>
-          <w:tcPr/>
-          <w:p>
-            <w:pPr>
-              <w:pStyle w:val="Compact"/>
-              <w:jc w:val="center"/>
-            </w:pPr>
-            <w:r>
-              <w:rPr>
-                <w:rFonts w:ascii="Times New Roman" w:hAnsi="Times New Roman" w:eastAsia="Times New Roman" w:cs="Times New Roman"/>
-                <w:b/>
-                <w:bCs/>
-              </w:rPr>
-              <w:t xml:space="preserve">§12 </w:t>
-            </w:r>
-            <w:r>
-              <w:rPr>
-                <w:rFonts w:hint="eastAsia" w:ascii="Times New Roman" w:hAnsi="Times New Roman" w:eastAsia="FangSong" w:cs="Times New Roman"/>
-                <w:b/>
-                <w:bCs/>
-              </w:rPr>
-              <w:t xml:space="preserve">配合物</w:t>
-            </w:r>
-            <w:r>
-              <w:rPr>
-                <w:rFonts w:ascii="Times New Roman" w:hAnsi="Times New Roman" w:eastAsia="Times New Roman" w:cs="Times New Roman"/>
-                <w:b/>
-                <w:bCs/>
-              </w:rPr>
-              <w:t xml:space="preserve"> · </w:t>
-            </w:r>
-            <w:r>
-              <w:rPr>
-                <w:rFonts w:hint="eastAsia" w:ascii="Times New Roman" w:hAnsi="Times New Roman" w:eastAsia="FangSong" w:cs="Times New Roman"/>
-                <w:b/>
-                <w:bCs/>
-              </w:rPr>
-              <w:t xml:space="preserve">结构组成与系统命名</w:t>
-            </w:r>
-          </w:p>
-        </w:tc>
-        <w:tc>
-          <w:tcPr/>
-          <w:p>
-            <w:pPr>
-              <w:pStyle w:val="Compact"/>
-              <w:jc w:val="center"/>
-            </w:pPr>
-            <w:r>
-              <w:rPr>
-                <w:rFonts w:hint="eastAsia" w:ascii="Times New Roman" w:hAnsi="Times New Roman" w:eastAsia="FangSong" w:cs="Times New Roman"/>
-              </w:rPr>
-              <w:t xml:space="preserve">深刻掌握配位键的</w:t>
-            </w:r>
-            <w:r>
-              <w:rPr>
-                <w:rFonts w:ascii="Times New Roman" w:hAnsi="Times New Roman" w:eastAsia="Times New Roman" w:cs="Times New Roman"/>
-              </w:rPr>
-              <w:t xml:space="preserve"> Lewis </w:t>
-            </w:r>
-            <w:r>
-              <w:rPr>
-                <w:rFonts w:hint="eastAsia" w:ascii="Times New Roman" w:hAnsi="Times New Roman" w:eastAsia="FangSong" w:cs="Times New Roman"/>
-              </w:rPr>
-              <w:t>酸碱相互作用微观本质</w:t>
-            </w:r>
-            <w:r>
-              <w:rPr>
-                <w:rFonts w:hint="eastAsia" w:ascii="Times New Roman" w:hAnsi="Times New Roman" w:eastAsia="Times New Roman" w:cs="Times New Roman"/>
-              </w:rPr>
-              <w:t>；</w:t>
-            </w:r>
-            <w:r>
-              <w:rPr>
-                <w:rFonts w:hint="eastAsia" w:ascii="Times New Roman" w:hAnsi="Times New Roman" w:eastAsia="FangSong" w:cs="Times New Roman"/>
-              </w:rPr>
-              <w:t>精通现代</w:t>
-            </w:r>
-            <w:r>
-              <w:rPr>
-                <w:rFonts w:ascii="Times New Roman" w:hAnsi="Times New Roman" w:eastAsia="Times New Roman" w:cs="Times New Roman"/>
-              </w:rPr>
-              <w:t xml:space="preserve"> IUPAC </w:t>
-            </w:r>
-            <w:r>
-              <w:rPr>
-                <w:rFonts w:hint="eastAsia" w:ascii="Times New Roman" w:hAnsi="Times New Roman" w:eastAsia="FangSong" w:cs="Times New Roman"/>
-              </w:rPr>
-              <w:t>系统命名法则</w:t>
-            </w:r>
-            <w:r>
-              <w:rPr>
-                <w:rFonts w:hint="eastAsia" w:ascii="Times New Roman" w:hAnsi="Times New Roman" w:eastAsia="Times New Roman" w:cs="Times New Roman"/>
-              </w:rPr>
-              <w:t>（</w:t>
-            </w:r>
-            <w:r>
-              <w:rPr>
-                <w:rFonts w:hint="eastAsia" w:ascii="Times New Roman" w:hAnsi="Times New Roman" w:eastAsia="FangSong" w:cs="Times New Roman"/>
-              </w:rPr>
-              <w:t>涵盖单齿</w:t>
-            </w:r>
-            <w:r>
-              <w:rPr>
-                <w:rFonts w:hint="eastAsia" w:ascii="Times New Roman" w:hAnsi="Times New Roman" w:eastAsia="Times New Roman" w:cs="Times New Roman"/>
-              </w:rPr>
-              <w:t>/</w:t>
-            </w:r>
-            <w:r>
-              <w:rPr>
-                <w:rFonts w:hint="eastAsia" w:ascii="Times New Roman" w:hAnsi="Times New Roman" w:eastAsia="FangSong" w:cs="Times New Roman"/>
-              </w:rPr>
-              <w:t>多齿配体</w:t>
-            </w:r>
-            <w:r>
-              <w:rPr>
-                <w:rFonts w:hint="eastAsia" w:ascii="Times New Roman" w:hAnsi="Times New Roman" w:eastAsia="Times New Roman" w:cs="Times New Roman"/>
-              </w:rPr>
-              <w:t>、</w:t>
-            </w:r>
-            <w:r>
-              <w:rPr>
-                <w:rFonts w:hint="eastAsia" w:ascii="Times New Roman" w:hAnsi="Times New Roman" w:eastAsia="FangSong" w:cs="Times New Roman"/>
-              </w:rPr>
-              <w:t>阴</w:t>
-            </w:r>
-            <w:r>
-              <w:rPr>
-                <w:rFonts w:hint="eastAsia" w:ascii="Times New Roman" w:hAnsi="Times New Roman" w:eastAsia="Times New Roman" w:cs="Times New Roman"/>
-              </w:rPr>
-              <w:t>/</w:t>
-            </w:r>
-            <w:r>
-              <w:rPr>
-                <w:rFonts w:hint="eastAsia" w:ascii="Times New Roman" w:hAnsi="Times New Roman" w:eastAsia="FangSong" w:cs="Times New Roman"/>
-              </w:rPr>
-              <w:t>中性配体排序</w:t>
-            </w:r>
-            <w:r>
-              <w:rPr>
-                <w:rFonts w:hint="eastAsia" w:ascii="Times New Roman" w:hAnsi="Times New Roman" w:eastAsia="Times New Roman" w:cs="Times New Roman"/>
-              </w:rPr>
-              <w:t>、</w:t>
-            </w:r>
-            <m:oMath>
-              <m:r>
-                <m:t>μ</m:t>
-              </m:r>
-            </m:oMath>
-            <w:r>
-              <w:rPr>
-                <w:rFonts w:ascii="Times New Roman" w:hAnsi="Times New Roman" w:eastAsia="Times New Roman" w:cs="Times New Roman"/>
-              </w:rPr>
-              <w:t xml:space="preserve"> </w:t>
-            </w:r>
-            <w:r>
-              <w:rPr>
-                <w:rFonts w:hint="eastAsia" w:ascii="Times New Roman" w:hAnsi="Times New Roman" w:eastAsia="FangSong" w:cs="Times New Roman"/>
-              </w:rPr>
-              <w:t xml:space="preserve">桥联与</w:t>
-            </w:r>
-            <w:r>
-              <w:rPr>
-                <w:rFonts w:ascii="Times New Roman" w:hAnsi="Times New Roman" w:eastAsia="Times New Roman" w:cs="Times New Roman"/>
-              </w:rPr>
-              <w:t xml:space="preserve"> </w:t>
-            </w:r>
-            <m:oMath>
-              <m:r>
-                <m:t>κ</m:t>
-              </m:r>
-            </m:oMath>
-            <w:r>
-              <w:rPr>
-                <w:rFonts w:ascii="Times New Roman" w:hAnsi="Times New Roman" w:eastAsia="Times New Roman" w:cs="Times New Roman"/>
-              </w:rPr>
-              <w:t xml:space="preserve"> </w:t>
-            </w:r>
-            <w:r>
-              <w:rPr>
-                <w:rFonts w:hint="eastAsia" w:ascii="Times New Roman" w:hAnsi="Times New Roman" w:eastAsia="FangSong" w:cs="Times New Roman"/>
-              </w:rPr>
-              <w:t>键合位点标定</w:t>
-            </w:r>
-            <w:r>
-              <w:rPr>
-                <w:rFonts w:hint="eastAsia" w:ascii="Times New Roman" w:hAnsi="Times New Roman" w:eastAsia="Times New Roman" w:cs="Times New Roman"/>
-              </w:rPr>
-              <w:t>）；</w:t>
-            </w:r>
-            <w:r>
-              <w:rPr>
-                <w:rFonts w:hint="eastAsia" w:ascii="Times New Roman" w:hAnsi="Times New Roman" w:eastAsia="FangSong" w:cs="Times New Roman"/>
-              </w:rPr>
-              <w:t>掌握多齿配体螯合效应的热力学与构型熵驱动机理</w:t>
-            </w:r>
-            <w:r>
-              <w:rPr>
-                <w:rFonts w:hint="eastAsia" w:ascii="Times New Roman" w:hAnsi="Times New Roman" w:eastAsia="Times New Roman" w:cs="Times New Roman"/>
-              </w:rPr>
-              <w:t>。</w:t>
-            </w:r>
-          </w:p>
-        </w:tc>
-      </w:tr>
-      <w:tr>
-        <w:tc>
-          <w:tcPr/>
-          <w:p>
-            <w:pPr>
-              <w:pStyle w:val="Compact"/>
-              <w:jc w:val="center"/>
-            </w:pPr>
-            <w:r>
-              <w:rPr>
-                <w:rFonts w:ascii="Times New Roman" w:hAnsi="Times New Roman" w:eastAsia="Times New Roman" w:cs="Times New Roman"/>
-                <w:b/>
-                <w:bCs/>
-              </w:rPr>
-              <w:t xml:space="preserve">§12 </w:t>
-            </w:r>
-            <w:r>
-              <w:rPr>
-                <w:rFonts w:hint="eastAsia" w:ascii="Times New Roman" w:hAnsi="Times New Roman" w:eastAsia="FangSong" w:cs="Times New Roman"/>
-                <w:b/>
-                <w:bCs/>
-              </w:rPr>
-              <w:t xml:space="preserve">配合物</w:t>
-            </w:r>
-            <w:r>
-              <w:rPr>
-                <w:rFonts w:ascii="Times New Roman" w:hAnsi="Times New Roman" w:eastAsia="Times New Roman" w:cs="Times New Roman"/>
-                <w:b/>
-                <w:bCs/>
-              </w:rPr>
-              <w:t xml:space="preserve"> · </w:t>
-            </w:r>
-            <w:r>
-              <w:rPr>
-                <w:rFonts w:hint="eastAsia" w:ascii="Times New Roman" w:hAnsi="Times New Roman" w:eastAsia="FangSong" w:cs="Times New Roman"/>
-                <w:b/>
-                <w:bCs/>
-              </w:rPr>
-              <w:t xml:space="preserve">配位构型与立体异构</w:t>
-            </w:r>
-          </w:p>
-        </w:tc>
-        <w:tc>
-          <w:tcPr/>
-          <w:p>
-            <w:pPr>
-              <w:pStyle w:val="Compact"/>
-              <w:jc w:val="center"/>
-            </w:pPr>
-            <w:r>
-              <w:rPr>
-                <w:rFonts w:hint="eastAsia" w:ascii="Times New Roman" w:hAnsi="Times New Roman" w:eastAsia="FangSong" w:cs="Times New Roman"/>
-              </w:rPr>
-              <w:t xml:space="preserve">熟练判定从</w:t>
-            </w:r>
-            <w:r>
-              <w:rPr>
-                <w:rFonts w:ascii="Times New Roman" w:hAnsi="Times New Roman" w:eastAsia="Times New Roman" w:cs="Times New Roman"/>
-              </w:rPr>
-              <w:t xml:space="preserve"> 2 </w:t>
-            </w:r>
-            <w:r>
-              <w:rPr>
-                <w:rFonts w:hint="eastAsia" w:ascii="Times New Roman" w:hAnsi="Times New Roman" w:eastAsia="FangSong" w:cs="Times New Roman"/>
-              </w:rPr>
-              <w:t xml:space="preserve">到</w:t>
-            </w:r>
-            <w:r>
-              <w:rPr>
-                <w:rFonts w:ascii="Times New Roman" w:hAnsi="Times New Roman" w:eastAsia="Times New Roman" w:cs="Times New Roman"/>
-              </w:rPr>
-              <w:t xml:space="preserve"> 8 </w:t>
-            </w:r>
-            <w:r>
-              <w:rPr>
-                <w:rFonts w:hint="eastAsia" w:ascii="Times New Roman" w:hAnsi="Times New Roman" w:eastAsia="FangSong" w:cs="Times New Roman"/>
-              </w:rPr>
-              <w:t>配位配合物的立体几何多面体构型</w:t>
-            </w:r>
-            <w:r>
-              <w:rPr>
-                <w:rFonts w:hint="eastAsia" w:ascii="Times New Roman" w:hAnsi="Times New Roman" w:eastAsia="Times New Roman" w:cs="Times New Roman"/>
-              </w:rPr>
-              <w:t>；</w:t>
-            </w:r>
-            <w:r>
-              <w:rPr>
-                <w:rFonts w:hint="eastAsia" w:ascii="Times New Roman" w:hAnsi="Times New Roman" w:eastAsia="FangSong" w:cs="Times New Roman"/>
-              </w:rPr>
-              <w:t>精通顺反异构</w:t>
-            </w:r>
-            <w:r>
-              <w:rPr>
-                <w:rFonts w:hint="eastAsia" w:ascii="Times New Roman" w:hAnsi="Times New Roman" w:eastAsia="Times New Roman" w:cs="Times New Roman"/>
-              </w:rPr>
-              <w:t>、</w:t>
-            </w:r>
-            <w:r>
-              <w:rPr>
-                <w:rFonts w:hint="eastAsia" w:ascii="Times New Roman" w:hAnsi="Times New Roman" w:eastAsia="FangSong" w:cs="Times New Roman"/>
-              </w:rPr>
-              <w:t>面式</w:t>
-            </w:r>
-            <w:r>
-              <w:rPr>
-                <w:rFonts w:hint="eastAsia" w:ascii="Times New Roman" w:hAnsi="Times New Roman" w:eastAsia="Times New Roman" w:cs="Times New Roman"/>
-              </w:rPr>
-              <w:t>/</w:t>
-            </w:r>
-            <w:r>
-              <w:rPr>
-                <w:rFonts w:hint="eastAsia" w:ascii="Times New Roman" w:hAnsi="Times New Roman" w:eastAsia="FangSong" w:cs="Times New Roman"/>
-              </w:rPr>
-              <w:t>经式异构</w:t>
-            </w:r>
-            <w:r>
-              <w:rPr>
-                <w:rFonts w:hint="eastAsia" w:ascii="Times New Roman" w:hAnsi="Times New Roman" w:eastAsia="Times New Roman" w:cs="Times New Roman"/>
-              </w:rPr>
-              <w:t>、</w:t>
-            </w:r>
-            <w:r>
-              <w:rPr>
-                <w:rFonts w:hint="eastAsia" w:ascii="Times New Roman" w:hAnsi="Times New Roman" w:eastAsia="FangSong" w:cs="Times New Roman"/>
-              </w:rPr>
-              <w:t>多齿螯合手性对映体</w:t>
-            </w:r>
-            <w:r>
-              <w:rPr>
-                <w:rFonts w:hint="eastAsia" w:ascii="Times New Roman" w:hAnsi="Times New Roman" w:eastAsia="Times New Roman" w:cs="Times New Roman"/>
-              </w:rPr>
-              <w:t>（</w:t>
-            </w:r>
-            <m:oMath>
-              <m:r>
-                <m:rPr>
-                  <m:sty m:val="p"/>
-                </m:rPr>
-                <m:t>Δ</m:t>
-              </m:r>
-              <m:r>
-                <m:rPr>
-                  <m:sty m:val="p"/>
-                </m:rPr>
-                <m:t>/</m:t>
-              </m:r>
-              <m:r>
-                <m:rPr>
-                  <m:sty m:val="p"/>
-                </m:rPr>
-                <m:t>Λ</m:t>
-              </m:r>
-            </m:oMath>
-            <w:r>
-              <w:rPr>
-                <w:rFonts w:ascii="Times New Roman" w:hAnsi="Times New Roman" w:eastAsia="Times New Roman" w:cs="Times New Roman"/>
-              </w:rPr>
-              <w:t xml:space="preserve"> </w:t>
-            </w:r>
-            <w:r>
-              <w:rPr>
-                <w:rFonts w:hint="eastAsia" w:ascii="Times New Roman" w:hAnsi="Times New Roman" w:eastAsia="FangSong" w:cs="Times New Roman"/>
-              </w:rPr>
-              <w:t>标记</w:t>
-            </w:r>
-            <w:r>
-              <w:rPr>
-                <w:rFonts w:hint="eastAsia" w:ascii="Times New Roman" w:hAnsi="Times New Roman" w:eastAsia="Times New Roman" w:cs="Times New Roman"/>
-              </w:rPr>
-              <w:t>）</w:t>
-            </w:r>
-            <w:r>
-              <w:rPr>
-                <w:rFonts w:hint="eastAsia" w:ascii="Times New Roman" w:hAnsi="Times New Roman" w:eastAsia="FangSong" w:cs="Times New Roman"/>
-              </w:rPr>
-              <w:t>以及结构异构</w:t>
-            </w:r>
-            <w:r>
-              <w:rPr>
-                <w:rFonts w:hint="eastAsia" w:ascii="Times New Roman" w:hAnsi="Times New Roman" w:eastAsia="Times New Roman" w:cs="Times New Roman"/>
-              </w:rPr>
-              <w:t>（</w:t>
-            </w:r>
-            <w:r>
-              <w:rPr>
-                <w:rFonts w:hint="eastAsia" w:ascii="Times New Roman" w:hAnsi="Times New Roman" w:eastAsia="FangSong" w:cs="Times New Roman"/>
-              </w:rPr>
-              <w:t>键合</w:t>
-            </w:r>
-            <w:r>
-              <w:rPr>
-                <w:rFonts w:hint="eastAsia" w:ascii="Times New Roman" w:hAnsi="Times New Roman" w:eastAsia="Times New Roman" w:cs="Times New Roman"/>
-              </w:rPr>
-              <w:t>/</w:t>
-            </w:r>
-            <w:r>
-              <w:rPr>
-                <w:rFonts w:hint="eastAsia" w:ascii="Times New Roman" w:hAnsi="Times New Roman" w:eastAsia="FangSong" w:cs="Times New Roman"/>
-              </w:rPr>
-              <w:t>电离</w:t>
-            </w:r>
-            <w:r>
-              <w:rPr>
-                <w:rFonts w:hint="eastAsia" w:ascii="Times New Roman" w:hAnsi="Times New Roman" w:eastAsia="Times New Roman" w:cs="Times New Roman"/>
-              </w:rPr>
-              <w:t>/</w:t>
-            </w:r>
-            <w:r>
-              <w:rPr>
-                <w:rFonts w:hint="eastAsia" w:ascii="Times New Roman" w:hAnsi="Times New Roman" w:eastAsia="FangSong" w:cs="Times New Roman"/>
-              </w:rPr>
-              <w:t>水合异构</w:t>
-            </w:r>
-            <w:r>
-              <w:rPr>
-                <w:rFonts w:hint="eastAsia" w:ascii="Times New Roman" w:hAnsi="Times New Roman" w:eastAsia="Times New Roman" w:cs="Times New Roman"/>
-              </w:rPr>
-              <w:t>）</w:t>
-            </w:r>
-            <w:r>
-              <w:rPr>
-                <w:rFonts w:hint="eastAsia" w:ascii="Times New Roman" w:hAnsi="Times New Roman" w:eastAsia="FangSong" w:cs="Times New Roman"/>
-              </w:rPr>
-              <w:t>的系统性拆解与立体枚举</w:t>
-            </w:r>
-            <w:r>
-              <w:rPr>
-                <w:rFonts w:hint="eastAsia" w:ascii="Times New Roman" w:hAnsi="Times New Roman" w:eastAsia="Times New Roman" w:cs="Times New Roman"/>
-              </w:rPr>
-              <w:t>。</w:t>
-            </w:r>
-          </w:p>
-        </w:tc>
-      </w:tr>
-      <w:tr>
-        <w:tc>
-          <w:tcPr/>
-          <w:p>
-            <w:pPr>
-              <w:pStyle w:val="Compact"/>
-              <w:jc w:val="center"/>
-            </w:pPr>
-            <w:r>
-              <w:rPr>
-                <w:rFonts w:ascii="Times New Roman" w:hAnsi="Times New Roman" w:eastAsia="Times New Roman" w:cs="Times New Roman"/>
-                <w:b/>
-                <w:bCs/>
-              </w:rPr>
-              <w:t xml:space="preserve">§12 </w:t>
-            </w:r>
-            <w:r>
-              <w:rPr>
-                <w:rFonts w:hint="eastAsia" w:ascii="Times New Roman" w:hAnsi="Times New Roman" w:eastAsia="FangSong" w:cs="Times New Roman"/>
-                <w:b/>
-                <w:bCs/>
-              </w:rPr>
-              <w:t xml:space="preserve">配合物</w:t>
-            </w:r>
-            <w:r>
-              <w:rPr>
-                <w:rFonts w:ascii="Times New Roman" w:hAnsi="Times New Roman" w:eastAsia="Times New Roman" w:cs="Times New Roman"/>
-                <w:b/>
-                <w:bCs/>
-              </w:rPr>
-              <w:t xml:space="preserve"> · </w:t>
-            </w:r>
-            <w:r>
-              <w:rPr>
-                <w:rFonts w:hint="eastAsia" w:ascii="Times New Roman" w:hAnsi="Times New Roman" w:eastAsia="FangSong" w:cs="Times New Roman"/>
-                <w:b/>
-                <w:bCs/>
-              </w:rPr>
-              <w:t xml:space="preserve">晶体场分裂与反馈成键</w:t>
-            </w:r>
-          </w:p>
-        </w:tc>
-        <w:tc>
-          <w:tcPr/>
-          <w:p>
-            <w:pPr>
-              <w:pStyle w:val="Compact"/>
-              <w:jc w:val="center"/>
-            </w:pPr>
-            <w:r>
-              <w:rPr>
-                <w:rFonts w:hint="eastAsia" w:ascii="Times New Roman" w:hAnsi="Times New Roman" w:eastAsia="FangSong" w:cs="Times New Roman"/>
-              </w:rPr>
-              <w:t>熟练推导八面体</w:t>
-            </w:r>
-            <w:r>
-              <w:rPr>
-                <w:rFonts w:hint="eastAsia" w:ascii="Times New Roman" w:hAnsi="Times New Roman" w:eastAsia="Times New Roman" w:cs="Times New Roman"/>
-              </w:rPr>
-              <w:t>（</w:t>
-            </w:r>
-            <m:oMath>
-              <m:sSub>
-                <m:e>
-                  <m:r>
-                    <m:t>O</m:t>
-                  </m:r>
-                </m:e>
-                <m:sub>
-                  <m:r>
-                    <m:t>h</m:t>
-                  </m:r>
-                </m:sub>
-              </m:sSub>
-            </m:oMath>
-            <w:r>
-              <w:rPr>
-                <w:rFonts w:hint="eastAsia" w:ascii="Times New Roman" w:hAnsi="Times New Roman" w:eastAsia="Times New Roman" w:cs="Times New Roman"/>
-              </w:rPr>
-              <w:t>）、</w:t>
-            </w:r>
-            <w:r>
-              <w:rPr>
-                <w:rFonts w:hint="eastAsia" w:ascii="Times New Roman" w:hAnsi="Times New Roman" w:eastAsia="FangSong" w:cs="Times New Roman"/>
-              </w:rPr>
-              <w:t>四面体</w:t>
-            </w:r>
-            <w:r>
-              <w:rPr>
-                <w:rFonts w:hint="eastAsia" w:ascii="Times New Roman" w:hAnsi="Times New Roman" w:eastAsia="Times New Roman" w:cs="Times New Roman"/>
-              </w:rPr>
-              <w:t>（</w:t>
-            </w:r>
-            <m:oMath>
-              <m:sSub>
-                <m:e>
-                  <m:r>
-                    <m:t>T</m:t>
-                  </m:r>
-                </m:e>
-                <m:sub>
-                  <m:r>
-                    <m:t>d</m:t>
-                  </m:r>
-                </m:sub>
-              </m:sSub>
-            </m:oMath>
-            <w:r>
-              <w:rPr>
-                <w:rFonts w:hint="eastAsia" w:ascii="Times New Roman" w:hAnsi="Times New Roman" w:eastAsia="Times New Roman" w:cs="Times New Roman"/>
-              </w:rPr>
-              <w:t>）</w:t>
-            </w:r>
-            <w:r>
-              <w:rPr>
-                <w:rFonts w:hint="eastAsia" w:ascii="Times New Roman" w:hAnsi="Times New Roman" w:eastAsia="FangSong" w:cs="Times New Roman"/>
-              </w:rPr>
-              <w:t>与平面正方形</w:t>
-            </w:r>
-            <w:r>
-              <w:rPr>
-                <w:rFonts w:hint="eastAsia" w:ascii="Times New Roman" w:hAnsi="Times New Roman" w:eastAsia="Times New Roman" w:cs="Times New Roman"/>
-              </w:rPr>
-              <w:t>（</w:t>
-            </w:r>
-            <m:oMath>
-              <m:sSub>
-                <m:e>
-                  <m:r>
-                    <m:t>D</m:t>
-                  </m:r>
-                </m:e>
-                <m:sub>
-                  <m:r>
-                    <m:t>4</m:t>
-                  </m:r>
-                  <m:r>
-                    <m:t>h</m:t>
-                  </m:r>
-                </m:sub>
-              </m:sSub>
-            </m:oMath>
-            <w:r>
-              <w:rPr>
-                <w:rFonts w:hint="eastAsia" w:ascii="Times New Roman" w:hAnsi="Times New Roman" w:eastAsia="Times New Roman" w:cs="Times New Roman"/>
-              </w:rPr>
-              <w:t>）</w:t>
-            </w:r>
-            <w:r>
-              <w:rPr>
-                <w:rFonts w:hint="eastAsia" w:ascii="Times New Roman" w:hAnsi="Times New Roman" w:eastAsia="FangSong" w:cs="Times New Roman"/>
-              </w:rPr>
-              <w:t>场中</w:t>
-            </w:r>
-            <w:r>
-              <w:rPr>
-                <w:rFonts w:ascii="Times New Roman" w:hAnsi="Times New Roman" w:eastAsia="Times New Roman" w:cs="Times New Roman"/>
-              </w:rPr>
-              <w:t xml:space="preserve"> </w:t>
-            </w:r>
-            <m:oMath>
-              <m:r>
-                <m:t>d</m:t>
-              </m:r>
-            </m:oMath>
-            <w:r>
-              <w:rPr>
-                <w:rFonts w:ascii="Times New Roman" w:hAnsi="Times New Roman" w:eastAsia="Times New Roman" w:cs="Times New Roman"/>
-              </w:rPr>
-              <w:t xml:space="preserve"> </w:t>
-            </w:r>
-            <w:r>
-              <w:rPr>
-                <w:rFonts w:hint="eastAsia" w:ascii="Times New Roman" w:hAnsi="Times New Roman" w:eastAsia="FangSong" w:cs="Times New Roman"/>
-              </w:rPr>
-              <w:t xml:space="preserve">轨道的能级分裂与</w:t>
-            </w:r>
-            <w:r>
-              <w:rPr>
-                <w:rFonts w:ascii="Times New Roman" w:hAnsi="Times New Roman" w:eastAsia="Times New Roman" w:cs="Times New Roman"/>
-              </w:rPr>
-              <w:t xml:space="preserve"> CFSE </w:t>
-            </w:r>
-            <w:r>
-              <w:rPr>
-                <w:rFonts w:hint="eastAsia" w:ascii="Times New Roman" w:hAnsi="Times New Roman" w:eastAsia="FangSong" w:cs="Times New Roman"/>
-              </w:rPr>
-              <w:t>计算</w:t>
-            </w:r>
-            <w:r>
-              <w:rPr>
-                <w:rFonts w:hint="eastAsia" w:ascii="Times New Roman" w:hAnsi="Times New Roman" w:eastAsia="Times New Roman" w:cs="Times New Roman"/>
-              </w:rPr>
-              <w:t>；</w:t>
-            </w:r>
-            <w:r>
-              <w:rPr>
-                <w:rFonts w:hint="eastAsia" w:ascii="Times New Roman" w:hAnsi="Times New Roman" w:eastAsia="FangSong" w:cs="Times New Roman"/>
-              </w:rPr>
-              <w:t>掌握高</w:t>
-            </w:r>
-            <w:r>
-              <w:rPr>
-                <w:rFonts w:hint="eastAsia" w:ascii="Times New Roman" w:hAnsi="Times New Roman" w:eastAsia="Times New Roman" w:cs="Times New Roman"/>
-              </w:rPr>
-              <w:t>/</w:t>
-            </w:r>
-            <w:r>
-              <w:rPr>
-                <w:rFonts w:hint="eastAsia" w:ascii="Times New Roman" w:hAnsi="Times New Roman" w:eastAsia="FangSong" w:cs="Times New Roman"/>
-              </w:rPr>
-              <w:t>低自旋竞争与磁性</w:t>
-            </w:r>
-            <w:r>
-              <w:rPr>
-                <w:rFonts w:hint="eastAsia" w:ascii="Times New Roman" w:hAnsi="Times New Roman" w:eastAsia="Times New Roman" w:cs="Times New Roman"/>
-              </w:rPr>
-              <w:t>/</w:t>
-            </w:r>
-            <w:r>
-              <w:rPr>
-                <w:rFonts w:hint="eastAsia" w:ascii="Times New Roman" w:hAnsi="Times New Roman" w:eastAsia="FangSong" w:cs="Times New Roman"/>
-              </w:rPr>
-              <w:t>颜色吸收规律</w:t>
-            </w:r>
-            <w:r>
-              <w:rPr>
-                <w:rFonts w:hint="eastAsia" w:ascii="Times New Roman" w:hAnsi="Times New Roman" w:eastAsia="Times New Roman" w:cs="Times New Roman"/>
-              </w:rPr>
-              <w:t>；</w:t>
-            </w:r>
-            <w:r>
-              <w:rPr>
-                <w:rFonts w:hint="eastAsia" w:ascii="Times New Roman" w:hAnsi="Times New Roman" w:eastAsia="FangSong" w:cs="Times New Roman"/>
-              </w:rPr>
-              <w:t>深刻理解金属羰基化合物</w:t>
-            </w:r>
-            <w:r>
-              <w:rPr>
-                <w:rFonts w:ascii="Times New Roman" w:hAnsi="Times New Roman" w:eastAsia="Times New Roman" w:cs="Times New Roman"/>
-              </w:rPr>
-              <w:t xml:space="preserve"> </w:t>
-            </w:r>
-            <m:oMath>
-              <m:r>
-                <m:t>σ</m:t>
-              </m:r>
-            </m:oMath>
-            <w:r>
-              <w:rPr>
-                <w:rFonts w:ascii="Times New Roman" w:hAnsi="Times New Roman" w:eastAsia="Times New Roman" w:cs="Times New Roman"/>
-              </w:rPr>
-              <w:t xml:space="preserve"> </w:t>
-            </w:r>
-            <w:r>
-              <w:rPr>
-                <w:rFonts w:hint="eastAsia" w:ascii="Times New Roman" w:hAnsi="Times New Roman" w:eastAsia="FangSong" w:cs="Times New Roman"/>
-              </w:rPr>
-              <w:t xml:space="preserve">给电子与</w:t>
-            </w:r>
-            <w:r>
-              <w:rPr>
-                <w:rFonts w:ascii="Times New Roman" w:hAnsi="Times New Roman" w:eastAsia="Times New Roman" w:cs="Times New Roman"/>
-              </w:rPr>
-              <w:t xml:space="preserve"> </w:t>
-            </w:r>
-            <m:oMath>
-              <m:r>
-                <m:t>π</m:t>
-              </m:r>
-            </m:oMath>
-            <w:r>
-              <w:rPr>
-                <w:rFonts w:ascii="Times New Roman" w:hAnsi="Times New Roman" w:eastAsia="Times New Roman" w:cs="Times New Roman"/>
-              </w:rPr>
-              <w:t xml:space="preserve"> </w:t>
-            </w:r>
-            <w:r>
-              <w:rPr>
-                <w:rFonts w:hint="eastAsia" w:ascii="Times New Roman" w:hAnsi="Times New Roman" w:eastAsia="FangSong" w:cs="Times New Roman"/>
-              </w:rPr>
-              <w:t xml:space="preserve">反馈键协同机制及</w:t>
-            </w:r>
-            <w:r>
-              <w:rPr>
-                <w:rFonts w:ascii="Times New Roman" w:hAnsi="Times New Roman" w:eastAsia="Times New Roman" w:cs="Times New Roman"/>
-              </w:rPr>
-              <w:t xml:space="preserve"> 18 </w:t>
-            </w:r>
-            <w:r>
-              <w:rPr>
-                <w:rFonts w:hint="eastAsia" w:ascii="Times New Roman" w:hAnsi="Times New Roman" w:eastAsia="FangSong" w:cs="Times New Roman"/>
-              </w:rPr>
-              <w:t>电子规则</w:t>
-            </w:r>
-            <w:r>
-              <w:rPr>
-                <w:rFonts w:hint="eastAsia" w:ascii="Times New Roman" w:hAnsi="Times New Roman" w:eastAsia="Times New Roman" w:cs="Times New Roman"/>
-              </w:rPr>
-              <w:t>。</w:t>
-            </w:r>
-          </w:p>
-        </w:tc>
-      </w:tr>
-    </w:tbl>
-    <w:p>
-      <w:pPr>
-        <w:spacing w:before="160" w:after="80"/>
-      </w:pPr>
-      <w:r>
-        <w:pict>
-          <v:rect style="width:0;height:1.5pt" o:hralign="center" o:hrstd="t" o:hr="t"/>
-        </w:pict>
-      </w:r>
-    </w:p>
-    <w:bookmarkEnd w:id="9"/>
-    <w:bookmarkStart w:id="19" w:name="配位键本质与现代-iupac-系统命名规范"/>
+    <w:bookmarkStart w:id="18" w:name="配位键本质与现代-iupac-系统命名规范"/>
     <w:p>
       <w:pPr>
         <w:pStyle w:val="Heading2"/>
@@ -1788,18 +232,18 @@
           <wp:inline>
             <wp:extent cx="2667000" cy="1995530"/>
             <wp:effectExtent b="0" l="0" r="0" t="0"/>
-            <wp:docPr descr="" title="" id="11" name="Picture"/>
+            <wp:docPr descr="" title="" id="10" name="Picture"/>
             <a:graphic>
               <a:graphicData uri="http://schemas.openxmlformats.org/drawingml/2006/picture">
                 <pic:pic>
                   <pic:nvPicPr>
-                    <pic:cNvPr descr="523ba0fa2b9496617d3aa3e4f7af603bf4df2069d6a528e9468e99ccc48ed903.jpg" id="12" name="Picture"/>
+                    <pic:cNvPr descr="523ba0fa2b9496617d3aa3e4f7af603bf4df2069d6a528e9468e99ccc48ed903.jpg" id="11" name="Picture"/>
                     <pic:cNvPicPr>
                       <a:picLocks noChangeArrowheads="1" noChangeAspect="1"/>
                     </pic:cNvPicPr>
                   </pic:nvPicPr>
                   <pic:blipFill>
-                    <a:blip r:embed="rId10"/>
+                    <a:blip r:embed="rId9"/>
                     <a:stretch>
                       <a:fillRect/>
                     </a:stretch>
@@ -2230,18 +674,18 @@
           <wp:inline>
             <wp:extent cx="2667000" cy="482702"/>
             <wp:effectExtent b="0" l="0" r="0" t="0"/>
-            <wp:docPr descr="" title="" id="14" name="Picture"/>
+            <wp:docPr descr="" title="" id="13" name="Picture"/>
             <a:graphic>
               <a:graphicData uri="http://schemas.openxmlformats.org/drawingml/2006/picture">
                 <pic:pic>
                   <pic:nvPicPr>
-                    <pic:cNvPr descr="b32a0ace276c8386086d52fbf9ce694176cbbd054d3297538a9191abf47b2574.jpg" id="15" name="Picture"/>
+                    <pic:cNvPr descr="b32a0ace276c8386086d52fbf9ce694176cbbd054d3297538a9191abf47b2574.jpg" id="14" name="Picture"/>
                     <pic:cNvPicPr>
                       <a:picLocks noChangeArrowheads="1" noChangeAspect="1"/>
                     </pic:cNvPicPr>
                   </pic:nvPicPr>
                   <pic:blipFill>
-                    <a:blip r:embed="rId13"/>
+                    <a:blip r:embed="rId12"/>
                     <a:stretch>
                       <a:fillRect/>
                     </a:stretch>
@@ -2675,18 +1119,18 @@
           <wp:inline>
             <wp:extent cx="2667000" cy="1060709"/>
             <wp:effectExtent b="0" l="0" r="0" t="0"/>
-            <wp:docPr descr="" title="" id="17" name="Picture"/>
+            <wp:docPr descr="" title="" id="16" name="Picture"/>
             <a:graphic>
               <a:graphicData uri="http://schemas.openxmlformats.org/drawingml/2006/picture">
                 <pic:pic>
                   <pic:nvPicPr>
-                    <pic:cNvPr descr="9dc05edebcd5c77b5243059af9b209965767aeb34d1fe9eacd24e1e3dd367d21.jpg" id="18" name="Picture"/>
+                    <pic:cNvPr descr="9dc05edebcd5c77b5243059af9b209965767aeb34d1fe9eacd24e1e3dd367d21.jpg" id="17" name="Picture"/>
                     <pic:cNvPicPr>
                       <a:picLocks noChangeArrowheads="1" noChangeAspect="1"/>
                     </pic:cNvPicPr>
                   </pic:nvPicPr>
                   <pic:blipFill>
-                    <a:blip r:embed="rId16"/>
+                    <a:blip r:embed="rId15"/>
                     <a:stretch>
                       <a:fillRect/>
                     </a:stretch>
@@ -2759,8 +1203,8 @@
         </w:pict>
       </w:r>
     </w:p>
-    <w:bookmarkEnd w:id="19"/>
-    <w:bookmarkStart w:id="26" w:name="多齿螯合物螯合效应与宏观热力学稳定性"/>
+    <w:bookmarkEnd w:id="18"/>
+    <w:bookmarkStart w:id="25" w:name="多齿螯合物螯合效应与宏观热力学稳定性"/>
     <w:p>
       <w:pPr>
         <w:pStyle w:val="Heading2"/>
@@ -3217,18 +1661,18 @@
           <wp:inline>
             <wp:extent cx="2667000" cy="907227"/>
             <wp:effectExtent b="0" l="0" r="0" t="0"/>
-            <wp:docPr descr="" title="" id="21" name="Picture"/>
+            <wp:docPr descr="" title="" id="20" name="Picture"/>
             <a:graphic>
               <a:graphicData uri="http://schemas.openxmlformats.org/drawingml/2006/picture">
                 <pic:pic>
                   <pic:nvPicPr>
-                    <pic:cNvPr descr="3bf42e081ec46738ba851c1fd3200dd41a318d882b77b542f5fb9d4dc6cdd39b.jpg" id="22" name="Picture"/>
+                    <pic:cNvPr descr="3bf42e081ec46738ba851c1fd3200dd41a318d882b77b542f5fb9d4dc6cdd39b.jpg" id="21" name="Picture"/>
                     <pic:cNvPicPr>
                       <a:picLocks noChangeArrowheads="1" noChangeAspect="1"/>
                     </pic:cNvPicPr>
                   </pic:nvPicPr>
                   <pic:blipFill>
-                    <a:blip r:embed="rId20"/>
+                    <a:blip r:embed="rId19"/>
                     <a:stretch>
                       <a:fillRect/>
                     </a:stretch>
@@ -4086,18 +2530,18 @@
           <wp:inline>
             <wp:extent cx="2667000" cy="1851500"/>
             <wp:effectExtent b="0" l="0" r="0" t="0"/>
-            <wp:docPr descr="" title="" id="24" name="Picture"/>
+            <wp:docPr descr="" title="" id="23" name="Picture"/>
             <a:graphic>
               <a:graphicData uri="http://schemas.openxmlformats.org/drawingml/2006/picture">
                 <pic:pic>
                   <pic:nvPicPr>
-                    <pic:cNvPr descr="481d8189d74f7a55bcddd2afb9c2f7512908a66b9222e0b1f207af6f212f4724.jpg" id="25" name="Picture"/>
+                    <pic:cNvPr descr="481d8189d74f7a55bcddd2afb9c2f7512908a66b9222e0b1f207af6f212f4724.jpg" id="24" name="Picture"/>
                     <pic:cNvPicPr>
                       <a:picLocks noChangeArrowheads="1" noChangeAspect="1"/>
                     </pic:cNvPicPr>
                   </pic:nvPicPr>
                   <pic:blipFill>
-                    <a:blip r:embed="rId23"/>
+                    <a:blip r:embed="rId22"/>
                     <a:stretch>
                       <a:fillRect/>
                     </a:stretch>
@@ -4296,8 +2740,8 @@
         </w:pict>
       </w:r>
     </w:p>
-    <w:bookmarkEnd w:id="26"/>
-    <w:bookmarkStart w:id="36" w:name="配位数与配位多面体空间立体几何构型"/>
+    <w:bookmarkEnd w:id="25"/>
+    <w:bookmarkStart w:id="35" w:name="配位数与配位多面体空间立体几何构型"/>
     <w:p>
       <w:pPr>
         <w:pStyle w:val="Heading2"/>
@@ -5025,18 +3469,18 @@
           <wp:inline>
             <wp:extent cx="2667000" cy="1310653"/>
             <wp:effectExtent b="0" l="0" r="0" t="0"/>
-            <wp:docPr descr="" title="" id="28" name="Picture"/>
+            <wp:docPr descr="" title="" id="27" name="Picture"/>
             <a:graphic>
               <a:graphicData uri="http://schemas.openxmlformats.org/drawingml/2006/picture">
                 <pic:pic>
                   <pic:nvPicPr>
-                    <pic:cNvPr descr="09afcfd50bd7af101f6146a109ed4a36ec979464fdc5e0c11be9c342356d0c0f.jpg" id="29" name="Picture"/>
+                    <pic:cNvPr descr="09afcfd50bd7af101f6146a109ed4a36ec979464fdc5e0c11be9c342356d0c0f.jpg" id="28" name="Picture"/>
                     <pic:cNvPicPr>
                       <a:picLocks noChangeArrowheads="1" noChangeAspect="1"/>
                     </pic:cNvPicPr>
                   </pic:nvPicPr>
                   <pic:blipFill>
-                    <a:blip r:embed="rId27"/>
+                    <a:blip r:embed="rId26"/>
                     <a:stretch>
                       <a:fillRect/>
                     </a:stretch>
@@ -6182,18 +4626,18 @@
           <wp:inline>
             <wp:extent cx="2667000" cy="3022982"/>
             <wp:effectExtent b="0" l="0" r="0" t="0"/>
-            <wp:docPr descr="" title="" id="31" name="Picture"/>
+            <wp:docPr descr="" title="" id="30" name="Picture"/>
             <a:graphic>
               <a:graphicData uri="http://schemas.openxmlformats.org/drawingml/2006/picture">
                 <pic:pic>
                   <pic:nvPicPr>
-                    <pic:cNvPr descr="920cf46c8a697683f18fa09937351bc4fd62b794adef3d5a8af4045b016e9b77.png" id="32" name="Picture"/>
+                    <pic:cNvPr descr="920cf46c8a697683f18fa09937351bc4fd62b794adef3d5a8af4045b016e9b77.png" id="31" name="Picture"/>
                     <pic:cNvPicPr>
                       <a:picLocks noChangeArrowheads="1" noChangeAspect="1"/>
                     </pic:cNvPicPr>
                   </pic:nvPicPr>
                   <pic:blipFill>
-                    <a:blip r:embed="rId30"/>
+                    <a:blip r:embed="rId29"/>
                     <a:stretch>
                       <a:fillRect/>
                     </a:stretch>
@@ -6656,18 +5100,18 @@
           <wp:inline>
             <wp:extent cx="2667000" cy="687564"/>
             <wp:effectExtent b="0" l="0" r="0" t="0"/>
-            <wp:docPr descr="" title="" id="34" name="Picture"/>
+            <wp:docPr descr="" title="" id="33" name="Picture"/>
             <a:graphic>
               <a:graphicData uri="http://schemas.openxmlformats.org/drawingml/2006/picture">
                 <pic:pic>
                   <pic:nvPicPr>
-                    <pic:cNvPr descr="a0ac376e1616eb3e65c4085cd83b2b63f50487fa69949357da7497b93da4d68d.jpg" id="35" name="Picture"/>
+                    <pic:cNvPr descr="a0ac376e1616eb3e65c4085cd83b2b63f50487fa69949357da7497b93da4d68d.jpg" id="34" name="Picture"/>
                     <pic:cNvPicPr>
                       <a:picLocks noChangeArrowheads="1" noChangeAspect="1"/>
                     </pic:cNvPicPr>
                   </pic:nvPicPr>
                   <pic:blipFill>
-                    <a:blip r:embed="rId33"/>
+                    <a:blip r:embed="rId32"/>
                     <a:stretch>
                       <a:fillRect/>
                     </a:stretch>
@@ -6740,8 +5184,8 @@
         </w:pict>
       </w:r>
     </w:p>
-    <w:bookmarkEnd w:id="36"/>
-    <w:bookmarkStart w:id="43" w:name="配位化学价键理论vbt与杂化轨道模型"/>
+    <w:bookmarkEnd w:id="35"/>
+    <w:bookmarkStart w:id="42" w:name="配位化学价键理论vbt与杂化轨道模型"/>
     <w:p>
       <w:pPr>
         <w:pStyle w:val="Heading2"/>
@@ -7046,18 +5490,18 @@
           <wp:inline>
             <wp:extent cx="2667000" cy="533400"/>
             <wp:effectExtent b="0" l="0" r="0" t="0"/>
-            <wp:docPr descr="" title="" id="38" name="Picture"/>
+            <wp:docPr descr="" title="" id="37" name="Picture"/>
             <a:graphic>
               <a:graphicData uri="http://schemas.openxmlformats.org/drawingml/2006/picture">
                 <pic:pic>
                   <pic:nvPicPr>
-                    <pic:cNvPr descr="434a111468d2b50500620ba6f8e8473d9e3677b655d9673f2088ee9da8b59020.jpg" id="39" name="Picture"/>
+                    <pic:cNvPr descr="434a111468d2b50500620ba6f8e8473d9e3677b655d9673f2088ee9da8b59020.jpg" id="38" name="Picture"/>
                     <pic:cNvPicPr>
                       <a:picLocks noChangeArrowheads="1" noChangeAspect="1"/>
                     </pic:cNvPicPr>
                   </pic:nvPicPr>
                   <pic:blipFill>
-                    <a:blip r:embed="rId37"/>
+                    <a:blip r:embed="rId36"/>
                     <a:stretch>
                       <a:fillRect/>
                     </a:stretch>
@@ -8674,18 +7118,18 @@
           <wp:inline>
             <wp:extent cx="2667000" cy="1014161"/>
             <wp:effectExtent b="0" l="0" r="0" t="0"/>
-            <wp:docPr descr="" title="" id="41" name="Picture"/>
+            <wp:docPr descr="" title="" id="40" name="Picture"/>
             <a:graphic>
               <a:graphicData uri="http://schemas.openxmlformats.org/drawingml/2006/picture">
                 <pic:pic>
                   <pic:nvPicPr>
-                    <pic:cNvPr descr="2d1396dc190d214fffe488cde9d2e198bdbd82de0e804a6a8f9bc428c0d0dba0.jpg" id="42" name="Picture"/>
+                    <pic:cNvPr descr="2d1396dc190d214fffe488cde9d2e198bdbd82de0e804a6a8f9bc428c0d0dba0.jpg" id="41" name="Picture"/>
                     <pic:cNvPicPr>
                       <a:picLocks noChangeArrowheads="1" noChangeAspect="1"/>
                     </pic:cNvPicPr>
                   </pic:nvPicPr>
                   <pic:blipFill>
-                    <a:blip r:embed="rId40"/>
+                    <a:blip r:embed="rId39"/>
                     <a:stretch>
                       <a:fillRect/>
                     </a:stretch>
@@ -9131,8 +7575,8 @@
         </w:pict>
       </w:r>
     </w:p>
-    <w:bookmarkEnd w:id="43"/>
-    <w:bookmarkStart w:id="65" w:name="配合物立体异构全景几何异构与光学手性对映体"/>
+    <w:bookmarkEnd w:id="42"/>
+    <w:bookmarkStart w:id="64" w:name="配合物立体异构全景几何异构与光学手性对映体"/>
     <w:p>
       <w:pPr>
         <w:pStyle w:val="Heading2"/>
@@ -9291,18 +7735,18 @@
           <wp:inline>
             <wp:extent cx="2667000" cy="1684421"/>
             <wp:effectExtent b="0" l="0" r="0" t="0"/>
-            <wp:docPr descr="" title="" id="45" name="Picture"/>
+            <wp:docPr descr="" title="" id="44" name="Picture"/>
             <a:graphic>
               <a:graphicData uri="http://schemas.openxmlformats.org/drawingml/2006/picture">
                 <pic:pic>
                   <pic:nvPicPr>
-                    <pic:cNvPr descr="36df1881228515b2920ea01f58446cd54084a04d6cd685facec101ece6775224.png" id="46" name="Picture"/>
+                    <pic:cNvPr descr="36df1881228515b2920ea01f58446cd54084a04d6cd685facec101ece6775224.png" id="45" name="Picture"/>
                     <pic:cNvPicPr>
                       <a:picLocks noChangeArrowheads="1" noChangeAspect="1"/>
                     </pic:cNvPicPr>
                   </pic:nvPicPr>
                   <pic:blipFill>
-                    <a:blip r:embed="rId44"/>
+                    <a:blip r:embed="rId43"/>
                     <a:stretch>
                       <a:fillRect/>
                     </a:stretch>
@@ -9782,18 +8226,18 @@
           <wp:inline>
             <wp:extent cx="2667000" cy="1819275"/>
             <wp:effectExtent b="0" l="0" r="0" t="0"/>
-            <wp:docPr descr="" title="" id="48" name="Picture"/>
+            <wp:docPr descr="" title="" id="47" name="Picture"/>
             <a:graphic>
               <a:graphicData uri="http://schemas.openxmlformats.org/drawingml/2006/picture">
                 <pic:pic>
                   <pic:nvPicPr>
-                    <pic:cNvPr descr="50fb148a0f8a1be5c226a4e27f60ab33674052c622ad078cc6afe4b6f9ad2800.jpg" id="49" name="Picture"/>
+                    <pic:cNvPr descr="50fb148a0f8a1be5c226a4e27f60ab33674052c622ad078cc6afe4b6f9ad2800.jpg" id="48" name="Picture"/>
                     <pic:cNvPicPr>
                       <a:picLocks noChangeArrowheads="1" noChangeAspect="1"/>
                     </pic:cNvPicPr>
                   </pic:nvPicPr>
                   <pic:blipFill>
-                    <a:blip r:embed="rId47"/>
+                    <a:blip r:embed="rId46"/>
                     <a:stretch>
                       <a:fillRect/>
                     </a:stretch>
@@ -9885,24 +8329,15 @@
         </w:rPr>
         <w:t>：</w:t>
       </w:r>
-      <w:r>
-        <w:rPr>
-          <w:rFonts w:ascii="Times New Roman" w:hAnsi="Times New Roman" w:eastAsia="Times New Roman" w:cs="Times New Roman"/>
-        </w:rPr>
-        <w:t xml:space="preserve"> </w:t>
-      </w:r>
-      <w:r>
-        <w:rPr>
-          <w:rFonts w:ascii="Times New Roman" w:hAnsi="Times New Roman" w:eastAsia="Times New Roman" w:cs="Times New Roman"/>
-        </w:rPr>
-        <w:t xml:space="preserve">1.</w:t>
-      </w:r>
-      <w:r>
-        <w:rPr>
-          <w:rFonts w:ascii="Times New Roman" w:hAnsi="Times New Roman" w:eastAsia="Times New Roman" w:cs="Times New Roman"/>
-        </w:rPr>
-        <w:t xml:space="preserve"> </w:t>
-      </w:r>
+    </w:p>
+    <w:p>
+      <w:pPr>
+        <w:numPr>
+          <w:ilvl w:val="0"/>
+          <w:numId w:val="1001"/>
+        </w:numPr>
+        <w:ind w:firstLine="420"/>
+      </w:pPr>
       <m:oMath>
         <m:r>
           <m:t>M</m:t>
@@ -10090,24 +8525,15 @@
         </w:rPr>
         <w:t xml:space="preserve">）；</w:t>
       </w:r>
-      <w:r>
-        <w:rPr>
-          <w:rFonts w:ascii="Times New Roman" w:hAnsi="Times New Roman" w:eastAsia="Times New Roman" w:cs="Times New Roman"/>
-        </w:rPr>
-        <w:t xml:space="preserve"> </w:t>
-      </w:r>
-      <w:r>
-        <w:rPr>
-          <w:rFonts w:ascii="Times New Roman" w:hAnsi="Times New Roman" w:eastAsia="Times New Roman" w:cs="Times New Roman"/>
-        </w:rPr>
-        <w:t xml:space="preserve">2.</w:t>
-      </w:r>
-      <w:r>
-        <w:rPr>
-          <w:rFonts w:ascii="Times New Roman" w:hAnsi="Times New Roman" w:eastAsia="Times New Roman" w:cs="Times New Roman"/>
-        </w:rPr>
-        <w:t xml:space="preserve"> </w:t>
-      </w:r>
+    </w:p>
+    <w:p>
+      <w:pPr>
+        <w:numPr>
+          <w:ilvl w:val="0"/>
+          <w:numId w:val="1001"/>
+        </w:numPr>
+        <w:ind w:firstLine="420"/>
+      </w:pPr>
       <m:oMath>
         <m:r>
           <m:t>M</m:t>
@@ -10338,24 +8764,15 @@
         </w:rPr>
         <w:t xml:space="preserve">）；</w:t>
       </w:r>
-      <w:r>
-        <w:rPr>
-          <w:rFonts w:ascii="Times New Roman" w:hAnsi="Times New Roman" w:eastAsia="Times New Roman" w:cs="Times New Roman"/>
-        </w:rPr>
-        <w:t xml:space="preserve"> </w:t>
-      </w:r>
-      <w:r>
-        <w:rPr>
-          <w:rFonts w:ascii="Times New Roman" w:hAnsi="Times New Roman" w:eastAsia="Times New Roman" w:cs="Times New Roman"/>
-        </w:rPr>
-        <w:t xml:space="preserve">3.</w:t>
-      </w:r>
-      <w:r>
-        <w:rPr>
-          <w:rFonts w:ascii="Times New Roman" w:hAnsi="Times New Roman" w:eastAsia="Times New Roman" w:cs="Times New Roman"/>
-        </w:rPr>
-        <w:t xml:space="preserve"> </w:t>
-      </w:r>
+    </w:p>
+    <w:p>
+      <w:pPr>
+        <w:numPr>
+          <w:ilvl w:val="0"/>
+          <w:numId w:val="1001"/>
+        </w:numPr>
+        <w:ind w:firstLine="420"/>
+      </w:pPr>
       <m:oMath>
         <m:oMathPr>
           <m:ctrlPr>
@@ -10507,18 +8924,15 @@
         </w:rPr>
         <w:t>；</w:t>
       </w:r>
-      <w:r>
-        <w:rPr>
-          <w:rFonts w:ascii="Times New Roman" w:hAnsi="Times New Roman" w:eastAsia="Times New Roman" w:cs="Times New Roman"/>
-        </w:rPr>
-        <w:t xml:space="preserve"> </w:t>
-      </w:r>
-      <w:r>
-        <w:rPr>
-          <w:rFonts w:ascii="Times New Roman" w:hAnsi="Times New Roman" w:eastAsia="Times New Roman" w:cs="Times New Roman"/>
-        </w:rPr>
-        <w:t xml:space="preserve">4. </w:t>
-      </w:r>
+    </w:p>
+    <w:p>
+      <w:pPr>
+        <w:numPr>
+          <w:ilvl w:val="0"/>
+          <w:numId w:val="1001"/>
+        </w:numPr>
+        <w:ind w:firstLine="420"/>
+      </w:pPr>
       <w:r>
         <w:rPr>
           <w:rFonts w:hint="eastAsia" w:ascii="Times New Roman" w:hAnsi="Times New Roman" w:eastAsia="FangSong" w:cs="Times New Roman"/>
@@ -10679,7 +9093,7 @@
     </w:p>
     <w:p>
       <w:pPr>
-        <w:pStyle w:val="BodyText"/>
+        <w:pStyle w:val="FirstParagraph"/>
         <w:spacing w:before="160" w:after="80"/>
         <w:jc w:val="center"/>
       </w:pPr>
@@ -10691,18 +9105,18 @@
           <wp:inline>
             <wp:extent cx="2667000" cy="1547287"/>
             <wp:effectExtent b="0" l="0" r="0" t="0"/>
-            <wp:docPr descr="" title="" id="51" name="Picture"/>
+            <wp:docPr descr="" title="" id="50" name="Picture"/>
             <a:graphic>
               <a:graphicData uri="http://schemas.openxmlformats.org/drawingml/2006/picture">
                 <pic:pic>
                   <pic:nvPicPr>
-                    <pic:cNvPr descr="4c27fee08a2e6b356393bf35b45f062c8d72934397769812110c90e1920d5585.jpg" id="52" name="Picture"/>
+                    <pic:cNvPr descr="4c27fee08a2e6b356393bf35b45f062c8d72934397769812110c90e1920d5585.jpg" id="51" name="Picture"/>
                     <pic:cNvPicPr>
                       <a:picLocks noChangeArrowheads="1" noChangeAspect="1"/>
                     </pic:cNvPicPr>
                   </pic:nvPicPr>
                   <pic:blipFill>
-                    <a:blip r:embed="rId50"/>
+                    <a:blip r:embed="rId49"/>
                     <a:stretch>
                       <a:fillRect/>
                     </a:stretch>
@@ -10779,18 +9193,18 @@
           <wp:inline>
             <wp:extent cx="2667000" cy="3709134"/>
             <wp:effectExtent b="0" l="0" r="0" t="0"/>
-            <wp:docPr descr="" title="" id="54" name="Picture"/>
+            <wp:docPr descr="" title="" id="53" name="Picture"/>
             <a:graphic>
               <a:graphicData uri="http://schemas.openxmlformats.org/drawingml/2006/picture">
                 <pic:pic>
                   <pic:nvPicPr>
-                    <pic:cNvPr descr="e33adeb003cbfbd140e012575ce3981b1e196e25073ed8adbd6f5815267f311d.jpg" id="55" name="Picture"/>
+                    <pic:cNvPr descr="e33adeb003cbfbd140e012575ce3981b1e196e25073ed8adbd6f5815267f311d.jpg" id="54" name="Picture"/>
                     <pic:cNvPicPr>
                       <a:picLocks noChangeArrowheads="1" noChangeAspect="1"/>
                     </pic:cNvPicPr>
                   </pic:nvPicPr>
                   <pic:blipFill>
-                    <a:blip r:embed="rId53"/>
+                    <a:blip r:embed="rId52"/>
                     <a:stretch>
                       <a:fillRect/>
                     </a:stretch>
@@ -11216,18 +9630,18 @@
           <wp:inline>
             <wp:extent cx="2667000" cy="1131865"/>
             <wp:effectExtent b="0" l="0" r="0" t="0"/>
-            <wp:docPr descr="" title="" id="57" name="Picture"/>
+            <wp:docPr descr="" title="" id="56" name="Picture"/>
             <a:graphic>
               <a:graphicData uri="http://schemas.openxmlformats.org/drawingml/2006/picture">
                 <pic:pic>
                   <pic:nvPicPr>
-                    <pic:cNvPr descr="a86062f34ba34e60e73aab4990e0016821ff0e19b3bb32bda107514e89bd56b8.jpg" id="58" name="Picture"/>
+                    <pic:cNvPr descr="a86062f34ba34e60e73aab4990e0016821ff0e19b3bb32bda107514e89bd56b8.jpg" id="57" name="Picture"/>
                     <pic:cNvPicPr>
                       <a:picLocks noChangeArrowheads="1" noChangeAspect="1"/>
                     </pic:cNvPicPr>
                   </pic:nvPicPr>
                   <pic:blipFill>
-                    <a:blip r:embed="rId56"/>
+                    <a:blip r:embed="rId55"/>
                     <a:stretch>
                       <a:fillRect/>
                     </a:stretch>
@@ -11304,18 +9718,18 @@
           <wp:inline>
             <wp:extent cx="2667000" cy="1212272"/>
             <wp:effectExtent b="0" l="0" r="0" t="0"/>
-            <wp:docPr descr="" title="" id="60" name="Picture"/>
+            <wp:docPr descr="" title="" id="59" name="Picture"/>
             <a:graphic>
               <a:graphicData uri="http://schemas.openxmlformats.org/drawingml/2006/picture">
                 <pic:pic>
                   <pic:nvPicPr>
-                    <pic:cNvPr descr="d7478bf20a32aa03ee16330be21e886053c31e391be7a9bccdff6bd983732a43.jpg" id="61" name="Picture"/>
+                    <pic:cNvPr descr="d7478bf20a32aa03ee16330be21e886053c31e391be7a9bccdff6bd983732a43.jpg" id="60" name="Picture"/>
                     <pic:cNvPicPr>
                       <a:picLocks noChangeArrowheads="1" noChangeAspect="1"/>
                     </pic:cNvPicPr>
                   </pic:nvPicPr>
                   <pic:blipFill>
-                    <a:blip r:embed="rId59"/>
+                    <a:blip r:embed="rId58"/>
                     <a:stretch>
                       <a:fillRect/>
                     </a:stretch>
@@ -11392,18 +9806,18 @@
           <wp:inline>
             <wp:extent cx="2667000" cy="2127154"/>
             <wp:effectExtent b="0" l="0" r="0" t="0"/>
-            <wp:docPr descr="" title="" id="63" name="Picture"/>
+            <wp:docPr descr="" title="" id="62" name="Picture"/>
             <a:graphic>
               <a:graphicData uri="http://schemas.openxmlformats.org/drawingml/2006/picture">
                 <pic:pic>
                   <pic:nvPicPr>
-                    <pic:cNvPr descr="90e14bba74ad92ffe9ab8f62a2cb0e743da5af67fa4f089fa996609063c90dbe.jpg" id="64" name="Picture"/>
+                    <pic:cNvPr descr="90e14bba74ad92ffe9ab8f62a2cb0e743da5af67fa4f089fa996609063c90dbe.jpg" id="63" name="Picture"/>
                     <pic:cNvPicPr>
                       <a:picLocks noChangeArrowheads="1" noChangeAspect="1"/>
                     </pic:cNvPicPr>
                   </pic:nvPicPr>
                   <pic:blipFill>
-                    <a:blip r:embed="rId62"/>
+                    <a:blip r:embed="rId61"/>
                     <a:stretch>
                       <a:fillRect/>
                     </a:stretch>
@@ -11476,8 +9890,8 @@
         </w:pict>
       </w:r>
     </w:p>
-    <w:bookmarkEnd w:id="65"/>
-    <w:bookmarkStart w:id="72" w:name="配合物结构异构键合电离水合与配位异构"/>
+    <w:bookmarkEnd w:id="64"/>
+    <w:bookmarkStart w:id="71" w:name="配合物结构异构键合电离水合与配位异构"/>
     <w:p>
       <w:pPr>
         <w:pStyle w:val="Heading2"/>
@@ -12310,18 +10724,18 @@
           <wp:inline>
             <wp:extent cx="2667000" cy="884364"/>
             <wp:effectExtent b="0" l="0" r="0" t="0"/>
-            <wp:docPr descr="" title="" id="67" name="Picture"/>
+            <wp:docPr descr="" title="" id="66" name="Picture"/>
             <a:graphic>
               <a:graphicData uri="http://schemas.openxmlformats.org/drawingml/2006/picture">
                 <pic:pic>
                   <pic:nvPicPr>
-                    <pic:cNvPr descr="5da45d7c251a4167e8ddba41644f85fe8ee4fbcd62451fc1a580f4ab72ed893f.jpg" id="68" name="Picture"/>
+                    <pic:cNvPr descr="5da45d7c251a4167e8ddba41644f85fe8ee4fbcd62451fc1a580f4ab72ed893f.jpg" id="67" name="Picture"/>
                     <pic:cNvPicPr>
                       <a:picLocks noChangeArrowheads="1" noChangeAspect="1"/>
                     </pic:cNvPicPr>
                   </pic:nvPicPr>
                   <pic:blipFill>
-                    <a:blip r:embed="rId66"/>
+                    <a:blip r:embed="rId65"/>
                     <a:stretch>
                       <a:fillRect/>
                     </a:stretch>
@@ -14003,18 +12417,18 @@
           <wp:inline>
             <wp:extent cx="2667000" cy="1982661"/>
             <wp:effectExtent b="0" l="0" r="0" t="0"/>
-            <wp:docPr descr="" title="" id="70" name="Picture"/>
+            <wp:docPr descr="" title="" id="69" name="Picture"/>
             <a:graphic>
               <a:graphicData uri="http://schemas.openxmlformats.org/drawingml/2006/picture">
                 <pic:pic>
                   <pic:nvPicPr>
-                    <pic:cNvPr descr="5917f923258e7611fcc104ac03f2d53dd6706ae9924aef58cfb28c7eb14b4a69.jpg" id="71" name="Picture"/>
+                    <pic:cNvPr descr="5917f923258e7611fcc104ac03f2d53dd6706ae9924aef58cfb28c7eb14b4a69.jpg" id="70" name="Picture"/>
                     <pic:cNvPicPr>
                       <a:picLocks noChangeArrowheads="1" noChangeAspect="1"/>
                     </pic:cNvPicPr>
                   </pic:nvPicPr>
                   <pic:blipFill>
-                    <a:blip r:embed="rId69"/>
+                    <a:blip r:embed="rId68"/>
                     <a:stretch>
                       <a:fillRect/>
                     </a:stretch>
@@ -14087,8 +12501,8 @@
         </w:pict>
       </w:r>
     </w:p>
-    <w:bookmarkEnd w:id="72"/>
-    <w:bookmarkStart w:id="79" w:name="晶体场理论cft核心假设与-d-轨道能级分裂"/>
+    <w:bookmarkEnd w:id="71"/>
+    <w:bookmarkStart w:id="78" w:name="晶体场理论cft核心假设与-d-轨道能级分裂"/>
     <w:p>
       <w:pPr>
         <w:pStyle w:val="Heading2"/>
@@ -14648,18 +13062,18 @@
           <wp:inline>
             <wp:extent cx="2667000" cy="1063908"/>
             <wp:effectExtent b="0" l="0" r="0" t="0"/>
-            <wp:docPr descr="" title="" id="74" name="Picture"/>
+            <wp:docPr descr="" title="" id="73" name="Picture"/>
             <a:graphic>
               <a:graphicData uri="http://schemas.openxmlformats.org/drawingml/2006/picture">
                 <pic:pic>
                   <pic:nvPicPr>
-                    <pic:cNvPr descr="e24689caf3117fe72dc27d03961a30f2e9a41988159b39887b4aa3a15c0ee84c.png" id="75" name="Picture"/>
+                    <pic:cNvPr descr="e24689caf3117fe72dc27d03961a30f2e9a41988159b39887b4aa3a15c0ee84c.png" id="74" name="Picture"/>
                     <pic:cNvPicPr>
                       <a:picLocks noChangeArrowheads="1" noChangeAspect="1"/>
                     </pic:cNvPicPr>
                   </pic:nvPicPr>
                   <pic:blipFill>
-                    <a:blip r:embed="rId73"/>
+                    <a:blip r:embed="rId72"/>
                     <a:stretch>
                       <a:fillRect/>
                     </a:stretch>
@@ -15637,18 +14051,18 @@
           <wp:inline>
             <wp:extent cx="2667000" cy="1940122"/>
             <wp:effectExtent b="0" l="0" r="0" t="0"/>
-            <wp:docPr descr="" title="" id="77" name="Picture"/>
+            <wp:docPr descr="" title="" id="76" name="Picture"/>
             <a:graphic>
               <a:graphicData uri="http://schemas.openxmlformats.org/drawingml/2006/picture">
                 <pic:pic>
                   <pic:nvPicPr>
-                    <pic:cNvPr descr="fd5b7f66c5e0ac2f09cdc9b1972d4ac867193db5a4ab939f93e6f02e27a5ece0.jpg" id="78" name="Picture"/>
+                    <pic:cNvPr descr="fd5b7f66c5e0ac2f09cdc9b1972d4ac867193db5a4ab939f93e6f02e27a5ece0.jpg" id="77" name="Picture"/>
                     <pic:cNvPicPr>
                       <a:picLocks noChangeArrowheads="1" noChangeAspect="1"/>
                     </pic:cNvPicPr>
                   </pic:nvPicPr>
                   <pic:blipFill>
-                    <a:blip r:embed="rId76"/>
+                    <a:blip r:embed="rId75"/>
                     <a:stretch>
                       <a:fillRect/>
                     </a:stretch>
@@ -17064,8 +15478,8 @@
         </w:pict>
       </w:r>
     </w:p>
-    <w:bookmarkEnd w:id="79"/>
-    <w:bookmarkStart w:id="86" w:name="晶体场稳定化能cfse高低自旋与电子跃迁显色"/>
+    <w:bookmarkEnd w:id="78"/>
+    <w:bookmarkStart w:id="85" w:name="晶体场稳定化能cfse高低自旋与电子跃迁显色"/>
     <w:p>
       <w:pPr>
         <w:pStyle w:val="Heading2"/>
@@ -17626,18 +16040,18 @@
           <wp:inline>
             <wp:extent cx="2667000" cy="613923"/>
             <wp:effectExtent b="0" l="0" r="0" t="0"/>
-            <wp:docPr descr="" title="" id="81" name="Picture"/>
+            <wp:docPr descr="" title="" id="80" name="Picture"/>
             <a:graphic>
               <a:graphicData uri="http://schemas.openxmlformats.org/drawingml/2006/picture">
                 <pic:pic>
                   <pic:nvPicPr>
-                    <pic:cNvPr descr="0b7371e42520adf2534661f5208fa04eb232d2fd9ca0a2106342097764328087.jpg" id="82" name="Picture"/>
+                    <pic:cNvPr descr="0b7371e42520adf2534661f5208fa04eb232d2fd9ca0a2106342097764328087.jpg" id="81" name="Picture"/>
                     <pic:cNvPicPr>
                       <a:picLocks noChangeArrowheads="1" noChangeAspect="1"/>
                     </pic:cNvPicPr>
                   </pic:nvPicPr>
                   <pic:blipFill>
-                    <a:blip r:embed="rId80"/>
+                    <a:blip r:embed="rId79"/>
                     <a:stretch>
                       <a:fillRect/>
                     </a:stretch>
@@ -19789,18 +18203,18 @@
           <wp:inline>
             <wp:extent cx="2667000" cy="1184925"/>
             <wp:effectExtent b="0" l="0" r="0" t="0"/>
-            <wp:docPr descr="" title="" id="84" name="Picture"/>
+            <wp:docPr descr="" title="" id="83" name="Picture"/>
             <a:graphic>
               <a:graphicData uri="http://schemas.openxmlformats.org/drawingml/2006/picture">
                 <pic:pic>
                   <pic:nvPicPr>
-                    <pic:cNvPr descr="f144b41a7db3fc3f0440663eeeddf642f2f255933a6e203cae4ff261ec5006c0.jpg" id="85" name="Picture"/>
+                    <pic:cNvPr descr="f144b41a7db3fc3f0440663eeeddf642f2f255933a6e203cae4ff261ec5006c0.jpg" id="84" name="Picture"/>
                     <pic:cNvPicPr>
                       <a:picLocks noChangeArrowheads="1" noChangeAspect="1"/>
                     </pic:cNvPicPr>
                   </pic:nvPicPr>
                   <pic:blipFill>
-                    <a:blip r:embed="rId83"/>
+                    <a:blip r:embed="rId82"/>
                     <a:stretch>
                       <a:fillRect/>
                     </a:stretch>
@@ -20808,8 +19222,8 @@
         </w:pict>
       </w:r>
     </w:p>
-    <w:bookmarkEnd w:id="86"/>
-    <w:bookmarkStart w:id="87" w:name="配合反应热力学平衡逐级稳定常数与-hsab-原理"/>
+    <w:bookmarkEnd w:id="85"/>
+    <w:bookmarkStart w:id="86" w:name="配合反应热力学平衡逐级稳定常数与-hsab-原理"/>
     <w:p>
       <w:pPr>
         <w:pStyle w:val="Heading2"/>
@@ -24011,8 +22425,8 @@
         </w:pict>
       </w:r>
     </w:p>
-    <w:bookmarkEnd w:id="87"/>
-    <w:bookmarkStart w:id="94" w:name="金属羰基化合物协同成键与-18-电子规则应用"/>
+    <w:bookmarkEnd w:id="86"/>
+    <w:bookmarkStart w:id="93" w:name="金属羰基化合物协同成键与-18-电子规则应用"/>
     <w:p>
       <w:pPr>
         <w:pStyle w:val="Heading2"/>
@@ -24541,18 +22955,18 @@
           <wp:inline>
             <wp:extent cx="2667000" cy="1396903"/>
             <wp:effectExtent b="0" l="0" r="0" t="0"/>
-            <wp:docPr descr="" title="" id="89" name="Picture"/>
+            <wp:docPr descr="" title="" id="88" name="Picture"/>
             <a:graphic>
               <a:graphicData uri="http://schemas.openxmlformats.org/drawingml/2006/picture">
                 <pic:pic>
                   <pic:nvPicPr>
-                    <pic:cNvPr descr="34ffb91b062e312136328f64a6912696bca9642cbc5eb0f60203ee573fe82354.png" id="90" name="Picture"/>
+                    <pic:cNvPr descr="34ffb91b062e312136328f64a6912696bca9642cbc5eb0f60203ee573fe82354.png" id="89" name="Picture"/>
                     <pic:cNvPicPr>
                       <a:picLocks noChangeArrowheads="1" noChangeAspect="1"/>
                     </pic:cNvPicPr>
                   </pic:nvPicPr>
                   <pic:blipFill>
-                    <a:blip r:embed="rId88"/>
+                    <a:blip r:embed="rId87"/>
                     <a:stretch>
                       <a:fillRect/>
                     </a:stretch>
@@ -25822,18 +24236,18 @@
           <wp:inline>
             <wp:extent cx="2520000" cy="8645743"/>
             <wp:effectExtent b="0" l="0" r="0" t="0"/>
-            <wp:docPr descr="" title="" id="92" name="Picture"/>
+            <wp:docPr descr="" title="" id="91" name="Picture"/>
             <a:graphic>
               <a:graphicData uri="http://schemas.openxmlformats.org/drawingml/2006/picture">
                 <pic:pic>
                   <pic:nvPicPr>
-                    <pic:cNvPr descr="3e9b87c6b156e8114e8beef0316423300b809d1e28e0b3a97fd84f5a4074a8d9.jpg" id="93" name="Picture"/>
+                    <pic:cNvPr descr="3e9b87c6b156e8114e8beef0316423300b809d1e28e0b3a97fd84f5a4074a8d9.jpg" id="92" name="Picture"/>
                     <pic:cNvPicPr>
                       <a:picLocks noChangeArrowheads="1" noChangeAspect="1"/>
                     </pic:cNvPicPr>
                   </pic:nvPicPr>
                   <pic:blipFill>
-                    <a:blip r:embed="rId91"/>
+                    <a:blip r:embed="rId90"/>
                     <a:stretch>
                       <a:fillRect/>
                     </a:stretch>
@@ -26279,18 +24693,15 @@
         </w:rPr>
         <w:t xml:space="preserve">Counting）：</w:t>
       </w:r>
-      <w:r>
-        <w:rPr>
-          <w:rFonts w:ascii="Times New Roman" w:hAnsi="Times New Roman" w:eastAsia="Times New Roman" w:cs="Times New Roman"/>
-        </w:rPr>
-        <w:t xml:space="preserve"> </w:t>
-      </w:r>
-      <w:r>
-        <w:rPr>
-          <w:rFonts w:ascii="Times New Roman" w:hAnsi="Times New Roman" w:eastAsia="Times New Roman" w:cs="Times New Roman"/>
-        </w:rPr>
-        <w:t xml:space="preserve">1. </w:t>
-      </w:r>
+    </w:p>
+    <w:p>
+      <w:pPr>
+        <w:numPr>
+          <w:ilvl w:val="0"/>
+          <w:numId w:val="1002"/>
+        </w:numPr>
+        <w:ind w:firstLine="420"/>
+      </w:pPr>
       <w:r>
         <w:rPr>
           <w:rFonts w:hint="eastAsia" w:ascii="Times New Roman" w:hAnsi="Times New Roman" w:eastAsia="FangSong" w:cs="Times New Roman"/>
@@ -26405,18 +24816,15 @@
         </w:rPr>
         <w:t xml:space="preserve">10）；</w:t>
       </w:r>
-      <w:r>
-        <w:rPr>
-          <w:rFonts w:ascii="Times New Roman" w:hAnsi="Times New Roman" w:eastAsia="Times New Roman" w:cs="Times New Roman"/>
-        </w:rPr>
-        <w:t xml:space="preserve"> </w:t>
-      </w:r>
-      <w:r>
-        <w:rPr>
-          <w:rFonts w:ascii="Times New Roman" w:hAnsi="Times New Roman" w:eastAsia="Times New Roman" w:cs="Times New Roman"/>
-        </w:rPr>
-        <w:t xml:space="preserve">2. </w:t>
-      </w:r>
+    </w:p>
+    <w:p>
+      <w:pPr>
+        <w:numPr>
+          <w:ilvl w:val="0"/>
+          <w:numId w:val="1002"/>
+        </w:numPr>
+        <w:ind w:firstLine="420"/>
+      </w:pPr>
       <w:r>
         <w:rPr>
           <w:rFonts w:hint="eastAsia" w:ascii="Times New Roman" w:hAnsi="Times New Roman" w:eastAsia="FangSong" w:cs="Times New Roman"/>
@@ -26565,18 +24973,15 @@
         </w:rPr>
         <w:t>；</w:t>
       </w:r>
-      <w:r>
-        <w:rPr>
-          <w:rFonts w:ascii="Times New Roman" w:hAnsi="Times New Roman" w:eastAsia="Times New Roman" w:cs="Times New Roman"/>
-        </w:rPr>
-        <w:t xml:space="preserve"> </w:t>
-      </w:r>
-      <w:r>
-        <w:rPr>
-          <w:rFonts w:ascii="Times New Roman" w:hAnsi="Times New Roman" w:eastAsia="Times New Roman" w:cs="Times New Roman"/>
-        </w:rPr>
-        <w:t xml:space="preserve">3. </w:t>
-      </w:r>
+    </w:p>
+    <w:p>
+      <w:pPr>
+        <w:numPr>
+          <w:ilvl w:val="0"/>
+          <w:numId w:val="1002"/>
+        </w:numPr>
+        <w:ind w:firstLine="420"/>
+      </w:pPr>
       <w:r>
         <w:rPr>
           <w:rFonts w:hint="eastAsia" w:ascii="Times New Roman" w:hAnsi="Times New Roman" w:eastAsia="FangSong" w:cs="Times New Roman"/>
@@ -26725,18 +25130,15 @@
         </w:rPr>
         <w:t>；</w:t>
       </w:r>
-      <w:r>
-        <w:rPr>
-          <w:rFonts w:ascii="Times New Roman" w:hAnsi="Times New Roman" w:eastAsia="Times New Roman" w:cs="Times New Roman"/>
-        </w:rPr>
-        <w:t xml:space="preserve"> </w:t>
-      </w:r>
-      <w:r>
-        <w:rPr>
-          <w:rFonts w:ascii="Times New Roman" w:hAnsi="Times New Roman" w:eastAsia="Times New Roman" w:cs="Times New Roman"/>
-        </w:rPr>
-        <w:t xml:space="preserve">4. </w:t>
-      </w:r>
+    </w:p>
+    <w:p>
+      <w:pPr>
+        <w:numPr>
+          <w:ilvl w:val="0"/>
+          <w:numId w:val="1002"/>
+        </w:numPr>
+        <w:ind w:firstLine="420"/>
+      </w:pPr>
       <w:r>
         <w:rPr>
           <w:rFonts w:hint="eastAsia" w:ascii="Times New Roman" w:hAnsi="Times New Roman" w:eastAsia="FangSong" w:cs="Times New Roman"/>
@@ -26823,18 +25225,15 @@
         </w:rPr>
         <w:t>；</w:t>
       </w:r>
-      <w:r>
-        <w:rPr>
-          <w:rFonts w:ascii="Times New Roman" w:hAnsi="Times New Roman" w:eastAsia="Times New Roman" w:cs="Times New Roman"/>
-        </w:rPr>
-        <w:t xml:space="preserve"> </w:t>
-      </w:r>
-      <w:r>
-        <w:rPr>
-          <w:rFonts w:ascii="Times New Roman" w:hAnsi="Times New Roman" w:eastAsia="Times New Roman" w:cs="Times New Roman"/>
-        </w:rPr>
-        <w:t xml:space="preserve">5. </w:t>
-      </w:r>
+    </w:p>
+    <w:p>
+      <w:pPr>
+        <w:numPr>
+          <w:ilvl w:val="0"/>
+          <w:numId w:val="1002"/>
+        </w:numPr>
+        <w:ind w:firstLine="420"/>
+      </w:pPr>
       <w:r>
         <w:rPr>
           <w:rFonts w:hint="eastAsia" w:ascii="Times New Roman" w:hAnsi="Times New Roman" w:eastAsia="FangSong" w:cs="Times New Roman"/>
@@ -26933,18 +25332,15 @@
         </w:rPr>
         <w:t>）；</w:t>
       </w:r>
-      <w:r>
-        <w:rPr>
-          <w:rFonts w:ascii="Times New Roman" w:hAnsi="Times New Roman" w:eastAsia="Times New Roman" w:cs="Times New Roman"/>
-        </w:rPr>
-        <w:t xml:space="preserve"> </w:t>
-      </w:r>
-      <w:r>
-        <w:rPr>
-          <w:rFonts w:ascii="Times New Roman" w:hAnsi="Times New Roman" w:eastAsia="Times New Roman" w:cs="Times New Roman"/>
-        </w:rPr>
-        <w:t xml:space="preserve">6. </w:t>
-      </w:r>
+    </w:p>
+    <w:p>
+      <w:pPr>
+        <w:numPr>
+          <w:ilvl w:val="0"/>
+          <w:numId w:val="1002"/>
+        </w:numPr>
+        <w:ind w:firstLine="420"/>
+      </w:pPr>
       <w:r>
         <w:rPr>
           <w:rFonts w:hint="eastAsia" w:ascii="Times New Roman" w:hAnsi="Times New Roman" w:eastAsia="FangSong" w:cs="Times New Roman"/>
@@ -27183,7 +25579,10 @@
     </w:p>
     <w:p>
       <w:pPr>
-        <w:pStyle w:val="FirstParagraph"/>
+        <w:numPr>
+          <w:ilvl w:val="0"/>
+          <w:numId w:val="1000"/>
+        </w:numPr>
         <w:ind w:firstLine="420"/>
       </w:pPr>
       <w:r>
@@ -27799,8 +26198,8 @@
         </w:pict>
       </w:r>
     </w:p>
-    <w:bookmarkEnd w:id="94"/>
-    <w:bookmarkStart w:id="95" w:name="赛场高频失分命题陷阱清单"/>
+    <w:bookmarkEnd w:id="93"/>
+    <w:bookmarkStart w:id="94" w:name="课后习题"/>
     <w:p>
       <w:pPr>
         <w:pStyle w:val="Heading2"/>
@@ -27816,1669 +26215,7 @@
         <w:rPr>
           <w:rFonts w:hint="eastAsia" w:ascii="Times New Roman" w:hAnsi="Times New Roman" w:eastAsia="SimHei" w:cs="Times New Roman"/>
         </w:rPr>
-        <w:t xml:space="preserve">赛场高频失分命题陷阱清单</w:t>
-      </w:r>
-    </w:p>
-    <w:p>
-      <w:pPr>
-        <w:pStyle w:val="FirstParagraph"/>
-        <w:ind w:firstLine="420"/>
-      </w:pPr>
-      <w:r>
-        <w:rPr>
-          <w:rFonts w:hint="eastAsia" w:ascii="Times New Roman" w:hAnsi="Times New Roman" w:eastAsia="FangSong" w:cs="Times New Roman"/>
-        </w:rPr>
-        <w:t>在化学奥林匹克竞赛中</w:t>
-      </w:r>
-      <w:r>
-        <w:rPr>
-          <w:rFonts w:hint="eastAsia" w:ascii="Times New Roman" w:hAnsi="Times New Roman" w:eastAsia="Times New Roman" w:cs="Times New Roman"/>
-        </w:rPr>
-        <w:t>，</w:t>
-      </w:r>
-      <w:r>
-        <w:rPr>
-          <w:rFonts w:hint="eastAsia" w:ascii="Times New Roman" w:hAnsi="Times New Roman" w:eastAsia="FangSong" w:cs="Times New Roman"/>
-        </w:rPr>
-        <w:t>面对配位化学与配合物立体异构大题</w:t>
-      </w:r>
-      <w:r>
-        <w:rPr>
-          <w:rFonts w:hint="eastAsia" w:ascii="Times New Roman" w:hAnsi="Times New Roman" w:eastAsia="Times New Roman" w:cs="Times New Roman"/>
-        </w:rPr>
-        <w:t>，</w:t>
-      </w:r>
-      <w:r>
-        <w:rPr>
-          <w:rFonts w:hint="eastAsia" w:ascii="Times New Roman" w:hAnsi="Times New Roman" w:eastAsia="FangSong" w:cs="Times New Roman"/>
-        </w:rPr>
-        <w:t>选手极易在以下八大高频陷阱处产生逻辑颠倒与失分</w:t>
-      </w:r>
-      <w:r>
-        <w:rPr>
-          <w:rFonts w:hint="eastAsia" w:ascii="Times New Roman" w:hAnsi="Times New Roman" w:eastAsia="Times New Roman" w:cs="Times New Roman"/>
-        </w:rPr>
-        <w:t>：</w:t>
-      </w:r>
-    </w:p>
-    <w:p>
-      <w:pPr>
-        <w:pStyle w:val="Compact"/>
-        <w:numPr>
-          <w:ilvl w:val="0"/>
-          <w:numId w:val="1001"/>
-        </w:numPr>
-        <w:ind w:firstLine="420"/>
-      </w:pPr>
-      <w:r>
-        <w:rPr>
-          <w:rFonts w:hint="eastAsia" w:ascii="Times New Roman" w:hAnsi="Times New Roman" w:eastAsia="FangSong" w:cs="Times New Roman"/>
-          <w:b/>
-          <w:bCs/>
-        </w:rPr>
-        <w:t xml:space="preserve">命名词头与括号混淆</w:t>
-      </w:r>
-      <w:r>
-        <w:rPr>
-          <w:rFonts w:hint="eastAsia" w:ascii="Times New Roman" w:hAnsi="Times New Roman" w:eastAsia="Times New Roman" w:cs="Times New Roman"/>
-        </w:rPr>
-        <w:t>：</w:t>
-      </w:r>
-      <w:r>
-        <w:rPr>
-          <w:rFonts w:hint="eastAsia" w:ascii="Times New Roman" w:hAnsi="Times New Roman" w:eastAsia="FangSong" w:cs="Times New Roman"/>
-        </w:rPr>
-        <w:t>遇到如乙二胺</w:t>
-      </w:r>
-      <w:r>
-        <w:rPr>
-          <w:rFonts w:hint="eastAsia" w:ascii="Times New Roman" w:hAnsi="Times New Roman" w:eastAsia="Times New Roman" w:cs="Times New Roman"/>
-        </w:rPr>
-        <w:t>（ethylenediamine）、</w:t>
-      </w:r>
-      <w:r>
-        <w:rPr>
-          <w:rFonts w:hint="eastAsia" w:ascii="Times New Roman" w:hAnsi="Times New Roman" w:eastAsia="FangSong" w:cs="Times New Roman"/>
-        </w:rPr>
-        <w:t>三苯基膦等含有数字词头的复杂配体时</w:t>
-      </w:r>
-      <w:r>
-        <w:rPr>
-          <w:rFonts w:hint="eastAsia" w:ascii="Times New Roman" w:hAnsi="Times New Roman" w:eastAsia="Times New Roman" w:cs="Times New Roman"/>
-        </w:rPr>
-        <w:t>，</w:t>
-      </w:r>
-      <w:r>
-        <w:rPr>
-          <w:rFonts w:hint="eastAsia" w:ascii="Times New Roman" w:hAnsi="Times New Roman" w:eastAsia="FangSong" w:cs="Times New Roman"/>
-        </w:rPr>
-        <w:t>机械套用</w:t>
-      </w:r>
-      <w:r>
-        <w:rPr>
-          <w:rFonts w:hint="eastAsia" w:ascii="Times New Roman" w:hAnsi="Times New Roman" w:eastAsia="Times New Roman" w:cs="Times New Roman"/>
-        </w:rPr>
-        <w:t>“</w:t>
-      </w:r>
-      <w:r>
-        <w:rPr>
-          <w:rFonts w:hint="eastAsia" w:ascii="Times New Roman" w:hAnsi="Times New Roman" w:eastAsia="FangSong" w:cs="Times New Roman"/>
-        </w:rPr>
-        <w:t>二</w:t>
-      </w:r>
-      <w:r>
-        <w:rPr>
-          <w:rFonts w:hint="eastAsia" w:ascii="Times New Roman" w:hAnsi="Times New Roman" w:eastAsia="Times New Roman" w:cs="Times New Roman"/>
-        </w:rPr>
-        <w:t>、</w:t>
-      </w:r>
-      <w:r>
-        <w:rPr>
-          <w:rFonts w:hint="eastAsia" w:ascii="Times New Roman" w:hAnsi="Times New Roman" w:eastAsia="FangSong" w:cs="Times New Roman"/>
-        </w:rPr>
-        <w:t>三</w:t>
-      </w:r>
-      <w:r>
-        <w:rPr>
-          <w:rFonts w:hint="eastAsia" w:ascii="Times New Roman" w:hAnsi="Times New Roman" w:eastAsia="Times New Roman" w:cs="Times New Roman"/>
-        </w:rPr>
-        <w:t>、</w:t>
-      </w:r>
-      <w:r>
-        <w:rPr>
-          <w:rFonts w:hint="eastAsia" w:ascii="Times New Roman" w:hAnsi="Times New Roman" w:eastAsia="FangSong" w:cs="Times New Roman"/>
-        </w:rPr>
-        <w:t>四</w:t>
-      </w:r>
-      <w:r>
-        <w:rPr>
-          <w:rFonts w:hint="eastAsia" w:ascii="Times New Roman" w:hAnsi="Times New Roman" w:eastAsia="Times New Roman" w:cs="Times New Roman"/>
-        </w:rPr>
-        <w:t>”</w:t>
-      </w:r>
-      <w:r>
-        <w:rPr>
-          <w:rFonts w:hint="eastAsia" w:ascii="Times New Roman" w:hAnsi="Times New Roman" w:eastAsia="FangSong" w:cs="Times New Roman"/>
-        </w:rPr>
-        <w:t>前缀而未加圆括号使用</w:t>
-      </w:r>
-      <w:r>
-        <w:rPr>
-          <w:rFonts w:hint="eastAsia" w:ascii="Times New Roman" w:hAnsi="Times New Roman" w:eastAsia="Times New Roman" w:cs="Times New Roman"/>
-        </w:rPr>
-        <w:t>“</w:t>
-      </w:r>
-      <w:r>
-        <w:rPr>
-          <w:rFonts w:hint="eastAsia" w:ascii="Times New Roman" w:hAnsi="Times New Roman" w:eastAsia="FangSong" w:cs="Times New Roman"/>
-        </w:rPr>
-        <w:t>双</w:t>
-      </w:r>
-      <w:r>
-        <w:rPr>
-          <w:rFonts w:hint="eastAsia" w:ascii="Times New Roman" w:hAnsi="Times New Roman" w:eastAsia="Times New Roman" w:cs="Times New Roman"/>
-        </w:rPr>
-        <w:t>、</w:t>
-      </w:r>
-      <w:r>
-        <w:rPr>
-          <w:rFonts w:hint="eastAsia" w:ascii="Times New Roman" w:hAnsi="Times New Roman" w:eastAsia="FangSong" w:cs="Times New Roman"/>
-        </w:rPr>
-        <w:t>三</w:t>
-      </w:r>
-      <w:r>
-        <w:rPr>
-          <w:rFonts w:hint="eastAsia" w:ascii="Times New Roman" w:hAnsi="Times New Roman" w:eastAsia="Times New Roman" w:cs="Times New Roman"/>
-        </w:rPr>
-        <w:t>（）、</w:t>
-      </w:r>
-      <w:r>
-        <w:rPr>
-          <w:rFonts w:hint="eastAsia" w:ascii="Times New Roman" w:hAnsi="Times New Roman" w:eastAsia="FangSong" w:cs="Times New Roman"/>
-        </w:rPr>
-        <w:t>四</w:t>
-      </w:r>
-      <w:r>
-        <w:rPr>
-          <w:rFonts w:hint="eastAsia" w:ascii="Times New Roman" w:hAnsi="Times New Roman" w:eastAsia="Times New Roman" w:cs="Times New Roman"/>
-        </w:rPr>
-        <w:t>（）”，</w:t>
-      </w:r>
-      <w:r>
-        <w:rPr>
-          <w:rFonts w:hint="eastAsia" w:ascii="Times New Roman" w:hAnsi="Times New Roman" w:eastAsia="FangSong" w:cs="Times New Roman"/>
-        </w:rPr>
-        <w:t>导致名称产生歧义</w:t>
-      </w:r>
-      <w:r>
-        <w:rPr>
-          <w:rFonts w:hint="eastAsia" w:ascii="Times New Roman" w:hAnsi="Times New Roman" w:eastAsia="Times New Roman" w:cs="Times New Roman"/>
-        </w:rPr>
-        <w:t>；</w:t>
-      </w:r>
-      <w:r>
-        <w:rPr>
-          <w:rFonts w:hint="eastAsia" w:ascii="Times New Roman" w:hAnsi="Times New Roman" w:eastAsia="FangSong" w:cs="Times New Roman"/>
-        </w:rPr>
-        <w:t>或在阴离子配合物命名中遗漏</w:t>
-      </w:r>
-      <w:r>
-        <w:rPr>
-          <w:rFonts w:hint="eastAsia" w:ascii="Times New Roman" w:hAnsi="Times New Roman" w:eastAsia="Times New Roman" w:cs="Times New Roman"/>
-        </w:rPr>
-        <w:t>“</w:t>
-      </w:r>
-      <w:r>
-        <w:rPr>
-          <w:rFonts w:hint="eastAsia" w:ascii="Times New Roman" w:hAnsi="Times New Roman" w:eastAsia="FangSong" w:cs="Times New Roman"/>
-        </w:rPr>
-        <w:t>酸</w:t>
-      </w:r>
-      <w:r>
-        <w:rPr>
-          <w:rFonts w:hint="eastAsia" w:ascii="Times New Roman" w:hAnsi="Times New Roman" w:eastAsia="Times New Roman" w:cs="Times New Roman"/>
-        </w:rPr>
-        <w:t>”</w:t>
-      </w:r>
-      <w:r>
-        <w:rPr>
-          <w:rFonts w:hint="eastAsia" w:ascii="Times New Roman" w:hAnsi="Times New Roman" w:eastAsia="FangSong" w:cs="Times New Roman"/>
-        </w:rPr>
-        <w:t>字</w:t>
-      </w:r>
-      <w:r>
-        <w:rPr>
-          <w:rFonts w:hint="eastAsia" w:ascii="Times New Roman" w:hAnsi="Times New Roman" w:eastAsia="Times New Roman" w:cs="Times New Roman"/>
-        </w:rPr>
-        <w:t>（</w:t>
-      </w:r>
-      <w:r>
-        <w:rPr>
-          <w:rFonts w:hint="eastAsia" w:ascii="Times New Roman" w:hAnsi="Times New Roman" w:eastAsia="FangSong" w:cs="Times New Roman"/>
-        </w:rPr>
-        <w:t>如将六氟合铁酸钾误写为六氟合铁化钾</w:t>
-      </w:r>
-      <w:r>
-        <w:rPr>
-          <w:rFonts w:hint="eastAsia" w:ascii="Times New Roman" w:hAnsi="Times New Roman" w:eastAsia="Times New Roman" w:cs="Times New Roman"/>
-        </w:rPr>
-        <w:t>）。</w:t>
-      </w:r>
-    </w:p>
-    <w:p>
-      <w:pPr>
-        <w:pStyle w:val="Compact"/>
-        <w:numPr>
-          <w:ilvl w:val="0"/>
-          <w:numId w:val="1001"/>
-        </w:numPr>
-        <w:ind w:firstLine="420"/>
-      </w:pPr>
-      <w:r>
-        <w:rPr>
-          <w:rFonts w:hint="eastAsia" w:ascii="Times New Roman" w:hAnsi="Times New Roman" w:eastAsia="FangSong" w:cs="Times New Roman"/>
-          <w:b/>
-          <w:bCs/>
-        </w:rPr>
-        <w:t xml:space="preserve">四配位体系几何构型盲目推定</w:t>
-      </w:r>
-      <w:r>
-        <w:rPr>
-          <w:rFonts w:hint="eastAsia" w:ascii="Times New Roman" w:hAnsi="Times New Roman" w:eastAsia="Times New Roman" w:cs="Times New Roman"/>
-        </w:rPr>
-        <w:t>：</w:t>
-      </w:r>
-      <w:r>
-        <w:rPr>
-          <w:rFonts w:hint="eastAsia" w:ascii="Times New Roman" w:hAnsi="Times New Roman" w:eastAsia="FangSong" w:cs="Times New Roman"/>
-        </w:rPr>
-        <w:t>见到</w:t>
-      </w:r>
-      <w:r>
-        <w:rPr>
-          <w:rFonts w:ascii="Times New Roman" w:hAnsi="Times New Roman" w:eastAsia="Times New Roman" w:cs="Times New Roman"/>
-        </w:rPr>
-        <w:t xml:space="preserve"> CN = 4 </w:t>
-      </w:r>
-      <w:r>
-        <w:rPr>
-          <w:rFonts w:hint="eastAsia" w:ascii="Times New Roman" w:hAnsi="Times New Roman" w:eastAsia="FangSong" w:cs="Times New Roman"/>
-        </w:rPr>
-        <w:t>的配合物</w:t>
-      </w:r>
-      <w:r>
-        <w:rPr>
-          <w:rFonts w:hint="eastAsia" w:ascii="Times New Roman" w:hAnsi="Times New Roman" w:eastAsia="Times New Roman" w:cs="Times New Roman"/>
-        </w:rPr>
-        <w:t>，</w:t>
-      </w:r>
-      <w:r>
-        <w:rPr>
-          <w:rFonts w:hint="eastAsia" w:ascii="Times New Roman" w:hAnsi="Times New Roman" w:eastAsia="FangSong" w:cs="Times New Roman"/>
-        </w:rPr>
-        <w:t>缺乏深层电子构型分析</w:t>
-      </w:r>
-      <w:r>
-        <w:rPr>
-          <w:rFonts w:hint="eastAsia" w:ascii="Times New Roman" w:hAnsi="Times New Roman" w:eastAsia="Times New Roman" w:cs="Times New Roman"/>
-        </w:rPr>
-        <w:t>，</w:t>
-      </w:r>
-      <w:r>
-        <w:rPr>
-          <w:rFonts w:hint="eastAsia" w:ascii="Times New Roman" w:hAnsi="Times New Roman" w:eastAsia="FangSong" w:cs="Times New Roman"/>
-        </w:rPr>
-        <w:t>一概判定为常见的四面体</w:t>
-      </w:r>
-      <w:r>
-        <w:rPr>
-          <w:rFonts w:hint="eastAsia" w:ascii="Times New Roman" w:hAnsi="Times New Roman" w:eastAsia="Times New Roman" w:cs="Times New Roman"/>
-        </w:rPr>
-        <w:t>；</w:t>
-      </w:r>
-      <w:r>
-        <w:rPr>
-          <w:rFonts w:hint="eastAsia" w:ascii="Times New Roman" w:hAnsi="Times New Roman" w:eastAsia="FangSong" w:cs="Times New Roman"/>
-        </w:rPr>
-        <w:t>必须牢记重过渡金属</w:t>
-      </w:r>
-      <w:r>
-        <w:rPr>
-          <w:rFonts w:hint="eastAsia" w:ascii="Times New Roman" w:hAnsi="Times New Roman" w:eastAsia="Times New Roman" w:cs="Times New Roman"/>
-        </w:rPr>
-        <w:t>（4d,</w:t>
-      </w:r>
-      <w:r>
-        <w:rPr>
-          <w:rFonts w:ascii="Times New Roman" w:hAnsi="Times New Roman" w:eastAsia="Times New Roman" w:cs="Times New Roman"/>
-        </w:rPr>
-        <w:t xml:space="preserve"> </w:t>
-      </w:r>
-      <w:r>
-        <w:rPr>
-          <w:rFonts w:hint="eastAsia" w:ascii="Times New Roman" w:hAnsi="Times New Roman" w:eastAsia="Times New Roman" w:cs="Times New Roman"/>
-        </w:rPr>
-        <w:t>5d）</w:t>
-      </w:r>
-      <w:r>
-        <w:rPr>
-          <w:rFonts w:hint="eastAsia" w:ascii="Times New Roman" w:hAnsi="Times New Roman" w:eastAsia="FangSong" w:cs="Times New Roman"/>
-        </w:rPr>
-        <w:t>的</w:t>
-      </w:r>
-      <w:r>
-        <w:rPr>
-          <w:rFonts w:ascii="Times New Roman" w:hAnsi="Times New Roman" w:eastAsia="Times New Roman" w:cs="Times New Roman"/>
-        </w:rPr>
-        <w:t xml:space="preserve"> </w:t>
-      </w:r>
-      <m:oMath>
-        <m:sSup>
-          <m:e>
-            <m:r>
-              <m:t>d</m:t>
-            </m:r>
-          </m:e>
-          <m:sup>
-            <m:r>
-              <m:t>8</m:t>
-            </m:r>
-          </m:sup>
-        </m:sSup>
-      </m:oMath>
-      <w:r>
-        <w:rPr>
-          <w:rFonts w:ascii="Times New Roman" w:hAnsi="Times New Roman" w:eastAsia="Times New Roman" w:cs="Times New Roman"/>
-        </w:rPr>
-        <w:t xml:space="preserve"> </w:t>
-      </w:r>
-      <w:r>
-        <w:rPr>
-          <w:rFonts w:hint="eastAsia" w:ascii="Times New Roman" w:hAnsi="Times New Roman" w:eastAsia="FangSong" w:cs="Times New Roman"/>
-        </w:rPr>
-        <w:t>离子</w:t>
-      </w:r>
-      <w:r>
-        <w:rPr>
-          <w:rFonts w:hint="eastAsia" w:ascii="Times New Roman" w:hAnsi="Times New Roman" w:eastAsia="Times New Roman" w:cs="Times New Roman"/>
-        </w:rPr>
-        <w:t>（</w:t>
-      </w:r>
-      <m:oMath>
-        <m:oMathPr>
-          <m:ctrlPr>
-            <w:rPr>
-              <w:sz w:val="28"/>
-              <w:szCs w:val="28"/>
-            </w:rPr>
-          </m:ctrlPr>
-        </m:oMathPr>
-        <m:r>
-          <m:rPr>
-            <m:sty m:val="p"/>
-          </m:rPr>
-          <m:t>P</m:t>
-        </m:r>
-        <m:sSup>
-          <m:e>
-            <m:r>
-              <m:rPr>
-                <m:sty m:val="p"/>
-              </m:rPr>
-              <m:t>d</m:t>
-            </m:r>
-          </m:e>
-          <m:sup>
-            <m:r>
-              <m:rPr>
-                <m:sty m:val="p"/>
-              </m:rPr>
-              <m:t>2</m:t>
-            </m:r>
-            <m:r>
-              <m:rPr>
-                <m:sty m:val="p"/>
-              </m:rPr>
-              <m:t>+</m:t>
-            </m:r>
-          </m:sup>
-        </m:sSup>
-        <m:r>
-          <m:rPr>
-            <m:sty m:val="p"/>
-          </m:rPr>
-          <m:t>,</m:t>
-        </m:r>
-        <m:r>
-          <m:rPr>
-            <m:sty m:val="p"/>
-          </m:rPr>
-          <m:t>P</m:t>
-        </m:r>
-        <m:sSup>
-          <m:e>
-            <m:r>
-              <m:rPr>
-                <m:sty m:val="p"/>
-              </m:rPr>
-              <m:t>t</m:t>
-            </m:r>
-          </m:e>
-          <m:sup>
-            <m:r>
-              <m:rPr>
-                <m:sty m:val="p"/>
-              </m:rPr>
-              <m:t>2</m:t>
-            </m:r>
-            <m:r>
-              <m:rPr>
-                <m:sty m:val="p"/>
-              </m:rPr>
-              <m:t>+</m:t>
-            </m:r>
-          </m:sup>
-        </m:sSup>
-        <m:r>
-          <m:rPr>
-            <m:sty m:val="p"/>
-          </m:rPr>
-          <m:t>,</m:t>
-        </m:r>
-        <m:r>
-          <m:rPr>
-            <m:sty m:val="p"/>
-          </m:rPr>
-          <m:t>A</m:t>
-        </m:r>
-        <m:sSup>
-          <m:e>
-            <m:r>
-              <m:rPr>
-                <m:sty m:val="p"/>
-              </m:rPr>
-              <m:t>u</m:t>
-            </m:r>
-          </m:e>
-          <m:sup>
-            <m:r>
-              <m:rPr>
-                <m:sty m:val="p"/>
-              </m:rPr>
-              <m:t>3</m:t>
-            </m:r>
-            <m:r>
-              <m:rPr>
-                <m:sty m:val="p"/>
-              </m:rPr>
-              <m:t>+</m:t>
-            </m:r>
-          </m:sup>
-        </m:sSup>
-      </m:oMath>
-      <w:r>
-        <w:rPr>
-          <w:rFonts w:hint="eastAsia" w:ascii="Times New Roman" w:hAnsi="Times New Roman" w:eastAsia="Times New Roman" w:cs="Times New Roman"/>
-        </w:rPr>
-        <w:t>）</w:t>
-      </w:r>
-      <w:r>
-        <w:rPr>
-          <w:rFonts w:hint="eastAsia" w:ascii="Times New Roman" w:hAnsi="Times New Roman" w:eastAsia="FangSong" w:cs="Times New Roman"/>
-        </w:rPr>
-        <w:t>以及第一过渡系处于强场氰根环境下的</w:t>
-      </w:r>
-      <w:r>
-        <w:rPr>
-          <w:rFonts w:ascii="Times New Roman" w:hAnsi="Times New Roman" w:eastAsia="Times New Roman" w:cs="Times New Roman"/>
-        </w:rPr>
-        <w:t xml:space="preserve"> </w:t>
-      </w:r>
-      <m:oMath>
-        <m:r>
-          <m:rPr>
-            <m:sty m:val="p"/>
-          </m:rPr>
-          <m:t>N</m:t>
-        </m:r>
-        <m:sSup>
-          <m:e>
-            <m:r>
-              <m:rPr>
-                <m:sty m:val="p"/>
-              </m:rPr>
-              <m:t>i</m:t>
-            </m:r>
-          </m:e>
-          <m:sup>
-            <m:r>
-              <m:rPr>
-                <m:sty m:val="p"/>
-              </m:rPr>
-              <m:t>2</m:t>
-            </m:r>
-            <m:r>
-              <m:rPr>
-                <m:sty m:val="p"/>
-              </m:rPr>
-              <m:t>+</m:t>
-            </m:r>
-          </m:sup>
-        </m:sSup>
-      </m:oMath>
-      <w:r>
-        <w:rPr>
-          <w:rFonts w:ascii="Times New Roman" w:hAnsi="Times New Roman" w:eastAsia="Times New Roman" w:cs="Times New Roman"/>
-        </w:rPr>
-        <w:t xml:space="preserve"> </w:t>
-      </w:r>
-      <w:r>
-        <w:rPr>
-          <w:rFonts w:hint="eastAsia" w:ascii="Times New Roman" w:hAnsi="Times New Roman" w:eastAsia="FangSong" w:cs="Times New Roman"/>
-        </w:rPr>
-        <w:t xml:space="preserve">几乎</w:t>
-      </w:r>
-      <w:r>
-        <w:rPr>
-          <w:rFonts w:ascii="Times New Roman" w:hAnsi="Times New Roman" w:eastAsia="Times New Roman" w:cs="Times New Roman"/>
-        </w:rPr>
-        <w:t xml:space="preserve"> 100% </w:t>
-      </w:r>
-      <w:r>
-        <w:rPr>
-          <w:rFonts w:hint="eastAsia" w:ascii="Times New Roman" w:hAnsi="Times New Roman" w:eastAsia="FangSong" w:cs="Times New Roman"/>
-        </w:rPr>
-        <w:t>采取平面正方形构型</w:t>
-      </w:r>
-      <w:r>
-        <w:rPr>
-          <w:rFonts w:hint="eastAsia" w:ascii="Times New Roman" w:hAnsi="Times New Roman" w:eastAsia="Times New Roman" w:cs="Times New Roman"/>
-        </w:rPr>
-        <w:t>。</w:t>
-      </w:r>
-    </w:p>
-    <w:p>
-      <w:pPr>
-        <w:pStyle w:val="Compact"/>
-        <w:numPr>
-          <w:ilvl w:val="0"/>
-          <w:numId w:val="1001"/>
-        </w:numPr>
-        <w:ind w:firstLine="420"/>
-      </w:pPr>
-      <w:r>
-        <w:rPr>
-          <w:rFonts w:hint="eastAsia" w:ascii="Times New Roman" w:hAnsi="Times New Roman" w:eastAsia="FangSong" w:cs="Times New Roman"/>
-          <w:b/>
-          <w:bCs/>
-        </w:rPr>
-        <w:t xml:space="preserve">八面体异构体手性对映体枚举遗漏</w:t>
-      </w:r>
-      <w:r>
-        <w:rPr>
-          <w:rFonts w:hint="eastAsia" w:ascii="Times New Roman" w:hAnsi="Times New Roman" w:eastAsia="Times New Roman" w:cs="Times New Roman"/>
-        </w:rPr>
-        <w:t>：</w:t>
-      </w:r>
-      <w:r>
-        <w:rPr>
-          <w:rFonts w:hint="eastAsia" w:ascii="Times New Roman" w:hAnsi="Times New Roman" w:eastAsia="FangSong" w:cs="Times New Roman"/>
-        </w:rPr>
-        <w:t>在枚举复杂八面体异构体</w:t>
-      </w:r>
-      <w:r>
-        <w:rPr>
-          <w:rFonts w:hint="eastAsia" w:ascii="Times New Roman" w:hAnsi="Times New Roman" w:eastAsia="Times New Roman" w:cs="Times New Roman"/>
-        </w:rPr>
-        <w:t>（</w:t>
-      </w:r>
-      <w:r>
-        <w:rPr>
-          <w:rFonts w:hint="eastAsia" w:ascii="Times New Roman" w:hAnsi="Times New Roman" w:eastAsia="FangSong" w:cs="Times New Roman"/>
-        </w:rPr>
-        <w:t>如</w:t>
-      </w:r>
-      <w:r>
-        <w:rPr>
-          <w:rFonts w:ascii="Times New Roman" w:hAnsi="Times New Roman" w:eastAsia="Times New Roman" w:cs="Times New Roman"/>
-        </w:rPr>
-        <w:t xml:space="preserve"> </w:t>
-      </w:r>
-      <m:oMath>
-        <m:oMathPr>
-          <m:ctrlPr>
-            <w:rPr>
-              <w:sz w:val="28"/>
-              <w:szCs w:val="28"/>
-            </w:rPr>
-          </m:ctrlPr>
-        </m:oMathPr>
-        <m:r>
-          <m:t>M</m:t>
-        </m:r>
-        <m:sSub>
-          <m:e>
-            <m:r>
-              <m:t>a</m:t>
-            </m:r>
-          </m:e>
-          <m:sub>
-            <m:r>
-              <m:t>2</m:t>
-            </m:r>
-          </m:sub>
-        </m:sSub>
-        <m:sSub>
-          <m:e>
-            <m:r>
-              <m:t>b</m:t>
-            </m:r>
-          </m:e>
-          <m:sub>
-            <m:r>
-              <m:t>2</m:t>
-            </m:r>
-          </m:sub>
-        </m:sSub>
-        <m:sSub>
-          <m:e>
-            <m:r>
-              <m:t>c</m:t>
-            </m:r>
-          </m:e>
-          <m:sub>
-            <m:r>
-              <m:t>2</m:t>
-            </m:r>
-          </m:sub>
-        </m:sSub>
-      </m:oMath>
-      <w:r>
-        <w:rPr>
-          <w:rFonts w:hint="eastAsia" w:ascii="Times New Roman" w:hAnsi="Times New Roman" w:eastAsia="Times New Roman" w:cs="Times New Roman"/>
-        </w:rPr>
-        <w:t>）</w:t>
-      </w:r>
-      <w:r>
-        <w:rPr>
-          <w:rFonts w:hint="eastAsia" w:ascii="Times New Roman" w:hAnsi="Times New Roman" w:eastAsia="FangSong" w:cs="Times New Roman"/>
-        </w:rPr>
-        <w:t>时</w:t>
-      </w:r>
-      <w:r>
-        <w:rPr>
-          <w:rFonts w:hint="eastAsia" w:ascii="Times New Roman" w:hAnsi="Times New Roman" w:eastAsia="Times New Roman" w:cs="Times New Roman"/>
-        </w:rPr>
-        <w:t>，</w:t>
-      </w:r>
-      <w:r>
-        <w:rPr>
-          <w:rFonts w:hint="eastAsia" w:ascii="Times New Roman" w:hAnsi="Times New Roman" w:eastAsia="FangSong" w:cs="Times New Roman"/>
-        </w:rPr>
-        <w:t>误以为每个几何异构体都具有中心反演或对称面</w:t>
-      </w:r>
-      <w:r>
-        <w:rPr>
-          <w:rFonts w:hint="eastAsia" w:ascii="Times New Roman" w:hAnsi="Times New Roman" w:eastAsia="Times New Roman" w:cs="Times New Roman"/>
-        </w:rPr>
-        <w:t>，</w:t>
-      </w:r>
-      <w:r>
-        <w:rPr>
-          <w:rFonts w:hint="eastAsia" w:ascii="Times New Roman" w:hAnsi="Times New Roman" w:eastAsia="FangSong" w:cs="Times New Roman"/>
-        </w:rPr>
-        <w:t>从而遗漏了非对称异构体</w:t>
-      </w:r>
-      <w:r>
-        <w:rPr>
-          <w:rFonts w:hint="eastAsia" w:ascii="Times New Roman" w:hAnsi="Times New Roman" w:eastAsia="Times New Roman" w:cs="Times New Roman"/>
-        </w:rPr>
-        <w:t>（</w:t>
-      </w:r>
-      <w:r>
-        <w:rPr>
-          <w:rFonts w:hint="eastAsia" w:ascii="Times New Roman" w:hAnsi="Times New Roman" w:eastAsia="FangSong" w:cs="Times New Roman"/>
-        </w:rPr>
-        <w:t>如全顺式</w:t>
-      </w:r>
-      <w:r>
-        <w:rPr>
-          <w:rFonts w:ascii="Times New Roman" w:hAnsi="Times New Roman" w:eastAsia="Times New Roman" w:cs="Times New Roman"/>
-        </w:rPr>
-        <w:t xml:space="preserve"> </w:t>
-      </w:r>
-      <w:r>
-        <w:rPr>
-          <w:rFonts w:hint="eastAsia" w:ascii="Times New Roman" w:hAnsi="Times New Roman" w:eastAsia="Times New Roman" w:cs="Times New Roman"/>
-        </w:rPr>
-        <w:t>cis-cis-cis）</w:t>
-      </w:r>
-      <w:r>
-        <w:rPr>
-          <w:rFonts w:hint="eastAsia" w:ascii="Times New Roman" w:hAnsi="Times New Roman" w:eastAsia="FangSong" w:cs="Times New Roman"/>
-        </w:rPr>
-        <w:t>所衍生的一对手性对映体</w:t>
-      </w:r>
-      <w:r>
-        <w:rPr>
-          <w:rFonts w:hint="eastAsia" w:ascii="Times New Roman" w:hAnsi="Times New Roman" w:eastAsia="Times New Roman" w:cs="Times New Roman"/>
-        </w:rPr>
-        <w:t>，</w:t>
-      </w:r>
-      <w:r>
-        <w:rPr>
-          <w:rFonts w:hint="eastAsia" w:ascii="Times New Roman" w:hAnsi="Times New Roman" w:eastAsia="FangSong" w:cs="Times New Roman"/>
-        </w:rPr>
-        <w:t>导致立体异构体总计数目严重少算</w:t>
-      </w:r>
-      <w:r>
-        <w:rPr>
-          <w:rFonts w:hint="eastAsia" w:ascii="Times New Roman" w:hAnsi="Times New Roman" w:eastAsia="Times New Roman" w:cs="Times New Roman"/>
-        </w:rPr>
-        <w:t>。</w:t>
-      </w:r>
-    </w:p>
-    <w:p>
-      <w:pPr>
-        <w:pStyle w:val="Compact"/>
-        <w:numPr>
-          <w:ilvl w:val="0"/>
-          <w:numId w:val="1001"/>
-        </w:numPr>
-        <w:ind w:firstLine="420"/>
-      </w:pPr>
-      <w:r>
-        <w:rPr>
-          <w:rFonts w:hint="eastAsia" w:ascii="Times New Roman" w:hAnsi="Times New Roman" w:eastAsia="FangSong" w:cs="Times New Roman"/>
-          <w:b/>
-          <w:bCs/>
-        </w:rPr>
-        <w:t xml:space="preserve">两可配体键合原子标定颠倒</w:t>
-      </w:r>
-      <w:r>
-        <w:rPr>
-          <w:rFonts w:hint="eastAsia" w:ascii="Times New Roman" w:hAnsi="Times New Roman" w:eastAsia="Times New Roman" w:cs="Times New Roman"/>
-        </w:rPr>
-        <w:t>：</w:t>
-      </w:r>
-      <w:r>
-        <w:rPr>
-          <w:rFonts w:hint="eastAsia" w:ascii="Times New Roman" w:hAnsi="Times New Roman" w:eastAsia="FangSong" w:cs="Times New Roman"/>
-        </w:rPr>
-        <w:t>在书写硝基</w:t>
-      </w:r>
-      <w:r>
-        <w:rPr>
-          <w:rFonts w:hint="eastAsia" w:ascii="Times New Roman" w:hAnsi="Times New Roman" w:eastAsia="Times New Roman" w:cs="Times New Roman"/>
-        </w:rPr>
-        <w:t>（</w:t>
-      </w:r>
-      <m:oMath>
-        <m:r>
-          <m:rPr>
-            <m:sty m:val="p"/>
-          </m:rPr>
-          <m:t>N</m:t>
-        </m:r>
-        <m:sSubSup>
-          <m:e>
-            <m:r>
-              <m:rPr>
-                <m:sty m:val="p"/>
-              </m:rPr>
-              <m:t>O</m:t>
-            </m:r>
-          </m:e>
-          <m:sub>
-            <m:r>
-              <m:rPr>
-                <m:sty m:val="p"/>
-              </m:rPr>
-              <m:t>2</m:t>
-            </m:r>
-          </m:sub>
-          <m:sup>
-            <m:r>
-              <m:rPr>
-                <m:sty m:val="p"/>
-              </m:rPr>
-              <m:t>−</m:t>
-            </m:r>
-          </m:sup>
-        </m:sSubSup>
-      </m:oMath>
-      <w:r>
-        <w:rPr>
-          <w:rFonts w:hint="eastAsia" w:ascii="Times New Roman" w:hAnsi="Times New Roman" w:eastAsia="Times New Roman" w:cs="Times New Roman"/>
-        </w:rPr>
-        <w:t>）</w:t>
-      </w:r>
-      <w:r>
-        <w:rPr>
-          <w:rFonts w:hint="eastAsia" w:ascii="Times New Roman" w:hAnsi="Times New Roman" w:eastAsia="FangSong" w:cs="Times New Roman"/>
-        </w:rPr>
-        <w:t>与硫氰酸根</w:t>
-      </w:r>
-      <w:r>
-        <w:rPr>
-          <w:rFonts w:hint="eastAsia" w:ascii="Times New Roman" w:hAnsi="Times New Roman" w:eastAsia="Times New Roman" w:cs="Times New Roman"/>
-        </w:rPr>
-        <w:t>（</w:t>
-      </w:r>
-      <m:oMath>
-        <m:r>
-          <m:rPr>
-            <m:sty m:val="p"/>
-          </m:rPr>
-          <m:t>S</m:t>
-        </m:r>
-        <m:r>
-          <m:rPr>
-            <m:sty m:val="p"/>
-          </m:rPr>
-          <m:t>C</m:t>
-        </m:r>
-        <m:sSup>
-          <m:e>
-            <m:r>
-              <m:rPr>
-                <m:sty m:val="p"/>
-              </m:rPr>
-              <m:t>N</m:t>
-            </m:r>
-          </m:e>
-          <m:sup>
-            <m:r>
-              <m:rPr>
-                <m:sty m:val="p"/>
-              </m:rPr>
-              <m:t>−</m:t>
-            </m:r>
-          </m:sup>
-        </m:sSup>
-      </m:oMath>
-      <w:r>
-        <w:rPr>
-          <w:rFonts w:hint="eastAsia" w:ascii="Times New Roman" w:hAnsi="Times New Roman" w:eastAsia="Times New Roman" w:cs="Times New Roman"/>
-        </w:rPr>
-        <w:t>）</w:t>
-      </w:r>
-      <w:r>
-        <w:rPr>
-          <w:rFonts w:hint="eastAsia" w:ascii="Times New Roman" w:hAnsi="Times New Roman" w:eastAsia="FangSong" w:cs="Times New Roman"/>
-        </w:rPr>
-        <w:t>配合物时</w:t>
-      </w:r>
-      <w:r>
-        <w:rPr>
-          <w:rFonts w:hint="eastAsia" w:ascii="Times New Roman" w:hAnsi="Times New Roman" w:eastAsia="Times New Roman" w:cs="Times New Roman"/>
-        </w:rPr>
-        <w:t>，</w:t>
-      </w:r>
-      <w:r>
-        <w:rPr>
-          <w:rFonts w:hint="eastAsia" w:ascii="Times New Roman" w:hAnsi="Times New Roman" w:eastAsia="FangSong" w:cs="Times New Roman"/>
-        </w:rPr>
-        <w:t>将键合原子与缩写符号混为一谈</w:t>
-      </w:r>
-      <w:r>
-        <w:rPr>
-          <w:rFonts w:hint="eastAsia" w:ascii="Times New Roman" w:hAnsi="Times New Roman" w:eastAsia="Times New Roman" w:cs="Times New Roman"/>
-        </w:rPr>
-        <w:t>，</w:t>
-      </w:r>
-      <w:r>
-        <w:rPr>
-          <w:rFonts w:hint="eastAsia" w:ascii="Times New Roman" w:hAnsi="Times New Roman" w:eastAsia="FangSong" w:cs="Times New Roman"/>
-        </w:rPr>
-        <w:t>甚至将硫氰基</w:t>
-      </w:r>
-      <w:r>
-        <w:rPr>
-          <w:rFonts w:hint="eastAsia" w:ascii="Times New Roman" w:hAnsi="Times New Roman" w:eastAsia="Times New Roman" w:cs="Times New Roman"/>
-        </w:rPr>
-        <w:t>（</w:t>
-      </w:r>
-      <m:oMath>
-        <m:r>
-          <m:rPr>
-            <m:sty m:val="p"/>
-          </m:rPr>
-          <m:t>M</m:t>
-        </m:r>
-        <m:r>
-          <m:rPr>
-            <m:sty m:val="p"/>
-          </m:rPr>
-          <m:t>−</m:t>
-        </m:r>
-        <m:r>
-          <m:rPr>
-            <m:sty m:val="p"/>
-          </m:rPr>
-          <m:t>S</m:t>
-        </m:r>
-        <m:r>
-          <m:rPr>
-            <m:sty m:val="p"/>
-          </m:rPr>
-          <m:t>C</m:t>
-        </m:r>
-        <m:r>
-          <m:rPr>
-            <m:sty m:val="p"/>
-          </m:rPr>
-          <m:t>N</m:t>
-        </m:r>
-      </m:oMath>
-      <w:r>
-        <w:rPr>
-          <w:rFonts w:hint="eastAsia" w:ascii="Times New Roman" w:hAnsi="Times New Roman" w:eastAsia="Times New Roman" w:cs="Times New Roman"/>
-        </w:rPr>
-        <w:t>）</w:t>
-      </w:r>
-      <w:r>
-        <w:rPr>
-          <w:rFonts w:hint="eastAsia" w:ascii="Times New Roman" w:hAnsi="Times New Roman" w:eastAsia="FangSong" w:cs="Times New Roman"/>
-        </w:rPr>
-        <w:t>与异硫氰基</w:t>
-      </w:r>
-      <w:r>
-        <w:rPr>
-          <w:rFonts w:hint="eastAsia" w:ascii="Times New Roman" w:hAnsi="Times New Roman" w:eastAsia="Times New Roman" w:cs="Times New Roman"/>
-        </w:rPr>
-        <w:t>（</w:t>
-      </w:r>
-      <m:oMath>
-        <m:r>
-          <m:rPr>
-            <m:sty m:val="p"/>
-          </m:rPr>
-          <m:t>M</m:t>
-        </m:r>
-        <m:r>
-          <m:rPr>
-            <m:sty m:val="p"/>
-          </m:rPr>
-          <m:t>−</m:t>
-        </m:r>
-        <m:r>
-          <m:rPr>
-            <m:sty m:val="p"/>
-          </m:rPr>
-          <m:t>N</m:t>
-        </m:r>
-        <m:r>
-          <m:rPr>
-            <m:sty m:val="p"/>
-          </m:rPr>
-          <m:t>C</m:t>
-        </m:r>
-        <m:r>
-          <m:rPr>
-            <m:sty m:val="p"/>
-          </m:rPr>
-          <m:t>S</m:t>
-        </m:r>
-      </m:oMath>
-      <w:r>
-        <w:rPr>
-          <w:rFonts w:hint="eastAsia" w:ascii="Times New Roman" w:hAnsi="Times New Roman" w:eastAsia="Times New Roman" w:cs="Times New Roman"/>
-        </w:rPr>
-        <w:t>）</w:t>
-      </w:r>
-      <w:r>
-        <w:rPr>
-          <w:rFonts w:hint="eastAsia" w:ascii="Times New Roman" w:hAnsi="Times New Roman" w:eastAsia="FangSong" w:cs="Times New Roman"/>
-        </w:rPr>
-        <w:t>的配位场强次序记反</w:t>
-      </w:r>
-      <w:r>
-        <w:rPr>
-          <w:rFonts w:hint="eastAsia" w:ascii="Times New Roman" w:hAnsi="Times New Roman" w:eastAsia="Times New Roman" w:cs="Times New Roman"/>
-        </w:rPr>
-        <w:t>（</w:t>
-      </w:r>
-      <w:r>
-        <w:rPr>
-          <w:rFonts w:hint="eastAsia" w:ascii="Times New Roman" w:hAnsi="Times New Roman" w:eastAsia="FangSong" w:cs="Times New Roman"/>
-        </w:rPr>
-        <w:t>实测</w:t>
-      </w:r>
-      <w:r>
-        <w:rPr>
-          <w:rFonts w:ascii="Times New Roman" w:hAnsi="Times New Roman" w:eastAsia="Times New Roman" w:cs="Times New Roman"/>
-        </w:rPr>
-        <w:t xml:space="preserve"> N </w:t>
-      </w:r>
-      <w:r>
-        <w:rPr>
-          <w:rFonts w:hint="eastAsia" w:ascii="Times New Roman" w:hAnsi="Times New Roman" w:eastAsia="FangSong" w:cs="Times New Roman"/>
-        </w:rPr>
-        <w:t xml:space="preserve">端配位场强于</w:t>
-      </w:r>
-      <w:r>
-        <w:rPr>
-          <w:rFonts w:ascii="Times New Roman" w:hAnsi="Times New Roman" w:eastAsia="Times New Roman" w:cs="Times New Roman"/>
-        </w:rPr>
-        <w:t xml:space="preserve"> S </w:t>
-      </w:r>
-      <w:r>
-        <w:rPr>
-          <w:rFonts w:hint="eastAsia" w:ascii="Times New Roman" w:hAnsi="Times New Roman" w:eastAsia="FangSong" w:cs="Times New Roman"/>
-        </w:rPr>
-        <w:t>端配位</w:t>
-      </w:r>
-      <w:r>
-        <w:rPr>
-          <w:rFonts w:hint="eastAsia" w:ascii="Times New Roman" w:hAnsi="Times New Roman" w:eastAsia="Times New Roman" w:cs="Times New Roman"/>
-        </w:rPr>
-        <w:t>）。</w:t>
-      </w:r>
-    </w:p>
-    <w:p>
-      <w:pPr>
-        <w:pStyle w:val="Compact"/>
-        <w:numPr>
-          <w:ilvl w:val="0"/>
-          <w:numId w:val="1001"/>
-        </w:numPr>
-        <w:ind w:firstLine="420"/>
-      </w:pPr>
-      <w:r>
-        <w:rPr>
-          <w:rFonts w:hint="eastAsia" w:ascii="Times New Roman" w:hAnsi="Times New Roman" w:eastAsia="FangSong" w:cs="Times New Roman"/>
-          <w:b/>
-          <w:bCs/>
-        </w:rPr>
-        <w:t xml:space="preserve">四面体场强与高低自旋误判</w:t>
-      </w:r>
-      <w:r>
-        <w:rPr>
-          <w:rFonts w:hint="eastAsia" w:ascii="Times New Roman" w:hAnsi="Times New Roman" w:eastAsia="Times New Roman" w:cs="Times New Roman"/>
-        </w:rPr>
-        <w:t>：</w:t>
-      </w:r>
-      <w:r>
-        <w:rPr>
-          <w:rFonts w:hint="eastAsia" w:ascii="Times New Roman" w:hAnsi="Times New Roman" w:eastAsia="FangSong" w:cs="Times New Roman"/>
-        </w:rPr>
-        <w:t>将八面体场强经验机械套用于四面体配合物</w:t>
-      </w:r>
-      <w:r>
-        <w:rPr>
-          <w:rFonts w:hint="eastAsia" w:ascii="Times New Roman" w:hAnsi="Times New Roman" w:eastAsia="Times New Roman" w:cs="Times New Roman"/>
-        </w:rPr>
-        <w:t>，</w:t>
-      </w:r>
-      <w:r>
-        <w:rPr>
-          <w:rFonts w:hint="eastAsia" w:ascii="Times New Roman" w:hAnsi="Times New Roman" w:eastAsia="FangSong" w:cs="Times New Roman"/>
-        </w:rPr>
-        <w:t>试图在四面体配合物中寻找低自旋态</w:t>
-      </w:r>
-      <w:r>
-        <w:rPr>
-          <w:rFonts w:hint="eastAsia" w:ascii="Times New Roman" w:hAnsi="Times New Roman" w:eastAsia="Times New Roman" w:cs="Times New Roman"/>
-        </w:rPr>
-        <w:t>；</w:t>
-      </w:r>
-      <w:r>
-        <w:rPr>
-          <w:rFonts w:hint="eastAsia" w:ascii="Times New Roman" w:hAnsi="Times New Roman" w:eastAsia="FangSong" w:cs="Times New Roman"/>
-        </w:rPr>
-        <w:t>忽视了四面体场分裂能仅为八面体的</w:t>
-      </w:r>
-      <w:r>
-        <w:rPr>
-          <w:rFonts w:ascii="Times New Roman" w:hAnsi="Times New Roman" w:eastAsia="Times New Roman" w:cs="Times New Roman"/>
-        </w:rPr>
-        <w:t xml:space="preserve"> </w:t>
-      </w:r>
-      <m:oMath>
-        <m:r>
-          <m:t>4</m:t>
-        </m:r>
-        <m:r>
-          <m:rPr>
-            <m:sty m:val="p"/>
-          </m:rPr>
-          <m:t>/</m:t>
-        </m:r>
-        <m:r>
-          <m:t>9</m:t>
-        </m:r>
-      </m:oMath>
-      <w:r>
-        <w:rPr>
-          <w:rFonts w:hint="eastAsia" w:ascii="Times New Roman" w:hAnsi="Times New Roman" w:eastAsia="Times New Roman" w:cs="Times New Roman"/>
-        </w:rPr>
-        <w:t>，</w:t>
-      </w:r>
-      <w:r>
-        <w:rPr>
-          <w:rFonts w:hint="eastAsia" w:ascii="Times New Roman" w:hAnsi="Times New Roman" w:eastAsia="FangSong" w:cs="Times New Roman"/>
-        </w:rPr>
-        <w:t>在几乎所有常见配体下</w:t>
-      </w:r>
-      <w:r>
-        <w:rPr>
-          <w:rFonts w:ascii="Times New Roman" w:hAnsi="Times New Roman" w:eastAsia="Times New Roman" w:cs="Times New Roman"/>
-        </w:rPr>
-        <w:t xml:space="preserve"> </w:t>
-      </w:r>
-      <m:oMath>
-        <m:sSub>
-          <m:e>
-            <m:r>
-              <m:rPr>
-                <m:sty m:val="p"/>
-              </m:rPr>
-              <m:t>Δ</m:t>
-            </m:r>
-          </m:e>
-          <m:sub>
-            <m:r>
-              <m:t>t</m:t>
-            </m:r>
-          </m:sub>
-        </m:sSub>
-        <m:r>
-          <m:rPr>
-            <m:sty m:val="p"/>
-          </m:rPr>
-          <m:t>&lt;</m:t>
-        </m:r>
-        <m:r>
-          <m:t>P</m:t>
-        </m:r>
-      </m:oMath>
-      <w:r>
-        <w:rPr>
-          <w:rFonts w:hint="eastAsia" w:ascii="Times New Roman" w:hAnsi="Times New Roman" w:eastAsia="Times New Roman" w:cs="Times New Roman"/>
-        </w:rPr>
-        <w:t>，</w:t>
-      </w:r>
-      <w:r>
-        <w:rPr>
-          <w:rFonts w:hint="eastAsia" w:ascii="Times New Roman" w:hAnsi="Times New Roman" w:eastAsia="FangSong" w:cs="Times New Roman"/>
-        </w:rPr>
-        <w:t>因此四面体配合物在竞赛中均表现为高自旋态</w:t>
-      </w:r>
-      <w:r>
-        <w:rPr>
-          <w:rFonts w:hint="eastAsia" w:ascii="Times New Roman" w:hAnsi="Times New Roman" w:eastAsia="Times New Roman" w:cs="Times New Roman"/>
-        </w:rPr>
-        <w:t>。</w:t>
-      </w:r>
-    </w:p>
-    <w:p>
-      <w:pPr>
-        <w:pStyle w:val="Compact"/>
-        <w:numPr>
-          <w:ilvl w:val="0"/>
-          <w:numId w:val="1001"/>
-        </w:numPr>
-        <w:ind w:firstLine="420"/>
-      </w:pPr>
-      <w:r>
-        <w:rPr>
-          <w:rFonts w:ascii="Times New Roman" w:hAnsi="Times New Roman" w:eastAsia="Times New Roman" w:cs="Times New Roman"/>
-          <w:b/>
-          <w:bCs/>
-        </w:rPr>
-        <w:t xml:space="preserve">Laporte </w:t>
-      </w:r>
-      <w:r>
-        <w:rPr>
-          <w:rFonts w:hint="eastAsia" w:ascii="Times New Roman" w:hAnsi="Times New Roman" w:eastAsia="FangSong" w:cs="Times New Roman"/>
-          <w:b/>
-          <w:bCs/>
-        </w:rPr>
-        <w:t xml:space="preserve">禁阻与电荷转移吸收混为一谈</w:t>
-      </w:r>
-      <w:r>
-        <w:rPr>
-          <w:rFonts w:hint="eastAsia" w:ascii="Times New Roman" w:hAnsi="Times New Roman" w:eastAsia="Times New Roman" w:cs="Times New Roman"/>
-        </w:rPr>
-        <w:t>：</w:t>
-      </w:r>
-      <w:r>
-        <w:rPr>
-          <w:rFonts w:hint="eastAsia" w:ascii="Times New Roman" w:hAnsi="Times New Roman" w:eastAsia="FangSong" w:cs="Times New Roman"/>
-        </w:rPr>
-        <w:t>误以为配合物的颜色深浅完全取决于</w:t>
-      </w:r>
-      <w:r>
-        <w:rPr>
-          <w:rFonts w:ascii="Times New Roman" w:hAnsi="Times New Roman" w:eastAsia="Times New Roman" w:cs="Times New Roman"/>
-        </w:rPr>
-        <w:t xml:space="preserve"> </w:t>
-      </w:r>
-      <m:oMath>
-        <m:r>
-          <m:t>d</m:t>
-        </m:r>
-        <m:r>
-          <m:rPr>
-            <m:sty m:val="p"/>
-          </m:rPr>
-          <m:t>−</m:t>
-        </m:r>
-        <m:r>
-          <m:t>d</m:t>
-        </m:r>
-      </m:oMath>
-      <w:r>
-        <w:rPr>
-          <w:rFonts w:ascii="Times New Roman" w:hAnsi="Times New Roman" w:eastAsia="Times New Roman" w:cs="Times New Roman"/>
-        </w:rPr>
-        <w:t xml:space="preserve"> </w:t>
-      </w:r>
-      <w:r>
-        <w:rPr>
-          <w:rFonts w:hint="eastAsia" w:ascii="Times New Roman" w:hAnsi="Times New Roman" w:eastAsia="FangSong" w:cs="Times New Roman"/>
-        </w:rPr>
-        <w:t>跃迁吸收</w:t>
-      </w:r>
-      <w:r>
-        <w:rPr>
-          <w:rFonts w:hint="eastAsia" w:ascii="Times New Roman" w:hAnsi="Times New Roman" w:eastAsia="Times New Roman" w:cs="Times New Roman"/>
-        </w:rPr>
-        <w:t>；</w:t>
-      </w:r>
-      <w:r>
-        <w:rPr>
-          <w:rFonts w:hint="eastAsia" w:ascii="Times New Roman" w:hAnsi="Times New Roman" w:eastAsia="FangSong" w:cs="Times New Roman"/>
-        </w:rPr>
-        <w:t>无法解释为什么无</w:t>
-      </w:r>
-      <w:r>
-        <w:rPr>
-          <w:rFonts w:ascii="Times New Roman" w:hAnsi="Times New Roman" w:eastAsia="Times New Roman" w:cs="Times New Roman"/>
-        </w:rPr>
-        <w:t xml:space="preserve"> </w:t>
-      </w:r>
-      <m:oMath>
-        <m:r>
-          <m:t>d</m:t>
-        </m:r>
-      </m:oMath>
-      <w:r>
-        <w:rPr>
-          <w:rFonts w:ascii="Times New Roman" w:hAnsi="Times New Roman" w:eastAsia="Times New Roman" w:cs="Times New Roman"/>
-        </w:rPr>
-        <w:t xml:space="preserve"> </w:t>
-      </w:r>
-      <w:r>
-        <w:rPr>
-          <w:rFonts w:hint="eastAsia" w:ascii="Times New Roman" w:hAnsi="Times New Roman" w:eastAsia="FangSong" w:cs="Times New Roman"/>
-        </w:rPr>
-        <w:t xml:space="preserve">电子的</w:t>
-      </w:r>
-      <w:r>
-        <w:rPr>
-          <w:rFonts w:ascii="Times New Roman" w:hAnsi="Times New Roman" w:eastAsia="Times New Roman" w:cs="Times New Roman"/>
-        </w:rPr>
-        <w:t xml:space="preserve"> </w:t>
-      </w:r>
-      <m:oMath>
-        <m:r>
-          <m:rPr>
-            <m:sty m:val="p"/>
-          </m:rPr>
-          <m:t>M</m:t>
-        </m:r>
-        <m:r>
-          <m:rPr>
-            <m:sty m:val="p"/>
-          </m:rPr>
-          <m:t>n</m:t>
-        </m:r>
-        <m:sSubSup>
-          <m:e>
-            <m:r>
-              <m:rPr>
-                <m:sty m:val="p"/>
-              </m:rPr>
-              <m:t>O</m:t>
-            </m:r>
-          </m:e>
-          <m:sub>
-            <m:r>
-              <m:rPr>
-                <m:sty m:val="p"/>
-              </m:rPr>
-              <m:t>4</m:t>
-            </m:r>
-          </m:sub>
-          <m:sup>
-            <m:r>
-              <m:rPr>
-                <m:sty m:val="p"/>
-              </m:rPr>
-              <m:t>−</m:t>
-            </m:r>
-          </m:sup>
-        </m:sSubSup>
-      </m:oMath>
-      <w:r>
-        <w:rPr>
-          <w:rFonts w:hint="eastAsia" w:ascii="Times New Roman" w:hAnsi="Times New Roman" w:eastAsia="Times New Roman" w:cs="Times New Roman"/>
-        </w:rPr>
-        <w:t xml:space="preserve">（</w:t>
-      </w:r>
-      <m:oMath>
-        <m:sSup>
-          <m:e>
-            <m:r>
-              <m:t>d</m:t>
-            </m:r>
-          </m:e>
-          <m:sup>
-            <m:r>
-              <m:t>0</m:t>
-            </m:r>
-          </m:sup>
-        </m:sSup>
-      </m:oMath>
-      <w:r>
-        <w:rPr>
-          <w:rFonts w:hint="eastAsia" w:ascii="Times New Roman" w:hAnsi="Times New Roman" w:eastAsia="Times New Roman" w:cs="Times New Roman"/>
-        </w:rPr>
-        <w:t>）</w:t>
-      </w:r>
-      <w:r>
-        <w:rPr>
-          <w:rFonts w:hint="eastAsia" w:ascii="Times New Roman" w:hAnsi="Times New Roman" w:eastAsia="FangSong" w:cs="Times New Roman"/>
-        </w:rPr>
-        <w:t>具有极深的紫黑色</w:t>
-      </w:r>
-      <w:r>
-        <w:rPr>
-          <w:rFonts w:hint="eastAsia" w:ascii="Times New Roman" w:hAnsi="Times New Roman" w:eastAsia="Times New Roman" w:cs="Times New Roman"/>
-        </w:rPr>
-        <w:t>，</w:t>
-      </w:r>
-      <w:r>
-        <w:rPr>
-          <w:rFonts w:hint="eastAsia" w:ascii="Times New Roman" w:hAnsi="Times New Roman" w:eastAsia="FangSong" w:cs="Times New Roman"/>
-        </w:rPr>
-        <w:t>忽略了无宇称禁阻</w:t>
-      </w:r>
-      <w:r>
-        <w:rPr>
-          <w:rFonts w:hint="eastAsia" w:ascii="Times New Roman" w:hAnsi="Times New Roman" w:eastAsia="Times New Roman" w:cs="Times New Roman"/>
-        </w:rPr>
-        <w:t>、</w:t>
-      </w:r>
-      <w:r>
-        <w:rPr>
-          <w:rFonts w:hint="eastAsia" w:ascii="Times New Roman" w:hAnsi="Times New Roman" w:eastAsia="FangSong" w:cs="Times New Roman"/>
-        </w:rPr>
-        <w:t>吸收系数高出数百倍的荷移跃迁</w:t>
-      </w:r>
-      <w:r>
-        <w:rPr>
-          <w:rFonts w:hint="eastAsia" w:ascii="Times New Roman" w:hAnsi="Times New Roman" w:eastAsia="Times New Roman" w:cs="Times New Roman"/>
-        </w:rPr>
-        <w:t>（LMCT）。</w:t>
-      </w:r>
-    </w:p>
-    <w:p>
-      <w:pPr>
-        <w:pStyle w:val="Compact"/>
-        <w:numPr>
-          <w:ilvl w:val="0"/>
-          <w:numId w:val="1001"/>
-        </w:numPr>
-        <w:ind w:firstLine="420"/>
-      </w:pPr>
-      <w:r>
-        <w:rPr>
-          <w:rFonts w:hint="eastAsia" w:ascii="Times New Roman" w:hAnsi="Times New Roman" w:eastAsia="FangSong" w:cs="Times New Roman"/>
-          <w:b/>
-          <w:bCs/>
-        </w:rPr>
-        <w:t xml:space="preserve">逐级稳定常数突跃误判为实验误差</w:t>
-      </w:r>
-      <w:r>
-        <w:rPr>
-          <w:rFonts w:hint="eastAsia" w:ascii="Times New Roman" w:hAnsi="Times New Roman" w:eastAsia="Times New Roman" w:cs="Times New Roman"/>
-        </w:rPr>
-        <w:t>：</w:t>
-      </w:r>
-      <w:r>
-        <w:rPr>
-          <w:rFonts w:hint="eastAsia" w:ascii="Times New Roman" w:hAnsi="Times New Roman" w:eastAsia="FangSong" w:cs="Times New Roman"/>
-        </w:rPr>
-        <w:t>遇到多步配位平衡中常数反常突跃</w:t>
-      </w:r>
-      <w:r>
-        <w:rPr>
-          <w:rFonts w:hint="eastAsia" w:ascii="Times New Roman" w:hAnsi="Times New Roman" w:eastAsia="Times New Roman" w:cs="Times New Roman"/>
-        </w:rPr>
-        <w:t>（</w:t>
-      </w:r>
-      <w:r>
-        <w:rPr>
-          <w:rFonts w:hint="eastAsia" w:ascii="Times New Roman" w:hAnsi="Times New Roman" w:eastAsia="FangSong" w:cs="Times New Roman"/>
-        </w:rPr>
-        <w:t>如</w:t>
-      </w:r>
-      <w:r>
-        <w:rPr>
-          <w:rFonts w:ascii="Times New Roman" w:hAnsi="Times New Roman" w:eastAsia="Times New Roman" w:cs="Times New Roman"/>
-        </w:rPr>
-        <w:t xml:space="preserve"> </w:t>
-      </w:r>
-      <m:oMath>
-        <m:sSub>
-          <m:e>
-            <m:r>
-              <m:t>K</m:t>
-            </m:r>
-          </m:e>
-          <m:sub>
-            <m:r>
-              <m:t>3</m:t>
-            </m:r>
-          </m:sub>
-        </m:sSub>
-        <m:r>
-          <m:rPr>
-            <m:sty m:val="p"/>
-          </m:rPr>
-          <m:t>&gt;</m:t>
-        </m:r>
-        <m:sSub>
-          <m:e>
-            <m:r>
-              <m:t>K</m:t>
-            </m:r>
-          </m:e>
-          <m:sub>
-            <m:r>
-              <m:t>2</m:t>
-            </m:r>
-          </m:sub>
-        </m:sSub>
-      </m:oMath>
-      <w:r>
-        <w:rPr>
-          <w:rFonts w:hint="eastAsia" w:ascii="Times New Roman" w:hAnsi="Times New Roman" w:eastAsia="Times New Roman" w:cs="Times New Roman"/>
-        </w:rPr>
-        <w:t>）</w:t>
-      </w:r>
-      <w:r>
-        <w:rPr>
-          <w:rFonts w:hint="eastAsia" w:ascii="Times New Roman" w:hAnsi="Times New Roman" w:eastAsia="FangSong" w:cs="Times New Roman"/>
-        </w:rPr>
-        <w:t>时</w:t>
-      </w:r>
-      <w:r>
-        <w:rPr>
-          <w:rFonts w:hint="eastAsia" w:ascii="Times New Roman" w:hAnsi="Times New Roman" w:eastAsia="Times New Roman" w:cs="Times New Roman"/>
-        </w:rPr>
-        <w:t>，</w:t>
-      </w:r>
-      <w:r>
-        <w:rPr>
-          <w:rFonts w:hint="eastAsia" w:ascii="Times New Roman" w:hAnsi="Times New Roman" w:eastAsia="FangSong" w:cs="Times New Roman"/>
-        </w:rPr>
-        <w:t>误认为是实验测定失误</w:t>
-      </w:r>
-      <w:r>
-        <w:rPr>
-          <w:rFonts w:hint="eastAsia" w:ascii="Times New Roman" w:hAnsi="Times New Roman" w:eastAsia="Times New Roman" w:cs="Times New Roman"/>
-        </w:rPr>
-        <w:t>，</w:t>
-      </w:r>
-      <w:r>
-        <w:rPr>
-          <w:rFonts w:hint="eastAsia" w:ascii="Times New Roman" w:hAnsi="Times New Roman" w:eastAsia="FangSong" w:cs="Times New Roman"/>
-        </w:rPr>
-        <w:t>未能洞察体系发生六配位向四配位几何多面体蜕变所释放的大量水分子熵增机制</w:t>
-      </w:r>
-      <w:r>
-        <w:rPr>
-          <w:rFonts w:hint="eastAsia" w:ascii="Times New Roman" w:hAnsi="Times New Roman" w:eastAsia="Times New Roman" w:cs="Times New Roman"/>
-        </w:rPr>
-        <w:t>。</w:t>
-      </w:r>
-    </w:p>
-    <w:p>
-      <w:pPr>
-        <w:pStyle w:val="Compact"/>
-        <w:numPr>
-          <w:ilvl w:val="0"/>
-          <w:numId w:val="1001"/>
-        </w:numPr>
-        <w:ind w:firstLine="420"/>
-      </w:pPr>
-      <w:r>
-        <w:rPr>
-          <w:rFonts w:ascii="Times New Roman" w:hAnsi="Times New Roman" w:eastAsia="Times New Roman" w:cs="Times New Roman"/>
-          <w:b/>
-          <w:bCs/>
-        </w:rPr>
-        <w:t xml:space="preserve">18 </w:t>
-      </w:r>
-      <w:r>
-        <w:rPr>
-          <w:rFonts w:hint="eastAsia" w:ascii="Times New Roman" w:hAnsi="Times New Roman" w:eastAsia="FangSong" w:cs="Times New Roman"/>
-          <w:b/>
-          <w:bCs/>
-        </w:rPr>
-        <w:t xml:space="preserve">电子计数中配体电荷与电子贡献混淆</w:t>
-      </w:r>
-      <w:r>
-        <w:rPr>
-          <w:rFonts w:hint="eastAsia" w:ascii="Times New Roman" w:hAnsi="Times New Roman" w:eastAsia="Times New Roman" w:cs="Times New Roman"/>
-        </w:rPr>
-        <w:t>：</w:t>
-      </w:r>
-      <w:r>
-        <w:rPr>
-          <w:rFonts w:hint="eastAsia" w:ascii="Times New Roman" w:hAnsi="Times New Roman" w:eastAsia="FangSong" w:cs="Times New Roman"/>
-        </w:rPr>
-        <w:t>在应用中性原子法计数时</w:t>
-      </w:r>
-      <w:r>
-        <w:rPr>
-          <w:rFonts w:hint="eastAsia" w:ascii="Times New Roman" w:hAnsi="Times New Roman" w:eastAsia="Times New Roman" w:cs="Times New Roman"/>
-        </w:rPr>
-        <w:t>，</w:t>
-      </w:r>
-      <w:r>
-        <w:rPr>
-          <w:rFonts w:hint="eastAsia" w:ascii="Times New Roman" w:hAnsi="Times New Roman" w:eastAsia="FangSong" w:cs="Times New Roman"/>
-        </w:rPr>
-        <w:t>误将配体的负电荷重复计算两次</w:t>
-      </w:r>
-      <w:r>
-        <w:rPr>
-          <w:rFonts w:hint="eastAsia" w:ascii="Times New Roman" w:hAnsi="Times New Roman" w:eastAsia="Times New Roman" w:cs="Times New Roman"/>
-        </w:rPr>
-        <w:t>，</w:t>
-      </w:r>
-      <w:r>
-        <w:rPr>
-          <w:rFonts w:hint="eastAsia" w:ascii="Times New Roman" w:hAnsi="Times New Roman" w:eastAsia="FangSong" w:cs="Times New Roman"/>
-        </w:rPr>
-        <w:t>或者在多核簇合物中忘记除以</w:t>
-      </w:r>
-      <w:r>
-        <w:rPr>
-          <w:rFonts w:ascii="Times New Roman" w:hAnsi="Times New Roman" w:eastAsia="Times New Roman" w:cs="Times New Roman"/>
-        </w:rPr>
-        <w:t xml:space="preserve"> 2 </w:t>
-      </w:r>
-      <w:r>
-        <w:rPr>
-          <w:rFonts w:hint="eastAsia" w:ascii="Times New Roman" w:hAnsi="Times New Roman" w:eastAsia="FangSong" w:cs="Times New Roman"/>
-        </w:rPr>
-        <w:t>计算单中心电子数</w:t>
-      </w:r>
-      <w:r>
-        <w:rPr>
-          <w:rFonts w:hint="eastAsia" w:ascii="Times New Roman" w:hAnsi="Times New Roman" w:eastAsia="Times New Roman" w:cs="Times New Roman"/>
-        </w:rPr>
-        <w:t>，</w:t>
-      </w:r>
-      <w:r>
-        <w:rPr>
-          <w:rFonts w:hint="eastAsia" w:ascii="Times New Roman" w:hAnsi="Times New Roman" w:eastAsia="FangSong" w:cs="Times New Roman"/>
-        </w:rPr>
-        <w:t>导致金属</w:t>
-      </w:r>
-      <w:r>
-        <w:rPr>
-          <w:rFonts w:hint="eastAsia" w:ascii="Times New Roman" w:hAnsi="Times New Roman" w:eastAsia="Times New Roman" w:cs="Times New Roman"/>
-        </w:rPr>
-        <w:t>-</w:t>
-      </w:r>
-      <w:r>
-        <w:rPr>
-          <w:rFonts w:hint="eastAsia" w:ascii="Times New Roman" w:hAnsi="Times New Roman" w:eastAsia="FangSong" w:cs="Times New Roman"/>
-        </w:rPr>
-        <w:t>金属键数目的拓扑预测产生倍数偏差</w:t>
-      </w:r>
-      <w:r>
-        <w:rPr>
-          <w:rFonts w:hint="eastAsia" w:ascii="Times New Roman" w:hAnsi="Times New Roman" w:eastAsia="Times New Roman" w:cs="Times New Roman"/>
-        </w:rPr>
-        <w:t>。</w:t>
-      </w:r>
-    </w:p>
-    <w:p>
-      <w:pPr>
-        <w:spacing w:before="160" w:after="80"/>
-      </w:pPr>
-      <w:r>
-        <w:pict>
-          <v:rect style="width:0;height:1.5pt" o:hralign="center" o:hrstd="t" o:hr="t"/>
-        </w:pict>
-      </w:r>
-    </w:p>
-    <w:bookmarkEnd w:id="95"/>
-    <w:bookmarkStart w:id="96" w:name="竞赛思考强化题与微观机理精解"/>
-    <w:p>
-      <w:pPr>
-        <w:pStyle w:val="Heading2"/>
-        <w:spacing w:before="280" w:after="120"/>
-      </w:pPr>
-      <w:r>
-        <w:rPr>
-          <w:rFonts w:ascii="Times New Roman" w:hAnsi="Times New Roman" w:eastAsia="Times New Roman" w:cs="Times New Roman"/>
-        </w:rPr>
-        <w:t xml:space="preserve">§12 </w:t>
-      </w:r>
-      <w:r>
-        <w:rPr>
-          <w:rFonts w:hint="eastAsia" w:ascii="Times New Roman" w:hAnsi="Times New Roman" w:eastAsia="SimHei" w:cs="Times New Roman"/>
-        </w:rPr>
-        <w:t xml:space="preserve">竞赛思考强化题与微观机理精解</w:t>
+        <w:t xml:space="preserve">课后习题</w:t>
       </w:r>
     </w:p>
     <w:p>
@@ -41130,9 +37867,9 @@
         <w:pStyle w:val="FirstParagraph"/>
       </w:pPr>
     </w:p>
-    <w:bookmarkEnd w:id="96"/>
+    <w:bookmarkEnd w:id="94"/>
     <w:sectPr>
-      <w:footerReference w:type="default" r:id="rId9"/>
+      <w:footerReference w:type="default" r:id="rId10"/>
       <w:footnotePr>
         <w:numRestart w:val="eachSect"/>
       </w:footnotePr>
@@ -41368,6 +38105,36 @@
     <w:abstractNumId w:val="990"/>
   </w:num>
   <w:num w:numId="1001">
+    <w:abstractNumId w:val="99411"/>
+    <w:lvlOverride w:ilvl="0">
+      <w:startOverride w:val="1"/>
+    </w:lvlOverride>
+    <w:lvlOverride w:ilvl="1">
+      <w:startOverride w:val="1"/>
+    </w:lvlOverride>
+    <w:lvlOverride w:ilvl="2">
+      <w:startOverride w:val="1"/>
+    </w:lvlOverride>
+    <w:lvlOverride w:ilvl="3">
+      <w:startOverride w:val="1"/>
+    </w:lvlOverride>
+    <w:lvlOverride w:ilvl="4">
+      <w:startOverride w:val="1"/>
+    </w:lvlOverride>
+    <w:lvlOverride w:ilvl="5">
+      <w:startOverride w:val="1"/>
+    </w:lvlOverride>
+    <w:lvlOverride w:ilvl="6">
+      <w:startOverride w:val="1"/>
+    </w:lvlOverride>
+    <w:lvlOverride w:ilvl="7">
+      <w:startOverride w:val="1"/>
+    </w:lvlOverride>
+    <w:lvlOverride w:ilvl="8">
+      <w:startOverride w:val="1"/>
+    </w:lvlOverride>
+  </w:num>
+  <w:num w:numId="1002">
     <w:abstractNumId w:val="99411"/>
     <w:lvlOverride w:ilvl="0">
       <w:startOverride w:val="1"/>

--- a/06-学生侧材料/讲义/学生专用版/2-结构化学/配位化合物基础-超级充实版（学生专用版）.docx
+++ b/06-学生侧材料/讲义/学生专用版/2-结构化学/配位化合物基础-超级充实版（学生专用版）.docx
@@ -1626,7 +1626,7 @@
         <w:rPr>
           <w:rFonts w:hint="eastAsia" w:ascii="Times New Roman" w:hAnsi="Times New Roman" w:eastAsia="FangSong" w:cs="Times New Roman"/>
         </w:rPr>
-        <w:t>键角极为契合各杂化轨道的自然伸展方向</w:t>
+        <w:t>键角契合各杂化轨道的自然伸展方向</w:t>
       </w:r>
       <w:r>
         <w:rPr>
@@ -2507,7 +2507,7 @@
         <w:rPr>
           <w:rFonts w:hint="eastAsia" w:ascii="Times New Roman" w:hAnsi="Times New Roman" w:eastAsia="FangSong" w:cs="Times New Roman"/>
         </w:rPr>
-        <w:t>从而在宏观上赋予了螯合物极其强大的热力学稳定常数</w:t>
+        <w:t>从而在宏观上赋予了螯合物强大的热力学稳定常数</w:t>
       </w:r>
       <w:r>
         <w:rPr>
@@ -2871,7 +2871,7 @@
         <w:rPr>
           <w:rFonts w:hint="eastAsia" w:ascii="Times New Roman" w:hAnsi="Times New Roman" w:eastAsia="FangSong" w:cs="Times New Roman"/>
         </w:rPr>
-        <w:t>极为罕见</w:t>
+        <w:t>罕见</w:t>
       </w:r>
       <w:r>
         <w:rPr>
@@ -4512,7 +4512,7 @@
         <w:rPr>
           <w:rFonts w:hint="eastAsia" w:ascii="Times New Roman" w:hAnsi="Times New Roman" w:eastAsia="FangSong" w:cs="Times New Roman"/>
         </w:rPr>
-        <w:t>离子在平面正方形配位场中能够获得极其巨大的晶体场稳定化能</w:t>
+        <w:t>离子在平面正方形配位场中能够获得巨大的晶体场稳定化能</w:t>
       </w:r>
       <w:r>
         <w:rPr>
@@ -15302,7 +15302,7 @@
         <w:rPr>
           <w:rFonts w:hint="eastAsia" w:ascii="Times New Roman" w:hAnsi="Times New Roman" w:eastAsia="FangSong" w:cs="Times New Roman"/>
         </w:rPr>
-        <w:t>能量极度飙升</w:t>
+        <w:t>能量飙升</w:t>
       </w:r>
       <w:r>
         <w:rPr>
@@ -17156,7 +17156,7 @@
         <w:rPr>
           <w:rFonts w:hint="eastAsia" w:ascii="Times New Roman" w:hAnsi="Times New Roman" w:eastAsia="FangSong" w:cs="Times New Roman"/>
         </w:rPr>
-        <w:t>晶体场分裂能极其巨大</w:t>
+        <w:t>晶体场分裂能巨大</w:t>
       </w:r>
       <w:r>
         <w:rPr>
@@ -19155,7 +19155,7 @@
         <w:rPr>
           <w:rFonts w:hint="eastAsia" w:ascii="Times New Roman" w:hAnsi="Times New Roman" w:eastAsia="FangSong" w:cs="Times New Roman"/>
         </w:rPr>
-        <w:t>其极其浓烈的紫黑与血红颜色源于能量允许的高概率配体向金属电荷转移跃迁</w:t>
+        <w:t>其浓烈的紫黑与血红颜色源于能量允许的高概率配体向金属电荷转移跃迁</w:t>
       </w:r>
       <w:r>
         <w:rPr>
@@ -22221,7 +22221,7 @@
         <w:rPr>
           <w:rFonts w:hint="eastAsia" w:ascii="Times New Roman" w:hAnsi="Times New Roman" w:eastAsia="FangSong" w:cs="Times New Roman"/>
         </w:rPr>
-        <w:t>不可逆的毁灭性亲和结合</w:t>
+        <w:t>不可逆的极强的亲和结合</w:t>
       </w:r>
       <w:r>
         <w:rPr>
@@ -22466,7 +22466,7 @@
         <w:rPr>
           <w:rFonts w:hint="eastAsia" w:ascii="Times New Roman" w:hAnsi="Times New Roman" w:eastAsia="FangSong" w:cs="Times New Roman"/>
         </w:rPr>
-        <w:t>金属羰基化合物是一类以中性一氧化碳分子为配体的极具魅力的金属有机化合物</w:t>
+        <w:t>金属羰基化合物是一类以中性一氧化碳分子为配体的重要的金属有机化合物</w:t>
       </w:r>
       <w:r>
         <w:rPr>
@@ -22885,7 +22885,7 @@
         <w:rPr>
           <w:rFonts w:hint="eastAsia" w:ascii="Times New Roman" w:hAnsi="Times New Roman" w:eastAsia="FangSong" w:cs="Times New Roman"/>
         </w:rPr>
-        <w:t>却在室温下展现出不可思议的高稳定热力学结合常数</w:t>
+        <w:t>却在室温下展现出异常高的热力学结合常数</w:t>
       </w:r>
       <w:r>
         <w:rPr>
@@ -22897,7 +22897,7 @@
         <w:rPr>
           <w:rFonts w:hint="eastAsia" w:ascii="Times New Roman" w:hAnsi="Times New Roman" w:eastAsia="FangSong" w:cs="Times New Roman"/>
         </w:rPr>
-        <w:t>这一奇迹完全归功于现代配位化学中最优雅的成键典范</w:t>
+        <w:t>这一结果完全归因于现代配位化学中最优雅的成键典范</w:t>
       </w:r>
       <w:r>
         <w:rPr>
@@ -34817,7 +34817,7 @@
         <w:rPr>
           <w:rFonts w:hint="eastAsia" w:ascii="Times New Roman" w:hAnsi="Times New Roman" w:eastAsia="FangSong" w:cs="Times New Roman"/>
         </w:rPr>
-        <w:t>溶液具有极其深浓夺目的紫黑色</w:t>
+        <w:t>溶液具有深浓夺目的紫黑色</w:t>
       </w:r>
       <w:r>
         <w:rPr>
@@ -34956,7 +34956,7 @@
         <w:rPr>
           <w:rFonts w:hint="eastAsia" w:ascii="Times New Roman" w:hAnsi="Times New Roman" w:eastAsia="FangSong" w:cs="Times New Roman"/>
         </w:rPr>
-        <w:t>水溶液颜色却极度浅淡接近肉眼无色</w:t>
+        <w:t>水溶液颜色却浅淡接近肉眼无色</w:t>
       </w:r>
       <w:r>
         <w:rPr>

--- a/06-学生侧材料/讲义/学生专用版/2-结构化学/配位化合物基础-超级充实版（学生专用版）.docx
+++ b/06-学生侧材料/讲义/学生专用版/2-结构化学/配位化合物基础-超级充实版（学生专用版）.docx
@@ -36,6 +36,7 @@
     <w:p>
       <w:pPr>
         <w:pStyle w:val="FirstParagraph"/>
+        <w:spacing w:after="80"/>
         <w:ind w:firstLine="420"/>
       </w:pPr>
       <w:r>
@@ -218,539 +219,649 @@
         <w:t>。</w:t>
       </w:r>
     </w:p>
+    <w:tbl>
+      <w:tblPr>
+        <w:tblStyle w:val="Table"/>
+        <w:tblW w:type="pct" w:w="5000"/>
+        <w:tblLayout w:type="fixed"/>
+        <w:tblLook w:firstRow="1" w:lastRow="0" w:firstColumn="0" w:lastColumn="0" w:noHBand="0" w:noVBand="0" w:val="0020"/>
+        <w:jc w:val="center"/>
+        <w:tblBorders>
+          <w:top w:val="single" w:sz="12" w:space="0" w:color="333333"/>
+          <w:bottom w:val="single" w:sz="12" w:space="0" w:color="333333"/>
+          <w:left w:val="none"/>
+          <w:right w:val="none"/>
+          <w:insideH w:val="none"/>
+          <w:insideV w:val="none"/>
+        </w:tblBorders>
+      </w:tblPr>
+      <w:tblGrid>
+        <w:gridCol w:w="7920"/>
+      </w:tblGrid>
+      <w:tr>
+        <w:trPr>
+          <w:tblHeader w:val="on"/>
+        </w:trPr>
+        <w:tc>
+          <w:tcPr>
+            <w:tcBorders>
+              <w:bottom w:val="single" w:sz="6" w:space="0" w:color="333333"/>
+            </w:tcBorders>
+          </w:tcPr>
+          <w:p>
+            <w:pPr>
+              <w:pStyle w:val="Compact"/>
+              <w:jc w:val="center"/>
+            </w:pPr>
+            <w:r>
+              <w:rPr>
+                <w:rFonts w:hint="eastAsia" w:ascii="Times New Roman" w:hAnsi="Times New Roman" w:eastAsia="SimHei" w:cs="Times New Roman"/>
+                <w:b/>
+              </w:rPr>
+              <w:t xml:space="preserve">配合物命名系统对照表</w:t>
+            </w:r>
+          </w:p>
+        </w:tc>
+      </w:tr>
+      <w:tr>
+        <w:tc>
+          <w:tcPr/>
+          <w:p>
+            <w:pPr>
+              <w:pStyle w:val="Compact"/>
+              <w:jc w:val="center"/>
+            </w:pPr>
+            <w:r>
+              <w:rPr>
+                <w:rFonts w:ascii="Times New Roman" w:hAnsi="Times New Roman" w:eastAsia="Times New Roman" w:cs="Times New Roman"/>
+              </w:rPr>
+              <w:drawing>
+                <wp:inline>
+                  <wp:extent cx="2667000" cy="1995530"/>
+                  <wp:effectExtent b="0" l="0" r="0" t="0"/>
+                  <wp:docPr descr="" title="" id="10" name="Picture"/>
+                  <a:graphic>
+                    <a:graphicData uri="http://schemas.openxmlformats.org/drawingml/2006/picture">
+                      <pic:pic>
+                        <pic:nvPicPr>
+                          <pic:cNvPr descr="523ba0fa2b9496617d3aa3e4f7af603bf4df2069d6a528e9468e99ccc48ed903.jpg" id="11" name="Picture"/>
+                          <pic:cNvPicPr>
+                            <a:picLocks noChangeArrowheads="1" noChangeAspect="1"/>
+                          </pic:cNvPicPr>
+                        </pic:nvPicPr>
+                        <pic:blipFill>
+                          <a:blip r:embed="rId9"/>
+                          <a:stretch>
+                            <a:fillRect/>
+                          </a:stretch>
+                        </pic:blipFill>
+                        <pic:spPr bwMode="auto">
+                          <a:xfrm>
+                            <a:off x="0" y="0"/>
+                            <a:ext cx="2667000" cy="1995530"/>
+                          </a:xfrm>
+                          <a:prstGeom prst="rect">
+                            <a:avLst/>
+                          </a:prstGeom>
+                          <a:noFill/>
+                          <a:ln w="9525">
+                            <a:noFill/>
+                            <a:headEnd/>
+                            <a:tailEnd/>
+                          </a:ln>
+                        </pic:spPr>
+                      </pic:pic>
+                    </a:graphicData>
+                  </a:graphic>
+                </wp:inline>
+              </w:drawing>
+            </w:r>
+          </w:p>
+        </w:tc>
+      </w:tr>
+      <w:tr>
+        <w:tc>
+          <w:tcPr/>
+          <w:p>
+            <w:pPr>
+              <w:pStyle w:val="Compact"/>
+              <w:jc w:val="center"/>
+            </w:pPr>
+            <w:r>
+              <w:rPr>
+                <w:rFonts w:ascii="Times New Roman" w:hAnsi="Times New Roman" w:eastAsia="Times New Roman" w:cs="Times New Roman"/>
+              </w:rPr>
+              <w:t xml:space="preserve">&gt; </w:t>
+            </w:r>
+            <w:r>
+              <w:rPr>
+                <w:rFonts w:hint="eastAsia" w:ascii="Times New Roman" w:hAnsi="Times New Roman" w:eastAsia="FangSong" w:cs="Times New Roman"/>
+              </w:rPr>
+              <w:t xml:space="preserve">图</w:t>
+            </w:r>
+            <w:r>
+              <w:rPr>
+                <w:rFonts w:ascii="Times New Roman" w:hAnsi="Times New Roman" w:eastAsia="Times New Roman" w:cs="Times New Roman"/>
+              </w:rPr>
+              <w:t xml:space="preserve"> </w:t>
+            </w:r>
+            <w:r>
+              <w:rPr>
+                <w:rFonts w:hint="eastAsia" w:ascii="Times New Roman" w:hAnsi="Times New Roman" w:eastAsia="Times New Roman" w:cs="Times New Roman"/>
+              </w:rPr>
+              <w:t>7-1：</w:t>
+            </w:r>
+            <w:r>
+              <w:rPr>
+                <w:rFonts w:hint="eastAsia" w:ascii="Times New Roman" w:hAnsi="Times New Roman" w:eastAsia="FangSong" w:cs="Times New Roman"/>
+              </w:rPr>
+              <w:t>配合物命名系统对照表</w:t>
+            </w:r>
+          </w:p>
+        </w:tc>
+      </w:tr>
+    </w:tbl>
     <w:p>
       <w:pPr>
         <w:pStyle w:val="BodyText"/>
-        <w:spacing w:before="160" w:after="80"/>
+        <w:spacing w:before="120" w:after="80"/>
+        <w:ind w:firstLine="420"/>
+      </w:pPr>
+      <w:r>
+        <w:rPr>
+          <w:rFonts w:hint="eastAsia" w:ascii="Times New Roman" w:hAnsi="Times New Roman" w:eastAsia="FangSong" w:cs="Times New Roman"/>
+        </w:rPr>
+        <w:t>为了规范无机化学与竞赛命题中的交流</w:t>
+      </w:r>
+      <w:r>
+        <w:rPr>
+          <w:rFonts w:hint="eastAsia" w:ascii="Times New Roman" w:hAnsi="Times New Roman" w:eastAsia="Times New Roman" w:cs="Times New Roman"/>
+        </w:rPr>
+        <w:t>，</w:t>
+      </w:r>
+      <w:r>
+        <w:rPr>
+          <w:rFonts w:hint="eastAsia" w:ascii="Times New Roman" w:hAnsi="Times New Roman" w:eastAsia="FangSong" w:cs="Times New Roman"/>
+        </w:rPr>
+        <w:t>国际纯粹与应用化学联合会</w:t>
+      </w:r>
+      <w:r>
+        <w:rPr>
+          <w:rFonts w:hint="eastAsia" w:ascii="Times New Roman" w:hAnsi="Times New Roman" w:eastAsia="Times New Roman" w:cs="Times New Roman"/>
+        </w:rPr>
+        <w:t>（IUPAC）</w:t>
+      </w:r>
+      <w:r>
+        <w:rPr>
+          <w:rFonts w:hint="eastAsia" w:ascii="Times New Roman" w:hAnsi="Times New Roman" w:eastAsia="FangSong" w:cs="Times New Roman"/>
+        </w:rPr>
+        <w:t>确立了一整套严格的配合物命名法规</w:t>
+      </w:r>
+      <w:r>
+        <w:rPr>
+          <w:rFonts w:hint="eastAsia" w:ascii="Times New Roman" w:hAnsi="Times New Roman" w:eastAsia="Times New Roman" w:cs="Times New Roman"/>
+        </w:rPr>
+        <w:t>。</w:t>
+      </w:r>
+      <w:r>
+        <w:rPr>
+          <w:rFonts w:hint="eastAsia" w:ascii="Times New Roman" w:hAnsi="Times New Roman" w:eastAsia="FangSong" w:cs="Times New Roman"/>
+        </w:rPr>
+        <w:t>命名配合物阳离子或中性配合物时</w:t>
+      </w:r>
+      <w:r>
+        <w:rPr>
+          <w:rFonts w:hint="eastAsia" w:ascii="Times New Roman" w:hAnsi="Times New Roman" w:eastAsia="Times New Roman" w:cs="Times New Roman"/>
+        </w:rPr>
+        <w:t>，</w:t>
+      </w:r>
+      <w:r>
+        <w:rPr>
+          <w:rFonts w:hint="eastAsia" w:ascii="Times New Roman" w:hAnsi="Times New Roman" w:eastAsia="FangSong" w:cs="Times New Roman"/>
+        </w:rPr>
+        <w:t>原则上先写出配体名称</w:t>
+      </w:r>
+      <w:r>
+        <w:rPr>
+          <w:rFonts w:hint="eastAsia" w:ascii="Times New Roman" w:hAnsi="Times New Roman" w:eastAsia="Times New Roman" w:cs="Times New Roman"/>
+        </w:rPr>
+        <w:t>，</w:t>
+      </w:r>
+      <w:r>
+        <w:rPr>
+          <w:rFonts w:hint="eastAsia" w:ascii="Times New Roman" w:hAnsi="Times New Roman" w:eastAsia="FangSong" w:cs="Times New Roman"/>
+        </w:rPr>
+        <w:t>再写出中心金属名称及其氧化态</w:t>
+      </w:r>
+      <w:r>
+        <w:rPr>
+          <w:rFonts w:hint="eastAsia" w:ascii="Times New Roman" w:hAnsi="Times New Roman" w:eastAsia="Times New Roman" w:cs="Times New Roman"/>
+        </w:rPr>
+        <w:t>；</w:t>
+      </w:r>
+      <w:r>
+        <w:rPr>
+          <w:rFonts w:hint="eastAsia" w:ascii="Times New Roman" w:hAnsi="Times New Roman" w:eastAsia="FangSong" w:cs="Times New Roman"/>
+        </w:rPr>
+        <w:t>若配合物本身为阴离子</w:t>
+      </w:r>
+      <w:r>
+        <w:rPr>
+          <w:rFonts w:hint="eastAsia" w:ascii="Times New Roman" w:hAnsi="Times New Roman" w:eastAsia="Times New Roman" w:cs="Times New Roman"/>
+        </w:rPr>
+        <w:t>，</w:t>
+      </w:r>
+      <w:r>
+        <w:rPr>
+          <w:rFonts w:hint="eastAsia" w:ascii="Times New Roman" w:hAnsi="Times New Roman" w:eastAsia="FangSong" w:cs="Times New Roman"/>
+        </w:rPr>
+        <w:t>则中心金属名称后必须附加</w:t>
+      </w:r>
+      <w:r>
+        <w:rPr>
+          <w:rFonts w:hint="eastAsia" w:ascii="Times New Roman" w:hAnsi="Times New Roman" w:eastAsia="Times New Roman" w:cs="Times New Roman"/>
+        </w:rPr>
+        <w:t>“</w:t>
+      </w:r>
+      <w:r>
+        <w:rPr>
+          <w:rFonts w:hint="eastAsia" w:ascii="Times New Roman" w:hAnsi="Times New Roman" w:eastAsia="FangSong" w:cs="Times New Roman"/>
+        </w:rPr>
+        <w:t>酸</w:t>
+      </w:r>
+      <w:r>
+        <w:rPr>
+          <w:rFonts w:hint="eastAsia" w:ascii="Times New Roman" w:hAnsi="Times New Roman" w:eastAsia="Times New Roman" w:cs="Times New Roman"/>
+        </w:rPr>
+        <w:t>”</w:t>
+      </w:r>
+      <w:r>
+        <w:rPr>
+          <w:rFonts w:hint="eastAsia" w:ascii="Times New Roman" w:hAnsi="Times New Roman" w:eastAsia="FangSong" w:cs="Times New Roman"/>
+        </w:rPr>
+        <w:t>字并在最后以带符号的罗马数字标出中心原子的形式氧化态</w:t>
+      </w:r>
+      <w:r>
+        <w:rPr>
+          <w:rFonts w:hint="eastAsia" w:ascii="Times New Roman" w:hAnsi="Times New Roman" w:eastAsia="Times New Roman" w:cs="Times New Roman"/>
+        </w:rPr>
+        <w:t>。</w:t>
+      </w:r>
+      <w:r>
+        <w:rPr>
+          <w:rFonts w:hint="eastAsia" w:ascii="Times New Roman" w:hAnsi="Times New Roman" w:eastAsia="FangSong" w:cs="Times New Roman"/>
+        </w:rPr>
+        <w:t>在列出内界配体名称时</w:t>
+      </w:r>
+      <w:r>
+        <w:rPr>
+          <w:rFonts w:hint="eastAsia" w:ascii="Times New Roman" w:hAnsi="Times New Roman" w:eastAsia="Times New Roman" w:cs="Times New Roman"/>
+        </w:rPr>
+        <w:t>，</w:t>
+      </w:r>
+      <w:r>
+        <w:rPr>
+          <w:rFonts w:hint="eastAsia" w:ascii="Times New Roman" w:hAnsi="Times New Roman" w:eastAsia="FangSong" w:cs="Times New Roman"/>
+        </w:rPr>
+        <w:t>传统教材遵循先阴离子后中性分子的顺序</w:t>
+      </w:r>
+      <w:r>
+        <w:rPr>
+          <w:rFonts w:hint="eastAsia" w:ascii="Times New Roman" w:hAnsi="Times New Roman" w:eastAsia="Times New Roman" w:cs="Times New Roman"/>
+        </w:rPr>
+        <w:t>，</w:t>
+      </w:r>
+      <w:r>
+        <w:rPr>
+          <w:rFonts w:hint="eastAsia" w:ascii="Times New Roman" w:hAnsi="Times New Roman" w:eastAsia="FangSong" w:cs="Times New Roman"/>
+        </w:rPr>
+        <w:t>而在国际通用标准中通常按配位体英文首字母的音序排列</w:t>
+      </w:r>
+      <w:r>
+        <w:rPr>
+          <w:rFonts w:hint="eastAsia" w:ascii="Times New Roman" w:hAnsi="Times New Roman" w:eastAsia="Times New Roman" w:cs="Times New Roman"/>
+        </w:rPr>
+        <w:t>。</w:t>
+      </w:r>
+      <w:r>
+        <w:rPr>
+          <w:rFonts w:hint="eastAsia" w:ascii="Times New Roman" w:hAnsi="Times New Roman" w:eastAsia="FangSong" w:cs="Times New Roman"/>
+        </w:rPr>
+        <w:t>若同种简单配体存在多个</w:t>
+      </w:r>
+      <w:r>
+        <w:rPr>
+          <w:rFonts w:hint="eastAsia" w:ascii="Times New Roman" w:hAnsi="Times New Roman" w:eastAsia="Times New Roman" w:cs="Times New Roman"/>
+        </w:rPr>
+        <w:t>，</w:t>
+      </w:r>
+      <w:r>
+        <w:rPr>
+          <w:rFonts w:hint="eastAsia" w:ascii="Times New Roman" w:hAnsi="Times New Roman" w:eastAsia="FangSong" w:cs="Times New Roman"/>
+        </w:rPr>
+        <w:t>使用中文数字</w:t>
+      </w:r>
+      <w:r>
+        <w:rPr>
+          <w:rFonts w:hint="eastAsia" w:ascii="Times New Roman" w:hAnsi="Times New Roman" w:eastAsia="Times New Roman" w:cs="Times New Roman"/>
+        </w:rPr>
+        <w:t>“</w:t>
+      </w:r>
+      <w:r>
+        <w:rPr>
+          <w:rFonts w:hint="eastAsia" w:ascii="Times New Roman" w:hAnsi="Times New Roman" w:eastAsia="FangSong" w:cs="Times New Roman"/>
+        </w:rPr>
+        <w:t>二</w:t>
+      </w:r>
+      <w:r>
+        <w:rPr>
+          <w:rFonts w:hint="eastAsia" w:ascii="Times New Roman" w:hAnsi="Times New Roman" w:eastAsia="Times New Roman" w:cs="Times New Roman"/>
+        </w:rPr>
+        <w:t>、</w:t>
+      </w:r>
+      <w:r>
+        <w:rPr>
+          <w:rFonts w:hint="eastAsia" w:ascii="Times New Roman" w:hAnsi="Times New Roman" w:eastAsia="FangSong" w:cs="Times New Roman"/>
+        </w:rPr>
+        <w:t>三</w:t>
+      </w:r>
+      <w:r>
+        <w:rPr>
+          <w:rFonts w:hint="eastAsia" w:ascii="Times New Roman" w:hAnsi="Times New Roman" w:eastAsia="Times New Roman" w:cs="Times New Roman"/>
+        </w:rPr>
+        <w:t>、</w:t>
+      </w:r>
+      <w:r>
+        <w:rPr>
+          <w:rFonts w:hint="eastAsia" w:ascii="Times New Roman" w:hAnsi="Times New Roman" w:eastAsia="FangSong" w:cs="Times New Roman"/>
+        </w:rPr>
+        <w:t>四</w:t>
+      </w:r>
+      <w:r>
+        <w:rPr>
+          <w:rFonts w:hint="eastAsia" w:ascii="Times New Roman" w:hAnsi="Times New Roman" w:eastAsia="Times New Roman" w:cs="Times New Roman"/>
+        </w:rPr>
+        <w:t>”</w:t>
+      </w:r>
+      <w:r>
+        <w:rPr>
+          <w:rFonts w:hint="eastAsia" w:ascii="Times New Roman" w:hAnsi="Times New Roman" w:eastAsia="FangSong" w:cs="Times New Roman"/>
+        </w:rPr>
+        <w:t>前缀</w:t>
+      </w:r>
+      <w:r>
+        <w:rPr>
+          <w:rFonts w:hint="eastAsia" w:ascii="Times New Roman" w:hAnsi="Times New Roman" w:eastAsia="Times New Roman" w:cs="Times New Roman"/>
+        </w:rPr>
+        <w:t>；</w:t>
+      </w:r>
+      <w:r>
+        <w:rPr>
+          <w:rFonts w:hint="eastAsia" w:ascii="Times New Roman" w:hAnsi="Times New Roman" w:eastAsia="FangSong" w:cs="Times New Roman"/>
+        </w:rPr>
+        <w:t>若配体本身为复杂多齿螯合剂或名称中已含有数字词头</w:t>
+      </w:r>
+      <w:r>
+        <w:rPr>
+          <w:rFonts w:hint="eastAsia" w:ascii="Times New Roman" w:hAnsi="Times New Roman" w:eastAsia="Times New Roman" w:cs="Times New Roman"/>
+        </w:rPr>
+        <w:t>（</w:t>
+      </w:r>
+      <w:r>
+        <w:rPr>
+          <w:rFonts w:hint="eastAsia" w:ascii="Times New Roman" w:hAnsi="Times New Roman" w:eastAsia="FangSong" w:cs="Times New Roman"/>
+        </w:rPr>
+        <w:t>如乙二胺</w:t>
+      </w:r>
+      <w:r>
+        <w:rPr>
+          <w:rFonts w:hint="eastAsia" w:ascii="Times New Roman" w:hAnsi="Times New Roman" w:eastAsia="Times New Roman" w:cs="Times New Roman"/>
+        </w:rPr>
+        <w:t>、</w:t>
+      </w:r>
+      <w:r>
+        <w:rPr>
+          <w:rFonts w:hint="eastAsia" w:ascii="Times New Roman" w:hAnsi="Times New Roman" w:eastAsia="FangSong" w:cs="Times New Roman"/>
+        </w:rPr>
+        <w:t>三苯基膦</w:t>
+      </w:r>
+      <w:r>
+        <w:rPr>
+          <w:rFonts w:hint="eastAsia" w:ascii="Times New Roman" w:hAnsi="Times New Roman" w:eastAsia="Times New Roman" w:cs="Times New Roman"/>
+        </w:rPr>
+        <w:t>），</w:t>
+      </w:r>
+      <w:r>
+        <w:rPr>
+          <w:rFonts w:hint="eastAsia" w:ascii="Times New Roman" w:hAnsi="Times New Roman" w:eastAsia="FangSong" w:cs="Times New Roman"/>
+        </w:rPr>
+        <w:t>则必须将其名称置于圆括号内</w:t>
+      </w:r>
+      <w:r>
+        <w:rPr>
+          <w:rFonts w:hint="eastAsia" w:ascii="Times New Roman" w:hAnsi="Times New Roman" w:eastAsia="Times New Roman" w:cs="Times New Roman"/>
+        </w:rPr>
+        <w:t>，</w:t>
+      </w:r>
+      <w:r>
+        <w:rPr>
+          <w:rFonts w:hint="eastAsia" w:ascii="Times New Roman" w:hAnsi="Times New Roman" w:eastAsia="FangSong" w:cs="Times New Roman"/>
+        </w:rPr>
+        <w:t>并使用</w:t>
+      </w:r>
+      <w:r>
+        <w:rPr>
+          <w:rFonts w:hint="eastAsia" w:ascii="Times New Roman" w:hAnsi="Times New Roman" w:eastAsia="Times New Roman" w:cs="Times New Roman"/>
+        </w:rPr>
+        <w:t>“</w:t>
+      </w:r>
+      <w:r>
+        <w:rPr>
+          <w:rFonts w:hint="eastAsia" w:ascii="Times New Roman" w:hAnsi="Times New Roman" w:eastAsia="FangSong" w:cs="Times New Roman"/>
+        </w:rPr>
+        <w:t>双</w:t>
+      </w:r>
+      <w:r>
+        <w:rPr>
+          <w:rFonts w:hint="eastAsia" w:ascii="Times New Roman" w:hAnsi="Times New Roman" w:eastAsia="Times New Roman" w:cs="Times New Roman"/>
+        </w:rPr>
+        <w:t>、</w:t>
+      </w:r>
+      <w:r>
+        <w:rPr>
+          <w:rFonts w:hint="eastAsia" w:ascii="Times New Roman" w:hAnsi="Times New Roman" w:eastAsia="FangSong" w:cs="Times New Roman"/>
+        </w:rPr>
+        <w:t>双</w:t>
+      </w:r>
+      <w:r>
+        <w:rPr>
+          <w:rFonts w:hint="eastAsia" w:ascii="Times New Roman" w:hAnsi="Times New Roman" w:eastAsia="Times New Roman" w:cs="Times New Roman"/>
+        </w:rPr>
+        <w:t>（）、</w:t>
+      </w:r>
+      <w:r>
+        <w:rPr>
+          <w:rFonts w:hint="eastAsia" w:ascii="Times New Roman" w:hAnsi="Times New Roman" w:eastAsia="FangSong" w:cs="Times New Roman"/>
+        </w:rPr>
+        <w:t>三</w:t>
+      </w:r>
+      <w:r>
+        <w:rPr>
+          <w:rFonts w:hint="eastAsia" w:ascii="Times New Roman" w:hAnsi="Times New Roman" w:eastAsia="Times New Roman" w:cs="Times New Roman"/>
+        </w:rPr>
+        <w:t>（）、</w:t>
+      </w:r>
+      <w:r>
+        <w:rPr>
+          <w:rFonts w:hint="eastAsia" w:ascii="Times New Roman" w:hAnsi="Times New Roman" w:eastAsia="FangSong" w:cs="Times New Roman"/>
+        </w:rPr>
+        <w:t>四</w:t>
+      </w:r>
+      <w:r>
+        <w:rPr>
+          <w:rFonts w:hint="eastAsia" w:ascii="Times New Roman" w:hAnsi="Times New Roman" w:eastAsia="Times New Roman" w:cs="Times New Roman"/>
+        </w:rPr>
+        <w:t>（）”</w:t>
+      </w:r>
+      <w:r>
+        <w:rPr>
+          <w:rFonts w:hint="eastAsia" w:ascii="Times New Roman" w:hAnsi="Times New Roman" w:eastAsia="FangSong" w:cs="Times New Roman"/>
+        </w:rPr>
+        <w:t>等专用乘头前缀以避免歧义</w:t>
+      </w:r>
+      <w:r>
+        <w:rPr>
+          <w:rFonts w:hint="eastAsia" w:ascii="Times New Roman" w:hAnsi="Times New Roman" w:eastAsia="Times New Roman" w:cs="Times New Roman"/>
+        </w:rPr>
+        <w:t>。</w:t>
+      </w:r>
+    </w:p>
+    <w:tbl>
+      <w:tblPr>
+        <w:tblStyle w:val="Table"/>
+        <w:tblW w:type="pct" w:w="5000"/>
+        <w:tblLayout w:type="fixed"/>
+        <w:tblLook w:firstRow="1" w:lastRow="0" w:firstColumn="0" w:lastColumn="0" w:noHBand="0" w:noVBand="0" w:val="0020"/>
         <w:jc w:val="center"/>
-      </w:pPr>
-      <w:r>
-        <w:rPr>
-          <w:rFonts w:ascii="Times New Roman" w:hAnsi="Times New Roman" w:eastAsia="Times New Roman" w:cs="Times New Roman"/>
-        </w:rPr>
-        <w:drawing>
-          <wp:inline>
-            <wp:extent cx="2667000" cy="1995530"/>
-            <wp:effectExtent b="0" l="0" r="0" t="0"/>
-            <wp:docPr descr="" title="" id="10" name="Picture"/>
-            <a:graphic>
-              <a:graphicData uri="http://schemas.openxmlformats.org/drawingml/2006/picture">
-                <pic:pic>
-                  <pic:nvPicPr>
-                    <pic:cNvPr descr="523ba0fa2b9496617d3aa3e4f7af603bf4df2069d6a528e9468e99ccc48ed903.jpg" id="11" name="Picture"/>
-                    <pic:cNvPicPr>
-                      <a:picLocks noChangeArrowheads="1" noChangeAspect="1"/>
-                    </pic:cNvPicPr>
-                  </pic:nvPicPr>
-                  <pic:blipFill>
-                    <a:blip r:embed="rId9"/>
-                    <a:stretch>
-                      <a:fillRect/>
-                    </a:stretch>
-                  </pic:blipFill>
-                  <pic:spPr bwMode="auto">
-                    <a:xfrm>
-                      <a:off x="0" y="0"/>
-                      <a:ext cx="2667000" cy="1995530"/>
-                    </a:xfrm>
-                    <a:prstGeom prst="rect">
-                      <a:avLst/>
-                    </a:prstGeom>
-                    <a:noFill/>
-                    <a:ln w="9525">
-                      <a:noFill/>
-                      <a:headEnd/>
-                      <a:tailEnd/>
-                    </a:ln>
-                  </pic:spPr>
-                </pic:pic>
-              </a:graphicData>
-            </a:graphic>
-          </wp:inline>
-        </w:drawing>
-      </w:r>
-      <w:r>
-        <w:rPr>
-          <w:rFonts w:ascii="Times New Roman" w:hAnsi="Times New Roman" w:eastAsia="Times New Roman" w:cs="Times New Roman"/>
-        </w:rPr>
-        <w:t xml:space="preserve"> </w:t>
-      </w:r>
-      <w:r>
-        <w:rPr>
-          <w:rFonts w:ascii="Times New Roman" w:hAnsi="Times New Roman" w:eastAsia="Times New Roman" w:cs="Times New Roman"/>
-        </w:rPr>
-        <w:t xml:space="preserve">&gt; </w:t>
-      </w:r>
-      <w:r>
-        <w:rPr>
-          <w:rFonts w:hint="eastAsia" w:ascii="Times New Roman" w:hAnsi="Times New Roman" w:eastAsia="FangSong" w:cs="Times New Roman"/>
-        </w:rPr>
-        <w:t xml:space="preserve">图</w:t>
-      </w:r>
-      <w:r>
-        <w:rPr>
-          <w:rFonts w:ascii="Times New Roman" w:hAnsi="Times New Roman" w:eastAsia="Times New Roman" w:cs="Times New Roman"/>
-        </w:rPr>
-        <w:t xml:space="preserve"> </w:t>
-      </w:r>
-      <w:r>
-        <w:rPr>
-          <w:rFonts w:hint="eastAsia" w:ascii="Times New Roman" w:hAnsi="Times New Roman" w:eastAsia="Times New Roman" w:cs="Times New Roman"/>
-        </w:rPr>
-        <w:t>7-1：</w:t>
-      </w:r>
-      <w:r>
-        <w:rPr>
-          <w:rFonts w:hint="eastAsia" w:ascii="Times New Roman" w:hAnsi="Times New Roman" w:eastAsia="FangSong" w:cs="Times New Roman"/>
-        </w:rPr>
-        <w:t>配合物命名系统对照表</w:t>
-      </w:r>
-    </w:p>
+        <w:tblBorders>
+          <w:top w:val="single" w:sz="12" w:space="0" w:color="333333"/>
+          <w:bottom w:val="single" w:sz="12" w:space="0" w:color="333333"/>
+          <w:left w:val="none"/>
+          <w:right w:val="none"/>
+          <w:insideH w:val="none"/>
+          <w:insideV w:val="none"/>
+        </w:tblBorders>
+      </w:tblPr>
+      <w:tblGrid>
+        <w:gridCol w:w="7920"/>
+      </w:tblGrid>
+      <w:tr>
+        <w:trPr>
+          <w:tblHeader w:val="on"/>
+        </w:trPr>
+        <w:tc>
+          <w:tcPr>
+            <w:tcBorders>
+              <w:bottom w:val="single" w:sz="6" w:space="0" w:color="333333"/>
+            </w:tcBorders>
+          </w:tcPr>
+          <w:p>
+            <w:pPr>
+              <w:pStyle w:val="Compact"/>
+              <w:jc w:val="center"/>
+            </w:pPr>
+            <w:r>
+              <w:rPr>
+                <w:rFonts w:hint="eastAsia" w:ascii="Times New Roman" w:hAnsi="Times New Roman" w:eastAsia="SimHei" w:cs="Times New Roman"/>
+                <w:b/>
+              </w:rPr>
+              <w:t xml:space="preserve">配合物内外界命名规则</w:t>
+            </w:r>
+          </w:p>
+        </w:tc>
+      </w:tr>
+      <w:tr>
+        <w:tc>
+          <w:tcPr/>
+          <w:p>
+            <w:pPr>
+              <w:pStyle w:val="Compact"/>
+              <w:jc w:val="center"/>
+            </w:pPr>
+            <w:r>
+              <w:rPr>
+                <w:rFonts w:ascii="Times New Roman" w:hAnsi="Times New Roman" w:eastAsia="Times New Roman" w:cs="Times New Roman"/>
+              </w:rPr>
+              <w:drawing>
+                <wp:inline>
+                  <wp:extent cx="2667000" cy="482702"/>
+                  <wp:effectExtent b="0" l="0" r="0" t="0"/>
+                  <wp:docPr descr="" title="" id="13" name="Picture"/>
+                  <a:graphic>
+                    <a:graphicData uri="http://schemas.openxmlformats.org/drawingml/2006/picture">
+                      <pic:pic>
+                        <pic:nvPicPr>
+                          <pic:cNvPr descr="b32a0ace276c8386086d52fbf9ce694176cbbd054d3297538a9191abf47b2574.jpg" id="14" name="Picture"/>
+                          <pic:cNvPicPr>
+                            <a:picLocks noChangeArrowheads="1" noChangeAspect="1"/>
+                          </pic:cNvPicPr>
+                        </pic:nvPicPr>
+                        <pic:blipFill>
+                          <a:blip r:embed="rId12"/>
+                          <a:stretch>
+                            <a:fillRect/>
+                          </a:stretch>
+                        </pic:blipFill>
+                        <pic:spPr bwMode="auto">
+                          <a:xfrm>
+                            <a:off x="0" y="0"/>
+                            <a:ext cx="2667000" cy="482702"/>
+                          </a:xfrm>
+                          <a:prstGeom prst="rect">
+                            <a:avLst/>
+                          </a:prstGeom>
+                          <a:noFill/>
+                          <a:ln w="9525">
+                            <a:noFill/>
+                            <a:headEnd/>
+                            <a:tailEnd/>
+                          </a:ln>
+                        </pic:spPr>
+                      </pic:pic>
+                    </a:graphicData>
+                  </a:graphic>
+                </wp:inline>
+              </w:drawing>
+            </w:r>
+          </w:p>
+        </w:tc>
+      </w:tr>
+      <w:tr>
+        <w:tc>
+          <w:tcPr/>
+          <w:p>
+            <w:pPr>
+              <w:pStyle w:val="Compact"/>
+              <w:jc w:val="center"/>
+            </w:pPr>
+            <w:r>
+              <w:rPr>
+                <w:rFonts w:ascii="Times New Roman" w:hAnsi="Times New Roman" w:eastAsia="Times New Roman" w:cs="Times New Roman"/>
+              </w:rPr>
+              <w:t xml:space="preserve">&gt; </w:t>
+            </w:r>
+            <w:r>
+              <w:rPr>
+                <w:rFonts w:hint="eastAsia" w:ascii="Times New Roman" w:hAnsi="Times New Roman" w:eastAsia="FangSong" w:cs="Times New Roman"/>
+              </w:rPr>
+              <w:t xml:space="preserve">图</w:t>
+            </w:r>
+            <w:r>
+              <w:rPr>
+                <w:rFonts w:ascii="Times New Roman" w:hAnsi="Times New Roman" w:eastAsia="Times New Roman" w:cs="Times New Roman"/>
+              </w:rPr>
+              <w:t xml:space="preserve"> </w:t>
+            </w:r>
+            <w:r>
+              <w:rPr>
+                <w:rFonts w:hint="eastAsia" w:ascii="Times New Roman" w:hAnsi="Times New Roman" w:eastAsia="Times New Roman" w:cs="Times New Roman"/>
+              </w:rPr>
+              <w:t>7-2：</w:t>
+            </w:r>
+            <w:r>
+              <w:rPr>
+                <w:rFonts w:hint="eastAsia" w:ascii="Times New Roman" w:hAnsi="Times New Roman" w:eastAsia="FangSong" w:cs="Times New Roman"/>
+              </w:rPr>
+              <w:t>配合物内外界命名规则</w:t>
+            </w:r>
+          </w:p>
+        </w:tc>
+      </w:tr>
+    </w:tbl>
     <w:p>
       <w:pPr>
         <w:pStyle w:val="BodyText"/>
-        <w:ind w:firstLine="420"/>
-      </w:pPr>
-      <w:r>
-        <w:rPr>
-          <w:rFonts w:hint="eastAsia" w:ascii="Times New Roman" w:hAnsi="Times New Roman" w:eastAsia="FangSong" w:cs="Times New Roman"/>
-        </w:rPr>
-        <w:t>为了规范无机化学与竞赛命题中的交流</w:t>
-      </w:r>
-      <w:r>
-        <w:rPr>
-          <w:rFonts w:hint="eastAsia" w:ascii="Times New Roman" w:hAnsi="Times New Roman" w:eastAsia="Times New Roman" w:cs="Times New Roman"/>
-        </w:rPr>
-        <w:t>，</w:t>
-      </w:r>
-      <w:r>
-        <w:rPr>
-          <w:rFonts w:hint="eastAsia" w:ascii="Times New Roman" w:hAnsi="Times New Roman" w:eastAsia="FangSong" w:cs="Times New Roman"/>
-        </w:rPr>
-        <w:t>国际纯粹与应用化学联合会</w:t>
-      </w:r>
-      <w:r>
-        <w:rPr>
-          <w:rFonts w:hint="eastAsia" w:ascii="Times New Roman" w:hAnsi="Times New Roman" w:eastAsia="Times New Roman" w:cs="Times New Roman"/>
-        </w:rPr>
-        <w:t>（IUPAC）</w:t>
-      </w:r>
-      <w:r>
-        <w:rPr>
-          <w:rFonts w:hint="eastAsia" w:ascii="Times New Roman" w:hAnsi="Times New Roman" w:eastAsia="FangSong" w:cs="Times New Roman"/>
-        </w:rPr>
-        <w:t>确立了一整套严格的配合物命名法规</w:t>
-      </w:r>
-      <w:r>
-        <w:rPr>
-          <w:rFonts w:hint="eastAsia" w:ascii="Times New Roman" w:hAnsi="Times New Roman" w:eastAsia="Times New Roman" w:cs="Times New Roman"/>
-        </w:rPr>
-        <w:t>。</w:t>
-      </w:r>
-      <w:r>
-        <w:rPr>
-          <w:rFonts w:hint="eastAsia" w:ascii="Times New Roman" w:hAnsi="Times New Roman" w:eastAsia="FangSong" w:cs="Times New Roman"/>
-        </w:rPr>
-        <w:t>命名配合物阳离子或中性配合物时</w:t>
-      </w:r>
-      <w:r>
-        <w:rPr>
-          <w:rFonts w:hint="eastAsia" w:ascii="Times New Roman" w:hAnsi="Times New Roman" w:eastAsia="Times New Roman" w:cs="Times New Roman"/>
-        </w:rPr>
-        <w:t>，</w:t>
-      </w:r>
-      <w:r>
-        <w:rPr>
-          <w:rFonts w:hint="eastAsia" w:ascii="Times New Roman" w:hAnsi="Times New Roman" w:eastAsia="FangSong" w:cs="Times New Roman"/>
-        </w:rPr>
-        <w:t>原则上先写出配体名称</w:t>
-      </w:r>
-      <w:r>
-        <w:rPr>
-          <w:rFonts w:hint="eastAsia" w:ascii="Times New Roman" w:hAnsi="Times New Roman" w:eastAsia="Times New Roman" w:cs="Times New Roman"/>
-        </w:rPr>
-        <w:t>，</w:t>
-      </w:r>
-      <w:r>
-        <w:rPr>
-          <w:rFonts w:hint="eastAsia" w:ascii="Times New Roman" w:hAnsi="Times New Roman" w:eastAsia="FangSong" w:cs="Times New Roman"/>
-        </w:rPr>
-        <w:t>再写出中心金属名称及其氧化态</w:t>
-      </w:r>
-      <w:r>
-        <w:rPr>
-          <w:rFonts w:hint="eastAsia" w:ascii="Times New Roman" w:hAnsi="Times New Roman" w:eastAsia="Times New Roman" w:cs="Times New Roman"/>
-        </w:rPr>
-        <w:t>；</w:t>
-      </w:r>
-      <w:r>
-        <w:rPr>
-          <w:rFonts w:hint="eastAsia" w:ascii="Times New Roman" w:hAnsi="Times New Roman" w:eastAsia="FangSong" w:cs="Times New Roman"/>
-        </w:rPr>
-        <w:t>若配合物本身为阴离子</w:t>
-      </w:r>
-      <w:r>
-        <w:rPr>
-          <w:rFonts w:hint="eastAsia" w:ascii="Times New Roman" w:hAnsi="Times New Roman" w:eastAsia="Times New Roman" w:cs="Times New Roman"/>
-        </w:rPr>
-        <w:t>，</w:t>
-      </w:r>
-      <w:r>
-        <w:rPr>
-          <w:rFonts w:hint="eastAsia" w:ascii="Times New Roman" w:hAnsi="Times New Roman" w:eastAsia="FangSong" w:cs="Times New Roman"/>
-        </w:rPr>
-        <w:t>则中心金属名称后必须附加</w:t>
-      </w:r>
-      <w:r>
-        <w:rPr>
-          <w:rFonts w:hint="eastAsia" w:ascii="Times New Roman" w:hAnsi="Times New Roman" w:eastAsia="Times New Roman" w:cs="Times New Roman"/>
-        </w:rPr>
-        <w:t>“</w:t>
-      </w:r>
-      <w:r>
-        <w:rPr>
-          <w:rFonts w:hint="eastAsia" w:ascii="Times New Roman" w:hAnsi="Times New Roman" w:eastAsia="FangSong" w:cs="Times New Roman"/>
-        </w:rPr>
-        <w:t>酸</w:t>
-      </w:r>
-      <w:r>
-        <w:rPr>
-          <w:rFonts w:hint="eastAsia" w:ascii="Times New Roman" w:hAnsi="Times New Roman" w:eastAsia="Times New Roman" w:cs="Times New Roman"/>
-        </w:rPr>
-        <w:t>”</w:t>
-      </w:r>
-      <w:r>
-        <w:rPr>
-          <w:rFonts w:hint="eastAsia" w:ascii="Times New Roman" w:hAnsi="Times New Roman" w:eastAsia="FangSong" w:cs="Times New Roman"/>
-        </w:rPr>
-        <w:t>字并在最后以带符号的罗马数字标出中心原子的形式氧化态</w:t>
-      </w:r>
-      <w:r>
-        <w:rPr>
-          <w:rFonts w:hint="eastAsia" w:ascii="Times New Roman" w:hAnsi="Times New Roman" w:eastAsia="Times New Roman" w:cs="Times New Roman"/>
-        </w:rPr>
-        <w:t>。</w:t>
-      </w:r>
-      <w:r>
-        <w:rPr>
-          <w:rFonts w:hint="eastAsia" w:ascii="Times New Roman" w:hAnsi="Times New Roman" w:eastAsia="FangSong" w:cs="Times New Roman"/>
-        </w:rPr>
-        <w:t>在列出内界配体名称时</w:t>
-      </w:r>
-      <w:r>
-        <w:rPr>
-          <w:rFonts w:hint="eastAsia" w:ascii="Times New Roman" w:hAnsi="Times New Roman" w:eastAsia="Times New Roman" w:cs="Times New Roman"/>
-        </w:rPr>
-        <w:t>，</w:t>
-      </w:r>
-      <w:r>
-        <w:rPr>
-          <w:rFonts w:hint="eastAsia" w:ascii="Times New Roman" w:hAnsi="Times New Roman" w:eastAsia="FangSong" w:cs="Times New Roman"/>
-        </w:rPr>
-        <w:t>传统教材遵循先阴离子后中性分子的顺序</w:t>
-      </w:r>
-      <w:r>
-        <w:rPr>
-          <w:rFonts w:hint="eastAsia" w:ascii="Times New Roman" w:hAnsi="Times New Roman" w:eastAsia="Times New Roman" w:cs="Times New Roman"/>
-        </w:rPr>
-        <w:t>，</w:t>
-      </w:r>
-      <w:r>
-        <w:rPr>
-          <w:rFonts w:hint="eastAsia" w:ascii="Times New Roman" w:hAnsi="Times New Roman" w:eastAsia="FangSong" w:cs="Times New Roman"/>
-        </w:rPr>
-        <w:t>而在国际通用标准中通常按配位体英文首字母的音序排列</w:t>
-      </w:r>
-      <w:r>
-        <w:rPr>
-          <w:rFonts w:hint="eastAsia" w:ascii="Times New Roman" w:hAnsi="Times New Roman" w:eastAsia="Times New Roman" w:cs="Times New Roman"/>
-        </w:rPr>
-        <w:t>。</w:t>
-      </w:r>
-      <w:r>
-        <w:rPr>
-          <w:rFonts w:hint="eastAsia" w:ascii="Times New Roman" w:hAnsi="Times New Roman" w:eastAsia="FangSong" w:cs="Times New Roman"/>
-        </w:rPr>
-        <w:t>若同种简单配体存在多个</w:t>
-      </w:r>
-      <w:r>
-        <w:rPr>
-          <w:rFonts w:hint="eastAsia" w:ascii="Times New Roman" w:hAnsi="Times New Roman" w:eastAsia="Times New Roman" w:cs="Times New Roman"/>
-        </w:rPr>
-        <w:t>，</w:t>
-      </w:r>
-      <w:r>
-        <w:rPr>
-          <w:rFonts w:hint="eastAsia" w:ascii="Times New Roman" w:hAnsi="Times New Roman" w:eastAsia="FangSong" w:cs="Times New Roman"/>
-        </w:rPr>
-        <w:t>使用中文数字</w:t>
-      </w:r>
-      <w:r>
-        <w:rPr>
-          <w:rFonts w:hint="eastAsia" w:ascii="Times New Roman" w:hAnsi="Times New Roman" w:eastAsia="Times New Roman" w:cs="Times New Roman"/>
-        </w:rPr>
-        <w:t>“</w:t>
-      </w:r>
-      <w:r>
-        <w:rPr>
-          <w:rFonts w:hint="eastAsia" w:ascii="Times New Roman" w:hAnsi="Times New Roman" w:eastAsia="FangSong" w:cs="Times New Roman"/>
-        </w:rPr>
-        <w:t>二</w:t>
-      </w:r>
-      <w:r>
-        <w:rPr>
-          <w:rFonts w:hint="eastAsia" w:ascii="Times New Roman" w:hAnsi="Times New Roman" w:eastAsia="Times New Roman" w:cs="Times New Roman"/>
-        </w:rPr>
-        <w:t>、</w:t>
-      </w:r>
-      <w:r>
-        <w:rPr>
-          <w:rFonts w:hint="eastAsia" w:ascii="Times New Roman" w:hAnsi="Times New Roman" w:eastAsia="FangSong" w:cs="Times New Roman"/>
-        </w:rPr>
-        <w:t>三</w:t>
-      </w:r>
-      <w:r>
-        <w:rPr>
-          <w:rFonts w:hint="eastAsia" w:ascii="Times New Roman" w:hAnsi="Times New Roman" w:eastAsia="Times New Roman" w:cs="Times New Roman"/>
-        </w:rPr>
-        <w:t>、</w:t>
-      </w:r>
-      <w:r>
-        <w:rPr>
-          <w:rFonts w:hint="eastAsia" w:ascii="Times New Roman" w:hAnsi="Times New Roman" w:eastAsia="FangSong" w:cs="Times New Roman"/>
-        </w:rPr>
-        <w:t>四</w:t>
-      </w:r>
-      <w:r>
-        <w:rPr>
-          <w:rFonts w:hint="eastAsia" w:ascii="Times New Roman" w:hAnsi="Times New Roman" w:eastAsia="Times New Roman" w:cs="Times New Roman"/>
-        </w:rPr>
-        <w:t>”</w:t>
-      </w:r>
-      <w:r>
-        <w:rPr>
-          <w:rFonts w:hint="eastAsia" w:ascii="Times New Roman" w:hAnsi="Times New Roman" w:eastAsia="FangSong" w:cs="Times New Roman"/>
-        </w:rPr>
-        <w:t>前缀</w:t>
-      </w:r>
-      <w:r>
-        <w:rPr>
-          <w:rFonts w:hint="eastAsia" w:ascii="Times New Roman" w:hAnsi="Times New Roman" w:eastAsia="Times New Roman" w:cs="Times New Roman"/>
-        </w:rPr>
-        <w:t>；</w:t>
-      </w:r>
-      <w:r>
-        <w:rPr>
-          <w:rFonts w:hint="eastAsia" w:ascii="Times New Roman" w:hAnsi="Times New Roman" w:eastAsia="FangSong" w:cs="Times New Roman"/>
-        </w:rPr>
-        <w:t>若配体本身为复杂多齿螯合剂或名称中已含有数字词头</w:t>
-      </w:r>
-      <w:r>
-        <w:rPr>
-          <w:rFonts w:hint="eastAsia" w:ascii="Times New Roman" w:hAnsi="Times New Roman" w:eastAsia="Times New Roman" w:cs="Times New Roman"/>
-        </w:rPr>
-        <w:t>（</w:t>
-      </w:r>
-      <w:r>
-        <w:rPr>
-          <w:rFonts w:hint="eastAsia" w:ascii="Times New Roman" w:hAnsi="Times New Roman" w:eastAsia="FangSong" w:cs="Times New Roman"/>
-        </w:rPr>
-        <w:t>如乙二胺</w:t>
-      </w:r>
-      <w:r>
-        <w:rPr>
-          <w:rFonts w:hint="eastAsia" w:ascii="Times New Roman" w:hAnsi="Times New Roman" w:eastAsia="Times New Roman" w:cs="Times New Roman"/>
-        </w:rPr>
-        <w:t>、</w:t>
-      </w:r>
-      <w:r>
-        <w:rPr>
-          <w:rFonts w:hint="eastAsia" w:ascii="Times New Roman" w:hAnsi="Times New Roman" w:eastAsia="FangSong" w:cs="Times New Roman"/>
-        </w:rPr>
-        <w:t>三苯基膦</w:t>
-      </w:r>
-      <w:r>
-        <w:rPr>
-          <w:rFonts w:hint="eastAsia" w:ascii="Times New Roman" w:hAnsi="Times New Roman" w:eastAsia="Times New Roman" w:cs="Times New Roman"/>
-        </w:rPr>
-        <w:t>），</w:t>
-      </w:r>
-      <w:r>
-        <w:rPr>
-          <w:rFonts w:hint="eastAsia" w:ascii="Times New Roman" w:hAnsi="Times New Roman" w:eastAsia="FangSong" w:cs="Times New Roman"/>
-        </w:rPr>
-        <w:t>则必须将其名称置于圆括号内</w:t>
-      </w:r>
-      <w:r>
-        <w:rPr>
-          <w:rFonts w:hint="eastAsia" w:ascii="Times New Roman" w:hAnsi="Times New Roman" w:eastAsia="Times New Roman" w:cs="Times New Roman"/>
-        </w:rPr>
-        <w:t>，</w:t>
-      </w:r>
-      <w:r>
-        <w:rPr>
-          <w:rFonts w:hint="eastAsia" w:ascii="Times New Roman" w:hAnsi="Times New Roman" w:eastAsia="FangSong" w:cs="Times New Roman"/>
-        </w:rPr>
-        <w:t>并使用</w:t>
-      </w:r>
-      <w:r>
-        <w:rPr>
-          <w:rFonts w:hint="eastAsia" w:ascii="Times New Roman" w:hAnsi="Times New Roman" w:eastAsia="Times New Roman" w:cs="Times New Roman"/>
-        </w:rPr>
-        <w:t>“</w:t>
-      </w:r>
-      <w:r>
-        <w:rPr>
-          <w:rFonts w:hint="eastAsia" w:ascii="Times New Roman" w:hAnsi="Times New Roman" w:eastAsia="FangSong" w:cs="Times New Roman"/>
-        </w:rPr>
-        <w:t>双</w:t>
-      </w:r>
-      <w:r>
-        <w:rPr>
-          <w:rFonts w:hint="eastAsia" w:ascii="Times New Roman" w:hAnsi="Times New Roman" w:eastAsia="Times New Roman" w:cs="Times New Roman"/>
-        </w:rPr>
-        <w:t>、</w:t>
-      </w:r>
-      <w:r>
-        <w:rPr>
-          <w:rFonts w:hint="eastAsia" w:ascii="Times New Roman" w:hAnsi="Times New Roman" w:eastAsia="FangSong" w:cs="Times New Roman"/>
-        </w:rPr>
-        <w:t>双</w:t>
-      </w:r>
-      <w:r>
-        <w:rPr>
-          <w:rFonts w:hint="eastAsia" w:ascii="Times New Roman" w:hAnsi="Times New Roman" w:eastAsia="Times New Roman" w:cs="Times New Roman"/>
-        </w:rPr>
-        <w:t>（）、</w:t>
-      </w:r>
-      <w:r>
-        <w:rPr>
-          <w:rFonts w:hint="eastAsia" w:ascii="Times New Roman" w:hAnsi="Times New Roman" w:eastAsia="FangSong" w:cs="Times New Roman"/>
-        </w:rPr>
-        <w:t>三</w:t>
-      </w:r>
-      <w:r>
-        <w:rPr>
-          <w:rFonts w:hint="eastAsia" w:ascii="Times New Roman" w:hAnsi="Times New Roman" w:eastAsia="Times New Roman" w:cs="Times New Roman"/>
-        </w:rPr>
-        <w:t>（）、</w:t>
-      </w:r>
-      <w:r>
-        <w:rPr>
-          <w:rFonts w:hint="eastAsia" w:ascii="Times New Roman" w:hAnsi="Times New Roman" w:eastAsia="FangSong" w:cs="Times New Roman"/>
-        </w:rPr>
-        <w:t>四</w:t>
-      </w:r>
-      <w:r>
-        <w:rPr>
-          <w:rFonts w:hint="eastAsia" w:ascii="Times New Roman" w:hAnsi="Times New Roman" w:eastAsia="Times New Roman" w:cs="Times New Roman"/>
-        </w:rPr>
-        <w:t>（）”</w:t>
-      </w:r>
-      <w:r>
-        <w:rPr>
-          <w:rFonts w:hint="eastAsia" w:ascii="Times New Roman" w:hAnsi="Times New Roman" w:eastAsia="FangSong" w:cs="Times New Roman"/>
-        </w:rPr>
-        <w:t>等专用乘头前缀以避免歧义</w:t>
-      </w:r>
-      <w:r>
-        <w:rPr>
-          <w:rFonts w:hint="eastAsia" w:ascii="Times New Roman" w:hAnsi="Times New Roman" w:eastAsia="Times New Roman" w:cs="Times New Roman"/>
-        </w:rPr>
-        <w:t>。</w:t>
-      </w:r>
-    </w:p>
-    <w:p>
-      <w:pPr>
-        <w:pStyle w:val="BodyText"/>
-        <w:spacing w:before="160" w:after="80"/>
-        <w:jc w:val="center"/>
-      </w:pPr>
-      <w:r>
-        <w:rPr>
-          <w:rFonts w:ascii="Times New Roman" w:hAnsi="Times New Roman" w:eastAsia="Times New Roman" w:cs="Times New Roman"/>
-        </w:rPr>
-        <w:drawing>
-          <wp:inline>
-            <wp:extent cx="2667000" cy="482702"/>
-            <wp:effectExtent b="0" l="0" r="0" t="0"/>
-            <wp:docPr descr="" title="" id="13" name="Picture"/>
-            <a:graphic>
-              <a:graphicData uri="http://schemas.openxmlformats.org/drawingml/2006/picture">
-                <pic:pic>
-                  <pic:nvPicPr>
-                    <pic:cNvPr descr="b32a0ace276c8386086d52fbf9ce694176cbbd054d3297538a9191abf47b2574.jpg" id="14" name="Picture"/>
-                    <pic:cNvPicPr>
-                      <a:picLocks noChangeArrowheads="1" noChangeAspect="1"/>
-                    </pic:cNvPicPr>
-                  </pic:nvPicPr>
-                  <pic:blipFill>
-                    <a:blip r:embed="rId12"/>
-                    <a:stretch>
-                      <a:fillRect/>
-                    </a:stretch>
-                  </pic:blipFill>
-                  <pic:spPr bwMode="auto">
-                    <a:xfrm>
-                      <a:off x="0" y="0"/>
-                      <a:ext cx="2667000" cy="482702"/>
-                    </a:xfrm>
-                    <a:prstGeom prst="rect">
-                      <a:avLst/>
-                    </a:prstGeom>
-                    <a:noFill/>
-                    <a:ln w="9525">
-                      <a:noFill/>
-                      <a:headEnd/>
-                      <a:tailEnd/>
-                    </a:ln>
-                  </pic:spPr>
-                </pic:pic>
-              </a:graphicData>
-            </a:graphic>
-          </wp:inline>
-        </w:drawing>
-      </w:r>
-      <w:r>
-        <w:rPr>
-          <w:rFonts w:ascii="Times New Roman" w:hAnsi="Times New Roman" w:eastAsia="Times New Roman" w:cs="Times New Roman"/>
-        </w:rPr>
-        <w:t xml:space="preserve"> </w:t>
-      </w:r>
-      <w:r>
-        <w:rPr>
-          <w:rFonts w:ascii="Times New Roman" w:hAnsi="Times New Roman" w:eastAsia="Times New Roman" w:cs="Times New Roman"/>
-        </w:rPr>
-        <w:t xml:space="preserve">&gt; </w:t>
-      </w:r>
-      <w:r>
-        <w:rPr>
-          <w:rFonts w:hint="eastAsia" w:ascii="Times New Roman" w:hAnsi="Times New Roman" w:eastAsia="FangSong" w:cs="Times New Roman"/>
-        </w:rPr>
-        <w:t xml:space="preserve">图</w:t>
-      </w:r>
-      <w:r>
-        <w:rPr>
-          <w:rFonts w:ascii="Times New Roman" w:hAnsi="Times New Roman" w:eastAsia="Times New Roman" w:cs="Times New Roman"/>
-        </w:rPr>
-        <w:t xml:space="preserve"> </w:t>
-      </w:r>
-      <w:r>
-        <w:rPr>
-          <w:rFonts w:hint="eastAsia" w:ascii="Times New Roman" w:hAnsi="Times New Roman" w:eastAsia="Times New Roman" w:cs="Times New Roman"/>
-        </w:rPr>
-        <w:t>7-2：</w:t>
-      </w:r>
-      <w:r>
-        <w:rPr>
-          <w:rFonts w:hint="eastAsia" w:ascii="Times New Roman" w:hAnsi="Times New Roman" w:eastAsia="FangSong" w:cs="Times New Roman"/>
-        </w:rPr>
-        <w:t>配合物内外界命名规则</w:t>
-      </w:r>
-    </w:p>
-    <w:p>
-      <w:pPr>
-        <w:pStyle w:val="BodyText"/>
+        <w:spacing w:before="120" w:after="80"/>
         <w:ind w:firstLine="420"/>
       </w:pPr>
       <w:r>
@@ -1105,94 +1216,148 @@
         <w:t>。</w:t>
       </w:r>
     </w:p>
-    <w:p>
-      <w:pPr>
-        <w:pStyle w:val="BodyText"/>
-        <w:spacing w:before="160" w:after="80"/>
+    <w:tbl>
+      <w:tblPr>
+        <w:tblStyle w:val="Table"/>
+        <w:tblW w:type="pct" w:w="5000"/>
+        <w:tblLayout w:type="fixed"/>
+        <w:tblLook w:firstRow="1" w:lastRow="0" w:firstColumn="0" w:lastColumn="0" w:noHBand="0" w:noVBand="0" w:val="0020"/>
         <w:jc w:val="center"/>
-      </w:pPr>
-      <w:r>
-        <w:rPr>
-          <w:rFonts w:ascii="Times New Roman" w:hAnsi="Times New Roman" w:eastAsia="Times New Roman" w:cs="Times New Roman"/>
-        </w:rPr>
-        <w:drawing>
-          <wp:inline>
-            <wp:extent cx="2667000" cy="1060709"/>
-            <wp:effectExtent b="0" l="0" r="0" t="0"/>
-            <wp:docPr descr="" title="" id="16" name="Picture"/>
-            <a:graphic>
-              <a:graphicData uri="http://schemas.openxmlformats.org/drawingml/2006/picture">
-                <pic:pic>
-                  <pic:nvPicPr>
-                    <pic:cNvPr descr="9dc05edebcd5c77b5243059af9b209965767aeb34d1fe9eacd24e1e3dd367d21.jpg" id="17" name="Picture"/>
-                    <pic:cNvPicPr>
-                      <a:picLocks noChangeArrowheads="1" noChangeAspect="1"/>
-                    </pic:cNvPicPr>
-                  </pic:nvPicPr>
-                  <pic:blipFill>
-                    <a:blip r:embed="rId15"/>
-                    <a:stretch>
-                      <a:fillRect/>
-                    </a:stretch>
-                  </pic:blipFill>
-                  <pic:spPr bwMode="auto">
-                    <a:xfrm>
-                      <a:off x="0" y="0"/>
-                      <a:ext cx="2667000" cy="1060709"/>
-                    </a:xfrm>
-                    <a:prstGeom prst="rect">
-                      <a:avLst/>
-                    </a:prstGeom>
-                    <a:noFill/>
-                    <a:ln w="9525">
-                      <a:noFill/>
-                      <a:headEnd/>
-                      <a:tailEnd/>
-                    </a:ln>
-                  </pic:spPr>
-                </pic:pic>
-              </a:graphicData>
-            </a:graphic>
-          </wp:inline>
-        </w:drawing>
-      </w:r>
-      <w:r>
-        <w:rPr>
-          <w:rFonts w:ascii="Times New Roman" w:hAnsi="Times New Roman" w:eastAsia="Times New Roman" w:cs="Times New Roman"/>
-        </w:rPr>
-        <w:t xml:space="preserve"> </w:t>
-      </w:r>
-      <w:r>
-        <w:rPr>
-          <w:rFonts w:ascii="Times New Roman" w:hAnsi="Times New Roman" w:eastAsia="Times New Roman" w:cs="Times New Roman"/>
-        </w:rPr>
-        <w:t xml:space="preserve">&gt; </w:t>
-      </w:r>
-      <w:r>
-        <w:rPr>
-          <w:rFonts w:hint="eastAsia" w:ascii="Times New Roman" w:hAnsi="Times New Roman" w:eastAsia="FangSong" w:cs="Times New Roman"/>
-        </w:rPr>
-        <w:t xml:space="preserve">图</w:t>
-      </w:r>
-      <w:r>
-        <w:rPr>
-          <w:rFonts w:ascii="Times New Roman" w:hAnsi="Times New Roman" w:eastAsia="Times New Roman" w:cs="Times New Roman"/>
-        </w:rPr>
-        <w:t xml:space="preserve"> </w:t>
-      </w:r>
-      <w:r>
-        <w:rPr>
-          <w:rFonts w:hint="eastAsia" w:ascii="Times New Roman" w:hAnsi="Times New Roman" w:eastAsia="Times New Roman" w:cs="Times New Roman"/>
-        </w:rPr>
-        <w:t>7-3：</w:t>
-      </w:r>
-      <w:r>
-        <w:rPr>
-          <w:rFonts w:hint="eastAsia" w:ascii="Times New Roman" w:hAnsi="Times New Roman" w:eastAsia="FangSong" w:cs="Times New Roman"/>
-        </w:rPr>
-        <w:t>多核桥联配合物命名</w:t>
-      </w:r>
-    </w:p>
+        <w:tblBorders>
+          <w:top w:val="single" w:sz="12" w:space="0" w:color="333333"/>
+          <w:bottom w:val="single" w:sz="12" w:space="0" w:color="333333"/>
+          <w:left w:val="none"/>
+          <w:right w:val="none"/>
+          <w:insideH w:val="none"/>
+          <w:insideV w:val="none"/>
+        </w:tblBorders>
+      </w:tblPr>
+      <w:tblGrid>
+        <w:gridCol w:w="7920"/>
+      </w:tblGrid>
+      <w:tr>
+        <w:trPr>
+          <w:tblHeader w:val="on"/>
+        </w:trPr>
+        <w:tc>
+          <w:tcPr>
+            <w:tcBorders>
+              <w:bottom w:val="single" w:sz="6" w:space="0" w:color="333333"/>
+            </w:tcBorders>
+          </w:tcPr>
+          <w:p>
+            <w:pPr>
+              <w:pStyle w:val="Compact"/>
+              <w:jc w:val="center"/>
+            </w:pPr>
+            <w:r>
+              <w:rPr>
+                <w:rFonts w:hint="eastAsia" w:ascii="Times New Roman" w:hAnsi="Times New Roman" w:eastAsia="SimHei" w:cs="Times New Roman"/>
+                <w:b/>
+              </w:rPr>
+              <w:t xml:space="preserve">多核桥联配合物命名</w:t>
+            </w:r>
+          </w:p>
+        </w:tc>
+      </w:tr>
+      <w:tr>
+        <w:tc>
+          <w:tcPr/>
+          <w:p>
+            <w:pPr>
+              <w:pStyle w:val="Compact"/>
+              <w:jc w:val="center"/>
+            </w:pPr>
+            <w:r>
+              <w:rPr>
+                <w:rFonts w:ascii="Times New Roman" w:hAnsi="Times New Roman" w:eastAsia="Times New Roman" w:cs="Times New Roman"/>
+              </w:rPr>
+              <w:drawing>
+                <wp:inline>
+                  <wp:extent cx="2667000" cy="1060709"/>
+                  <wp:effectExtent b="0" l="0" r="0" t="0"/>
+                  <wp:docPr descr="" title="" id="16" name="Picture"/>
+                  <a:graphic>
+                    <a:graphicData uri="http://schemas.openxmlformats.org/drawingml/2006/picture">
+                      <pic:pic>
+                        <pic:nvPicPr>
+                          <pic:cNvPr descr="9dc05edebcd5c77b5243059af9b209965767aeb34d1fe9eacd24e1e3dd367d21.jpg" id="17" name="Picture"/>
+                          <pic:cNvPicPr>
+                            <a:picLocks noChangeArrowheads="1" noChangeAspect="1"/>
+                          </pic:cNvPicPr>
+                        </pic:nvPicPr>
+                        <pic:blipFill>
+                          <a:blip r:embed="rId15"/>
+                          <a:stretch>
+                            <a:fillRect/>
+                          </a:stretch>
+                        </pic:blipFill>
+                        <pic:spPr bwMode="auto">
+                          <a:xfrm>
+                            <a:off x="0" y="0"/>
+                            <a:ext cx="2667000" cy="1060709"/>
+                          </a:xfrm>
+                          <a:prstGeom prst="rect">
+                            <a:avLst/>
+                          </a:prstGeom>
+                          <a:noFill/>
+                          <a:ln w="9525">
+                            <a:noFill/>
+                            <a:headEnd/>
+                            <a:tailEnd/>
+                          </a:ln>
+                        </pic:spPr>
+                      </pic:pic>
+                    </a:graphicData>
+                  </a:graphic>
+                </wp:inline>
+              </w:drawing>
+            </w:r>
+          </w:p>
+        </w:tc>
+      </w:tr>
+      <w:tr>
+        <w:tc>
+          <w:tcPr/>
+          <w:p>
+            <w:pPr>
+              <w:pStyle w:val="Compact"/>
+              <w:jc w:val="center"/>
+            </w:pPr>
+            <w:r>
+              <w:rPr>
+                <w:rFonts w:ascii="Times New Roman" w:hAnsi="Times New Roman" w:eastAsia="Times New Roman" w:cs="Times New Roman"/>
+              </w:rPr>
+              <w:t xml:space="preserve">&gt; </w:t>
+            </w:r>
+            <w:r>
+              <w:rPr>
+                <w:rFonts w:hint="eastAsia" w:ascii="Times New Roman" w:hAnsi="Times New Roman" w:eastAsia="FangSong" w:cs="Times New Roman"/>
+              </w:rPr>
+              <w:t xml:space="preserve">图</w:t>
+            </w:r>
+            <w:r>
+              <w:rPr>
+                <w:rFonts w:ascii="Times New Roman" w:hAnsi="Times New Roman" w:eastAsia="Times New Roman" w:cs="Times New Roman"/>
+              </w:rPr>
+              <w:t xml:space="preserve"> </w:t>
+            </w:r>
+            <w:r>
+              <w:rPr>
+                <w:rFonts w:hint="eastAsia" w:ascii="Times New Roman" w:hAnsi="Times New Roman" w:eastAsia="Times New Roman" w:cs="Times New Roman"/>
+              </w:rPr>
+              <w:t>7-3：</w:t>
+            </w:r>
+            <w:r>
+              <w:rPr>
+                <w:rFonts w:hint="eastAsia" w:ascii="Times New Roman" w:hAnsi="Times New Roman" w:eastAsia="FangSong" w:cs="Times New Roman"/>
+              </w:rPr>
+              <w:t>多核桥联配合物命名</w:t>
+            </w:r>
+          </w:p>
+        </w:tc>
+      </w:tr>
+    </w:tbl>
     <w:p>
       <w:pPr>
         <w:spacing w:before="160" w:after="80"/>
@@ -1238,6 +1403,7 @@
     <w:p>
       <w:pPr>
         <w:pStyle w:val="FirstParagraph"/>
+        <w:spacing w:after="80"/>
         <w:ind w:firstLine="420"/>
       </w:pPr>
       <w:r>
@@ -1647,97 +1813,152 @@
         <w:t>。</w:t>
       </w:r>
     </w:p>
+    <w:tbl>
+      <w:tblPr>
+        <w:tblStyle w:val="Table"/>
+        <w:tblW w:type="pct" w:w="5000"/>
+        <w:tblLayout w:type="fixed"/>
+        <w:tblLook w:firstRow="1" w:lastRow="0" w:firstColumn="0" w:lastColumn="0" w:noHBand="0" w:noVBand="0" w:val="0020"/>
+        <w:jc w:val="center"/>
+        <w:tblBorders>
+          <w:top w:val="single" w:sz="12" w:space="0" w:color="333333"/>
+          <w:bottom w:val="single" w:sz="12" w:space="0" w:color="333333"/>
+          <w:left w:val="none"/>
+          <w:right w:val="none"/>
+          <w:insideH w:val="none"/>
+          <w:insideV w:val="none"/>
+        </w:tblBorders>
+      </w:tblPr>
+      <w:tblGrid>
+        <w:gridCol w:w="7920"/>
+      </w:tblGrid>
+      <w:tr>
+        <w:trPr>
+          <w:tblHeader w:val="on"/>
+        </w:trPr>
+        <w:tc>
+          <w:tcPr>
+            <w:tcBorders>
+              <w:bottom w:val="single" w:sz="6" w:space="0" w:color="333333"/>
+            </w:tcBorders>
+          </w:tcPr>
+          <w:p>
+            <w:pPr>
+              <w:pStyle w:val="Compact"/>
+              <w:jc w:val="center"/>
+            </w:pPr>
+            <w:r>
+              <w:rPr>
+                <w:rFonts w:hint="eastAsia" w:ascii="Times New Roman" w:hAnsi="Times New Roman" w:eastAsia="SimHei" w:cs="Times New Roman"/>
+                <w:b/>
+              </w:rPr>
+              <w:t xml:space="preserve">多齿螯合配位几何模型</w:t>
+            </w:r>
+          </w:p>
+        </w:tc>
+      </w:tr>
+      <w:tr>
+        <w:tc>
+          <w:tcPr/>
+          <w:p>
+            <w:pPr>
+              <w:pStyle w:val="Compact"/>
+              <w:jc w:val="center"/>
+            </w:pPr>
+            <w:r>
+              <w:rPr>
+                <w:rFonts w:ascii="Times New Roman" w:hAnsi="Times New Roman" w:eastAsia="Times New Roman" w:cs="Times New Roman"/>
+              </w:rPr>
+              <w:drawing>
+                <wp:inline>
+                  <wp:extent cx="2667000" cy="907227"/>
+                  <wp:effectExtent b="0" l="0" r="0" t="0"/>
+                  <wp:docPr descr="" title="" id="20" name="Picture"/>
+                  <a:graphic>
+                    <a:graphicData uri="http://schemas.openxmlformats.org/drawingml/2006/picture">
+                      <pic:pic>
+                        <pic:nvPicPr>
+                          <pic:cNvPr descr="3bf42e081ec46738ba851c1fd3200dd41a318d882b77b542f5fb9d4dc6cdd39b.jpg" id="21" name="Picture"/>
+                          <pic:cNvPicPr>
+                            <a:picLocks noChangeArrowheads="1" noChangeAspect="1"/>
+                          </pic:cNvPicPr>
+                        </pic:nvPicPr>
+                        <pic:blipFill>
+                          <a:blip r:embed="rId19"/>
+                          <a:stretch>
+                            <a:fillRect/>
+                          </a:stretch>
+                        </pic:blipFill>
+                        <pic:spPr bwMode="auto">
+                          <a:xfrm>
+                            <a:off x="0" y="0"/>
+                            <a:ext cx="2667000" cy="907227"/>
+                          </a:xfrm>
+                          <a:prstGeom prst="rect">
+                            <a:avLst/>
+                          </a:prstGeom>
+                          <a:noFill/>
+                          <a:ln w="9525">
+                            <a:noFill/>
+                            <a:headEnd/>
+                            <a:tailEnd/>
+                          </a:ln>
+                        </pic:spPr>
+                      </pic:pic>
+                    </a:graphicData>
+                  </a:graphic>
+                </wp:inline>
+              </w:drawing>
+            </w:r>
+          </w:p>
+        </w:tc>
+      </w:tr>
+      <w:tr>
+        <w:tc>
+          <w:tcPr/>
+          <w:p>
+            <w:pPr>
+              <w:pStyle w:val="Compact"/>
+              <w:jc w:val="center"/>
+            </w:pPr>
+            <w:r>
+              <w:rPr>
+                <w:rFonts w:ascii="Times New Roman" w:hAnsi="Times New Roman" w:eastAsia="Times New Roman" w:cs="Times New Roman"/>
+              </w:rPr>
+              <w:t xml:space="preserve">&gt; </w:t>
+            </w:r>
+            <w:r>
+              <w:rPr>
+                <w:rFonts w:hint="eastAsia" w:ascii="Times New Roman" w:hAnsi="Times New Roman" w:eastAsia="FangSong" w:cs="Times New Roman"/>
+              </w:rPr>
+              <w:t xml:space="preserve">图</w:t>
+            </w:r>
+            <w:r>
+              <w:rPr>
+                <w:rFonts w:ascii="Times New Roman" w:hAnsi="Times New Roman" w:eastAsia="Times New Roman" w:cs="Times New Roman"/>
+              </w:rPr>
+              <w:t xml:space="preserve"> </w:t>
+            </w:r>
+            <w:r>
+              <w:rPr>
+                <w:rFonts w:hint="eastAsia" w:ascii="Times New Roman" w:hAnsi="Times New Roman" w:eastAsia="Times New Roman" w:cs="Times New Roman"/>
+              </w:rPr>
+              <w:t>7-4：</w:t>
+            </w:r>
+            <w:r>
+              <w:rPr>
+                <w:rFonts w:hint="eastAsia" w:ascii="Times New Roman" w:hAnsi="Times New Roman" w:eastAsia="FangSong" w:cs="Times New Roman"/>
+              </w:rPr>
+              <w:t>多齿螯合配位几何模型</w:t>
+            </w:r>
+          </w:p>
+        </w:tc>
+      </w:tr>
+    </w:tbl>
     <w:p>
       <w:pPr>
         <w:pStyle w:val="BodyText"/>
-        <w:spacing w:before="160" w:after="80"/>
-        <w:jc w:val="center"/>
-      </w:pPr>
-      <w:r>
-        <w:rPr>
-          <w:rFonts w:ascii="Times New Roman" w:hAnsi="Times New Roman" w:eastAsia="Times New Roman" w:cs="Times New Roman"/>
-        </w:rPr>
-        <w:drawing>
-          <wp:inline>
-            <wp:extent cx="2667000" cy="907227"/>
-            <wp:effectExtent b="0" l="0" r="0" t="0"/>
-            <wp:docPr descr="" title="" id="20" name="Picture"/>
-            <a:graphic>
-              <a:graphicData uri="http://schemas.openxmlformats.org/drawingml/2006/picture">
-                <pic:pic>
-                  <pic:nvPicPr>
-                    <pic:cNvPr descr="3bf42e081ec46738ba851c1fd3200dd41a318d882b77b542f5fb9d4dc6cdd39b.jpg" id="21" name="Picture"/>
-                    <pic:cNvPicPr>
-                      <a:picLocks noChangeArrowheads="1" noChangeAspect="1"/>
-                    </pic:cNvPicPr>
-                  </pic:nvPicPr>
-                  <pic:blipFill>
-                    <a:blip r:embed="rId19"/>
-                    <a:stretch>
-                      <a:fillRect/>
-                    </a:stretch>
-                  </pic:blipFill>
-                  <pic:spPr bwMode="auto">
-                    <a:xfrm>
-                      <a:off x="0" y="0"/>
-                      <a:ext cx="2667000" cy="907227"/>
-                    </a:xfrm>
-                    <a:prstGeom prst="rect">
-                      <a:avLst/>
-                    </a:prstGeom>
-                    <a:noFill/>
-                    <a:ln w="9525">
-                      <a:noFill/>
-                      <a:headEnd/>
-                      <a:tailEnd/>
-                    </a:ln>
-                  </pic:spPr>
-                </pic:pic>
-              </a:graphicData>
-            </a:graphic>
-          </wp:inline>
-        </w:drawing>
-      </w:r>
-      <w:r>
-        <w:rPr>
-          <w:rFonts w:ascii="Times New Roman" w:hAnsi="Times New Roman" w:eastAsia="Times New Roman" w:cs="Times New Roman"/>
-        </w:rPr>
-        <w:t xml:space="preserve"> </w:t>
-      </w:r>
-      <w:r>
-        <w:rPr>
-          <w:rFonts w:ascii="Times New Roman" w:hAnsi="Times New Roman" w:eastAsia="Times New Roman" w:cs="Times New Roman"/>
-        </w:rPr>
-        <w:t xml:space="preserve">&gt; </w:t>
-      </w:r>
-      <w:r>
-        <w:rPr>
-          <w:rFonts w:hint="eastAsia" w:ascii="Times New Roman" w:hAnsi="Times New Roman" w:eastAsia="FangSong" w:cs="Times New Roman"/>
-        </w:rPr>
-        <w:t xml:space="preserve">图</w:t>
-      </w:r>
-      <w:r>
-        <w:rPr>
-          <w:rFonts w:ascii="Times New Roman" w:hAnsi="Times New Roman" w:eastAsia="Times New Roman" w:cs="Times New Roman"/>
-        </w:rPr>
-        <w:t xml:space="preserve"> </w:t>
-      </w:r>
-      <w:r>
-        <w:rPr>
-          <w:rFonts w:hint="eastAsia" w:ascii="Times New Roman" w:hAnsi="Times New Roman" w:eastAsia="Times New Roman" w:cs="Times New Roman"/>
-        </w:rPr>
-        <w:t>7-4：</w:t>
-      </w:r>
-      <w:r>
-        <w:rPr>
-          <w:rFonts w:hint="eastAsia" w:ascii="Times New Roman" w:hAnsi="Times New Roman" w:eastAsia="FangSong" w:cs="Times New Roman"/>
-        </w:rPr>
-        <w:t>多齿螯合配位几何模型</w:t>
-      </w:r>
-    </w:p>
-    <w:p>
-      <w:pPr>
-        <w:pStyle w:val="BodyText"/>
+        <w:spacing w:before="120"/>
         <w:ind w:firstLine="420"/>
       </w:pPr>
       <w:r>
@@ -2104,6 +2325,7 @@
     <w:p>
       <w:pPr>
         <w:pStyle w:val="FirstParagraph"/>
+        <w:spacing w:after="80"/>
         <w:ind w:firstLine="420"/>
       </w:pPr>
       <w:r>
@@ -2516,97 +2738,152 @@
         <w:t>。</w:t>
       </w:r>
     </w:p>
+    <w:tbl>
+      <w:tblPr>
+        <w:tblStyle w:val="Table"/>
+        <w:tblW w:type="pct" w:w="5000"/>
+        <w:tblLayout w:type="fixed"/>
+        <w:tblLook w:firstRow="1" w:lastRow="0" w:firstColumn="0" w:lastColumn="0" w:noHBand="0" w:noVBand="0" w:val="0020"/>
+        <w:jc w:val="center"/>
+        <w:tblBorders>
+          <w:top w:val="single" w:sz="12" w:space="0" w:color="333333"/>
+          <w:bottom w:val="single" w:sz="12" w:space="0" w:color="333333"/>
+          <w:left w:val="none"/>
+          <w:right w:val="none"/>
+          <w:insideH w:val="none"/>
+          <w:insideV w:val="none"/>
+        </w:tblBorders>
+      </w:tblPr>
+      <w:tblGrid>
+        <w:gridCol w:w="7920"/>
+      </w:tblGrid>
+      <w:tr>
+        <w:trPr>
+          <w:tblHeader w:val="on"/>
+        </w:trPr>
+        <w:tc>
+          <w:tcPr>
+            <w:tcBorders>
+              <w:bottom w:val="single" w:sz="6" w:space="0" w:color="333333"/>
+            </w:tcBorders>
+          </w:tcPr>
+          <w:p>
+            <w:pPr>
+              <w:pStyle w:val="Compact"/>
+              <w:jc w:val="center"/>
+            </w:pPr>
+            <w:r>
+              <w:rPr>
+                <w:rFonts w:hint="eastAsia" w:ascii="Times New Roman" w:hAnsi="Times New Roman" w:eastAsia="SimHei" w:cs="Times New Roman"/>
+                <w:b/>
+              </w:rPr>
+              <w:t xml:space="preserve">金属螯合稳定常数序列</w:t>
+            </w:r>
+          </w:p>
+        </w:tc>
+      </w:tr>
+      <w:tr>
+        <w:tc>
+          <w:tcPr/>
+          <w:p>
+            <w:pPr>
+              <w:pStyle w:val="Compact"/>
+              <w:jc w:val="center"/>
+            </w:pPr>
+            <w:r>
+              <w:rPr>
+                <w:rFonts w:ascii="Times New Roman" w:hAnsi="Times New Roman" w:eastAsia="Times New Roman" w:cs="Times New Roman"/>
+              </w:rPr>
+              <w:drawing>
+                <wp:inline>
+                  <wp:extent cx="2667000" cy="1851500"/>
+                  <wp:effectExtent b="0" l="0" r="0" t="0"/>
+                  <wp:docPr descr="" title="" id="23" name="Picture"/>
+                  <a:graphic>
+                    <a:graphicData uri="http://schemas.openxmlformats.org/drawingml/2006/picture">
+                      <pic:pic>
+                        <pic:nvPicPr>
+                          <pic:cNvPr descr="481d8189d74f7a55bcddd2afb9c2f7512908a66b9222e0b1f207af6f212f4724.jpg" id="24" name="Picture"/>
+                          <pic:cNvPicPr>
+                            <a:picLocks noChangeArrowheads="1" noChangeAspect="1"/>
+                          </pic:cNvPicPr>
+                        </pic:nvPicPr>
+                        <pic:blipFill>
+                          <a:blip r:embed="rId22"/>
+                          <a:stretch>
+                            <a:fillRect/>
+                          </a:stretch>
+                        </pic:blipFill>
+                        <pic:spPr bwMode="auto">
+                          <a:xfrm>
+                            <a:off x="0" y="0"/>
+                            <a:ext cx="2667000" cy="1851500"/>
+                          </a:xfrm>
+                          <a:prstGeom prst="rect">
+                            <a:avLst/>
+                          </a:prstGeom>
+                          <a:noFill/>
+                          <a:ln w="9525">
+                            <a:noFill/>
+                            <a:headEnd/>
+                            <a:tailEnd/>
+                          </a:ln>
+                        </pic:spPr>
+                      </pic:pic>
+                    </a:graphicData>
+                  </a:graphic>
+                </wp:inline>
+              </w:drawing>
+            </w:r>
+          </w:p>
+        </w:tc>
+      </w:tr>
+      <w:tr>
+        <w:tc>
+          <w:tcPr/>
+          <w:p>
+            <w:pPr>
+              <w:pStyle w:val="Compact"/>
+              <w:jc w:val="center"/>
+            </w:pPr>
+            <w:r>
+              <w:rPr>
+                <w:rFonts w:ascii="Times New Roman" w:hAnsi="Times New Roman" w:eastAsia="Times New Roman" w:cs="Times New Roman"/>
+              </w:rPr>
+              <w:t xml:space="preserve">&gt; </w:t>
+            </w:r>
+            <w:r>
+              <w:rPr>
+                <w:rFonts w:hint="eastAsia" w:ascii="Times New Roman" w:hAnsi="Times New Roman" w:eastAsia="FangSong" w:cs="Times New Roman"/>
+              </w:rPr>
+              <w:t xml:space="preserve">图</w:t>
+            </w:r>
+            <w:r>
+              <w:rPr>
+                <w:rFonts w:ascii="Times New Roman" w:hAnsi="Times New Roman" w:eastAsia="Times New Roman" w:cs="Times New Roman"/>
+              </w:rPr>
+              <w:t xml:space="preserve"> </w:t>
+            </w:r>
+            <w:r>
+              <w:rPr>
+                <w:rFonts w:hint="eastAsia" w:ascii="Times New Roman" w:hAnsi="Times New Roman" w:eastAsia="Times New Roman" w:cs="Times New Roman"/>
+              </w:rPr>
+              <w:t>7-5：</w:t>
+            </w:r>
+            <w:r>
+              <w:rPr>
+                <w:rFonts w:hint="eastAsia" w:ascii="Times New Roman" w:hAnsi="Times New Roman" w:eastAsia="FangSong" w:cs="Times New Roman"/>
+              </w:rPr>
+              <w:t>金属螯合稳定常数序列</w:t>
+            </w:r>
+          </w:p>
+        </w:tc>
+      </w:tr>
+    </w:tbl>
     <w:p>
       <w:pPr>
         <w:pStyle w:val="BodyText"/>
-        <w:spacing w:before="160" w:after="80"/>
-        <w:jc w:val="center"/>
-      </w:pPr>
-      <w:r>
-        <w:rPr>
-          <w:rFonts w:ascii="Times New Roman" w:hAnsi="Times New Roman" w:eastAsia="Times New Roman" w:cs="Times New Roman"/>
-        </w:rPr>
-        <w:drawing>
-          <wp:inline>
-            <wp:extent cx="2667000" cy="1851500"/>
-            <wp:effectExtent b="0" l="0" r="0" t="0"/>
-            <wp:docPr descr="" title="" id="23" name="Picture"/>
-            <a:graphic>
-              <a:graphicData uri="http://schemas.openxmlformats.org/drawingml/2006/picture">
-                <pic:pic>
-                  <pic:nvPicPr>
-                    <pic:cNvPr descr="481d8189d74f7a55bcddd2afb9c2f7512908a66b9222e0b1f207af6f212f4724.jpg" id="24" name="Picture"/>
-                    <pic:cNvPicPr>
-                      <a:picLocks noChangeArrowheads="1" noChangeAspect="1"/>
-                    </pic:cNvPicPr>
-                  </pic:nvPicPr>
-                  <pic:blipFill>
-                    <a:blip r:embed="rId22"/>
-                    <a:stretch>
-                      <a:fillRect/>
-                    </a:stretch>
-                  </pic:blipFill>
-                  <pic:spPr bwMode="auto">
-                    <a:xfrm>
-                      <a:off x="0" y="0"/>
-                      <a:ext cx="2667000" cy="1851500"/>
-                    </a:xfrm>
-                    <a:prstGeom prst="rect">
-                      <a:avLst/>
-                    </a:prstGeom>
-                    <a:noFill/>
-                    <a:ln w="9525">
-                      <a:noFill/>
-                      <a:headEnd/>
-                      <a:tailEnd/>
-                    </a:ln>
-                  </pic:spPr>
-                </pic:pic>
-              </a:graphicData>
-            </a:graphic>
-          </wp:inline>
-        </w:drawing>
-      </w:r>
-      <w:r>
-        <w:rPr>
-          <w:rFonts w:ascii="Times New Roman" w:hAnsi="Times New Roman" w:eastAsia="Times New Roman" w:cs="Times New Roman"/>
-        </w:rPr>
-        <w:t xml:space="preserve"> </w:t>
-      </w:r>
-      <w:r>
-        <w:rPr>
-          <w:rFonts w:ascii="Times New Roman" w:hAnsi="Times New Roman" w:eastAsia="Times New Roman" w:cs="Times New Roman"/>
-        </w:rPr>
-        <w:t xml:space="preserve">&gt; </w:t>
-      </w:r>
-      <w:r>
-        <w:rPr>
-          <w:rFonts w:hint="eastAsia" w:ascii="Times New Roman" w:hAnsi="Times New Roman" w:eastAsia="FangSong" w:cs="Times New Roman"/>
-        </w:rPr>
-        <w:t xml:space="preserve">图</w:t>
-      </w:r>
-      <w:r>
-        <w:rPr>
-          <w:rFonts w:ascii="Times New Roman" w:hAnsi="Times New Roman" w:eastAsia="Times New Roman" w:cs="Times New Roman"/>
-        </w:rPr>
-        <w:t xml:space="preserve"> </w:t>
-      </w:r>
-      <w:r>
-        <w:rPr>
-          <w:rFonts w:hint="eastAsia" w:ascii="Times New Roman" w:hAnsi="Times New Roman" w:eastAsia="Times New Roman" w:cs="Times New Roman"/>
-        </w:rPr>
-        <w:t>7-5：</w:t>
-      </w:r>
-      <w:r>
-        <w:rPr>
-          <w:rFonts w:hint="eastAsia" w:ascii="Times New Roman" w:hAnsi="Times New Roman" w:eastAsia="FangSong" w:cs="Times New Roman"/>
-        </w:rPr>
-        <w:t>金属螯合稳定常数序列</w:t>
-      </w:r>
-    </w:p>
-    <w:p>
-      <w:pPr>
-        <w:pStyle w:val="BodyText"/>
+        <w:spacing w:before="120"/>
         <w:ind w:firstLine="420"/>
       </w:pPr>
       <w:r>
@@ -2763,6 +3040,7 @@
     <w:p>
       <w:pPr>
         <w:pStyle w:val="FirstParagraph"/>
+        <w:spacing w:after="80"/>
         <w:ind w:firstLine="420"/>
       </w:pPr>
       <w:r>
@@ -3455,97 +3733,152 @@
         <w:t>。</w:t>
       </w:r>
     </w:p>
+    <w:tbl>
+      <w:tblPr>
+        <w:tblStyle w:val="Table"/>
+        <w:tblW w:type="pct" w:w="5000"/>
+        <w:tblLayout w:type="fixed"/>
+        <w:tblLook w:firstRow="1" w:lastRow="0" w:firstColumn="0" w:lastColumn="0" w:noHBand="0" w:noVBand="0" w:val="0020"/>
+        <w:jc w:val="center"/>
+        <w:tblBorders>
+          <w:top w:val="single" w:sz="12" w:space="0" w:color="333333"/>
+          <w:bottom w:val="single" w:sz="12" w:space="0" w:color="333333"/>
+          <w:left w:val="none"/>
+          <w:right w:val="none"/>
+          <w:insideH w:val="none"/>
+          <w:insideV w:val="none"/>
+        </w:tblBorders>
+      </w:tblPr>
+      <w:tblGrid>
+        <w:gridCol w:w="7920"/>
+      </w:tblGrid>
+      <w:tr>
+        <w:trPr>
+          <w:tblHeader w:val="on"/>
+        </w:trPr>
+        <w:tc>
+          <w:tcPr>
+            <w:tcBorders>
+              <w:bottom w:val="single" w:sz="6" w:space="0" w:color="333333"/>
+            </w:tcBorders>
+          </w:tcPr>
+          <w:p>
+            <w:pPr>
+              <w:pStyle w:val="Compact"/>
+              <w:jc w:val="center"/>
+            </w:pPr>
+            <w:r>
+              <w:rPr>
+                <w:rFonts w:hint="eastAsia" w:ascii="Times New Roman" w:hAnsi="Times New Roman" w:eastAsia="SimHei" w:cs="Times New Roman"/>
+                <w:b/>
+              </w:rPr>
+              <w:t xml:space="preserve">配合物配位构型对照表</w:t>
+            </w:r>
+          </w:p>
+        </w:tc>
+      </w:tr>
+      <w:tr>
+        <w:tc>
+          <w:tcPr/>
+          <w:p>
+            <w:pPr>
+              <w:pStyle w:val="Compact"/>
+              <w:jc w:val="center"/>
+            </w:pPr>
+            <w:r>
+              <w:rPr>
+                <w:rFonts w:ascii="Times New Roman" w:hAnsi="Times New Roman" w:eastAsia="Times New Roman" w:cs="Times New Roman"/>
+              </w:rPr>
+              <w:drawing>
+                <wp:inline>
+                  <wp:extent cx="2667000" cy="1310653"/>
+                  <wp:effectExtent b="0" l="0" r="0" t="0"/>
+                  <wp:docPr descr="" title="" id="27" name="Picture"/>
+                  <a:graphic>
+                    <a:graphicData uri="http://schemas.openxmlformats.org/drawingml/2006/picture">
+                      <pic:pic>
+                        <pic:nvPicPr>
+                          <pic:cNvPr descr="09afcfd50bd7af101f6146a109ed4a36ec979464fdc5e0c11be9c342356d0c0f.jpg" id="28" name="Picture"/>
+                          <pic:cNvPicPr>
+                            <a:picLocks noChangeArrowheads="1" noChangeAspect="1"/>
+                          </pic:cNvPicPr>
+                        </pic:nvPicPr>
+                        <pic:blipFill>
+                          <a:blip r:embed="rId26"/>
+                          <a:stretch>
+                            <a:fillRect/>
+                          </a:stretch>
+                        </pic:blipFill>
+                        <pic:spPr bwMode="auto">
+                          <a:xfrm>
+                            <a:off x="0" y="0"/>
+                            <a:ext cx="2667000" cy="1310653"/>
+                          </a:xfrm>
+                          <a:prstGeom prst="rect">
+                            <a:avLst/>
+                          </a:prstGeom>
+                          <a:noFill/>
+                          <a:ln w="9525">
+                            <a:noFill/>
+                            <a:headEnd/>
+                            <a:tailEnd/>
+                          </a:ln>
+                        </pic:spPr>
+                      </pic:pic>
+                    </a:graphicData>
+                  </a:graphic>
+                </wp:inline>
+              </w:drawing>
+            </w:r>
+          </w:p>
+        </w:tc>
+      </w:tr>
+      <w:tr>
+        <w:tc>
+          <w:tcPr/>
+          <w:p>
+            <w:pPr>
+              <w:pStyle w:val="Compact"/>
+              <w:jc w:val="center"/>
+            </w:pPr>
+            <w:r>
+              <w:rPr>
+                <w:rFonts w:ascii="Times New Roman" w:hAnsi="Times New Roman" w:eastAsia="Times New Roman" w:cs="Times New Roman"/>
+              </w:rPr>
+              <w:t xml:space="preserve">&gt; </w:t>
+            </w:r>
+            <w:r>
+              <w:rPr>
+                <w:rFonts w:hint="eastAsia" w:ascii="Times New Roman" w:hAnsi="Times New Roman" w:eastAsia="FangSong" w:cs="Times New Roman"/>
+              </w:rPr>
+              <w:t xml:space="preserve">图</w:t>
+            </w:r>
+            <w:r>
+              <w:rPr>
+                <w:rFonts w:ascii="Times New Roman" w:hAnsi="Times New Roman" w:eastAsia="Times New Roman" w:cs="Times New Roman"/>
+              </w:rPr>
+              <w:t xml:space="preserve"> </w:t>
+            </w:r>
+            <w:r>
+              <w:rPr>
+                <w:rFonts w:hint="eastAsia" w:ascii="Times New Roman" w:hAnsi="Times New Roman" w:eastAsia="Times New Roman" w:cs="Times New Roman"/>
+              </w:rPr>
+              <w:t>7-6：</w:t>
+            </w:r>
+            <w:r>
+              <w:rPr>
+                <w:rFonts w:hint="eastAsia" w:ascii="Times New Roman" w:hAnsi="Times New Roman" w:eastAsia="FangSong" w:cs="Times New Roman"/>
+              </w:rPr>
+              <w:t>配合物配位构型对照表</w:t>
+            </w:r>
+          </w:p>
+        </w:tc>
+      </w:tr>
+    </w:tbl>
     <w:p>
       <w:pPr>
         <w:pStyle w:val="BodyText"/>
-        <w:spacing w:before="160" w:after="80"/>
-        <w:jc w:val="center"/>
-      </w:pPr>
-      <w:r>
-        <w:rPr>
-          <w:rFonts w:ascii="Times New Roman" w:hAnsi="Times New Roman" w:eastAsia="Times New Roman" w:cs="Times New Roman"/>
-        </w:rPr>
-        <w:drawing>
-          <wp:inline>
-            <wp:extent cx="2667000" cy="1310653"/>
-            <wp:effectExtent b="0" l="0" r="0" t="0"/>
-            <wp:docPr descr="" title="" id="27" name="Picture"/>
-            <a:graphic>
-              <a:graphicData uri="http://schemas.openxmlformats.org/drawingml/2006/picture">
-                <pic:pic>
-                  <pic:nvPicPr>
-                    <pic:cNvPr descr="09afcfd50bd7af101f6146a109ed4a36ec979464fdc5e0c11be9c342356d0c0f.jpg" id="28" name="Picture"/>
-                    <pic:cNvPicPr>
-                      <a:picLocks noChangeArrowheads="1" noChangeAspect="1"/>
-                    </pic:cNvPicPr>
-                  </pic:nvPicPr>
-                  <pic:blipFill>
-                    <a:blip r:embed="rId26"/>
-                    <a:stretch>
-                      <a:fillRect/>
-                    </a:stretch>
-                  </pic:blipFill>
-                  <pic:spPr bwMode="auto">
-                    <a:xfrm>
-                      <a:off x="0" y="0"/>
-                      <a:ext cx="2667000" cy="1310653"/>
-                    </a:xfrm>
-                    <a:prstGeom prst="rect">
-                      <a:avLst/>
-                    </a:prstGeom>
-                    <a:noFill/>
-                    <a:ln w="9525">
-                      <a:noFill/>
-                      <a:headEnd/>
-                      <a:tailEnd/>
-                    </a:ln>
-                  </pic:spPr>
-                </pic:pic>
-              </a:graphicData>
-            </a:graphic>
-          </wp:inline>
-        </w:drawing>
-      </w:r>
-      <w:r>
-        <w:rPr>
-          <w:rFonts w:ascii="Times New Roman" w:hAnsi="Times New Roman" w:eastAsia="Times New Roman" w:cs="Times New Roman"/>
-        </w:rPr>
-        <w:t xml:space="preserve"> </w:t>
-      </w:r>
-      <w:r>
-        <w:rPr>
-          <w:rFonts w:ascii="Times New Roman" w:hAnsi="Times New Roman" w:eastAsia="Times New Roman" w:cs="Times New Roman"/>
-        </w:rPr>
-        <w:t xml:space="preserve">&gt; </w:t>
-      </w:r>
-      <w:r>
-        <w:rPr>
-          <w:rFonts w:hint="eastAsia" w:ascii="Times New Roman" w:hAnsi="Times New Roman" w:eastAsia="FangSong" w:cs="Times New Roman"/>
-        </w:rPr>
-        <w:t xml:space="preserve">图</w:t>
-      </w:r>
-      <w:r>
-        <w:rPr>
-          <w:rFonts w:ascii="Times New Roman" w:hAnsi="Times New Roman" w:eastAsia="Times New Roman" w:cs="Times New Roman"/>
-        </w:rPr>
-        <w:t xml:space="preserve"> </w:t>
-      </w:r>
-      <w:r>
-        <w:rPr>
-          <w:rFonts w:hint="eastAsia" w:ascii="Times New Roman" w:hAnsi="Times New Roman" w:eastAsia="Times New Roman" w:cs="Times New Roman"/>
-        </w:rPr>
-        <w:t>7-6：</w:t>
-      </w:r>
-      <w:r>
-        <w:rPr>
-          <w:rFonts w:hint="eastAsia" w:ascii="Times New Roman" w:hAnsi="Times New Roman" w:eastAsia="FangSong" w:cs="Times New Roman"/>
-        </w:rPr>
-        <w:t>配合物配位构型对照表</w:t>
-      </w:r>
-    </w:p>
-    <w:p>
-      <w:pPr>
-        <w:pStyle w:val="BodyText"/>
+        <w:spacing w:before="120" w:after="80"/>
         <w:ind w:firstLine="420"/>
       </w:pPr>
       <w:r>
@@ -4612,97 +4945,152 @@
         <w:t>。</w:t>
       </w:r>
     </w:p>
+    <w:tbl>
+      <w:tblPr>
+        <w:tblStyle w:val="Table"/>
+        <w:tblW w:type="pct" w:w="5000"/>
+        <w:tblLayout w:type="fixed"/>
+        <w:tblLook w:firstRow="1" w:lastRow="0" w:firstColumn="0" w:lastColumn="0" w:noHBand="0" w:noVBand="0" w:val="0020"/>
+        <w:jc w:val="center"/>
+        <w:tblBorders>
+          <w:top w:val="single" w:sz="12" w:space="0" w:color="333333"/>
+          <w:bottom w:val="single" w:sz="12" w:space="0" w:color="333333"/>
+          <w:left w:val="none"/>
+          <w:right w:val="none"/>
+          <w:insideH w:val="none"/>
+          <w:insideV w:val="none"/>
+        </w:tblBorders>
+      </w:tblPr>
+      <w:tblGrid>
+        <w:gridCol w:w="7920"/>
+      </w:tblGrid>
+      <w:tr>
+        <w:trPr>
+          <w:tblHeader w:val="on"/>
+        </w:trPr>
+        <w:tc>
+          <w:tcPr>
+            <w:tcBorders>
+              <w:bottom w:val="single" w:sz="6" w:space="0" w:color="333333"/>
+            </w:tcBorders>
+          </w:tcPr>
+          <w:p>
+            <w:pPr>
+              <w:pStyle w:val="Compact"/>
+              <w:jc w:val="center"/>
+            </w:pPr>
+            <w:r>
+              <w:rPr>
+                <w:rFonts w:hint="eastAsia" w:ascii="Times New Roman" w:hAnsi="Times New Roman" w:eastAsia="SimHei" w:cs="Times New Roman"/>
+                <w:b/>
+              </w:rPr>
+              <w:t xml:space="preserve">配位数六正八面体模型</w:t>
+            </w:r>
+          </w:p>
+        </w:tc>
+      </w:tr>
+      <w:tr>
+        <w:tc>
+          <w:tcPr/>
+          <w:p>
+            <w:pPr>
+              <w:pStyle w:val="Compact"/>
+              <w:jc w:val="center"/>
+            </w:pPr>
+            <w:r>
+              <w:rPr>
+                <w:rFonts w:ascii="Times New Roman" w:hAnsi="Times New Roman" w:eastAsia="Times New Roman" w:cs="Times New Roman"/>
+              </w:rPr>
+              <w:drawing>
+                <wp:inline>
+                  <wp:extent cx="2667000" cy="3022982"/>
+                  <wp:effectExtent b="0" l="0" r="0" t="0"/>
+                  <wp:docPr descr="" title="" id="30" name="Picture"/>
+                  <a:graphic>
+                    <a:graphicData uri="http://schemas.openxmlformats.org/drawingml/2006/picture">
+                      <pic:pic>
+                        <pic:nvPicPr>
+                          <pic:cNvPr descr="920cf46c8a697683f18fa09937351bc4fd62b794adef3d5a8af4045b016e9b77.png" id="31" name="Picture"/>
+                          <pic:cNvPicPr>
+                            <a:picLocks noChangeArrowheads="1" noChangeAspect="1"/>
+                          </pic:cNvPicPr>
+                        </pic:nvPicPr>
+                        <pic:blipFill>
+                          <a:blip r:embed="rId29"/>
+                          <a:stretch>
+                            <a:fillRect/>
+                          </a:stretch>
+                        </pic:blipFill>
+                        <pic:spPr bwMode="auto">
+                          <a:xfrm>
+                            <a:off x="0" y="0"/>
+                            <a:ext cx="2667000" cy="3022982"/>
+                          </a:xfrm>
+                          <a:prstGeom prst="rect">
+                            <a:avLst/>
+                          </a:prstGeom>
+                          <a:noFill/>
+                          <a:ln w="9525">
+                            <a:noFill/>
+                            <a:headEnd/>
+                            <a:tailEnd/>
+                          </a:ln>
+                        </pic:spPr>
+                      </pic:pic>
+                    </a:graphicData>
+                  </a:graphic>
+                </wp:inline>
+              </w:drawing>
+            </w:r>
+          </w:p>
+        </w:tc>
+      </w:tr>
+      <w:tr>
+        <w:tc>
+          <w:tcPr/>
+          <w:p>
+            <w:pPr>
+              <w:pStyle w:val="Compact"/>
+              <w:jc w:val="center"/>
+            </w:pPr>
+            <w:r>
+              <w:rPr>
+                <w:rFonts w:ascii="Times New Roman" w:hAnsi="Times New Roman" w:eastAsia="Times New Roman" w:cs="Times New Roman"/>
+              </w:rPr>
+              <w:t xml:space="preserve">&gt; </w:t>
+            </w:r>
+            <w:r>
+              <w:rPr>
+                <w:rFonts w:hint="eastAsia" w:ascii="Times New Roman" w:hAnsi="Times New Roman" w:eastAsia="FangSong" w:cs="Times New Roman"/>
+              </w:rPr>
+              <w:t xml:space="preserve">图</w:t>
+            </w:r>
+            <w:r>
+              <w:rPr>
+                <w:rFonts w:ascii="Times New Roman" w:hAnsi="Times New Roman" w:eastAsia="Times New Roman" w:cs="Times New Roman"/>
+              </w:rPr>
+              <w:t xml:space="preserve"> </w:t>
+            </w:r>
+            <w:r>
+              <w:rPr>
+                <w:rFonts w:hint="eastAsia" w:ascii="Times New Roman" w:hAnsi="Times New Roman" w:eastAsia="Times New Roman" w:cs="Times New Roman"/>
+              </w:rPr>
+              <w:t>7-7：</w:t>
+            </w:r>
+            <w:r>
+              <w:rPr>
+                <w:rFonts w:hint="eastAsia" w:ascii="Times New Roman" w:hAnsi="Times New Roman" w:eastAsia="FangSong" w:cs="Times New Roman"/>
+              </w:rPr>
+              <w:t>配位数六正八面体模型</w:t>
+            </w:r>
+          </w:p>
+        </w:tc>
+      </w:tr>
+    </w:tbl>
     <w:p>
       <w:pPr>
         <w:pStyle w:val="BodyText"/>
-        <w:spacing w:before="160" w:after="80"/>
-        <w:jc w:val="center"/>
-      </w:pPr>
-      <w:r>
-        <w:rPr>
-          <w:rFonts w:ascii="Times New Roman" w:hAnsi="Times New Roman" w:eastAsia="Times New Roman" w:cs="Times New Roman"/>
-        </w:rPr>
-        <w:drawing>
-          <wp:inline>
-            <wp:extent cx="2667000" cy="3022982"/>
-            <wp:effectExtent b="0" l="0" r="0" t="0"/>
-            <wp:docPr descr="" title="" id="30" name="Picture"/>
-            <a:graphic>
-              <a:graphicData uri="http://schemas.openxmlformats.org/drawingml/2006/picture">
-                <pic:pic>
-                  <pic:nvPicPr>
-                    <pic:cNvPr descr="920cf46c8a697683f18fa09937351bc4fd62b794adef3d5a8af4045b016e9b77.png" id="31" name="Picture"/>
-                    <pic:cNvPicPr>
-                      <a:picLocks noChangeArrowheads="1" noChangeAspect="1"/>
-                    </pic:cNvPicPr>
-                  </pic:nvPicPr>
-                  <pic:blipFill>
-                    <a:blip r:embed="rId29"/>
-                    <a:stretch>
-                      <a:fillRect/>
-                    </a:stretch>
-                  </pic:blipFill>
-                  <pic:spPr bwMode="auto">
-                    <a:xfrm>
-                      <a:off x="0" y="0"/>
-                      <a:ext cx="2667000" cy="3022982"/>
-                    </a:xfrm>
-                    <a:prstGeom prst="rect">
-                      <a:avLst/>
-                    </a:prstGeom>
-                    <a:noFill/>
-                    <a:ln w="9525">
-                      <a:noFill/>
-                      <a:headEnd/>
-                      <a:tailEnd/>
-                    </a:ln>
-                  </pic:spPr>
-                </pic:pic>
-              </a:graphicData>
-            </a:graphic>
-          </wp:inline>
-        </w:drawing>
-      </w:r>
-      <w:r>
-        <w:rPr>
-          <w:rFonts w:ascii="Times New Roman" w:hAnsi="Times New Roman" w:eastAsia="Times New Roman" w:cs="Times New Roman"/>
-        </w:rPr>
-        <w:t xml:space="preserve"> </w:t>
-      </w:r>
-      <w:r>
-        <w:rPr>
-          <w:rFonts w:ascii="Times New Roman" w:hAnsi="Times New Roman" w:eastAsia="Times New Roman" w:cs="Times New Roman"/>
-        </w:rPr>
-        <w:t xml:space="preserve">&gt; </w:t>
-      </w:r>
-      <w:r>
-        <w:rPr>
-          <w:rFonts w:hint="eastAsia" w:ascii="Times New Roman" w:hAnsi="Times New Roman" w:eastAsia="FangSong" w:cs="Times New Roman"/>
-        </w:rPr>
-        <w:t xml:space="preserve">图</w:t>
-      </w:r>
-      <w:r>
-        <w:rPr>
-          <w:rFonts w:ascii="Times New Roman" w:hAnsi="Times New Roman" w:eastAsia="Times New Roman" w:cs="Times New Roman"/>
-        </w:rPr>
-        <w:t xml:space="preserve"> </w:t>
-      </w:r>
-      <w:r>
-        <w:rPr>
-          <w:rFonts w:hint="eastAsia" w:ascii="Times New Roman" w:hAnsi="Times New Roman" w:eastAsia="Times New Roman" w:cs="Times New Roman"/>
-        </w:rPr>
-        <w:t>7-7：</w:t>
-      </w:r>
-      <w:r>
-        <w:rPr>
-          <w:rFonts w:hint="eastAsia" w:ascii="Times New Roman" w:hAnsi="Times New Roman" w:eastAsia="FangSong" w:cs="Times New Roman"/>
-        </w:rPr>
-        <w:t>配位数六正八面体模型</w:t>
-      </w:r>
-    </w:p>
-    <w:p>
-      <w:pPr>
-        <w:pStyle w:val="BodyText"/>
+        <w:spacing w:before="120" w:after="80"/>
         <w:ind w:firstLine="420"/>
       </w:pPr>
       <w:r>
@@ -5086,94 +5474,148 @@
         <w:t>）。</w:t>
       </w:r>
     </w:p>
-    <w:p>
-      <w:pPr>
-        <w:pStyle w:val="BodyText"/>
-        <w:spacing w:before="160" w:after="80"/>
+    <w:tbl>
+      <w:tblPr>
+        <w:tblStyle w:val="Table"/>
+        <w:tblW w:type="pct" w:w="5000"/>
+        <w:tblLayout w:type="fixed"/>
+        <w:tblLook w:firstRow="1" w:lastRow="0" w:firstColumn="0" w:lastColumn="0" w:noHBand="0" w:noVBand="0" w:val="0020"/>
         <w:jc w:val="center"/>
-      </w:pPr>
-      <w:r>
-        <w:rPr>
-          <w:rFonts w:ascii="Times New Roman" w:hAnsi="Times New Roman" w:eastAsia="Times New Roman" w:cs="Times New Roman"/>
-        </w:rPr>
-        <w:drawing>
-          <wp:inline>
-            <wp:extent cx="2667000" cy="687564"/>
-            <wp:effectExtent b="0" l="0" r="0" t="0"/>
-            <wp:docPr descr="" title="" id="33" name="Picture"/>
-            <a:graphic>
-              <a:graphicData uri="http://schemas.openxmlformats.org/drawingml/2006/picture">
-                <pic:pic>
-                  <pic:nvPicPr>
-                    <pic:cNvPr descr="a0ac376e1616eb3e65c4085cd83b2b63f50487fa69949357da7497b93da4d68d.jpg" id="34" name="Picture"/>
-                    <pic:cNvPicPr>
-                      <a:picLocks noChangeArrowheads="1" noChangeAspect="1"/>
-                    </pic:cNvPicPr>
-                  </pic:nvPicPr>
-                  <pic:blipFill>
-                    <a:blip r:embed="rId32"/>
-                    <a:stretch>
-                      <a:fillRect/>
-                    </a:stretch>
-                  </pic:blipFill>
-                  <pic:spPr bwMode="auto">
-                    <a:xfrm>
-                      <a:off x="0" y="0"/>
-                      <a:ext cx="2667000" cy="687564"/>
-                    </a:xfrm>
-                    <a:prstGeom prst="rect">
-                      <a:avLst/>
-                    </a:prstGeom>
-                    <a:noFill/>
-                    <a:ln w="9525">
-                      <a:noFill/>
-                      <a:headEnd/>
-                      <a:tailEnd/>
-                    </a:ln>
-                  </pic:spPr>
-                </pic:pic>
-              </a:graphicData>
-            </a:graphic>
-          </wp:inline>
-        </w:drawing>
-      </w:r>
-      <w:r>
-        <w:rPr>
-          <w:rFonts w:ascii="Times New Roman" w:hAnsi="Times New Roman" w:eastAsia="Times New Roman" w:cs="Times New Roman"/>
-        </w:rPr>
-        <w:t xml:space="preserve"> </w:t>
-      </w:r>
-      <w:r>
-        <w:rPr>
-          <w:rFonts w:ascii="Times New Roman" w:hAnsi="Times New Roman" w:eastAsia="Times New Roman" w:cs="Times New Roman"/>
-        </w:rPr>
-        <w:t xml:space="preserve">&gt; </w:t>
-      </w:r>
-      <w:r>
-        <w:rPr>
-          <w:rFonts w:hint="eastAsia" w:ascii="Times New Roman" w:hAnsi="Times New Roman" w:eastAsia="FangSong" w:cs="Times New Roman"/>
-        </w:rPr>
-        <w:t xml:space="preserve">图</w:t>
-      </w:r>
-      <w:r>
-        <w:rPr>
-          <w:rFonts w:ascii="Times New Roman" w:hAnsi="Times New Roman" w:eastAsia="Times New Roman" w:cs="Times New Roman"/>
-        </w:rPr>
-        <w:t xml:space="preserve"> </w:t>
-      </w:r>
-      <w:r>
-        <w:rPr>
-          <w:rFonts w:hint="eastAsia" w:ascii="Times New Roman" w:hAnsi="Times New Roman" w:eastAsia="Times New Roman" w:cs="Times New Roman"/>
-        </w:rPr>
-        <w:t>7-8：</w:t>
-      </w:r>
-      <w:r>
-        <w:rPr>
-          <w:rFonts w:hint="eastAsia" w:ascii="Times New Roman" w:hAnsi="Times New Roman" w:eastAsia="FangSong" w:cs="Times New Roman"/>
-        </w:rPr>
-        <w:t>高配位几何多面体构型</w:t>
-      </w:r>
-    </w:p>
+        <w:tblBorders>
+          <w:top w:val="single" w:sz="12" w:space="0" w:color="333333"/>
+          <w:bottom w:val="single" w:sz="12" w:space="0" w:color="333333"/>
+          <w:left w:val="none"/>
+          <w:right w:val="none"/>
+          <w:insideH w:val="none"/>
+          <w:insideV w:val="none"/>
+        </w:tblBorders>
+      </w:tblPr>
+      <w:tblGrid>
+        <w:gridCol w:w="7920"/>
+      </w:tblGrid>
+      <w:tr>
+        <w:trPr>
+          <w:tblHeader w:val="on"/>
+        </w:trPr>
+        <w:tc>
+          <w:tcPr>
+            <w:tcBorders>
+              <w:bottom w:val="single" w:sz="6" w:space="0" w:color="333333"/>
+            </w:tcBorders>
+          </w:tcPr>
+          <w:p>
+            <w:pPr>
+              <w:pStyle w:val="Compact"/>
+              <w:jc w:val="center"/>
+            </w:pPr>
+            <w:r>
+              <w:rPr>
+                <w:rFonts w:hint="eastAsia" w:ascii="Times New Roman" w:hAnsi="Times New Roman" w:eastAsia="SimHei" w:cs="Times New Roman"/>
+                <w:b/>
+              </w:rPr>
+              <w:t xml:space="preserve">高配位几何多面体构型</w:t>
+            </w:r>
+          </w:p>
+        </w:tc>
+      </w:tr>
+      <w:tr>
+        <w:tc>
+          <w:tcPr/>
+          <w:p>
+            <w:pPr>
+              <w:pStyle w:val="Compact"/>
+              <w:jc w:val="center"/>
+            </w:pPr>
+            <w:r>
+              <w:rPr>
+                <w:rFonts w:ascii="Times New Roman" w:hAnsi="Times New Roman" w:eastAsia="Times New Roman" w:cs="Times New Roman"/>
+              </w:rPr>
+              <w:drawing>
+                <wp:inline>
+                  <wp:extent cx="2667000" cy="687564"/>
+                  <wp:effectExtent b="0" l="0" r="0" t="0"/>
+                  <wp:docPr descr="" title="" id="33" name="Picture"/>
+                  <a:graphic>
+                    <a:graphicData uri="http://schemas.openxmlformats.org/drawingml/2006/picture">
+                      <pic:pic>
+                        <pic:nvPicPr>
+                          <pic:cNvPr descr="a0ac376e1616eb3e65c4085cd83b2b63f50487fa69949357da7497b93da4d68d.jpg" id="34" name="Picture"/>
+                          <pic:cNvPicPr>
+                            <a:picLocks noChangeArrowheads="1" noChangeAspect="1"/>
+                          </pic:cNvPicPr>
+                        </pic:nvPicPr>
+                        <pic:blipFill>
+                          <a:blip r:embed="rId32"/>
+                          <a:stretch>
+                            <a:fillRect/>
+                          </a:stretch>
+                        </pic:blipFill>
+                        <pic:spPr bwMode="auto">
+                          <a:xfrm>
+                            <a:off x="0" y="0"/>
+                            <a:ext cx="2667000" cy="687564"/>
+                          </a:xfrm>
+                          <a:prstGeom prst="rect">
+                            <a:avLst/>
+                          </a:prstGeom>
+                          <a:noFill/>
+                          <a:ln w="9525">
+                            <a:noFill/>
+                            <a:headEnd/>
+                            <a:tailEnd/>
+                          </a:ln>
+                        </pic:spPr>
+                      </pic:pic>
+                    </a:graphicData>
+                  </a:graphic>
+                </wp:inline>
+              </w:drawing>
+            </w:r>
+          </w:p>
+        </w:tc>
+      </w:tr>
+      <w:tr>
+        <w:tc>
+          <w:tcPr/>
+          <w:p>
+            <w:pPr>
+              <w:pStyle w:val="Compact"/>
+              <w:jc w:val="center"/>
+            </w:pPr>
+            <w:r>
+              <w:rPr>
+                <w:rFonts w:ascii="Times New Roman" w:hAnsi="Times New Roman" w:eastAsia="Times New Roman" w:cs="Times New Roman"/>
+              </w:rPr>
+              <w:t xml:space="preserve">&gt; </w:t>
+            </w:r>
+            <w:r>
+              <w:rPr>
+                <w:rFonts w:hint="eastAsia" w:ascii="Times New Roman" w:hAnsi="Times New Roman" w:eastAsia="FangSong" w:cs="Times New Roman"/>
+              </w:rPr>
+              <w:t xml:space="preserve">图</w:t>
+            </w:r>
+            <w:r>
+              <w:rPr>
+                <w:rFonts w:ascii="Times New Roman" w:hAnsi="Times New Roman" w:eastAsia="Times New Roman" w:cs="Times New Roman"/>
+              </w:rPr>
+              <w:t xml:space="preserve"> </w:t>
+            </w:r>
+            <w:r>
+              <w:rPr>
+                <w:rFonts w:hint="eastAsia" w:ascii="Times New Roman" w:hAnsi="Times New Roman" w:eastAsia="Times New Roman" w:cs="Times New Roman"/>
+              </w:rPr>
+              <w:t>7-8：</w:t>
+            </w:r>
+            <w:r>
+              <w:rPr>
+                <w:rFonts w:hint="eastAsia" w:ascii="Times New Roman" w:hAnsi="Times New Roman" w:eastAsia="FangSong" w:cs="Times New Roman"/>
+              </w:rPr>
+              <w:t>高配位几何多面体构型</w:t>
+            </w:r>
+          </w:p>
+        </w:tc>
+      </w:tr>
+    </w:tbl>
     <w:p>
       <w:pPr>
         <w:spacing w:before="160" w:after="80"/>
@@ -5219,6 +5661,7 @@
     <w:p>
       <w:pPr>
         <w:pStyle w:val="FirstParagraph"/>
+        <w:spacing w:after="80"/>
         <w:ind w:firstLine="420"/>
       </w:pPr>
       <w:r>
@@ -5476,97 +5919,152 @@
         <w:t>。</w:t>
       </w:r>
     </w:p>
+    <w:tbl>
+      <w:tblPr>
+        <w:tblStyle w:val="Table"/>
+        <w:tblW w:type="pct" w:w="5000"/>
+        <w:tblLayout w:type="fixed"/>
+        <w:tblLook w:firstRow="1" w:lastRow="0" w:firstColumn="0" w:lastColumn="0" w:noHBand="0" w:noVBand="0" w:val="0020"/>
+        <w:jc w:val="center"/>
+        <w:tblBorders>
+          <w:top w:val="single" w:sz="12" w:space="0" w:color="333333"/>
+          <w:bottom w:val="single" w:sz="12" w:space="0" w:color="333333"/>
+          <w:left w:val="none"/>
+          <w:right w:val="none"/>
+          <w:insideH w:val="none"/>
+          <w:insideV w:val="none"/>
+        </w:tblBorders>
+      </w:tblPr>
+      <w:tblGrid>
+        <w:gridCol w:w="7920"/>
+      </w:tblGrid>
+      <w:tr>
+        <w:trPr>
+          <w:tblHeader w:val="on"/>
+        </w:trPr>
+        <w:tc>
+          <w:tcPr>
+            <w:tcBorders>
+              <w:bottom w:val="single" w:sz="6" w:space="0" w:color="333333"/>
+            </w:tcBorders>
+          </w:tcPr>
+          <w:p>
+            <w:pPr>
+              <w:pStyle w:val="Compact"/>
+              <w:jc w:val="center"/>
+            </w:pPr>
+            <w:r>
+              <w:rPr>
+                <w:rFonts w:hint="eastAsia" w:ascii="Times New Roman" w:hAnsi="Times New Roman" w:eastAsia="SimHei" w:cs="Times New Roman"/>
+                <w:b/>
+              </w:rPr>
+              <w:t xml:space="preserve">价键杂化成键空间轨道</w:t>
+            </w:r>
+          </w:p>
+        </w:tc>
+      </w:tr>
+      <w:tr>
+        <w:tc>
+          <w:tcPr/>
+          <w:p>
+            <w:pPr>
+              <w:pStyle w:val="Compact"/>
+              <w:jc w:val="center"/>
+            </w:pPr>
+            <w:r>
+              <w:rPr>
+                <w:rFonts w:ascii="Times New Roman" w:hAnsi="Times New Roman" w:eastAsia="Times New Roman" w:cs="Times New Roman"/>
+              </w:rPr>
+              <w:drawing>
+                <wp:inline>
+                  <wp:extent cx="2667000" cy="533400"/>
+                  <wp:effectExtent b="0" l="0" r="0" t="0"/>
+                  <wp:docPr descr="" title="" id="37" name="Picture"/>
+                  <a:graphic>
+                    <a:graphicData uri="http://schemas.openxmlformats.org/drawingml/2006/picture">
+                      <pic:pic>
+                        <pic:nvPicPr>
+                          <pic:cNvPr descr="434a111468d2b50500620ba6f8e8473d9e3677b655d9673f2088ee9da8b59020.jpg" id="38" name="Picture"/>
+                          <pic:cNvPicPr>
+                            <a:picLocks noChangeArrowheads="1" noChangeAspect="1"/>
+                          </pic:cNvPicPr>
+                        </pic:nvPicPr>
+                        <pic:blipFill>
+                          <a:blip r:embed="rId36"/>
+                          <a:stretch>
+                            <a:fillRect/>
+                          </a:stretch>
+                        </pic:blipFill>
+                        <pic:spPr bwMode="auto">
+                          <a:xfrm>
+                            <a:off x="0" y="0"/>
+                            <a:ext cx="2667000" cy="533400"/>
+                          </a:xfrm>
+                          <a:prstGeom prst="rect">
+                            <a:avLst/>
+                          </a:prstGeom>
+                          <a:noFill/>
+                          <a:ln w="9525">
+                            <a:noFill/>
+                            <a:headEnd/>
+                            <a:tailEnd/>
+                          </a:ln>
+                        </pic:spPr>
+                      </pic:pic>
+                    </a:graphicData>
+                  </a:graphic>
+                </wp:inline>
+              </w:drawing>
+            </w:r>
+          </w:p>
+        </w:tc>
+      </w:tr>
+      <w:tr>
+        <w:tc>
+          <w:tcPr/>
+          <w:p>
+            <w:pPr>
+              <w:pStyle w:val="Compact"/>
+              <w:jc w:val="center"/>
+            </w:pPr>
+            <w:r>
+              <w:rPr>
+                <w:rFonts w:ascii="Times New Roman" w:hAnsi="Times New Roman" w:eastAsia="Times New Roman" w:cs="Times New Roman"/>
+              </w:rPr>
+              <w:t xml:space="preserve">&gt; </w:t>
+            </w:r>
+            <w:r>
+              <w:rPr>
+                <w:rFonts w:hint="eastAsia" w:ascii="Times New Roman" w:hAnsi="Times New Roman" w:eastAsia="FangSong" w:cs="Times New Roman"/>
+              </w:rPr>
+              <w:t xml:space="preserve">图</w:t>
+            </w:r>
+            <w:r>
+              <w:rPr>
+                <w:rFonts w:ascii="Times New Roman" w:hAnsi="Times New Roman" w:eastAsia="Times New Roman" w:cs="Times New Roman"/>
+              </w:rPr>
+              <w:t xml:space="preserve"> </w:t>
+            </w:r>
+            <w:r>
+              <w:rPr>
+                <w:rFonts w:hint="eastAsia" w:ascii="Times New Roman" w:hAnsi="Times New Roman" w:eastAsia="Times New Roman" w:cs="Times New Roman"/>
+              </w:rPr>
+              <w:t>7-9：</w:t>
+            </w:r>
+            <w:r>
+              <w:rPr>
+                <w:rFonts w:hint="eastAsia" w:ascii="Times New Roman" w:hAnsi="Times New Roman" w:eastAsia="FangSong" w:cs="Times New Roman"/>
+              </w:rPr>
+              <w:t>价键杂化成键空间轨道</w:t>
+            </w:r>
+          </w:p>
+        </w:tc>
+      </w:tr>
+    </w:tbl>
     <w:p>
       <w:pPr>
         <w:pStyle w:val="BodyText"/>
-        <w:spacing w:before="160" w:after="80"/>
-        <w:jc w:val="center"/>
-      </w:pPr>
-      <w:r>
-        <w:rPr>
-          <w:rFonts w:ascii="Times New Roman" w:hAnsi="Times New Roman" w:eastAsia="Times New Roman" w:cs="Times New Roman"/>
-        </w:rPr>
-        <w:drawing>
-          <wp:inline>
-            <wp:extent cx="2667000" cy="533400"/>
-            <wp:effectExtent b="0" l="0" r="0" t="0"/>
-            <wp:docPr descr="" title="" id="37" name="Picture"/>
-            <a:graphic>
-              <a:graphicData uri="http://schemas.openxmlformats.org/drawingml/2006/picture">
-                <pic:pic>
-                  <pic:nvPicPr>
-                    <pic:cNvPr descr="434a111468d2b50500620ba6f8e8473d9e3677b655d9673f2088ee9da8b59020.jpg" id="38" name="Picture"/>
-                    <pic:cNvPicPr>
-                      <a:picLocks noChangeArrowheads="1" noChangeAspect="1"/>
-                    </pic:cNvPicPr>
-                  </pic:nvPicPr>
-                  <pic:blipFill>
-                    <a:blip r:embed="rId36"/>
-                    <a:stretch>
-                      <a:fillRect/>
-                    </a:stretch>
-                  </pic:blipFill>
-                  <pic:spPr bwMode="auto">
-                    <a:xfrm>
-                      <a:off x="0" y="0"/>
-                      <a:ext cx="2667000" cy="533400"/>
-                    </a:xfrm>
-                    <a:prstGeom prst="rect">
-                      <a:avLst/>
-                    </a:prstGeom>
-                    <a:noFill/>
-                    <a:ln w="9525">
-                      <a:noFill/>
-                      <a:headEnd/>
-                      <a:tailEnd/>
-                    </a:ln>
-                  </pic:spPr>
-                </pic:pic>
-              </a:graphicData>
-            </a:graphic>
-          </wp:inline>
-        </w:drawing>
-      </w:r>
-      <w:r>
-        <w:rPr>
-          <w:rFonts w:ascii="Times New Roman" w:hAnsi="Times New Roman" w:eastAsia="Times New Roman" w:cs="Times New Roman"/>
-        </w:rPr>
-        <w:t xml:space="preserve"> </w:t>
-      </w:r>
-      <w:r>
-        <w:rPr>
-          <w:rFonts w:ascii="Times New Roman" w:hAnsi="Times New Roman" w:eastAsia="Times New Roman" w:cs="Times New Roman"/>
-        </w:rPr>
-        <w:t xml:space="preserve">&gt; </w:t>
-      </w:r>
-      <w:r>
-        <w:rPr>
-          <w:rFonts w:hint="eastAsia" w:ascii="Times New Roman" w:hAnsi="Times New Roman" w:eastAsia="FangSong" w:cs="Times New Roman"/>
-        </w:rPr>
-        <w:t xml:space="preserve">图</w:t>
-      </w:r>
-      <w:r>
-        <w:rPr>
-          <w:rFonts w:ascii="Times New Roman" w:hAnsi="Times New Roman" w:eastAsia="Times New Roman" w:cs="Times New Roman"/>
-        </w:rPr>
-        <w:t xml:space="preserve"> </w:t>
-      </w:r>
-      <w:r>
-        <w:rPr>
-          <w:rFonts w:hint="eastAsia" w:ascii="Times New Roman" w:hAnsi="Times New Roman" w:eastAsia="Times New Roman" w:cs="Times New Roman"/>
-        </w:rPr>
-        <w:t>7-9：</w:t>
-      </w:r>
-      <w:r>
-        <w:rPr>
-          <w:rFonts w:hint="eastAsia" w:ascii="Times New Roman" w:hAnsi="Times New Roman" w:eastAsia="FangSong" w:cs="Times New Roman"/>
-        </w:rPr>
-        <w:t>价键杂化成键空间轨道</w:t>
-      </w:r>
-    </w:p>
-    <w:p>
-      <w:pPr>
-        <w:pStyle w:val="BodyText"/>
+        <w:spacing w:before="120" w:after="80"/>
         <w:ind w:firstLine="420"/>
       </w:pPr>
       <w:r>
@@ -7104,97 +7602,152 @@
         <w:t>。</w:t>
       </w:r>
     </w:p>
+    <w:tbl>
+      <w:tblPr>
+        <w:tblStyle w:val="Table"/>
+        <w:tblW w:type="pct" w:w="5000"/>
+        <w:tblLayout w:type="fixed"/>
+        <w:tblLook w:firstRow="1" w:lastRow="0" w:firstColumn="0" w:lastColumn="0" w:noHBand="0" w:noVBand="0" w:val="0020"/>
+        <w:jc w:val="center"/>
+        <w:tblBorders>
+          <w:top w:val="single" w:sz="12" w:space="0" w:color="333333"/>
+          <w:bottom w:val="single" w:sz="12" w:space="0" w:color="333333"/>
+          <w:left w:val="none"/>
+          <w:right w:val="none"/>
+          <w:insideH w:val="none"/>
+          <w:insideV w:val="none"/>
+        </w:tblBorders>
+      </w:tblPr>
+      <w:tblGrid>
+        <w:gridCol w:w="7920"/>
+      </w:tblGrid>
+      <w:tr>
+        <w:trPr>
+          <w:tblHeader w:val="on"/>
+        </w:trPr>
+        <w:tc>
+          <w:tcPr>
+            <w:tcBorders>
+              <w:bottom w:val="single" w:sz="6" w:space="0" w:color="333333"/>
+            </w:tcBorders>
+          </w:tcPr>
+          <w:p>
+            <w:pPr>
+              <w:pStyle w:val="Compact"/>
+              <w:jc w:val="center"/>
+            </w:pPr>
+            <w:r>
+              <w:rPr>
+                <w:rFonts w:hint="eastAsia" w:ascii="Times New Roman" w:hAnsi="Times New Roman" w:eastAsia="SimHei" w:cs="Times New Roman"/>
+                <w:b/>
+              </w:rPr>
+              <w:t xml:space="preserve">内轨型与外轨型轨道排布</w:t>
+            </w:r>
+          </w:p>
+        </w:tc>
+      </w:tr>
+      <w:tr>
+        <w:tc>
+          <w:tcPr/>
+          <w:p>
+            <w:pPr>
+              <w:pStyle w:val="Compact"/>
+              <w:jc w:val="center"/>
+            </w:pPr>
+            <w:r>
+              <w:rPr>
+                <w:rFonts w:ascii="Times New Roman" w:hAnsi="Times New Roman" w:eastAsia="Times New Roman" w:cs="Times New Roman"/>
+              </w:rPr>
+              <w:drawing>
+                <wp:inline>
+                  <wp:extent cx="2667000" cy="1014161"/>
+                  <wp:effectExtent b="0" l="0" r="0" t="0"/>
+                  <wp:docPr descr="" title="" id="40" name="Picture"/>
+                  <a:graphic>
+                    <a:graphicData uri="http://schemas.openxmlformats.org/drawingml/2006/picture">
+                      <pic:pic>
+                        <pic:nvPicPr>
+                          <pic:cNvPr descr="2d1396dc190d214fffe488cde9d2e198bdbd82de0e804a6a8f9bc428c0d0dba0.jpg" id="41" name="Picture"/>
+                          <pic:cNvPicPr>
+                            <a:picLocks noChangeArrowheads="1" noChangeAspect="1"/>
+                          </pic:cNvPicPr>
+                        </pic:nvPicPr>
+                        <pic:blipFill>
+                          <a:blip r:embed="rId39"/>
+                          <a:stretch>
+                            <a:fillRect/>
+                          </a:stretch>
+                        </pic:blipFill>
+                        <pic:spPr bwMode="auto">
+                          <a:xfrm>
+                            <a:off x="0" y="0"/>
+                            <a:ext cx="2667000" cy="1014161"/>
+                          </a:xfrm>
+                          <a:prstGeom prst="rect">
+                            <a:avLst/>
+                          </a:prstGeom>
+                          <a:noFill/>
+                          <a:ln w="9525">
+                            <a:noFill/>
+                            <a:headEnd/>
+                            <a:tailEnd/>
+                          </a:ln>
+                        </pic:spPr>
+                      </pic:pic>
+                    </a:graphicData>
+                  </a:graphic>
+                </wp:inline>
+              </w:drawing>
+            </w:r>
+          </w:p>
+        </w:tc>
+      </w:tr>
+      <w:tr>
+        <w:tc>
+          <w:tcPr/>
+          <w:p>
+            <w:pPr>
+              <w:pStyle w:val="Compact"/>
+              <w:jc w:val="center"/>
+            </w:pPr>
+            <w:r>
+              <w:rPr>
+                <w:rFonts w:ascii="Times New Roman" w:hAnsi="Times New Roman" w:eastAsia="Times New Roman" w:cs="Times New Roman"/>
+              </w:rPr>
+              <w:t xml:space="preserve">&gt; </w:t>
+            </w:r>
+            <w:r>
+              <w:rPr>
+                <w:rFonts w:hint="eastAsia" w:ascii="Times New Roman" w:hAnsi="Times New Roman" w:eastAsia="FangSong" w:cs="Times New Roman"/>
+              </w:rPr>
+              <w:t xml:space="preserve">图</w:t>
+            </w:r>
+            <w:r>
+              <w:rPr>
+                <w:rFonts w:ascii="Times New Roman" w:hAnsi="Times New Roman" w:eastAsia="Times New Roman" w:cs="Times New Roman"/>
+              </w:rPr>
+              <w:t xml:space="preserve"> </w:t>
+            </w:r>
+            <w:r>
+              <w:rPr>
+                <w:rFonts w:hint="eastAsia" w:ascii="Times New Roman" w:hAnsi="Times New Roman" w:eastAsia="Times New Roman" w:cs="Times New Roman"/>
+              </w:rPr>
+              <w:t>7-10：</w:t>
+            </w:r>
+            <w:r>
+              <w:rPr>
+                <w:rFonts w:hint="eastAsia" w:ascii="Times New Roman" w:hAnsi="Times New Roman" w:eastAsia="FangSong" w:cs="Times New Roman"/>
+              </w:rPr>
+              <w:t>内轨型与外轨型轨道排布</w:t>
+            </w:r>
+          </w:p>
+        </w:tc>
+      </w:tr>
+    </w:tbl>
     <w:p>
       <w:pPr>
         <w:pStyle w:val="BodyText"/>
-        <w:spacing w:before="160" w:after="80"/>
-        <w:jc w:val="center"/>
-      </w:pPr>
-      <w:r>
-        <w:rPr>
-          <w:rFonts w:ascii="Times New Roman" w:hAnsi="Times New Roman" w:eastAsia="Times New Roman" w:cs="Times New Roman"/>
-        </w:rPr>
-        <w:drawing>
-          <wp:inline>
-            <wp:extent cx="2667000" cy="1014161"/>
-            <wp:effectExtent b="0" l="0" r="0" t="0"/>
-            <wp:docPr descr="" title="" id="40" name="Picture"/>
-            <a:graphic>
-              <a:graphicData uri="http://schemas.openxmlformats.org/drawingml/2006/picture">
-                <pic:pic>
-                  <pic:nvPicPr>
-                    <pic:cNvPr descr="2d1396dc190d214fffe488cde9d2e198bdbd82de0e804a6a8f9bc428c0d0dba0.jpg" id="41" name="Picture"/>
-                    <pic:cNvPicPr>
-                      <a:picLocks noChangeArrowheads="1" noChangeAspect="1"/>
-                    </pic:cNvPicPr>
-                  </pic:nvPicPr>
-                  <pic:blipFill>
-                    <a:blip r:embed="rId39"/>
-                    <a:stretch>
-                      <a:fillRect/>
-                    </a:stretch>
-                  </pic:blipFill>
-                  <pic:spPr bwMode="auto">
-                    <a:xfrm>
-                      <a:off x="0" y="0"/>
-                      <a:ext cx="2667000" cy="1014161"/>
-                    </a:xfrm>
-                    <a:prstGeom prst="rect">
-                      <a:avLst/>
-                    </a:prstGeom>
-                    <a:noFill/>
-                    <a:ln w="9525">
-                      <a:noFill/>
-                      <a:headEnd/>
-                      <a:tailEnd/>
-                    </a:ln>
-                  </pic:spPr>
-                </pic:pic>
-              </a:graphicData>
-            </a:graphic>
-          </wp:inline>
-        </w:drawing>
-      </w:r>
-      <w:r>
-        <w:rPr>
-          <w:rFonts w:ascii="Times New Roman" w:hAnsi="Times New Roman" w:eastAsia="Times New Roman" w:cs="Times New Roman"/>
-        </w:rPr>
-        <w:t xml:space="preserve"> </w:t>
-      </w:r>
-      <w:r>
-        <w:rPr>
-          <w:rFonts w:ascii="Times New Roman" w:hAnsi="Times New Roman" w:eastAsia="Times New Roman" w:cs="Times New Roman"/>
-        </w:rPr>
-        <w:t xml:space="preserve">&gt; </w:t>
-      </w:r>
-      <w:r>
-        <w:rPr>
-          <w:rFonts w:hint="eastAsia" w:ascii="Times New Roman" w:hAnsi="Times New Roman" w:eastAsia="FangSong" w:cs="Times New Roman"/>
-        </w:rPr>
-        <w:t xml:space="preserve">图</w:t>
-      </w:r>
-      <w:r>
-        <w:rPr>
-          <w:rFonts w:ascii="Times New Roman" w:hAnsi="Times New Roman" w:eastAsia="Times New Roman" w:cs="Times New Roman"/>
-        </w:rPr>
-        <w:t xml:space="preserve"> </w:t>
-      </w:r>
-      <w:r>
-        <w:rPr>
-          <w:rFonts w:hint="eastAsia" w:ascii="Times New Roman" w:hAnsi="Times New Roman" w:eastAsia="Times New Roman" w:cs="Times New Roman"/>
-        </w:rPr>
-        <w:t>7-10：</w:t>
-      </w:r>
-      <w:r>
-        <w:rPr>
-          <w:rFonts w:hint="eastAsia" w:ascii="Times New Roman" w:hAnsi="Times New Roman" w:eastAsia="FangSong" w:cs="Times New Roman"/>
-        </w:rPr>
-        <w:t>内轨型与外轨型轨道排布</w:t>
-      </w:r>
-    </w:p>
-    <w:p>
-      <w:pPr>
-        <w:pStyle w:val="BodyText"/>
+        <w:spacing w:before="120"/>
         <w:ind w:firstLine="420"/>
       </w:pPr>
       <w:r>
@@ -7610,6 +8163,7 @@
     <w:p>
       <w:pPr>
         <w:pStyle w:val="FirstParagraph"/>
+        <w:spacing w:after="80"/>
         <w:ind w:firstLine="420"/>
       </w:pPr>
       <w:r>
@@ -7721,97 +8275,152 @@
         <w:t>。</w:t>
       </w:r>
     </w:p>
+    <w:tbl>
+      <w:tblPr>
+        <w:tblStyle w:val="Table"/>
+        <w:tblW w:type="pct" w:w="5000"/>
+        <w:tblLayout w:type="fixed"/>
+        <w:tblLook w:firstRow="1" w:lastRow="0" w:firstColumn="0" w:lastColumn="0" w:noHBand="0" w:noVBand="0" w:val="0020"/>
+        <w:jc w:val="center"/>
+        <w:tblBorders>
+          <w:top w:val="single" w:sz="12" w:space="0" w:color="333333"/>
+          <w:bottom w:val="single" w:sz="12" w:space="0" w:color="333333"/>
+          <w:left w:val="none"/>
+          <w:right w:val="none"/>
+          <w:insideH w:val="none"/>
+          <w:insideV w:val="none"/>
+        </w:tblBorders>
+      </w:tblPr>
+      <w:tblGrid>
+        <w:gridCol w:w="7920"/>
+      </w:tblGrid>
+      <w:tr>
+        <w:trPr>
+          <w:tblHeader w:val="on"/>
+        </w:trPr>
+        <w:tc>
+          <w:tcPr>
+            <w:tcBorders>
+              <w:bottom w:val="single" w:sz="6" w:space="0" w:color="333333"/>
+            </w:tcBorders>
+          </w:tcPr>
+          <w:p>
+            <w:pPr>
+              <w:pStyle w:val="Compact"/>
+              <w:jc w:val="center"/>
+            </w:pPr>
+            <w:r>
+              <w:rPr>
+                <w:rFonts w:hint="eastAsia" w:ascii="Times New Roman" w:hAnsi="Times New Roman" w:eastAsia="SimHei" w:cs="Times New Roman"/>
+                <w:b/>
+              </w:rPr>
+              <w:t xml:space="preserve">顺铂反铂几何异构对比</w:t>
+            </w:r>
+          </w:p>
+        </w:tc>
+      </w:tr>
+      <w:tr>
+        <w:tc>
+          <w:tcPr/>
+          <w:p>
+            <w:pPr>
+              <w:pStyle w:val="Compact"/>
+              <w:jc w:val="center"/>
+            </w:pPr>
+            <w:r>
+              <w:rPr>
+                <w:rFonts w:ascii="Times New Roman" w:hAnsi="Times New Roman" w:eastAsia="Times New Roman" w:cs="Times New Roman"/>
+              </w:rPr>
+              <w:drawing>
+                <wp:inline>
+                  <wp:extent cx="2667000" cy="1684421"/>
+                  <wp:effectExtent b="0" l="0" r="0" t="0"/>
+                  <wp:docPr descr="" title="" id="44" name="Picture"/>
+                  <a:graphic>
+                    <a:graphicData uri="http://schemas.openxmlformats.org/drawingml/2006/picture">
+                      <pic:pic>
+                        <pic:nvPicPr>
+                          <pic:cNvPr descr="36df1881228515b2920ea01f58446cd54084a04d6cd685facec101ece6775224.png" id="45" name="Picture"/>
+                          <pic:cNvPicPr>
+                            <a:picLocks noChangeArrowheads="1" noChangeAspect="1"/>
+                          </pic:cNvPicPr>
+                        </pic:nvPicPr>
+                        <pic:blipFill>
+                          <a:blip r:embed="rId43"/>
+                          <a:stretch>
+                            <a:fillRect/>
+                          </a:stretch>
+                        </pic:blipFill>
+                        <pic:spPr bwMode="auto">
+                          <a:xfrm>
+                            <a:off x="0" y="0"/>
+                            <a:ext cx="2667000" cy="1684421"/>
+                          </a:xfrm>
+                          <a:prstGeom prst="rect">
+                            <a:avLst/>
+                          </a:prstGeom>
+                          <a:noFill/>
+                          <a:ln w="9525">
+                            <a:noFill/>
+                            <a:headEnd/>
+                            <a:tailEnd/>
+                          </a:ln>
+                        </pic:spPr>
+                      </pic:pic>
+                    </a:graphicData>
+                  </a:graphic>
+                </wp:inline>
+              </w:drawing>
+            </w:r>
+          </w:p>
+        </w:tc>
+      </w:tr>
+      <w:tr>
+        <w:tc>
+          <w:tcPr/>
+          <w:p>
+            <w:pPr>
+              <w:pStyle w:val="Compact"/>
+              <w:jc w:val="center"/>
+            </w:pPr>
+            <w:r>
+              <w:rPr>
+                <w:rFonts w:ascii="Times New Roman" w:hAnsi="Times New Roman" w:eastAsia="Times New Roman" w:cs="Times New Roman"/>
+              </w:rPr>
+              <w:t xml:space="preserve">&gt; </w:t>
+            </w:r>
+            <w:r>
+              <w:rPr>
+                <w:rFonts w:hint="eastAsia" w:ascii="Times New Roman" w:hAnsi="Times New Roman" w:eastAsia="FangSong" w:cs="Times New Roman"/>
+              </w:rPr>
+              <w:t xml:space="preserve">图</w:t>
+            </w:r>
+            <w:r>
+              <w:rPr>
+                <w:rFonts w:ascii="Times New Roman" w:hAnsi="Times New Roman" w:eastAsia="Times New Roman" w:cs="Times New Roman"/>
+              </w:rPr>
+              <w:t xml:space="preserve"> </w:t>
+            </w:r>
+            <w:r>
+              <w:rPr>
+                <w:rFonts w:hint="eastAsia" w:ascii="Times New Roman" w:hAnsi="Times New Roman" w:eastAsia="Times New Roman" w:cs="Times New Roman"/>
+              </w:rPr>
+              <w:t>7-11：</w:t>
+            </w:r>
+            <w:r>
+              <w:rPr>
+                <w:rFonts w:hint="eastAsia" w:ascii="Times New Roman" w:hAnsi="Times New Roman" w:eastAsia="FangSong" w:cs="Times New Roman"/>
+              </w:rPr>
+              <w:t>顺铂反铂几何异构对比</w:t>
+            </w:r>
+          </w:p>
+        </w:tc>
+      </w:tr>
+    </w:tbl>
     <w:p>
       <w:pPr>
         <w:pStyle w:val="BodyText"/>
-        <w:spacing w:before="160" w:after="80"/>
-        <w:jc w:val="center"/>
-      </w:pPr>
-      <w:r>
-        <w:rPr>
-          <w:rFonts w:ascii="Times New Roman" w:hAnsi="Times New Roman" w:eastAsia="Times New Roman" w:cs="Times New Roman"/>
-        </w:rPr>
-        <w:drawing>
-          <wp:inline>
-            <wp:extent cx="2667000" cy="1684421"/>
-            <wp:effectExtent b="0" l="0" r="0" t="0"/>
-            <wp:docPr descr="" title="" id="44" name="Picture"/>
-            <a:graphic>
-              <a:graphicData uri="http://schemas.openxmlformats.org/drawingml/2006/picture">
-                <pic:pic>
-                  <pic:nvPicPr>
-                    <pic:cNvPr descr="36df1881228515b2920ea01f58446cd54084a04d6cd685facec101ece6775224.png" id="45" name="Picture"/>
-                    <pic:cNvPicPr>
-                      <a:picLocks noChangeArrowheads="1" noChangeAspect="1"/>
-                    </pic:cNvPicPr>
-                  </pic:nvPicPr>
-                  <pic:blipFill>
-                    <a:blip r:embed="rId43"/>
-                    <a:stretch>
-                      <a:fillRect/>
-                    </a:stretch>
-                  </pic:blipFill>
-                  <pic:spPr bwMode="auto">
-                    <a:xfrm>
-                      <a:off x="0" y="0"/>
-                      <a:ext cx="2667000" cy="1684421"/>
-                    </a:xfrm>
-                    <a:prstGeom prst="rect">
-                      <a:avLst/>
-                    </a:prstGeom>
-                    <a:noFill/>
-                    <a:ln w="9525">
-                      <a:noFill/>
-                      <a:headEnd/>
-                      <a:tailEnd/>
-                    </a:ln>
-                  </pic:spPr>
-                </pic:pic>
-              </a:graphicData>
-            </a:graphic>
-          </wp:inline>
-        </w:drawing>
-      </w:r>
-      <w:r>
-        <w:rPr>
-          <w:rFonts w:ascii="Times New Roman" w:hAnsi="Times New Roman" w:eastAsia="Times New Roman" w:cs="Times New Roman"/>
-        </w:rPr>
-        <w:t xml:space="preserve"> </w:t>
-      </w:r>
-      <w:r>
-        <w:rPr>
-          <w:rFonts w:ascii="Times New Roman" w:hAnsi="Times New Roman" w:eastAsia="Times New Roman" w:cs="Times New Roman"/>
-        </w:rPr>
-        <w:t xml:space="preserve">&gt; </w:t>
-      </w:r>
-      <w:r>
-        <w:rPr>
-          <w:rFonts w:hint="eastAsia" w:ascii="Times New Roman" w:hAnsi="Times New Roman" w:eastAsia="FangSong" w:cs="Times New Roman"/>
-        </w:rPr>
-        <w:t xml:space="preserve">图</w:t>
-      </w:r>
-      <w:r>
-        <w:rPr>
-          <w:rFonts w:ascii="Times New Roman" w:hAnsi="Times New Roman" w:eastAsia="Times New Roman" w:cs="Times New Roman"/>
-        </w:rPr>
-        <w:t xml:space="preserve"> </w:t>
-      </w:r>
-      <w:r>
-        <w:rPr>
-          <w:rFonts w:hint="eastAsia" w:ascii="Times New Roman" w:hAnsi="Times New Roman" w:eastAsia="Times New Roman" w:cs="Times New Roman"/>
-        </w:rPr>
-        <w:t>7-11：</w:t>
-      </w:r>
-      <w:r>
-        <w:rPr>
-          <w:rFonts w:hint="eastAsia" w:ascii="Times New Roman" w:hAnsi="Times New Roman" w:eastAsia="FangSong" w:cs="Times New Roman"/>
-        </w:rPr>
-        <w:t>顺铂反铂几何异构对比</w:t>
-      </w:r>
-    </w:p>
-    <w:p>
-      <w:pPr>
-        <w:pStyle w:val="BodyText"/>
+        <w:spacing w:before="120" w:after="80"/>
         <w:ind w:firstLine="420"/>
       </w:pPr>
       <w:r>
@@ -8212,97 +8821,152 @@
         <w:t>。</w:t>
       </w:r>
     </w:p>
+    <w:tbl>
+      <w:tblPr>
+        <w:tblStyle w:val="Table"/>
+        <w:tblW w:type="pct" w:w="5000"/>
+        <w:tblLayout w:type="fixed"/>
+        <w:tblLook w:firstRow="1" w:lastRow="0" w:firstColumn="0" w:lastColumn="0" w:noHBand="0" w:noVBand="0" w:val="0020"/>
+        <w:jc w:val="center"/>
+        <w:tblBorders>
+          <w:top w:val="single" w:sz="12" w:space="0" w:color="333333"/>
+          <w:bottom w:val="single" w:sz="12" w:space="0" w:color="333333"/>
+          <w:left w:val="none"/>
+          <w:right w:val="none"/>
+          <w:insideH w:val="none"/>
+          <w:insideV w:val="none"/>
+        </w:tblBorders>
+      </w:tblPr>
+      <w:tblGrid>
+        <w:gridCol w:w="7920"/>
+      </w:tblGrid>
+      <w:tr>
+        <w:trPr>
+          <w:tblHeader w:val="on"/>
+        </w:trPr>
+        <w:tc>
+          <w:tcPr>
+            <w:tcBorders>
+              <w:bottom w:val="single" w:sz="6" w:space="0" w:color="333333"/>
+            </w:tcBorders>
+          </w:tcPr>
+          <w:p>
+            <w:pPr>
+              <w:pStyle w:val="Compact"/>
+              <w:jc w:val="center"/>
+            </w:pPr>
+            <w:r>
+              <w:rPr>
+                <w:rFonts w:hint="eastAsia" w:ascii="Times New Roman" w:hAnsi="Times New Roman" w:eastAsia="SimHei" w:cs="Times New Roman"/>
+                <w:b/>
+              </w:rPr>
+              <w:t xml:space="preserve">四方平面几何异构体</w:t>
+            </w:r>
+          </w:p>
+        </w:tc>
+      </w:tr>
+      <w:tr>
+        <w:tc>
+          <w:tcPr/>
+          <w:p>
+            <w:pPr>
+              <w:pStyle w:val="Compact"/>
+              <w:jc w:val="center"/>
+            </w:pPr>
+            <w:r>
+              <w:rPr>
+                <w:rFonts w:ascii="Times New Roman" w:hAnsi="Times New Roman" w:eastAsia="Times New Roman" w:cs="Times New Roman"/>
+              </w:rPr>
+              <w:drawing>
+                <wp:inline>
+                  <wp:extent cx="2667000" cy="1819275"/>
+                  <wp:effectExtent b="0" l="0" r="0" t="0"/>
+                  <wp:docPr descr="" title="" id="47" name="Picture"/>
+                  <a:graphic>
+                    <a:graphicData uri="http://schemas.openxmlformats.org/drawingml/2006/picture">
+                      <pic:pic>
+                        <pic:nvPicPr>
+                          <pic:cNvPr descr="50fb148a0f8a1be5c226a4e27f60ab33674052c622ad078cc6afe4b6f9ad2800.jpg" id="48" name="Picture"/>
+                          <pic:cNvPicPr>
+                            <a:picLocks noChangeArrowheads="1" noChangeAspect="1"/>
+                          </pic:cNvPicPr>
+                        </pic:nvPicPr>
+                        <pic:blipFill>
+                          <a:blip r:embed="rId46"/>
+                          <a:stretch>
+                            <a:fillRect/>
+                          </a:stretch>
+                        </pic:blipFill>
+                        <pic:spPr bwMode="auto">
+                          <a:xfrm>
+                            <a:off x="0" y="0"/>
+                            <a:ext cx="2667000" cy="1819275"/>
+                          </a:xfrm>
+                          <a:prstGeom prst="rect">
+                            <a:avLst/>
+                          </a:prstGeom>
+                          <a:noFill/>
+                          <a:ln w="9525">
+                            <a:noFill/>
+                            <a:headEnd/>
+                            <a:tailEnd/>
+                          </a:ln>
+                        </pic:spPr>
+                      </pic:pic>
+                    </a:graphicData>
+                  </a:graphic>
+                </wp:inline>
+              </w:drawing>
+            </w:r>
+          </w:p>
+        </w:tc>
+      </w:tr>
+      <w:tr>
+        <w:tc>
+          <w:tcPr/>
+          <w:p>
+            <w:pPr>
+              <w:pStyle w:val="Compact"/>
+              <w:jc w:val="center"/>
+            </w:pPr>
+            <w:r>
+              <w:rPr>
+                <w:rFonts w:ascii="Times New Roman" w:hAnsi="Times New Roman" w:eastAsia="Times New Roman" w:cs="Times New Roman"/>
+              </w:rPr>
+              <w:t xml:space="preserve">&gt; </w:t>
+            </w:r>
+            <w:r>
+              <w:rPr>
+                <w:rFonts w:hint="eastAsia" w:ascii="Times New Roman" w:hAnsi="Times New Roman" w:eastAsia="FangSong" w:cs="Times New Roman"/>
+              </w:rPr>
+              <w:t xml:space="preserve">图</w:t>
+            </w:r>
+            <w:r>
+              <w:rPr>
+                <w:rFonts w:ascii="Times New Roman" w:hAnsi="Times New Roman" w:eastAsia="Times New Roman" w:cs="Times New Roman"/>
+              </w:rPr>
+              <w:t xml:space="preserve"> </w:t>
+            </w:r>
+            <w:r>
+              <w:rPr>
+                <w:rFonts w:hint="eastAsia" w:ascii="Times New Roman" w:hAnsi="Times New Roman" w:eastAsia="Times New Roman" w:cs="Times New Roman"/>
+              </w:rPr>
+              <w:t>7-12：</w:t>
+            </w:r>
+            <w:r>
+              <w:rPr>
+                <w:rFonts w:hint="eastAsia" w:ascii="Times New Roman" w:hAnsi="Times New Roman" w:eastAsia="FangSong" w:cs="Times New Roman"/>
+              </w:rPr>
+              <w:t>四方平面几何异构体</w:t>
+            </w:r>
+          </w:p>
+        </w:tc>
+      </w:tr>
+    </w:tbl>
     <w:p>
       <w:pPr>
         <w:pStyle w:val="BodyText"/>
-        <w:spacing w:before="160" w:after="80"/>
-        <w:jc w:val="center"/>
-      </w:pPr>
-      <w:r>
-        <w:rPr>
-          <w:rFonts w:ascii="Times New Roman" w:hAnsi="Times New Roman" w:eastAsia="Times New Roman" w:cs="Times New Roman"/>
-        </w:rPr>
-        <w:drawing>
-          <wp:inline>
-            <wp:extent cx="2667000" cy="1819275"/>
-            <wp:effectExtent b="0" l="0" r="0" t="0"/>
-            <wp:docPr descr="" title="" id="47" name="Picture"/>
-            <a:graphic>
-              <a:graphicData uri="http://schemas.openxmlformats.org/drawingml/2006/picture">
-                <pic:pic>
-                  <pic:nvPicPr>
-                    <pic:cNvPr descr="50fb148a0f8a1be5c226a4e27f60ab33674052c622ad078cc6afe4b6f9ad2800.jpg" id="48" name="Picture"/>
-                    <pic:cNvPicPr>
-                      <a:picLocks noChangeArrowheads="1" noChangeAspect="1"/>
-                    </pic:cNvPicPr>
-                  </pic:nvPicPr>
-                  <pic:blipFill>
-                    <a:blip r:embed="rId46"/>
-                    <a:stretch>
-                      <a:fillRect/>
-                    </a:stretch>
-                  </pic:blipFill>
-                  <pic:spPr bwMode="auto">
-                    <a:xfrm>
-                      <a:off x="0" y="0"/>
-                      <a:ext cx="2667000" cy="1819275"/>
-                    </a:xfrm>
-                    <a:prstGeom prst="rect">
-                      <a:avLst/>
-                    </a:prstGeom>
-                    <a:noFill/>
-                    <a:ln w="9525">
-                      <a:noFill/>
-                      <a:headEnd/>
-                      <a:tailEnd/>
-                    </a:ln>
-                  </pic:spPr>
-                </pic:pic>
-              </a:graphicData>
-            </a:graphic>
-          </wp:inline>
-        </w:drawing>
-      </w:r>
-      <w:r>
-        <w:rPr>
-          <w:rFonts w:ascii="Times New Roman" w:hAnsi="Times New Roman" w:eastAsia="Times New Roman" w:cs="Times New Roman"/>
-        </w:rPr>
-        <w:t xml:space="preserve"> </w:t>
-      </w:r>
-      <w:r>
-        <w:rPr>
-          <w:rFonts w:ascii="Times New Roman" w:hAnsi="Times New Roman" w:eastAsia="Times New Roman" w:cs="Times New Roman"/>
-        </w:rPr>
-        <w:t xml:space="preserve">&gt; </w:t>
-      </w:r>
-      <w:r>
-        <w:rPr>
-          <w:rFonts w:hint="eastAsia" w:ascii="Times New Roman" w:hAnsi="Times New Roman" w:eastAsia="FangSong" w:cs="Times New Roman"/>
-        </w:rPr>
-        <w:t xml:space="preserve">图</w:t>
-      </w:r>
-      <w:r>
-        <w:rPr>
-          <w:rFonts w:ascii="Times New Roman" w:hAnsi="Times New Roman" w:eastAsia="Times New Roman" w:cs="Times New Roman"/>
-        </w:rPr>
-        <w:t xml:space="preserve"> </w:t>
-      </w:r>
-      <w:r>
-        <w:rPr>
-          <w:rFonts w:hint="eastAsia" w:ascii="Times New Roman" w:hAnsi="Times New Roman" w:eastAsia="Times New Roman" w:cs="Times New Roman"/>
-        </w:rPr>
-        <w:t>7-12：</w:t>
-      </w:r>
-      <w:r>
-        <w:rPr>
-          <w:rFonts w:hint="eastAsia" w:ascii="Times New Roman" w:hAnsi="Times New Roman" w:eastAsia="FangSong" w:cs="Times New Roman"/>
-        </w:rPr>
-        <w:t>四方平面几何异构体</w:t>
-      </w:r>
-    </w:p>
-    <w:p>
-      <w:pPr>
-        <w:pStyle w:val="BodyText"/>
+        <w:spacing w:before="120"/>
         <w:ind w:firstLine="420"/>
       </w:pPr>
       <w:r>
@@ -8931,6 +9595,7 @@
           <w:ilvl w:val="0"/>
           <w:numId w:val="1001"/>
         </w:numPr>
+        <w:spacing w:after="80"/>
         <w:ind w:firstLine="420"/>
       </w:pPr>
       <w:r>
@@ -9091,185 +9756,266 @@
         <w:t>！</w:t>
       </w:r>
     </w:p>
-    <w:p>
-      <w:pPr>
-        <w:pStyle w:val="FirstParagraph"/>
-        <w:spacing w:before="160" w:after="80"/>
+    <w:tbl>
+      <w:tblPr>
+        <w:tblStyle w:val="Table"/>
+        <w:tblW w:type="pct" w:w="5000"/>
+        <w:tblLayout w:type="fixed"/>
+        <w:tblLook w:firstRow="1" w:lastRow="0" w:firstColumn="0" w:lastColumn="0" w:noHBand="0" w:noVBand="0" w:val="0020"/>
         <w:jc w:val="center"/>
-      </w:pPr>
-      <w:r>
-        <w:rPr>
-          <w:rFonts w:ascii="Times New Roman" w:hAnsi="Times New Roman" w:eastAsia="Times New Roman" w:cs="Times New Roman"/>
-        </w:rPr>
-        <w:drawing>
-          <wp:inline>
-            <wp:extent cx="2667000" cy="1547287"/>
-            <wp:effectExtent b="0" l="0" r="0" t="0"/>
-            <wp:docPr descr="" title="" id="50" name="Picture"/>
-            <a:graphic>
-              <a:graphicData uri="http://schemas.openxmlformats.org/drawingml/2006/picture">
-                <pic:pic>
-                  <pic:nvPicPr>
-                    <pic:cNvPr descr="4c27fee08a2e6b356393bf35b45f062c8d72934397769812110c90e1920d5585.jpg" id="51" name="Picture"/>
-                    <pic:cNvPicPr>
-                      <a:picLocks noChangeArrowheads="1" noChangeAspect="1"/>
-                    </pic:cNvPicPr>
-                  </pic:nvPicPr>
-                  <pic:blipFill>
-                    <a:blip r:embed="rId49"/>
-                    <a:stretch>
-                      <a:fillRect/>
-                    </a:stretch>
-                  </pic:blipFill>
-                  <pic:spPr bwMode="auto">
-                    <a:xfrm>
-                      <a:off x="0" y="0"/>
-                      <a:ext cx="2667000" cy="1547287"/>
-                    </a:xfrm>
-                    <a:prstGeom prst="rect">
-                      <a:avLst/>
-                    </a:prstGeom>
-                    <a:noFill/>
-                    <a:ln w="9525">
-                      <a:noFill/>
-                      <a:headEnd/>
-                      <a:tailEnd/>
-                    </a:ln>
-                  </pic:spPr>
-                </pic:pic>
-              </a:graphicData>
-            </a:graphic>
-          </wp:inline>
-        </w:drawing>
-      </w:r>
-      <w:r>
-        <w:rPr>
-          <w:rFonts w:ascii="Times New Roman" w:hAnsi="Times New Roman" w:eastAsia="Times New Roman" w:cs="Times New Roman"/>
-        </w:rPr>
-        <w:t xml:space="preserve"> </w:t>
-      </w:r>
-      <w:r>
-        <w:rPr>
-          <w:rFonts w:ascii="Times New Roman" w:hAnsi="Times New Roman" w:eastAsia="Times New Roman" w:cs="Times New Roman"/>
-        </w:rPr>
-        <w:t xml:space="preserve">&gt; </w:t>
-      </w:r>
-      <w:r>
-        <w:rPr>
-          <w:rFonts w:hint="eastAsia" w:ascii="Times New Roman" w:hAnsi="Times New Roman" w:eastAsia="FangSong" w:cs="Times New Roman"/>
-        </w:rPr>
-        <w:t xml:space="preserve">图</w:t>
-      </w:r>
-      <w:r>
-        <w:rPr>
-          <w:rFonts w:ascii="Times New Roman" w:hAnsi="Times New Roman" w:eastAsia="Times New Roman" w:cs="Times New Roman"/>
-        </w:rPr>
-        <w:t xml:space="preserve"> </w:t>
-      </w:r>
-      <w:r>
-        <w:rPr>
-          <w:rFonts w:hint="eastAsia" w:ascii="Times New Roman" w:hAnsi="Times New Roman" w:eastAsia="Times New Roman" w:cs="Times New Roman"/>
-        </w:rPr>
-        <w:t>7-13：</w:t>
-      </w:r>
-      <w:r>
-        <w:rPr>
-          <w:rFonts w:hint="eastAsia" w:ascii="Times New Roman" w:hAnsi="Times New Roman" w:eastAsia="FangSong" w:cs="Times New Roman"/>
-        </w:rPr>
-        <w:t>八面体全部立体异构体</w:t>
-      </w:r>
-    </w:p>
+        <w:tblBorders>
+          <w:top w:val="single" w:sz="12" w:space="0" w:color="333333"/>
+          <w:bottom w:val="single" w:sz="12" w:space="0" w:color="333333"/>
+          <w:left w:val="none"/>
+          <w:right w:val="none"/>
+          <w:insideH w:val="none"/>
+          <w:insideV w:val="none"/>
+        </w:tblBorders>
+      </w:tblPr>
+      <w:tblGrid>
+        <w:gridCol w:w="3960"/>
+        <w:gridCol w:w="3960"/>
+      </w:tblGrid>
+      <w:tr>
+        <w:trPr>
+          <w:tblHeader w:val="on"/>
+        </w:trPr>
+        <w:tc>
+          <w:tcPr>
+            <w:tcBorders>
+              <w:bottom w:val="single" w:sz="6" w:space="0" w:color="333333"/>
+            </w:tcBorders>
+          </w:tcPr>
+          <w:p>
+            <w:pPr>
+              <w:pStyle w:val="Compact"/>
+              <w:jc w:val="center"/>
+            </w:pPr>
+            <w:r>
+              <w:rPr>
+                <w:rFonts w:hint="eastAsia" w:ascii="Times New Roman" w:hAnsi="Times New Roman" w:eastAsia="SimHei" w:cs="Times New Roman"/>
+                <w:b/>
+              </w:rPr>
+              <w:t xml:space="preserve">八面体全部立体异构体</w:t>
+            </w:r>
+          </w:p>
+        </w:tc>
+        <w:tc>
+          <w:tcPr>
+            <w:tcBorders>
+              <w:bottom w:val="single" w:sz="6" w:space="0" w:color="333333"/>
+            </w:tcBorders>
+          </w:tcPr>
+          <w:p>
+            <w:pPr>
+              <w:pStyle w:val="Compact"/>
+              <w:jc w:val="center"/>
+            </w:pPr>
+            <w:r>
+              <w:rPr>
+                <w:rFonts w:hint="eastAsia" w:ascii="Times New Roman" w:hAnsi="Times New Roman" w:eastAsia="SimHei" w:cs="Times New Roman"/>
+                <w:b/>
+              </w:rPr>
+              <w:t xml:space="preserve">多齿螯合立体异构排布</w:t>
+            </w:r>
+          </w:p>
+        </w:tc>
+      </w:tr>
+      <w:tr>
+        <w:tc>
+          <w:tcPr/>
+          <w:p>
+            <w:pPr>
+              <w:pStyle w:val="Compact"/>
+              <w:jc w:val="center"/>
+            </w:pPr>
+            <w:r>
+              <w:rPr>
+                <w:rFonts w:ascii="Times New Roman" w:hAnsi="Times New Roman" w:eastAsia="Times New Roman" w:cs="Times New Roman"/>
+              </w:rPr>
+              <w:drawing>
+                <wp:inline>
+                  <wp:extent cx="2381250" cy="1381506"/>
+                  <wp:effectExtent b="0" l="0" r="0" t="0"/>
+                  <wp:docPr descr="" title="" id="50" name="Picture"/>
+                  <a:graphic>
+                    <a:graphicData uri="http://schemas.openxmlformats.org/drawingml/2006/picture">
+                      <pic:pic>
+                        <pic:nvPicPr>
+                          <pic:cNvPr descr="4c27fee08a2e6b356393bf35b45f062c8d72934397769812110c90e1920d5585.jpg" id="51" name="Picture"/>
+                          <pic:cNvPicPr>
+                            <a:picLocks noChangeArrowheads="1" noChangeAspect="1"/>
+                          </pic:cNvPicPr>
+                        </pic:nvPicPr>
+                        <pic:blipFill>
+                          <a:blip r:embed="rId49"/>
+                          <a:stretch>
+                            <a:fillRect/>
+                          </a:stretch>
+                        </pic:blipFill>
+                        <pic:spPr bwMode="auto">
+                          <a:xfrm>
+                            <a:off x="0" y="0"/>
+                            <a:ext cx="2381250" cy="1381506"/>
+                          </a:xfrm>
+                          <a:prstGeom prst="rect">
+                            <a:avLst/>
+                          </a:prstGeom>
+                          <a:noFill/>
+                          <a:ln w="9525">
+                            <a:noFill/>
+                            <a:headEnd/>
+                            <a:tailEnd/>
+                          </a:ln>
+                        </pic:spPr>
+                      </pic:pic>
+                    </a:graphicData>
+                  </a:graphic>
+                </wp:inline>
+              </w:drawing>
+            </w:r>
+          </w:p>
+        </w:tc>
+        <w:tc>
+          <w:tcPr/>
+          <w:p>
+            <w:pPr>
+              <w:pStyle w:val="Compact"/>
+              <w:jc w:val="center"/>
+            </w:pPr>
+            <w:r>
+              <w:rPr>
+                <w:rFonts w:ascii="Times New Roman" w:hAnsi="Times New Roman" w:eastAsia="Times New Roman" w:cs="Times New Roman"/>
+              </w:rPr>
+              <w:drawing>
+                <wp:inline>
+                  <wp:extent cx="2381250" cy="3311726"/>
+                  <wp:effectExtent b="0" l="0" r="0" t="0"/>
+                  <wp:docPr descr="" title="" id="53" name="Picture"/>
+                  <a:graphic>
+                    <a:graphicData uri="http://schemas.openxmlformats.org/drawingml/2006/picture">
+                      <pic:pic>
+                        <pic:nvPicPr>
+                          <pic:cNvPr descr="e33adeb003cbfbd140e012575ce3981b1e196e25073ed8adbd6f5815267f311d.jpg" id="54" name="Picture"/>
+                          <pic:cNvPicPr>
+                            <a:picLocks noChangeArrowheads="1" noChangeAspect="1"/>
+                          </pic:cNvPicPr>
+                        </pic:nvPicPr>
+                        <pic:blipFill>
+                          <a:blip r:embed="rId52"/>
+                          <a:stretch>
+                            <a:fillRect/>
+                          </a:stretch>
+                        </pic:blipFill>
+                        <pic:spPr bwMode="auto">
+                          <a:xfrm>
+                            <a:off x="0" y="0"/>
+                            <a:ext cx="2381250" cy="3311726"/>
+                          </a:xfrm>
+                          <a:prstGeom prst="rect">
+                            <a:avLst/>
+                          </a:prstGeom>
+                          <a:noFill/>
+                          <a:ln w="9525">
+                            <a:noFill/>
+                            <a:headEnd/>
+                            <a:tailEnd/>
+                          </a:ln>
+                        </pic:spPr>
+                      </pic:pic>
+                    </a:graphicData>
+                  </a:graphic>
+                </wp:inline>
+              </w:drawing>
+            </w:r>
+          </w:p>
+        </w:tc>
+      </w:tr>
+      <w:tr>
+        <w:tc>
+          <w:tcPr/>
+          <w:p>
+            <w:pPr>
+              <w:pStyle w:val="Compact"/>
+              <w:jc w:val="center"/>
+            </w:pPr>
+            <w:r>
+              <w:rPr>
+                <w:rFonts w:ascii="Times New Roman" w:hAnsi="Times New Roman" w:eastAsia="Times New Roman" w:cs="Times New Roman"/>
+              </w:rPr>
+              <w:t xml:space="preserve">&gt; </w:t>
+            </w:r>
+            <w:r>
+              <w:rPr>
+                <w:rFonts w:hint="eastAsia" w:ascii="Times New Roman" w:hAnsi="Times New Roman" w:eastAsia="FangSong" w:cs="Times New Roman"/>
+              </w:rPr>
+              <w:t xml:space="preserve">图</w:t>
+            </w:r>
+            <w:r>
+              <w:rPr>
+                <w:rFonts w:ascii="Times New Roman" w:hAnsi="Times New Roman" w:eastAsia="Times New Roman" w:cs="Times New Roman"/>
+              </w:rPr>
+              <w:t xml:space="preserve"> </w:t>
+            </w:r>
+            <w:r>
+              <w:rPr>
+                <w:rFonts w:hint="eastAsia" w:ascii="Times New Roman" w:hAnsi="Times New Roman" w:eastAsia="Times New Roman" w:cs="Times New Roman"/>
+              </w:rPr>
+              <w:t>7-13：</w:t>
+            </w:r>
+            <w:r>
+              <w:rPr>
+                <w:rFonts w:hint="eastAsia" w:ascii="Times New Roman" w:hAnsi="Times New Roman" w:eastAsia="FangSong" w:cs="Times New Roman"/>
+              </w:rPr>
+              <w:t>八面体全部立体异构体</w:t>
+            </w:r>
+          </w:p>
+        </w:tc>
+        <w:tc>
+          <w:tcPr/>
+          <w:p>
+            <w:pPr>
+              <w:pStyle w:val="Compact"/>
+              <w:jc w:val="center"/>
+            </w:pPr>
+            <w:r>
+              <w:rPr>
+                <w:rFonts w:ascii="Times New Roman" w:hAnsi="Times New Roman" w:eastAsia="Times New Roman" w:cs="Times New Roman"/>
+              </w:rPr>
+              <w:t xml:space="preserve">&gt; </w:t>
+            </w:r>
+            <w:r>
+              <w:rPr>
+                <w:rFonts w:hint="eastAsia" w:ascii="Times New Roman" w:hAnsi="Times New Roman" w:eastAsia="FangSong" w:cs="Times New Roman"/>
+              </w:rPr>
+              <w:t xml:space="preserve">图</w:t>
+            </w:r>
+            <w:r>
+              <w:rPr>
+                <w:rFonts w:ascii="Times New Roman" w:hAnsi="Times New Roman" w:eastAsia="Times New Roman" w:cs="Times New Roman"/>
+              </w:rPr>
+              <w:t xml:space="preserve"> </w:t>
+            </w:r>
+            <w:r>
+              <w:rPr>
+                <w:rFonts w:hint="eastAsia" w:ascii="Times New Roman" w:hAnsi="Times New Roman" w:eastAsia="Times New Roman" w:cs="Times New Roman"/>
+              </w:rPr>
+              <w:t>7-14：</w:t>
+            </w:r>
+            <w:r>
+              <w:rPr>
+                <w:rFonts w:hint="eastAsia" w:ascii="Times New Roman" w:hAnsi="Times New Roman" w:eastAsia="FangSong" w:cs="Times New Roman"/>
+              </w:rPr>
+              <w:t>多齿螯合立体异构排布</w:t>
+            </w:r>
+          </w:p>
+        </w:tc>
+      </w:tr>
+    </w:tbl>
     <w:p>
       <w:pPr>
         <w:pStyle w:val="BodyText"/>
-        <w:spacing w:before="160" w:after="80"/>
-        <w:jc w:val="center"/>
-      </w:pPr>
-      <w:r>
-        <w:rPr>
-          <w:rFonts w:ascii="Times New Roman" w:hAnsi="Times New Roman" w:eastAsia="Times New Roman" w:cs="Times New Roman"/>
-        </w:rPr>
-        <w:drawing>
-          <wp:inline>
-            <wp:extent cx="2667000" cy="3709134"/>
-            <wp:effectExtent b="0" l="0" r="0" t="0"/>
-            <wp:docPr descr="" title="" id="53" name="Picture"/>
-            <a:graphic>
-              <a:graphicData uri="http://schemas.openxmlformats.org/drawingml/2006/picture">
-                <pic:pic>
-                  <pic:nvPicPr>
-                    <pic:cNvPr descr="e33adeb003cbfbd140e012575ce3981b1e196e25073ed8adbd6f5815267f311d.jpg" id="54" name="Picture"/>
-                    <pic:cNvPicPr>
-                      <a:picLocks noChangeArrowheads="1" noChangeAspect="1"/>
-                    </pic:cNvPicPr>
-                  </pic:nvPicPr>
-                  <pic:blipFill>
-                    <a:blip r:embed="rId52"/>
-                    <a:stretch>
-                      <a:fillRect/>
-                    </a:stretch>
-                  </pic:blipFill>
-                  <pic:spPr bwMode="auto">
-                    <a:xfrm>
-                      <a:off x="0" y="0"/>
-                      <a:ext cx="2667000" cy="3709134"/>
-                    </a:xfrm>
-                    <a:prstGeom prst="rect">
-                      <a:avLst/>
-                    </a:prstGeom>
-                    <a:noFill/>
-                    <a:ln w="9525">
-                      <a:noFill/>
-                      <a:headEnd/>
-                      <a:tailEnd/>
-                    </a:ln>
-                  </pic:spPr>
-                </pic:pic>
-              </a:graphicData>
-            </a:graphic>
-          </wp:inline>
-        </w:drawing>
-      </w:r>
-      <w:r>
-        <w:rPr>
-          <w:rFonts w:ascii="Times New Roman" w:hAnsi="Times New Roman" w:eastAsia="Times New Roman" w:cs="Times New Roman"/>
-        </w:rPr>
-        <w:t xml:space="preserve"> </w:t>
-      </w:r>
-      <w:r>
-        <w:rPr>
-          <w:rFonts w:ascii="Times New Roman" w:hAnsi="Times New Roman" w:eastAsia="Times New Roman" w:cs="Times New Roman"/>
-        </w:rPr>
-        <w:t xml:space="preserve">&gt; </w:t>
-      </w:r>
-      <w:r>
-        <w:rPr>
-          <w:rFonts w:hint="eastAsia" w:ascii="Times New Roman" w:hAnsi="Times New Roman" w:eastAsia="FangSong" w:cs="Times New Roman"/>
-        </w:rPr>
-        <w:t xml:space="preserve">图</w:t>
-      </w:r>
-      <w:r>
-        <w:rPr>
-          <w:rFonts w:ascii="Times New Roman" w:hAnsi="Times New Roman" w:eastAsia="Times New Roman" w:cs="Times New Roman"/>
-        </w:rPr>
-        <w:t xml:space="preserve"> </w:t>
-      </w:r>
-      <w:r>
-        <w:rPr>
-          <w:rFonts w:hint="eastAsia" w:ascii="Times New Roman" w:hAnsi="Times New Roman" w:eastAsia="Times New Roman" w:cs="Times New Roman"/>
-        </w:rPr>
-        <w:t>7-14：</w:t>
-      </w:r>
-      <w:r>
-        <w:rPr>
-          <w:rFonts w:hint="eastAsia" w:ascii="Times New Roman" w:hAnsi="Times New Roman" w:eastAsia="FangSong" w:cs="Times New Roman"/>
-        </w:rPr>
-        <w:t>多齿螯合立体异构排布</w:t>
-      </w:r>
-    </w:p>
-    <w:p>
-      <w:pPr>
-        <w:pStyle w:val="BodyText"/>
+        <w:spacing w:before="120" w:after="80"/>
         <w:ind w:firstLine="420"/>
       </w:pPr>
       <w:r>
@@ -9616,270 +10362,376 @@
         <w:t>。</w:t>
       </w:r>
     </w:p>
-    <w:p>
-      <w:pPr>
-        <w:pStyle w:val="BodyText"/>
-        <w:spacing w:before="160" w:after="80"/>
+    <w:tbl>
+      <w:tblPr>
+        <w:tblStyle w:val="Table"/>
+        <w:tblW w:type="pct" w:w="5000"/>
+        <w:tblLayout w:type="fixed"/>
+        <w:tblLook w:firstRow="1" w:lastRow="0" w:firstColumn="0" w:lastColumn="0" w:noHBand="0" w:noVBand="0" w:val="0020"/>
         <w:jc w:val="center"/>
-      </w:pPr>
-      <w:r>
-        <w:rPr>
-          <w:rFonts w:ascii="Times New Roman" w:hAnsi="Times New Roman" w:eastAsia="Times New Roman" w:cs="Times New Roman"/>
-        </w:rPr>
-        <w:drawing>
-          <wp:inline>
-            <wp:extent cx="2667000" cy="1131865"/>
-            <wp:effectExtent b="0" l="0" r="0" t="0"/>
-            <wp:docPr descr="" title="" id="56" name="Picture"/>
-            <a:graphic>
-              <a:graphicData uri="http://schemas.openxmlformats.org/drawingml/2006/picture">
-                <pic:pic>
-                  <pic:nvPicPr>
-                    <pic:cNvPr descr="a86062f34ba34e60e73aab4990e0016821ff0e19b3bb32bda107514e89bd56b8.jpg" id="57" name="Picture"/>
-                    <pic:cNvPicPr>
-                      <a:picLocks noChangeArrowheads="1" noChangeAspect="1"/>
-                    </pic:cNvPicPr>
-                  </pic:nvPicPr>
-                  <pic:blipFill>
-                    <a:blip r:embed="rId55"/>
-                    <a:stretch>
-                      <a:fillRect/>
-                    </a:stretch>
-                  </pic:blipFill>
-                  <pic:spPr bwMode="auto">
-                    <a:xfrm>
-                      <a:off x="0" y="0"/>
-                      <a:ext cx="2667000" cy="1131865"/>
-                    </a:xfrm>
-                    <a:prstGeom prst="rect">
-                      <a:avLst/>
-                    </a:prstGeom>
-                    <a:noFill/>
-                    <a:ln w="9525">
-                      <a:noFill/>
-                      <a:headEnd/>
-                      <a:tailEnd/>
-                    </a:ln>
-                  </pic:spPr>
-                </pic:pic>
-              </a:graphicData>
-            </a:graphic>
-          </wp:inline>
-        </w:drawing>
-      </w:r>
-      <w:r>
-        <w:rPr>
-          <w:rFonts w:ascii="Times New Roman" w:hAnsi="Times New Roman" w:eastAsia="Times New Roman" w:cs="Times New Roman"/>
-        </w:rPr>
-        <w:t xml:space="preserve"> </w:t>
-      </w:r>
-      <w:r>
-        <w:rPr>
-          <w:rFonts w:ascii="Times New Roman" w:hAnsi="Times New Roman" w:eastAsia="Times New Roman" w:cs="Times New Roman"/>
-        </w:rPr>
-        <w:t xml:space="preserve">&gt; </w:t>
-      </w:r>
-      <w:r>
-        <w:rPr>
-          <w:rFonts w:hint="eastAsia" w:ascii="Times New Roman" w:hAnsi="Times New Roman" w:eastAsia="FangSong" w:cs="Times New Roman"/>
-        </w:rPr>
-        <w:t xml:space="preserve">图</w:t>
-      </w:r>
-      <w:r>
-        <w:rPr>
-          <w:rFonts w:ascii="Times New Roman" w:hAnsi="Times New Roman" w:eastAsia="Times New Roman" w:cs="Times New Roman"/>
-        </w:rPr>
-        <w:t xml:space="preserve"> </w:t>
-      </w:r>
-      <w:r>
-        <w:rPr>
-          <w:rFonts w:hint="eastAsia" w:ascii="Times New Roman" w:hAnsi="Times New Roman" w:eastAsia="Times New Roman" w:cs="Times New Roman"/>
-        </w:rPr>
-        <w:t>7-15：</w:t>
-      </w:r>
-      <w:r>
-        <w:rPr>
-          <w:rFonts w:hint="eastAsia" w:ascii="Times New Roman" w:hAnsi="Times New Roman" w:eastAsia="FangSong" w:cs="Times New Roman"/>
-        </w:rPr>
-        <w:t>螯合八面体异构体全景</w:t>
-      </w:r>
-    </w:p>
-    <w:p>
-      <w:pPr>
-        <w:pStyle w:val="BodyText"/>
-        <w:spacing w:before="160" w:after="80"/>
-        <w:jc w:val="center"/>
-      </w:pPr>
-      <w:r>
-        <w:rPr>
-          <w:rFonts w:ascii="Times New Roman" w:hAnsi="Times New Roman" w:eastAsia="Times New Roman" w:cs="Times New Roman"/>
-        </w:rPr>
-        <w:drawing>
-          <wp:inline>
-            <wp:extent cx="2667000" cy="1212272"/>
-            <wp:effectExtent b="0" l="0" r="0" t="0"/>
-            <wp:docPr descr="" title="" id="59" name="Picture"/>
-            <a:graphic>
-              <a:graphicData uri="http://schemas.openxmlformats.org/drawingml/2006/picture">
-                <pic:pic>
-                  <pic:nvPicPr>
-                    <pic:cNvPr descr="d7478bf20a32aa03ee16330be21e886053c31e391be7a9bccdff6bd983732a43.jpg" id="60" name="Picture"/>
-                    <pic:cNvPicPr>
-                      <a:picLocks noChangeArrowheads="1" noChangeAspect="1"/>
-                    </pic:cNvPicPr>
-                  </pic:nvPicPr>
-                  <pic:blipFill>
-                    <a:blip r:embed="rId58"/>
-                    <a:stretch>
-                      <a:fillRect/>
-                    </a:stretch>
-                  </pic:blipFill>
-                  <pic:spPr bwMode="auto">
-                    <a:xfrm>
-                      <a:off x="0" y="0"/>
-                      <a:ext cx="2667000" cy="1212272"/>
-                    </a:xfrm>
-                    <a:prstGeom prst="rect">
-                      <a:avLst/>
-                    </a:prstGeom>
-                    <a:noFill/>
-                    <a:ln w="9525">
-                      <a:noFill/>
-                      <a:headEnd/>
-                      <a:tailEnd/>
-                    </a:ln>
-                  </pic:spPr>
-                </pic:pic>
-              </a:graphicData>
-            </a:graphic>
-          </wp:inline>
-        </w:drawing>
-      </w:r>
-      <w:r>
-        <w:rPr>
-          <w:rFonts w:ascii="Times New Roman" w:hAnsi="Times New Roman" w:eastAsia="Times New Roman" w:cs="Times New Roman"/>
-        </w:rPr>
-        <w:t xml:space="preserve"> </w:t>
-      </w:r>
-      <w:r>
-        <w:rPr>
-          <w:rFonts w:ascii="Times New Roman" w:hAnsi="Times New Roman" w:eastAsia="Times New Roman" w:cs="Times New Roman"/>
-        </w:rPr>
-        <w:t xml:space="preserve">&gt; </w:t>
-      </w:r>
-      <w:r>
-        <w:rPr>
-          <w:rFonts w:hint="eastAsia" w:ascii="Times New Roman" w:hAnsi="Times New Roman" w:eastAsia="FangSong" w:cs="Times New Roman"/>
-        </w:rPr>
-        <w:t xml:space="preserve">图</w:t>
-      </w:r>
-      <w:r>
-        <w:rPr>
-          <w:rFonts w:ascii="Times New Roman" w:hAnsi="Times New Roman" w:eastAsia="Times New Roman" w:cs="Times New Roman"/>
-        </w:rPr>
-        <w:t xml:space="preserve"> </w:t>
-      </w:r>
-      <w:r>
-        <w:rPr>
-          <w:rFonts w:hint="eastAsia" w:ascii="Times New Roman" w:hAnsi="Times New Roman" w:eastAsia="Times New Roman" w:cs="Times New Roman"/>
-        </w:rPr>
-        <w:t>7-16：</w:t>
-      </w:r>
-      <w:r>
-        <w:rPr>
-          <w:rFonts w:hint="eastAsia" w:ascii="Times New Roman" w:hAnsi="Times New Roman" w:eastAsia="FangSong" w:cs="Times New Roman"/>
-        </w:rPr>
-        <w:t>双不对称螯合手性异构</w:t>
-      </w:r>
-    </w:p>
-    <w:p>
-      <w:pPr>
-        <w:pStyle w:val="BodyText"/>
-        <w:spacing w:before="160" w:after="80"/>
-        <w:jc w:val="center"/>
-      </w:pPr>
-      <w:r>
-        <w:rPr>
-          <w:rFonts w:ascii="Times New Roman" w:hAnsi="Times New Roman" w:eastAsia="Times New Roman" w:cs="Times New Roman"/>
-        </w:rPr>
-        <w:drawing>
-          <wp:inline>
-            <wp:extent cx="2667000" cy="2127154"/>
-            <wp:effectExtent b="0" l="0" r="0" t="0"/>
-            <wp:docPr descr="" title="" id="62" name="Picture"/>
-            <a:graphic>
-              <a:graphicData uri="http://schemas.openxmlformats.org/drawingml/2006/picture">
-                <pic:pic>
-                  <pic:nvPicPr>
-                    <pic:cNvPr descr="90e14bba74ad92ffe9ab8f62a2cb0e743da5af67fa4f089fa996609063c90dbe.jpg" id="63" name="Picture"/>
-                    <pic:cNvPicPr>
-                      <a:picLocks noChangeArrowheads="1" noChangeAspect="1"/>
-                    </pic:cNvPicPr>
-                  </pic:nvPicPr>
-                  <pic:blipFill>
-                    <a:blip r:embed="rId61"/>
-                    <a:stretch>
-                      <a:fillRect/>
-                    </a:stretch>
-                  </pic:blipFill>
-                  <pic:spPr bwMode="auto">
-                    <a:xfrm>
-                      <a:off x="0" y="0"/>
-                      <a:ext cx="2667000" cy="2127154"/>
-                    </a:xfrm>
-                    <a:prstGeom prst="rect">
-                      <a:avLst/>
-                    </a:prstGeom>
-                    <a:noFill/>
-                    <a:ln w="9525">
-                      <a:noFill/>
-                      <a:headEnd/>
-                      <a:tailEnd/>
-                    </a:ln>
-                  </pic:spPr>
-                </pic:pic>
-              </a:graphicData>
-            </a:graphic>
-          </wp:inline>
-        </w:drawing>
-      </w:r>
-      <w:r>
-        <w:rPr>
-          <w:rFonts w:ascii="Times New Roman" w:hAnsi="Times New Roman" w:eastAsia="Times New Roman" w:cs="Times New Roman"/>
-        </w:rPr>
-        <w:t xml:space="preserve"> </w:t>
-      </w:r>
-      <w:r>
-        <w:rPr>
-          <w:rFonts w:ascii="Times New Roman" w:hAnsi="Times New Roman" w:eastAsia="Times New Roman" w:cs="Times New Roman"/>
-        </w:rPr>
-        <w:t xml:space="preserve">&gt; </w:t>
-      </w:r>
-      <w:r>
-        <w:rPr>
-          <w:rFonts w:hint="eastAsia" w:ascii="Times New Roman" w:hAnsi="Times New Roman" w:eastAsia="FangSong" w:cs="Times New Roman"/>
-        </w:rPr>
-        <w:t xml:space="preserve">图</w:t>
-      </w:r>
-      <w:r>
-        <w:rPr>
-          <w:rFonts w:ascii="Times New Roman" w:hAnsi="Times New Roman" w:eastAsia="Times New Roman" w:cs="Times New Roman"/>
-        </w:rPr>
-        <w:t xml:space="preserve"> </w:t>
-      </w:r>
-      <w:r>
-        <w:rPr>
-          <w:rFonts w:hint="eastAsia" w:ascii="Times New Roman" w:hAnsi="Times New Roman" w:eastAsia="Times New Roman" w:cs="Times New Roman"/>
-        </w:rPr>
-        <w:t>7-17：</w:t>
-      </w:r>
-      <w:r>
-        <w:rPr>
-          <w:rFonts w:hint="eastAsia" w:ascii="Times New Roman" w:hAnsi="Times New Roman" w:eastAsia="FangSong" w:cs="Times New Roman"/>
-        </w:rPr>
-        <w:t>钴配合物对映异构全景</w:t>
-      </w:r>
-    </w:p>
+        <w:tblBorders>
+          <w:top w:val="single" w:sz="12" w:space="0" w:color="333333"/>
+          <w:bottom w:val="single" w:sz="12" w:space="0" w:color="333333"/>
+          <w:left w:val="none"/>
+          <w:right w:val="none"/>
+          <w:insideH w:val="none"/>
+          <w:insideV w:val="none"/>
+        </w:tblBorders>
+      </w:tblPr>
+      <w:tblGrid>
+        <w:gridCol w:w="2640"/>
+        <w:gridCol w:w="2640"/>
+        <w:gridCol w:w="2640"/>
+      </w:tblGrid>
+      <w:tr>
+        <w:trPr>
+          <w:tblHeader w:val="on"/>
+        </w:trPr>
+        <w:tc>
+          <w:tcPr>
+            <w:tcBorders>
+              <w:bottom w:val="single" w:sz="6" w:space="0" w:color="333333"/>
+            </w:tcBorders>
+          </w:tcPr>
+          <w:p>
+            <w:pPr>
+              <w:pStyle w:val="Compact"/>
+              <w:jc w:val="center"/>
+            </w:pPr>
+            <w:r>
+              <w:rPr>
+                <w:rFonts w:hint="eastAsia" w:ascii="Times New Roman" w:hAnsi="Times New Roman" w:eastAsia="SimHei" w:cs="Times New Roman"/>
+                <w:b/>
+              </w:rPr>
+              <w:t xml:space="preserve">螯合八面体异构体全景</w:t>
+            </w:r>
+          </w:p>
+        </w:tc>
+        <w:tc>
+          <w:tcPr>
+            <w:tcBorders>
+              <w:bottom w:val="single" w:sz="6" w:space="0" w:color="333333"/>
+            </w:tcBorders>
+          </w:tcPr>
+          <w:p>
+            <w:pPr>
+              <w:pStyle w:val="Compact"/>
+              <w:jc w:val="center"/>
+            </w:pPr>
+            <w:r>
+              <w:rPr>
+                <w:rFonts w:hint="eastAsia" w:ascii="Times New Roman" w:hAnsi="Times New Roman" w:eastAsia="SimHei" w:cs="Times New Roman"/>
+                <w:b/>
+              </w:rPr>
+              <w:t xml:space="preserve">双不对称螯合手性异构</w:t>
+            </w:r>
+          </w:p>
+        </w:tc>
+        <w:tc>
+          <w:tcPr>
+            <w:tcBorders>
+              <w:bottom w:val="single" w:sz="6" w:space="0" w:color="333333"/>
+            </w:tcBorders>
+          </w:tcPr>
+          <w:p>
+            <w:pPr>
+              <w:pStyle w:val="Compact"/>
+              <w:jc w:val="center"/>
+            </w:pPr>
+            <w:r>
+              <w:rPr>
+                <w:rFonts w:hint="eastAsia" w:ascii="Times New Roman" w:hAnsi="Times New Roman" w:eastAsia="SimHei" w:cs="Times New Roman"/>
+                <w:b/>
+              </w:rPr>
+              <w:t xml:space="preserve">钴配合物对映异构全景</w:t>
+            </w:r>
+          </w:p>
+        </w:tc>
+      </w:tr>
+      <w:tr>
+        <w:tc>
+          <w:tcPr/>
+          <w:p>
+            <w:pPr>
+              <w:pStyle w:val="Compact"/>
+              <w:jc w:val="center"/>
+            </w:pPr>
+            <w:r>
+              <w:rPr>
+                <w:rFonts w:ascii="Times New Roman" w:hAnsi="Times New Roman" w:eastAsia="Times New Roman" w:cs="Times New Roman"/>
+              </w:rPr>
+              <w:drawing>
+                <wp:inline>
+                  <wp:extent cx="1666875" cy="707415"/>
+                  <wp:effectExtent b="0" l="0" r="0" t="0"/>
+                  <wp:docPr descr="" title="" id="56" name="Picture"/>
+                  <a:graphic>
+                    <a:graphicData uri="http://schemas.openxmlformats.org/drawingml/2006/picture">
+                      <pic:pic>
+                        <pic:nvPicPr>
+                          <pic:cNvPr descr="a86062f34ba34e60e73aab4990e0016821ff0e19b3bb32bda107514e89bd56b8.jpg" id="57" name="Picture"/>
+                          <pic:cNvPicPr>
+                            <a:picLocks noChangeArrowheads="1" noChangeAspect="1"/>
+                          </pic:cNvPicPr>
+                        </pic:nvPicPr>
+                        <pic:blipFill>
+                          <a:blip r:embed="rId55"/>
+                          <a:stretch>
+                            <a:fillRect/>
+                          </a:stretch>
+                        </pic:blipFill>
+                        <pic:spPr bwMode="auto">
+                          <a:xfrm>
+                            <a:off x="0" y="0"/>
+                            <a:ext cx="1666875" cy="707415"/>
+                          </a:xfrm>
+                          <a:prstGeom prst="rect">
+                            <a:avLst/>
+                          </a:prstGeom>
+                          <a:noFill/>
+                          <a:ln w="9525">
+                            <a:noFill/>
+                            <a:headEnd/>
+                            <a:tailEnd/>
+                          </a:ln>
+                        </pic:spPr>
+                      </pic:pic>
+                    </a:graphicData>
+                  </a:graphic>
+                </wp:inline>
+              </w:drawing>
+            </w:r>
+          </w:p>
+        </w:tc>
+        <w:tc>
+          <w:tcPr/>
+          <w:p>
+            <w:pPr>
+              <w:pStyle w:val="Compact"/>
+              <w:jc w:val="center"/>
+            </w:pPr>
+            <w:r>
+              <w:rPr>
+                <w:rFonts w:ascii="Times New Roman" w:hAnsi="Times New Roman" w:eastAsia="Times New Roman" w:cs="Times New Roman"/>
+              </w:rPr>
+              <w:drawing>
+                <wp:inline>
+                  <wp:extent cx="1666875" cy="757670"/>
+                  <wp:effectExtent b="0" l="0" r="0" t="0"/>
+                  <wp:docPr descr="" title="" id="59" name="Picture"/>
+                  <a:graphic>
+                    <a:graphicData uri="http://schemas.openxmlformats.org/drawingml/2006/picture">
+                      <pic:pic>
+                        <pic:nvPicPr>
+                          <pic:cNvPr descr="d7478bf20a32aa03ee16330be21e886053c31e391be7a9bccdff6bd983732a43.jpg" id="60" name="Picture"/>
+                          <pic:cNvPicPr>
+                            <a:picLocks noChangeArrowheads="1" noChangeAspect="1"/>
+                          </pic:cNvPicPr>
+                        </pic:nvPicPr>
+                        <pic:blipFill>
+                          <a:blip r:embed="rId58"/>
+                          <a:stretch>
+                            <a:fillRect/>
+                          </a:stretch>
+                        </pic:blipFill>
+                        <pic:spPr bwMode="auto">
+                          <a:xfrm>
+                            <a:off x="0" y="0"/>
+                            <a:ext cx="1666875" cy="757670"/>
+                          </a:xfrm>
+                          <a:prstGeom prst="rect">
+                            <a:avLst/>
+                          </a:prstGeom>
+                          <a:noFill/>
+                          <a:ln w="9525">
+                            <a:noFill/>
+                            <a:headEnd/>
+                            <a:tailEnd/>
+                          </a:ln>
+                        </pic:spPr>
+                      </pic:pic>
+                    </a:graphicData>
+                  </a:graphic>
+                </wp:inline>
+              </w:drawing>
+            </w:r>
+          </w:p>
+        </w:tc>
+        <w:tc>
+          <w:tcPr/>
+          <w:p>
+            <w:pPr>
+              <w:pStyle w:val="Compact"/>
+              <w:jc w:val="center"/>
+            </w:pPr>
+            <w:r>
+              <w:rPr>
+                <w:rFonts w:ascii="Times New Roman" w:hAnsi="Times New Roman" w:eastAsia="Times New Roman" w:cs="Times New Roman"/>
+              </w:rPr>
+              <w:drawing>
+                <wp:inline>
+                  <wp:extent cx="1666875" cy="1329471"/>
+                  <wp:effectExtent b="0" l="0" r="0" t="0"/>
+                  <wp:docPr descr="" title="" id="62" name="Picture"/>
+                  <a:graphic>
+                    <a:graphicData uri="http://schemas.openxmlformats.org/drawingml/2006/picture">
+                      <pic:pic>
+                        <pic:nvPicPr>
+                          <pic:cNvPr descr="90e14bba74ad92ffe9ab8f62a2cb0e743da5af67fa4f089fa996609063c90dbe.jpg" id="63" name="Picture"/>
+                          <pic:cNvPicPr>
+                            <a:picLocks noChangeArrowheads="1" noChangeAspect="1"/>
+                          </pic:cNvPicPr>
+                        </pic:nvPicPr>
+                        <pic:blipFill>
+                          <a:blip r:embed="rId61"/>
+                          <a:stretch>
+                            <a:fillRect/>
+                          </a:stretch>
+                        </pic:blipFill>
+                        <pic:spPr bwMode="auto">
+                          <a:xfrm>
+                            <a:off x="0" y="0"/>
+                            <a:ext cx="1666875" cy="1329471"/>
+                          </a:xfrm>
+                          <a:prstGeom prst="rect">
+                            <a:avLst/>
+                          </a:prstGeom>
+                          <a:noFill/>
+                          <a:ln w="9525">
+                            <a:noFill/>
+                            <a:headEnd/>
+                            <a:tailEnd/>
+                          </a:ln>
+                        </pic:spPr>
+                      </pic:pic>
+                    </a:graphicData>
+                  </a:graphic>
+                </wp:inline>
+              </w:drawing>
+            </w:r>
+          </w:p>
+        </w:tc>
+      </w:tr>
+      <w:tr>
+        <w:tc>
+          <w:tcPr/>
+          <w:p>
+            <w:pPr>
+              <w:pStyle w:val="Compact"/>
+              <w:jc w:val="center"/>
+            </w:pPr>
+            <w:r>
+              <w:rPr>
+                <w:rFonts w:ascii="Times New Roman" w:hAnsi="Times New Roman" w:eastAsia="Times New Roman" w:cs="Times New Roman"/>
+              </w:rPr>
+              <w:t xml:space="preserve">&gt; </w:t>
+            </w:r>
+            <w:r>
+              <w:rPr>
+                <w:rFonts w:hint="eastAsia" w:ascii="Times New Roman" w:hAnsi="Times New Roman" w:eastAsia="FangSong" w:cs="Times New Roman"/>
+              </w:rPr>
+              <w:t xml:space="preserve">图</w:t>
+            </w:r>
+            <w:r>
+              <w:rPr>
+                <w:rFonts w:ascii="Times New Roman" w:hAnsi="Times New Roman" w:eastAsia="Times New Roman" w:cs="Times New Roman"/>
+              </w:rPr>
+              <w:t xml:space="preserve"> </w:t>
+            </w:r>
+            <w:r>
+              <w:rPr>
+                <w:rFonts w:hint="eastAsia" w:ascii="Times New Roman" w:hAnsi="Times New Roman" w:eastAsia="Times New Roman" w:cs="Times New Roman"/>
+              </w:rPr>
+              <w:t>7-15：</w:t>
+            </w:r>
+            <w:r>
+              <w:rPr>
+                <w:rFonts w:hint="eastAsia" w:ascii="Times New Roman" w:hAnsi="Times New Roman" w:eastAsia="FangSong" w:cs="Times New Roman"/>
+              </w:rPr>
+              <w:t>螯合八面体异构体全景</w:t>
+            </w:r>
+          </w:p>
+        </w:tc>
+        <w:tc>
+          <w:tcPr/>
+          <w:p>
+            <w:pPr>
+              <w:pStyle w:val="Compact"/>
+              <w:jc w:val="center"/>
+            </w:pPr>
+            <w:r>
+              <w:rPr>
+                <w:rFonts w:ascii="Times New Roman" w:hAnsi="Times New Roman" w:eastAsia="Times New Roman" w:cs="Times New Roman"/>
+              </w:rPr>
+              <w:t xml:space="preserve">&gt; </w:t>
+            </w:r>
+            <w:r>
+              <w:rPr>
+                <w:rFonts w:hint="eastAsia" w:ascii="Times New Roman" w:hAnsi="Times New Roman" w:eastAsia="FangSong" w:cs="Times New Roman"/>
+              </w:rPr>
+              <w:t xml:space="preserve">图</w:t>
+            </w:r>
+            <w:r>
+              <w:rPr>
+                <w:rFonts w:ascii="Times New Roman" w:hAnsi="Times New Roman" w:eastAsia="Times New Roman" w:cs="Times New Roman"/>
+              </w:rPr>
+              <w:t xml:space="preserve"> </w:t>
+            </w:r>
+            <w:r>
+              <w:rPr>
+                <w:rFonts w:hint="eastAsia" w:ascii="Times New Roman" w:hAnsi="Times New Roman" w:eastAsia="Times New Roman" w:cs="Times New Roman"/>
+              </w:rPr>
+              <w:t>7-16：</w:t>
+            </w:r>
+            <w:r>
+              <w:rPr>
+                <w:rFonts w:hint="eastAsia" w:ascii="Times New Roman" w:hAnsi="Times New Roman" w:eastAsia="FangSong" w:cs="Times New Roman"/>
+              </w:rPr>
+              <w:t>双不对称螯合手性异构</w:t>
+            </w:r>
+          </w:p>
+        </w:tc>
+        <w:tc>
+          <w:tcPr/>
+          <w:p>
+            <w:pPr>
+              <w:pStyle w:val="Compact"/>
+              <w:jc w:val="center"/>
+            </w:pPr>
+            <w:r>
+              <w:rPr>
+                <w:rFonts w:ascii="Times New Roman" w:hAnsi="Times New Roman" w:eastAsia="Times New Roman" w:cs="Times New Roman"/>
+              </w:rPr>
+              <w:t xml:space="preserve">&gt; </w:t>
+            </w:r>
+            <w:r>
+              <w:rPr>
+                <w:rFonts w:hint="eastAsia" w:ascii="Times New Roman" w:hAnsi="Times New Roman" w:eastAsia="FangSong" w:cs="Times New Roman"/>
+              </w:rPr>
+              <w:t xml:space="preserve">图</w:t>
+            </w:r>
+            <w:r>
+              <w:rPr>
+                <w:rFonts w:ascii="Times New Roman" w:hAnsi="Times New Roman" w:eastAsia="Times New Roman" w:cs="Times New Roman"/>
+              </w:rPr>
+              <w:t xml:space="preserve"> </w:t>
+            </w:r>
+            <w:r>
+              <w:rPr>
+                <w:rFonts w:hint="eastAsia" w:ascii="Times New Roman" w:hAnsi="Times New Roman" w:eastAsia="Times New Roman" w:cs="Times New Roman"/>
+              </w:rPr>
+              <w:t>7-17：</w:t>
+            </w:r>
+            <w:r>
+              <w:rPr>
+                <w:rFonts w:hint="eastAsia" w:ascii="Times New Roman" w:hAnsi="Times New Roman" w:eastAsia="FangSong" w:cs="Times New Roman"/>
+              </w:rPr>
+              <w:t>钴配合物对映异构全景</w:t>
+            </w:r>
+          </w:p>
+        </w:tc>
+      </w:tr>
+    </w:tbl>
     <w:p>
       <w:pPr>
         <w:spacing w:before="160" w:after="80"/>
@@ -9949,6 +10801,7 @@
     <w:p>
       <w:pPr>
         <w:pStyle w:val="FirstParagraph"/>
+        <w:spacing w:after="80"/>
         <w:ind w:firstLine="420"/>
       </w:pPr>
       <w:r>
@@ -10710,97 +11563,152 @@
         <w:t>）。</w:t>
       </w:r>
     </w:p>
+    <w:tbl>
+      <w:tblPr>
+        <w:tblStyle w:val="Table"/>
+        <w:tblW w:type="pct" w:w="5000"/>
+        <w:tblLayout w:type="fixed"/>
+        <w:tblLook w:firstRow="1" w:lastRow="0" w:firstColumn="0" w:lastColumn="0" w:noHBand="0" w:noVBand="0" w:val="0020"/>
+        <w:jc w:val="center"/>
+        <w:tblBorders>
+          <w:top w:val="single" w:sz="12" w:space="0" w:color="333333"/>
+          <w:bottom w:val="single" w:sz="12" w:space="0" w:color="333333"/>
+          <w:left w:val="none"/>
+          <w:right w:val="none"/>
+          <w:insideH w:val="none"/>
+          <w:insideV w:val="none"/>
+        </w:tblBorders>
+      </w:tblPr>
+      <w:tblGrid>
+        <w:gridCol w:w="7920"/>
+      </w:tblGrid>
+      <w:tr>
+        <w:trPr>
+          <w:tblHeader w:val="on"/>
+        </w:trPr>
+        <w:tc>
+          <w:tcPr>
+            <w:tcBorders>
+              <w:bottom w:val="single" w:sz="6" w:space="0" w:color="333333"/>
+            </w:tcBorders>
+          </w:tcPr>
+          <w:p>
+            <w:pPr>
+              <w:pStyle w:val="Compact"/>
+              <w:jc w:val="center"/>
+            </w:pPr>
+            <w:r>
+              <w:rPr>
+                <w:rFonts w:hint="eastAsia" w:ascii="Times New Roman" w:hAnsi="Times New Roman" w:eastAsia="SimHei" w:cs="Times New Roman"/>
+                <w:b/>
+              </w:rPr>
+              <w:t xml:space="preserve">配位键合与顺反异构</w:t>
+            </w:r>
+          </w:p>
+        </w:tc>
+      </w:tr>
+      <w:tr>
+        <w:tc>
+          <w:tcPr/>
+          <w:p>
+            <w:pPr>
+              <w:pStyle w:val="Compact"/>
+              <w:jc w:val="center"/>
+            </w:pPr>
+            <w:r>
+              <w:rPr>
+                <w:rFonts w:ascii="Times New Roman" w:hAnsi="Times New Roman" w:eastAsia="Times New Roman" w:cs="Times New Roman"/>
+              </w:rPr>
+              <w:drawing>
+                <wp:inline>
+                  <wp:extent cx="2667000" cy="884364"/>
+                  <wp:effectExtent b="0" l="0" r="0" t="0"/>
+                  <wp:docPr descr="" title="" id="66" name="Picture"/>
+                  <a:graphic>
+                    <a:graphicData uri="http://schemas.openxmlformats.org/drawingml/2006/picture">
+                      <pic:pic>
+                        <pic:nvPicPr>
+                          <pic:cNvPr descr="5da45d7c251a4167e8ddba41644f85fe8ee4fbcd62451fc1a580f4ab72ed893f.jpg" id="67" name="Picture"/>
+                          <pic:cNvPicPr>
+                            <a:picLocks noChangeArrowheads="1" noChangeAspect="1"/>
+                          </pic:cNvPicPr>
+                        </pic:nvPicPr>
+                        <pic:blipFill>
+                          <a:blip r:embed="rId65"/>
+                          <a:stretch>
+                            <a:fillRect/>
+                          </a:stretch>
+                        </pic:blipFill>
+                        <pic:spPr bwMode="auto">
+                          <a:xfrm>
+                            <a:off x="0" y="0"/>
+                            <a:ext cx="2667000" cy="884364"/>
+                          </a:xfrm>
+                          <a:prstGeom prst="rect">
+                            <a:avLst/>
+                          </a:prstGeom>
+                          <a:noFill/>
+                          <a:ln w="9525">
+                            <a:noFill/>
+                            <a:headEnd/>
+                            <a:tailEnd/>
+                          </a:ln>
+                        </pic:spPr>
+                      </pic:pic>
+                    </a:graphicData>
+                  </a:graphic>
+                </wp:inline>
+              </w:drawing>
+            </w:r>
+          </w:p>
+        </w:tc>
+      </w:tr>
+      <w:tr>
+        <w:tc>
+          <w:tcPr/>
+          <w:p>
+            <w:pPr>
+              <w:pStyle w:val="Compact"/>
+              <w:jc w:val="center"/>
+            </w:pPr>
+            <w:r>
+              <w:rPr>
+                <w:rFonts w:ascii="Times New Roman" w:hAnsi="Times New Roman" w:eastAsia="Times New Roman" w:cs="Times New Roman"/>
+              </w:rPr>
+              <w:t xml:space="preserve">&gt; </w:t>
+            </w:r>
+            <w:r>
+              <w:rPr>
+                <w:rFonts w:hint="eastAsia" w:ascii="Times New Roman" w:hAnsi="Times New Roman" w:eastAsia="FangSong" w:cs="Times New Roman"/>
+              </w:rPr>
+              <w:t xml:space="preserve">图</w:t>
+            </w:r>
+            <w:r>
+              <w:rPr>
+                <w:rFonts w:ascii="Times New Roman" w:hAnsi="Times New Roman" w:eastAsia="Times New Roman" w:cs="Times New Roman"/>
+              </w:rPr>
+              <w:t xml:space="preserve"> </w:t>
+            </w:r>
+            <w:r>
+              <w:rPr>
+                <w:rFonts w:hint="eastAsia" w:ascii="Times New Roman" w:hAnsi="Times New Roman" w:eastAsia="Times New Roman" w:cs="Times New Roman"/>
+              </w:rPr>
+              <w:t>7-18：</w:t>
+            </w:r>
+            <w:r>
+              <w:rPr>
+                <w:rFonts w:hint="eastAsia" w:ascii="Times New Roman" w:hAnsi="Times New Roman" w:eastAsia="FangSong" w:cs="Times New Roman"/>
+              </w:rPr>
+              <w:t>配位键合与顺反异构</w:t>
+            </w:r>
+          </w:p>
+        </w:tc>
+      </w:tr>
+    </w:tbl>
     <w:p>
       <w:pPr>
         <w:pStyle w:val="BodyText"/>
-        <w:spacing w:before="160" w:after="80"/>
-        <w:jc w:val="center"/>
-      </w:pPr>
-      <w:r>
-        <w:rPr>
-          <w:rFonts w:ascii="Times New Roman" w:hAnsi="Times New Roman" w:eastAsia="Times New Roman" w:cs="Times New Roman"/>
-        </w:rPr>
-        <w:drawing>
-          <wp:inline>
-            <wp:extent cx="2667000" cy="884364"/>
-            <wp:effectExtent b="0" l="0" r="0" t="0"/>
-            <wp:docPr descr="" title="" id="66" name="Picture"/>
-            <a:graphic>
-              <a:graphicData uri="http://schemas.openxmlformats.org/drawingml/2006/picture">
-                <pic:pic>
-                  <pic:nvPicPr>
-                    <pic:cNvPr descr="5da45d7c251a4167e8ddba41644f85fe8ee4fbcd62451fc1a580f4ab72ed893f.jpg" id="67" name="Picture"/>
-                    <pic:cNvPicPr>
-                      <a:picLocks noChangeArrowheads="1" noChangeAspect="1"/>
-                    </pic:cNvPicPr>
-                  </pic:nvPicPr>
-                  <pic:blipFill>
-                    <a:blip r:embed="rId65"/>
-                    <a:stretch>
-                      <a:fillRect/>
-                    </a:stretch>
-                  </pic:blipFill>
-                  <pic:spPr bwMode="auto">
-                    <a:xfrm>
-                      <a:off x="0" y="0"/>
-                      <a:ext cx="2667000" cy="884364"/>
-                    </a:xfrm>
-                    <a:prstGeom prst="rect">
-                      <a:avLst/>
-                    </a:prstGeom>
-                    <a:noFill/>
-                    <a:ln w="9525">
-                      <a:noFill/>
-                      <a:headEnd/>
-                      <a:tailEnd/>
-                    </a:ln>
-                  </pic:spPr>
-                </pic:pic>
-              </a:graphicData>
-            </a:graphic>
-          </wp:inline>
-        </w:drawing>
-      </w:r>
-      <w:r>
-        <w:rPr>
-          <w:rFonts w:ascii="Times New Roman" w:hAnsi="Times New Roman" w:eastAsia="Times New Roman" w:cs="Times New Roman"/>
-        </w:rPr>
-        <w:t xml:space="preserve"> </w:t>
-      </w:r>
-      <w:r>
-        <w:rPr>
-          <w:rFonts w:ascii="Times New Roman" w:hAnsi="Times New Roman" w:eastAsia="Times New Roman" w:cs="Times New Roman"/>
-        </w:rPr>
-        <w:t xml:space="preserve">&gt; </w:t>
-      </w:r>
-      <w:r>
-        <w:rPr>
-          <w:rFonts w:hint="eastAsia" w:ascii="Times New Roman" w:hAnsi="Times New Roman" w:eastAsia="FangSong" w:cs="Times New Roman"/>
-        </w:rPr>
-        <w:t xml:space="preserve">图</w:t>
-      </w:r>
-      <w:r>
-        <w:rPr>
-          <w:rFonts w:ascii="Times New Roman" w:hAnsi="Times New Roman" w:eastAsia="Times New Roman" w:cs="Times New Roman"/>
-        </w:rPr>
-        <w:t xml:space="preserve"> </w:t>
-      </w:r>
-      <w:r>
-        <w:rPr>
-          <w:rFonts w:hint="eastAsia" w:ascii="Times New Roman" w:hAnsi="Times New Roman" w:eastAsia="Times New Roman" w:cs="Times New Roman"/>
-        </w:rPr>
-        <w:t>7-18：</w:t>
-      </w:r>
-      <w:r>
-        <w:rPr>
-          <w:rFonts w:hint="eastAsia" w:ascii="Times New Roman" w:hAnsi="Times New Roman" w:eastAsia="FangSong" w:cs="Times New Roman"/>
-        </w:rPr>
-        <w:t>配位键合与顺反异构</w:t>
-      </w:r>
-    </w:p>
-    <w:p>
-      <w:pPr>
-        <w:pStyle w:val="BodyText"/>
+        <w:spacing w:before="120" w:after="80"/>
         <w:ind w:firstLine="420"/>
       </w:pPr>
       <w:r>
@@ -12403,94 +13311,148 @@
         <w:t xml:space="preserve">。</w:t>
       </w:r>
     </w:p>
-    <w:p>
-      <w:pPr>
-        <w:pStyle w:val="BodyText"/>
-        <w:spacing w:before="160" w:after="80"/>
+    <w:tbl>
+      <w:tblPr>
+        <w:tblStyle w:val="Table"/>
+        <w:tblW w:type="pct" w:w="5000"/>
+        <w:tblLayout w:type="fixed"/>
+        <w:tblLook w:firstRow="1" w:lastRow="0" w:firstColumn="0" w:lastColumn="0" w:noHBand="0" w:noVBand="0" w:val="0020"/>
         <w:jc w:val="center"/>
-      </w:pPr>
-      <w:r>
-        <w:rPr>
-          <w:rFonts w:ascii="Times New Roman" w:hAnsi="Times New Roman" w:eastAsia="Times New Roman" w:cs="Times New Roman"/>
-        </w:rPr>
-        <w:drawing>
-          <wp:inline>
-            <wp:extent cx="2667000" cy="1982661"/>
-            <wp:effectExtent b="0" l="0" r="0" t="0"/>
-            <wp:docPr descr="" title="" id="69" name="Picture"/>
-            <a:graphic>
-              <a:graphicData uri="http://schemas.openxmlformats.org/drawingml/2006/picture">
-                <pic:pic>
-                  <pic:nvPicPr>
-                    <pic:cNvPr descr="5917f923258e7611fcc104ac03f2d53dd6706ae9924aef58cfb28c7eb14b4a69.jpg" id="70" name="Picture"/>
-                    <pic:cNvPicPr>
-                      <a:picLocks noChangeArrowheads="1" noChangeAspect="1"/>
-                    </pic:cNvPicPr>
-                  </pic:nvPicPr>
-                  <pic:blipFill>
-                    <a:blip r:embed="rId68"/>
-                    <a:stretch>
-                      <a:fillRect/>
-                    </a:stretch>
-                  </pic:blipFill>
-                  <pic:spPr bwMode="auto">
-                    <a:xfrm>
-                      <a:off x="0" y="0"/>
-                      <a:ext cx="2667000" cy="1982661"/>
-                    </a:xfrm>
-                    <a:prstGeom prst="rect">
-                      <a:avLst/>
-                    </a:prstGeom>
-                    <a:noFill/>
-                    <a:ln w="9525">
-                      <a:noFill/>
-                      <a:headEnd/>
-                      <a:tailEnd/>
-                    </a:ln>
-                  </pic:spPr>
-                </pic:pic>
-              </a:graphicData>
-            </a:graphic>
-          </wp:inline>
-        </w:drawing>
-      </w:r>
-      <w:r>
-        <w:rPr>
-          <w:rFonts w:ascii="Times New Roman" w:hAnsi="Times New Roman" w:eastAsia="Times New Roman" w:cs="Times New Roman"/>
-        </w:rPr>
-        <w:t xml:space="preserve"> </w:t>
-      </w:r>
-      <w:r>
-        <w:rPr>
-          <w:rFonts w:ascii="Times New Roman" w:hAnsi="Times New Roman" w:eastAsia="Times New Roman" w:cs="Times New Roman"/>
-        </w:rPr>
-        <w:t xml:space="preserve">&gt; </w:t>
-      </w:r>
-      <w:r>
-        <w:rPr>
-          <w:rFonts w:hint="eastAsia" w:ascii="Times New Roman" w:hAnsi="Times New Roman" w:eastAsia="FangSong" w:cs="Times New Roman"/>
-        </w:rPr>
-        <w:t xml:space="preserve">图</w:t>
-      </w:r>
-      <w:r>
-        <w:rPr>
-          <w:rFonts w:ascii="Times New Roman" w:hAnsi="Times New Roman" w:eastAsia="Times New Roman" w:cs="Times New Roman"/>
-        </w:rPr>
-        <w:t xml:space="preserve"> </w:t>
-      </w:r>
-      <w:r>
-        <w:rPr>
-          <w:rFonts w:hint="eastAsia" w:ascii="Times New Roman" w:hAnsi="Times New Roman" w:eastAsia="Times New Roman" w:cs="Times New Roman"/>
-        </w:rPr>
-        <w:t>7-19：</w:t>
-      </w:r>
-      <w:r>
-        <w:rPr>
-          <w:rFonts w:hint="eastAsia" w:ascii="Times New Roman" w:hAnsi="Times New Roman" w:eastAsia="FangSong" w:cs="Times New Roman"/>
-        </w:rPr>
-        <w:t>旋光仪手性对映体原理</w:t>
-      </w:r>
-    </w:p>
+        <w:tblBorders>
+          <w:top w:val="single" w:sz="12" w:space="0" w:color="333333"/>
+          <w:bottom w:val="single" w:sz="12" w:space="0" w:color="333333"/>
+          <w:left w:val="none"/>
+          <w:right w:val="none"/>
+          <w:insideH w:val="none"/>
+          <w:insideV w:val="none"/>
+        </w:tblBorders>
+      </w:tblPr>
+      <w:tblGrid>
+        <w:gridCol w:w="7920"/>
+      </w:tblGrid>
+      <w:tr>
+        <w:trPr>
+          <w:tblHeader w:val="on"/>
+        </w:trPr>
+        <w:tc>
+          <w:tcPr>
+            <w:tcBorders>
+              <w:bottom w:val="single" w:sz="6" w:space="0" w:color="333333"/>
+            </w:tcBorders>
+          </w:tcPr>
+          <w:p>
+            <w:pPr>
+              <w:pStyle w:val="Compact"/>
+              <w:jc w:val="center"/>
+            </w:pPr>
+            <w:r>
+              <w:rPr>
+                <w:rFonts w:hint="eastAsia" w:ascii="Times New Roman" w:hAnsi="Times New Roman" w:eastAsia="SimHei" w:cs="Times New Roman"/>
+                <w:b/>
+              </w:rPr>
+              <w:t xml:space="preserve">旋光仪手性对映体原理</w:t>
+            </w:r>
+          </w:p>
+        </w:tc>
+      </w:tr>
+      <w:tr>
+        <w:tc>
+          <w:tcPr/>
+          <w:p>
+            <w:pPr>
+              <w:pStyle w:val="Compact"/>
+              <w:jc w:val="center"/>
+            </w:pPr>
+            <w:r>
+              <w:rPr>
+                <w:rFonts w:ascii="Times New Roman" w:hAnsi="Times New Roman" w:eastAsia="Times New Roman" w:cs="Times New Roman"/>
+              </w:rPr>
+              <w:drawing>
+                <wp:inline>
+                  <wp:extent cx="2667000" cy="1982661"/>
+                  <wp:effectExtent b="0" l="0" r="0" t="0"/>
+                  <wp:docPr descr="" title="" id="69" name="Picture"/>
+                  <a:graphic>
+                    <a:graphicData uri="http://schemas.openxmlformats.org/drawingml/2006/picture">
+                      <pic:pic>
+                        <pic:nvPicPr>
+                          <pic:cNvPr descr="5917f923258e7611fcc104ac03f2d53dd6706ae9924aef58cfb28c7eb14b4a69.jpg" id="70" name="Picture"/>
+                          <pic:cNvPicPr>
+                            <a:picLocks noChangeArrowheads="1" noChangeAspect="1"/>
+                          </pic:cNvPicPr>
+                        </pic:nvPicPr>
+                        <pic:blipFill>
+                          <a:blip r:embed="rId68"/>
+                          <a:stretch>
+                            <a:fillRect/>
+                          </a:stretch>
+                        </pic:blipFill>
+                        <pic:spPr bwMode="auto">
+                          <a:xfrm>
+                            <a:off x="0" y="0"/>
+                            <a:ext cx="2667000" cy="1982661"/>
+                          </a:xfrm>
+                          <a:prstGeom prst="rect">
+                            <a:avLst/>
+                          </a:prstGeom>
+                          <a:noFill/>
+                          <a:ln w="9525">
+                            <a:noFill/>
+                            <a:headEnd/>
+                            <a:tailEnd/>
+                          </a:ln>
+                        </pic:spPr>
+                      </pic:pic>
+                    </a:graphicData>
+                  </a:graphic>
+                </wp:inline>
+              </w:drawing>
+            </w:r>
+          </w:p>
+        </w:tc>
+      </w:tr>
+      <w:tr>
+        <w:tc>
+          <w:tcPr/>
+          <w:p>
+            <w:pPr>
+              <w:pStyle w:val="Compact"/>
+              <w:jc w:val="center"/>
+            </w:pPr>
+            <w:r>
+              <w:rPr>
+                <w:rFonts w:ascii="Times New Roman" w:hAnsi="Times New Roman" w:eastAsia="Times New Roman" w:cs="Times New Roman"/>
+              </w:rPr>
+              <w:t xml:space="preserve">&gt; </w:t>
+            </w:r>
+            <w:r>
+              <w:rPr>
+                <w:rFonts w:hint="eastAsia" w:ascii="Times New Roman" w:hAnsi="Times New Roman" w:eastAsia="FangSong" w:cs="Times New Roman"/>
+              </w:rPr>
+              <w:t xml:space="preserve">图</w:t>
+            </w:r>
+            <w:r>
+              <w:rPr>
+                <w:rFonts w:ascii="Times New Roman" w:hAnsi="Times New Roman" w:eastAsia="Times New Roman" w:cs="Times New Roman"/>
+              </w:rPr>
+              <w:t xml:space="preserve"> </w:t>
+            </w:r>
+            <w:r>
+              <w:rPr>
+                <w:rFonts w:hint="eastAsia" w:ascii="Times New Roman" w:hAnsi="Times New Roman" w:eastAsia="Times New Roman" w:cs="Times New Roman"/>
+              </w:rPr>
+              <w:t>7-19：</w:t>
+            </w:r>
+            <w:r>
+              <w:rPr>
+                <w:rFonts w:hint="eastAsia" w:ascii="Times New Roman" w:hAnsi="Times New Roman" w:eastAsia="FangSong" w:cs="Times New Roman"/>
+              </w:rPr>
+              <w:t>旋光仪手性对映体原理</w:t>
+            </w:r>
+          </w:p>
+        </w:tc>
+      </w:tr>
+    </w:tbl>
     <w:p>
       <w:pPr>
         <w:spacing w:before="160" w:after="80"/>
@@ -12548,6 +13510,7 @@
     <w:p>
       <w:pPr>
         <w:pStyle w:val="FirstParagraph"/>
+        <w:spacing w:after="80"/>
         <w:ind w:firstLine="420"/>
       </w:pPr>
       <w:r>
@@ -13048,97 +14011,152 @@
         <w:t>。</w:t>
       </w:r>
     </w:p>
+    <w:tbl>
+      <w:tblPr>
+        <w:tblStyle w:val="Table"/>
+        <w:tblW w:type="pct" w:w="5000"/>
+        <w:tblLayout w:type="fixed"/>
+        <w:tblLook w:firstRow="1" w:lastRow="0" w:firstColumn="0" w:lastColumn="0" w:noHBand="0" w:noVBand="0" w:val="0020"/>
+        <w:jc w:val="center"/>
+        <w:tblBorders>
+          <w:top w:val="single" w:sz="12" w:space="0" w:color="333333"/>
+          <w:bottom w:val="single" w:sz="12" w:space="0" w:color="333333"/>
+          <w:left w:val="none"/>
+          <w:right w:val="none"/>
+          <w:insideH w:val="none"/>
+          <w:insideV w:val="none"/>
+        </w:tblBorders>
+      </w:tblPr>
+      <w:tblGrid>
+        <w:gridCol w:w="7920"/>
+      </w:tblGrid>
+      <w:tr>
+        <w:trPr>
+          <w:tblHeader w:val="on"/>
+        </w:trPr>
+        <w:tc>
+          <w:tcPr>
+            <w:tcBorders>
+              <w:bottom w:val="single" w:sz="6" w:space="0" w:color="333333"/>
+            </w:tcBorders>
+          </w:tcPr>
+          <w:p>
+            <w:pPr>
+              <w:pStyle w:val="Compact"/>
+              <w:jc w:val="center"/>
+            </w:pPr>
+            <w:r>
+              <w:rPr>
+                <w:rFonts w:hint="eastAsia" w:ascii="Times New Roman" w:hAnsi="Times New Roman" w:eastAsia="SimHei" w:cs="Times New Roman"/>
+                <w:b/>
+              </w:rPr>
+              <w:t xml:space="preserve">晶体场分裂能级对比</w:t>
+            </w:r>
+          </w:p>
+        </w:tc>
+      </w:tr>
+      <w:tr>
+        <w:tc>
+          <w:tcPr/>
+          <w:p>
+            <w:pPr>
+              <w:pStyle w:val="Compact"/>
+              <w:jc w:val="center"/>
+            </w:pPr>
+            <w:r>
+              <w:rPr>
+                <w:rFonts w:ascii="Times New Roman" w:hAnsi="Times New Roman" w:eastAsia="Times New Roman" w:cs="Times New Roman"/>
+              </w:rPr>
+              <w:drawing>
+                <wp:inline>
+                  <wp:extent cx="2667000" cy="1063908"/>
+                  <wp:effectExtent b="0" l="0" r="0" t="0"/>
+                  <wp:docPr descr="" title="" id="73" name="Picture"/>
+                  <a:graphic>
+                    <a:graphicData uri="http://schemas.openxmlformats.org/drawingml/2006/picture">
+                      <pic:pic>
+                        <pic:nvPicPr>
+                          <pic:cNvPr descr="e24689caf3117fe72dc27d03961a30f2e9a41988159b39887b4aa3a15c0ee84c.png" id="74" name="Picture"/>
+                          <pic:cNvPicPr>
+                            <a:picLocks noChangeArrowheads="1" noChangeAspect="1"/>
+                          </pic:cNvPicPr>
+                        </pic:nvPicPr>
+                        <pic:blipFill>
+                          <a:blip r:embed="rId72"/>
+                          <a:stretch>
+                            <a:fillRect/>
+                          </a:stretch>
+                        </pic:blipFill>
+                        <pic:spPr bwMode="auto">
+                          <a:xfrm>
+                            <a:off x="0" y="0"/>
+                            <a:ext cx="2667000" cy="1063908"/>
+                          </a:xfrm>
+                          <a:prstGeom prst="rect">
+                            <a:avLst/>
+                          </a:prstGeom>
+                          <a:noFill/>
+                          <a:ln w="9525">
+                            <a:noFill/>
+                            <a:headEnd/>
+                            <a:tailEnd/>
+                          </a:ln>
+                        </pic:spPr>
+                      </pic:pic>
+                    </a:graphicData>
+                  </a:graphic>
+                </wp:inline>
+              </w:drawing>
+            </w:r>
+          </w:p>
+        </w:tc>
+      </w:tr>
+      <w:tr>
+        <w:tc>
+          <w:tcPr/>
+          <w:p>
+            <w:pPr>
+              <w:pStyle w:val="Compact"/>
+              <w:jc w:val="center"/>
+            </w:pPr>
+            <w:r>
+              <w:rPr>
+                <w:rFonts w:ascii="Times New Roman" w:hAnsi="Times New Roman" w:eastAsia="Times New Roman" w:cs="Times New Roman"/>
+              </w:rPr>
+              <w:t xml:space="preserve">&gt; </w:t>
+            </w:r>
+            <w:r>
+              <w:rPr>
+                <w:rFonts w:hint="eastAsia" w:ascii="Times New Roman" w:hAnsi="Times New Roman" w:eastAsia="FangSong" w:cs="Times New Roman"/>
+              </w:rPr>
+              <w:t xml:space="preserve">图</w:t>
+            </w:r>
+            <w:r>
+              <w:rPr>
+                <w:rFonts w:ascii="Times New Roman" w:hAnsi="Times New Roman" w:eastAsia="Times New Roman" w:cs="Times New Roman"/>
+              </w:rPr>
+              <w:t xml:space="preserve"> </w:t>
+            </w:r>
+            <w:r>
+              <w:rPr>
+                <w:rFonts w:hint="eastAsia" w:ascii="Times New Roman" w:hAnsi="Times New Roman" w:eastAsia="Times New Roman" w:cs="Times New Roman"/>
+              </w:rPr>
+              <w:t>7-20：</w:t>
+            </w:r>
+            <w:r>
+              <w:rPr>
+                <w:rFonts w:hint="eastAsia" w:ascii="Times New Roman" w:hAnsi="Times New Roman" w:eastAsia="FangSong" w:cs="Times New Roman"/>
+              </w:rPr>
+              <w:t>晶体场分裂能级对比</w:t>
+            </w:r>
+          </w:p>
+        </w:tc>
+      </w:tr>
+    </w:tbl>
     <w:p>
       <w:pPr>
         <w:pStyle w:val="BodyText"/>
-        <w:spacing w:before="160" w:after="80"/>
-        <w:jc w:val="center"/>
-      </w:pPr>
-      <w:r>
-        <w:rPr>
-          <w:rFonts w:ascii="Times New Roman" w:hAnsi="Times New Roman" w:eastAsia="Times New Roman" w:cs="Times New Roman"/>
-        </w:rPr>
-        <w:drawing>
-          <wp:inline>
-            <wp:extent cx="2667000" cy="1063908"/>
-            <wp:effectExtent b="0" l="0" r="0" t="0"/>
-            <wp:docPr descr="" title="" id="73" name="Picture"/>
-            <a:graphic>
-              <a:graphicData uri="http://schemas.openxmlformats.org/drawingml/2006/picture">
-                <pic:pic>
-                  <pic:nvPicPr>
-                    <pic:cNvPr descr="e24689caf3117fe72dc27d03961a30f2e9a41988159b39887b4aa3a15c0ee84c.png" id="74" name="Picture"/>
-                    <pic:cNvPicPr>
-                      <a:picLocks noChangeArrowheads="1" noChangeAspect="1"/>
-                    </pic:cNvPicPr>
-                  </pic:nvPicPr>
-                  <pic:blipFill>
-                    <a:blip r:embed="rId72"/>
-                    <a:stretch>
-                      <a:fillRect/>
-                    </a:stretch>
-                  </pic:blipFill>
-                  <pic:spPr bwMode="auto">
-                    <a:xfrm>
-                      <a:off x="0" y="0"/>
-                      <a:ext cx="2667000" cy="1063908"/>
-                    </a:xfrm>
-                    <a:prstGeom prst="rect">
-                      <a:avLst/>
-                    </a:prstGeom>
-                    <a:noFill/>
-                    <a:ln w="9525">
-                      <a:noFill/>
-                      <a:headEnd/>
-                      <a:tailEnd/>
-                    </a:ln>
-                  </pic:spPr>
-                </pic:pic>
-              </a:graphicData>
-            </a:graphic>
-          </wp:inline>
-        </w:drawing>
-      </w:r>
-      <w:r>
-        <w:rPr>
-          <w:rFonts w:ascii="Times New Roman" w:hAnsi="Times New Roman" w:eastAsia="Times New Roman" w:cs="Times New Roman"/>
-        </w:rPr>
-        <w:t xml:space="preserve"> </w:t>
-      </w:r>
-      <w:r>
-        <w:rPr>
-          <w:rFonts w:ascii="Times New Roman" w:hAnsi="Times New Roman" w:eastAsia="Times New Roman" w:cs="Times New Roman"/>
-        </w:rPr>
-        <w:t xml:space="preserve">&gt; </w:t>
-      </w:r>
-      <w:r>
-        <w:rPr>
-          <w:rFonts w:hint="eastAsia" w:ascii="Times New Roman" w:hAnsi="Times New Roman" w:eastAsia="FangSong" w:cs="Times New Roman"/>
-        </w:rPr>
-        <w:t xml:space="preserve">图</w:t>
-      </w:r>
-      <w:r>
-        <w:rPr>
-          <w:rFonts w:ascii="Times New Roman" w:hAnsi="Times New Roman" w:eastAsia="Times New Roman" w:cs="Times New Roman"/>
-        </w:rPr>
-        <w:t xml:space="preserve"> </w:t>
-      </w:r>
-      <w:r>
-        <w:rPr>
-          <w:rFonts w:hint="eastAsia" w:ascii="Times New Roman" w:hAnsi="Times New Roman" w:eastAsia="Times New Roman" w:cs="Times New Roman"/>
-        </w:rPr>
-        <w:t>7-20：</w:t>
-      </w:r>
-      <w:r>
-        <w:rPr>
-          <w:rFonts w:hint="eastAsia" w:ascii="Times New Roman" w:hAnsi="Times New Roman" w:eastAsia="FangSong" w:cs="Times New Roman"/>
-        </w:rPr>
-        <w:t>晶体场分裂能级对比</w:t>
-      </w:r>
-    </w:p>
-    <w:p>
-      <w:pPr>
-        <w:pStyle w:val="BodyText"/>
+        <w:spacing w:before="120" w:after="80"/>
         <w:ind w:firstLine="420"/>
       </w:pPr>
       <w:r>
@@ -14037,97 +15055,152 @@
         <w:t xml:space="preserve">）。</w:t>
       </w:r>
     </w:p>
+    <w:tbl>
+      <w:tblPr>
+        <w:tblStyle w:val="Table"/>
+        <w:tblW w:type="pct" w:w="5000"/>
+        <w:tblLayout w:type="fixed"/>
+        <w:tblLook w:firstRow="1" w:lastRow="0" w:firstColumn="0" w:lastColumn="0" w:noHBand="0" w:noVBand="0" w:val="0020"/>
+        <w:jc w:val="center"/>
+        <w:tblBorders>
+          <w:top w:val="single" w:sz="12" w:space="0" w:color="333333"/>
+          <w:bottom w:val="single" w:sz="12" w:space="0" w:color="333333"/>
+          <w:left w:val="none"/>
+          <w:right w:val="none"/>
+          <w:insideH w:val="none"/>
+          <w:insideV w:val="none"/>
+        </w:tblBorders>
+      </w:tblPr>
+      <w:tblGrid>
+        <w:gridCol w:w="7920"/>
+      </w:tblGrid>
+      <w:tr>
+        <w:trPr>
+          <w:tblHeader w:val="on"/>
+        </w:trPr>
+        <w:tc>
+          <w:tcPr>
+            <w:tcBorders>
+              <w:bottom w:val="single" w:sz="6" w:space="0" w:color="333333"/>
+            </w:tcBorders>
+          </w:tcPr>
+          <w:p>
+            <w:pPr>
+              <w:pStyle w:val="Compact"/>
+              <w:jc w:val="center"/>
+            </w:pPr>
+            <w:r>
+              <w:rPr>
+                <w:rFonts w:hint="eastAsia" w:ascii="Times New Roman" w:hAnsi="Times New Roman" w:eastAsia="SimHei" w:cs="Times New Roman"/>
+                <w:b/>
+              </w:rPr>
+              <w:t xml:space="preserve">七种配位场能级分裂图</w:t>
+            </w:r>
+          </w:p>
+        </w:tc>
+      </w:tr>
+      <w:tr>
+        <w:tc>
+          <w:tcPr/>
+          <w:p>
+            <w:pPr>
+              <w:pStyle w:val="Compact"/>
+              <w:jc w:val="center"/>
+            </w:pPr>
+            <w:r>
+              <w:rPr>
+                <w:rFonts w:ascii="Times New Roman" w:hAnsi="Times New Roman" w:eastAsia="Times New Roman" w:cs="Times New Roman"/>
+              </w:rPr>
+              <w:drawing>
+                <wp:inline>
+                  <wp:extent cx="2667000" cy="1940122"/>
+                  <wp:effectExtent b="0" l="0" r="0" t="0"/>
+                  <wp:docPr descr="" title="" id="76" name="Picture"/>
+                  <a:graphic>
+                    <a:graphicData uri="http://schemas.openxmlformats.org/drawingml/2006/picture">
+                      <pic:pic>
+                        <pic:nvPicPr>
+                          <pic:cNvPr descr="fd5b7f66c5e0ac2f09cdc9b1972d4ac867193db5a4ab939f93e6f02e27a5ece0.jpg" id="77" name="Picture"/>
+                          <pic:cNvPicPr>
+                            <a:picLocks noChangeArrowheads="1" noChangeAspect="1"/>
+                          </pic:cNvPicPr>
+                        </pic:nvPicPr>
+                        <pic:blipFill>
+                          <a:blip r:embed="rId75"/>
+                          <a:stretch>
+                            <a:fillRect/>
+                          </a:stretch>
+                        </pic:blipFill>
+                        <pic:spPr bwMode="auto">
+                          <a:xfrm>
+                            <a:off x="0" y="0"/>
+                            <a:ext cx="2667000" cy="1940122"/>
+                          </a:xfrm>
+                          <a:prstGeom prst="rect">
+                            <a:avLst/>
+                          </a:prstGeom>
+                          <a:noFill/>
+                          <a:ln w="9525">
+                            <a:noFill/>
+                            <a:headEnd/>
+                            <a:tailEnd/>
+                          </a:ln>
+                        </pic:spPr>
+                      </pic:pic>
+                    </a:graphicData>
+                  </a:graphic>
+                </wp:inline>
+              </w:drawing>
+            </w:r>
+          </w:p>
+        </w:tc>
+      </w:tr>
+      <w:tr>
+        <w:tc>
+          <w:tcPr/>
+          <w:p>
+            <w:pPr>
+              <w:pStyle w:val="Compact"/>
+              <w:jc w:val="center"/>
+            </w:pPr>
+            <w:r>
+              <w:rPr>
+                <w:rFonts w:ascii="Times New Roman" w:hAnsi="Times New Roman" w:eastAsia="Times New Roman" w:cs="Times New Roman"/>
+              </w:rPr>
+              <w:t xml:space="preserve">&gt; </w:t>
+            </w:r>
+            <w:r>
+              <w:rPr>
+                <w:rFonts w:hint="eastAsia" w:ascii="Times New Roman" w:hAnsi="Times New Roman" w:eastAsia="FangSong" w:cs="Times New Roman"/>
+              </w:rPr>
+              <w:t xml:space="preserve">图</w:t>
+            </w:r>
+            <w:r>
+              <w:rPr>
+                <w:rFonts w:ascii="Times New Roman" w:hAnsi="Times New Roman" w:eastAsia="Times New Roman" w:cs="Times New Roman"/>
+              </w:rPr>
+              <w:t xml:space="preserve"> </w:t>
+            </w:r>
+            <w:r>
+              <w:rPr>
+                <w:rFonts w:hint="eastAsia" w:ascii="Times New Roman" w:hAnsi="Times New Roman" w:eastAsia="Times New Roman" w:cs="Times New Roman"/>
+              </w:rPr>
+              <w:t>7-21：</w:t>
+            </w:r>
+            <w:r>
+              <w:rPr>
+                <w:rFonts w:hint="eastAsia" w:ascii="Times New Roman" w:hAnsi="Times New Roman" w:eastAsia="FangSong" w:cs="Times New Roman"/>
+              </w:rPr>
+              <w:t>七种配位场能级分裂图</w:t>
+            </w:r>
+          </w:p>
+        </w:tc>
+      </w:tr>
+    </w:tbl>
     <w:p>
       <w:pPr>
         <w:pStyle w:val="BodyText"/>
-        <w:spacing w:before="160" w:after="80"/>
-        <w:jc w:val="center"/>
-      </w:pPr>
-      <w:r>
-        <w:rPr>
-          <w:rFonts w:ascii="Times New Roman" w:hAnsi="Times New Roman" w:eastAsia="Times New Roman" w:cs="Times New Roman"/>
-        </w:rPr>
-        <w:drawing>
-          <wp:inline>
-            <wp:extent cx="2667000" cy="1940122"/>
-            <wp:effectExtent b="0" l="0" r="0" t="0"/>
-            <wp:docPr descr="" title="" id="76" name="Picture"/>
-            <a:graphic>
-              <a:graphicData uri="http://schemas.openxmlformats.org/drawingml/2006/picture">
-                <pic:pic>
-                  <pic:nvPicPr>
-                    <pic:cNvPr descr="fd5b7f66c5e0ac2f09cdc9b1972d4ac867193db5a4ab939f93e6f02e27a5ece0.jpg" id="77" name="Picture"/>
-                    <pic:cNvPicPr>
-                      <a:picLocks noChangeArrowheads="1" noChangeAspect="1"/>
-                    </pic:cNvPicPr>
-                  </pic:nvPicPr>
-                  <pic:blipFill>
-                    <a:blip r:embed="rId75"/>
-                    <a:stretch>
-                      <a:fillRect/>
-                    </a:stretch>
-                  </pic:blipFill>
-                  <pic:spPr bwMode="auto">
-                    <a:xfrm>
-                      <a:off x="0" y="0"/>
-                      <a:ext cx="2667000" cy="1940122"/>
-                    </a:xfrm>
-                    <a:prstGeom prst="rect">
-                      <a:avLst/>
-                    </a:prstGeom>
-                    <a:noFill/>
-                    <a:ln w="9525">
-                      <a:noFill/>
-                      <a:headEnd/>
-                      <a:tailEnd/>
-                    </a:ln>
-                  </pic:spPr>
-                </pic:pic>
-              </a:graphicData>
-            </a:graphic>
-          </wp:inline>
-        </w:drawing>
-      </w:r>
-      <w:r>
-        <w:rPr>
-          <w:rFonts w:ascii="Times New Roman" w:hAnsi="Times New Roman" w:eastAsia="Times New Roman" w:cs="Times New Roman"/>
-        </w:rPr>
-        <w:t xml:space="preserve"> </w:t>
-      </w:r>
-      <w:r>
-        <w:rPr>
-          <w:rFonts w:ascii="Times New Roman" w:hAnsi="Times New Roman" w:eastAsia="Times New Roman" w:cs="Times New Roman"/>
-        </w:rPr>
-        <w:t xml:space="preserve">&gt; </w:t>
-      </w:r>
-      <w:r>
-        <w:rPr>
-          <w:rFonts w:hint="eastAsia" w:ascii="Times New Roman" w:hAnsi="Times New Roman" w:eastAsia="FangSong" w:cs="Times New Roman"/>
-        </w:rPr>
-        <w:t xml:space="preserve">图</w:t>
-      </w:r>
-      <w:r>
-        <w:rPr>
-          <w:rFonts w:ascii="Times New Roman" w:hAnsi="Times New Roman" w:eastAsia="Times New Roman" w:cs="Times New Roman"/>
-        </w:rPr>
-        <w:t xml:space="preserve"> </w:t>
-      </w:r>
-      <w:r>
-        <w:rPr>
-          <w:rFonts w:hint="eastAsia" w:ascii="Times New Roman" w:hAnsi="Times New Roman" w:eastAsia="Times New Roman" w:cs="Times New Roman"/>
-        </w:rPr>
-        <w:t>7-21：</w:t>
-      </w:r>
-      <w:r>
-        <w:rPr>
-          <w:rFonts w:hint="eastAsia" w:ascii="Times New Roman" w:hAnsi="Times New Roman" w:eastAsia="FangSong" w:cs="Times New Roman"/>
-        </w:rPr>
-        <w:t>七种配位场能级分裂图</w:t>
-      </w:r>
-    </w:p>
-    <w:p>
-      <w:pPr>
-        <w:pStyle w:val="BodyText"/>
+        <w:spacing w:before="120"/>
         <w:ind w:firstLine="420"/>
       </w:pPr>
       <w:r>
@@ -15981,6 +17054,7 @@
     <w:p>
       <w:pPr>
         <w:pStyle w:val="FirstParagraph"/>
+        <w:spacing w:after="80"/>
         <w:ind w:firstLine="420"/>
       </w:pPr>
       <w:r>
@@ -16026,97 +17100,152 @@
         <w:t>。</w:t>
       </w:r>
     </w:p>
+    <w:tbl>
+      <w:tblPr>
+        <w:tblStyle w:val="Table"/>
+        <w:tblW w:type="pct" w:w="5000"/>
+        <w:tblLayout w:type="fixed"/>
+        <w:tblLook w:firstRow="1" w:lastRow="0" w:firstColumn="0" w:lastColumn="0" w:noHBand="0" w:noVBand="0" w:val="0020"/>
+        <w:jc w:val="center"/>
+        <w:tblBorders>
+          <w:top w:val="single" w:sz="12" w:space="0" w:color="333333"/>
+          <w:bottom w:val="single" w:sz="12" w:space="0" w:color="333333"/>
+          <w:left w:val="none"/>
+          <w:right w:val="none"/>
+          <w:insideH w:val="none"/>
+          <w:insideV w:val="none"/>
+        </w:tblBorders>
+      </w:tblPr>
+      <w:tblGrid>
+        <w:gridCol w:w="7920"/>
+      </w:tblGrid>
+      <w:tr>
+        <w:trPr>
+          <w:tblHeader w:val="on"/>
+        </w:trPr>
+        <w:tc>
+          <w:tcPr>
+            <w:tcBorders>
+              <w:bottom w:val="single" w:sz="6" w:space="0" w:color="333333"/>
+            </w:tcBorders>
+          </w:tcPr>
+          <w:p>
+            <w:pPr>
+              <w:pStyle w:val="Compact"/>
+              <w:jc w:val="center"/>
+            </w:pPr>
+            <w:r>
+              <w:rPr>
+                <w:rFonts w:hint="eastAsia" w:ascii="Times New Roman" w:hAnsi="Times New Roman" w:eastAsia="SimHei" w:cs="Times New Roman"/>
+                <w:b/>
+              </w:rPr>
+              <w:t xml:space="preserve">简并轨道高低自旋排布</w:t>
+            </w:r>
+          </w:p>
+        </w:tc>
+      </w:tr>
+      <w:tr>
+        <w:tc>
+          <w:tcPr/>
+          <w:p>
+            <w:pPr>
+              <w:pStyle w:val="Compact"/>
+              <w:jc w:val="center"/>
+            </w:pPr>
+            <w:r>
+              <w:rPr>
+                <w:rFonts w:ascii="Times New Roman" w:hAnsi="Times New Roman" w:eastAsia="Times New Roman" w:cs="Times New Roman"/>
+              </w:rPr>
+              <w:drawing>
+                <wp:inline>
+                  <wp:extent cx="2667000" cy="613923"/>
+                  <wp:effectExtent b="0" l="0" r="0" t="0"/>
+                  <wp:docPr descr="" title="" id="80" name="Picture"/>
+                  <a:graphic>
+                    <a:graphicData uri="http://schemas.openxmlformats.org/drawingml/2006/picture">
+                      <pic:pic>
+                        <pic:nvPicPr>
+                          <pic:cNvPr descr="0b7371e42520adf2534661f5208fa04eb232d2fd9ca0a2106342097764328087.jpg" id="81" name="Picture"/>
+                          <pic:cNvPicPr>
+                            <a:picLocks noChangeArrowheads="1" noChangeAspect="1"/>
+                          </pic:cNvPicPr>
+                        </pic:nvPicPr>
+                        <pic:blipFill>
+                          <a:blip r:embed="rId79"/>
+                          <a:stretch>
+                            <a:fillRect/>
+                          </a:stretch>
+                        </pic:blipFill>
+                        <pic:spPr bwMode="auto">
+                          <a:xfrm>
+                            <a:off x="0" y="0"/>
+                            <a:ext cx="2667000" cy="613923"/>
+                          </a:xfrm>
+                          <a:prstGeom prst="rect">
+                            <a:avLst/>
+                          </a:prstGeom>
+                          <a:noFill/>
+                          <a:ln w="9525">
+                            <a:noFill/>
+                            <a:headEnd/>
+                            <a:tailEnd/>
+                          </a:ln>
+                        </pic:spPr>
+                      </pic:pic>
+                    </a:graphicData>
+                  </a:graphic>
+                </wp:inline>
+              </w:drawing>
+            </w:r>
+          </w:p>
+        </w:tc>
+      </w:tr>
+      <w:tr>
+        <w:tc>
+          <w:tcPr/>
+          <w:p>
+            <w:pPr>
+              <w:pStyle w:val="Compact"/>
+              <w:jc w:val="center"/>
+            </w:pPr>
+            <w:r>
+              <w:rPr>
+                <w:rFonts w:ascii="Times New Roman" w:hAnsi="Times New Roman" w:eastAsia="Times New Roman" w:cs="Times New Roman"/>
+              </w:rPr>
+              <w:t xml:space="preserve">&gt; </w:t>
+            </w:r>
+            <w:r>
+              <w:rPr>
+                <w:rFonts w:hint="eastAsia" w:ascii="Times New Roman" w:hAnsi="Times New Roman" w:eastAsia="FangSong" w:cs="Times New Roman"/>
+              </w:rPr>
+              <w:t xml:space="preserve">图</w:t>
+            </w:r>
+            <w:r>
+              <w:rPr>
+                <w:rFonts w:ascii="Times New Roman" w:hAnsi="Times New Roman" w:eastAsia="Times New Roman" w:cs="Times New Roman"/>
+              </w:rPr>
+              <w:t xml:space="preserve"> </w:t>
+            </w:r>
+            <w:r>
+              <w:rPr>
+                <w:rFonts w:hint="eastAsia" w:ascii="Times New Roman" w:hAnsi="Times New Roman" w:eastAsia="Times New Roman" w:cs="Times New Roman"/>
+              </w:rPr>
+              <w:t>7-22：</w:t>
+            </w:r>
+            <w:r>
+              <w:rPr>
+                <w:rFonts w:hint="eastAsia" w:ascii="Times New Roman" w:hAnsi="Times New Roman" w:eastAsia="FangSong" w:cs="Times New Roman"/>
+              </w:rPr>
+              <w:t>简并轨道高低自旋排布</w:t>
+            </w:r>
+          </w:p>
+        </w:tc>
+      </w:tr>
+    </w:tbl>
     <w:p>
       <w:pPr>
         <w:pStyle w:val="BodyText"/>
-        <w:spacing w:before="160" w:after="80"/>
-        <w:jc w:val="center"/>
-      </w:pPr>
-      <w:r>
-        <w:rPr>
-          <w:rFonts w:ascii="Times New Roman" w:hAnsi="Times New Roman" w:eastAsia="Times New Roman" w:cs="Times New Roman"/>
-        </w:rPr>
-        <w:drawing>
-          <wp:inline>
-            <wp:extent cx="2667000" cy="613923"/>
-            <wp:effectExtent b="0" l="0" r="0" t="0"/>
-            <wp:docPr descr="" title="" id="80" name="Picture"/>
-            <a:graphic>
-              <a:graphicData uri="http://schemas.openxmlformats.org/drawingml/2006/picture">
-                <pic:pic>
-                  <pic:nvPicPr>
-                    <pic:cNvPr descr="0b7371e42520adf2534661f5208fa04eb232d2fd9ca0a2106342097764328087.jpg" id="81" name="Picture"/>
-                    <pic:cNvPicPr>
-                      <a:picLocks noChangeArrowheads="1" noChangeAspect="1"/>
-                    </pic:cNvPicPr>
-                  </pic:nvPicPr>
-                  <pic:blipFill>
-                    <a:blip r:embed="rId79"/>
-                    <a:stretch>
-                      <a:fillRect/>
-                    </a:stretch>
-                  </pic:blipFill>
-                  <pic:spPr bwMode="auto">
-                    <a:xfrm>
-                      <a:off x="0" y="0"/>
-                      <a:ext cx="2667000" cy="613923"/>
-                    </a:xfrm>
-                    <a:prstGeom prst="rect">
-                      <a:avLst/>
-                    </a:prstGeom>
-                    <a:noFill/>
-                    <a:ln w="9525">
-                      <a:noFill/>
-                      <a:headEnd/>
-                      <a:tailEnd/>
-                    </a:ln>
-                  </pic:spPr>
-                </pic:pic>
-              </a:graphicData>
-            </a:graphic>
-          </wp:inline>
-        </w:drawing>
-      </w:r>
-      <w:r>
-        <w:rPr>
-          <w:rFonts w:ascii="Times New Roman" w:hAnsi="Times New Roman" w:eastAsia="Times New Roman" w:cs="Times New Roman"/>
-        </w:rPr>
-        <w:t xml:space="preserve"> </w:t>
-      </w:r>
-      <w:r>
-        <w:rPr>
-          <w:rFonts w:ascii="Times New Roman" w:hAnsi="Times New Roman" w:eastAsia="Times New Roman" w:cs="Times New Roman"/>
-        </w:rPr>
-        <w:t xml:space="preserve">&gt; </w:t>
-      </w:r>
-      <w:r>
-        <w:rPr>
-          <w:rFonts w:hint="eastAsia" w:ascii="Times New Roman" w:hAnsi="Times New Roman" w:eastAsia="FangSong" w:cs="Times New Roman"/>
-        </w:rPr>
-        <w:t xml:space="preserve">图</w:t>
-      </w:r>
-      <w:r>
-        <w:rPr>
-          <w:rFonts w:ascii="Times New Roman" w:hAnsi="Times New Roman" w:eastAsia="Times New Roman" w:cs="Times New Roman"/>
-        </w:rPr>
-        <w:t xml:space="preserve"> </w:t>
-      </w:r>
-      <w:r>
-        <w:rPr>
-          <w:rFonts w:hint="eastAsia" w:ascii="Times New Roman" w:hAnsi="Times New Roman" w:eastAsia="Times New Roman" w:cs="Times New Roman"/>
-        </w:rPr>
-        <w:t>7-22：</w:t>
-      </w:r>
-      <w:r>
-        <w:rPr>
-          <w:rFonts w:hint="eastAsia" w:ascii="Times New Roman" w:hAnsi="Times New Roman" w:eastAsia="FangSong" w:cs="Times New Roman"/>
-        </w:rPr>
-        <w:t>简并轨道高低自旋排布</w:t>
-      </w:r>
-    </w:p>
-    <w:p>
-      <w:pPr>
-        <w:pStyle w:val="BodyText"/>
+        <w:spacing w:before="120"/>
         <w:ind w:firstLine="420"/>
       </w:pPr>
       <w:r>
@@ -17971,6 +19100,7 @@
     <w:p>
       <w:pPr>
         <w:pStyle w:val="FirstParagraph"/>
+        <w:spacing w:after="80"/>
         <w:ind w:firstLine="420"/>
       </w:pPr>
       <w:r>
@@ -18189,97 +19319,152 @@
         <w:t>。</w:t>
       </w:r>
     </w:p>
+    <w:tbl>
+      <w:tblPr>
+        <w:tblStyle w:val="Table"/>
+        <w:tblW w:type="pct" w:w="5000"/>
+        <w:tblLayout w:type="fixed"/>
+        <w:tblLook w:firstRow="1" w:lastRow="0" w:firstColumn="0" w:lastColumn="0" w:noHBand="0" w:noVBand="0" w:val="0020"/>
+        <w:jc w:val="center"/>
+        <w:tblBorders>
+          <w:top w:val="single" w:sz="12" w:space="0" w:color="333333"/>
+          <w:bottom w:val="single" w:sz="12" w:space="0" w:color="333333"/>
+          <w:left w:val="none"/>
+          <w:right w:val="none"/>
+          <w:insideH w:val="none"/>
+          <w:insideV w:val="none"/>
+        </w:tblBorders>
+      </w:tblPr>
+      <w:tblGrid>
+        <w:gridCol w:w="7920"/>
+      </w:tblGrid>
+      <w:tr>
+        <w:trPr>
+          <w:tblHeader w:val="on"/>
+        </w:trPr>
+        <w:tc>
+          <w:tcPr>
+            <w:tcBorders>
+              <w:bottom w:val="single" w:sz="6" w:space="0" w:color="333333"/>
+            </w:tcBorders>
+          </w:tcPr>
+          <w:p>
+            <w:pPr>
+              <w:pStyle w:val="Compact"/>
+              <w:jc w:val="center"/>
+            </w:pPr>
+            <w:r>
+              <w:rPr>
+                <w:rFonts w:hint="eastAsia" w:ascii="Times New Roman" w:hAnsi="Times New Roman" w:eastAsia="SimHei" w:cs="Times New Roman"/>
+                <w:b/>
+              </w:rPr>
+              <w:t xml:space="preserve">八面体分子轨道能级图</w:t>
+            </w:r>
+          </w:p>
+        </w:tc>
+      </w:tr>
+      <w:tr>
+        <w:tc>
+          <w:tcPr/>
+          <w:p>
+            <w:pPr>
+              <w:pStyle w:val="Compact"/>
+              <w:jc w:val="center"/>
+            </w:pPr>
+            <w:r>
+              <w:rPr>
+                <w:rFonts w:ascii="Times New Roman" w:hAnsi="Times New Roman" w:eastAsia="Times New Roman" w:cs="Times New Roman"/>
+              </w:rPr>
+              <w:drawing>
+                <wp:inline>
+                  <wp:extent cx="2667000" cy="1184925"/>
+                  <wp:effectExtent b="0" l="0" r="0" t="0"/>
+                  <wp:docPr descr="" title="" id="83" name="Picture"/>
+                  <a:graphic>
+                    <a:graphicData uri="http://schemas.openxmlformats.org/drawingml/2006/picture">
+                      <pic:pic>
+                        <pic:nvPicPr>
+                          <pic:cNvPr descr="f144b41a7db3fc3f0440663eeeddf642f2f255933a6e203cae4ff261ec5006c0.jpg" id="84" name="Picture"/>
+                          <pic:cNvPicPr>
+                            <a:picLocks noChangeArrowheads="1" noChangeAspect="1"/>
+                          </pic:cNvPicPr>
+                        </pic:nvPicPr>
+                        <pic:blipFill>
+                          <a:blip r:embed="rId82"/>
+                          <a:stretch>
+                            <a:fillRect/>
+                          </a:stretch>
+                        </pic:blipFill>
+                        <pic:spPr bwMode="auto">
+                          <a:xfrm>
+                            <a:off x="0" y="0"/>
+                            <a:ext cx="2667000" cy="1184925"/>
+                          </a:xfrm>
+                          <a:prstGeom prst="rect">
+                            <a:avLst/>
+                          </a:prstGeom>
+                          <a:noFill/>
+                          <a:ln w="9525">
+                            <a:noFill/>
+                            <a:headEnd/>
+                            <a:tailEnd/>
+                          </a:ln>
+                        </pic:spPr>
+                      </pic:pic>
+                    </a:graphicData>
+                  </a:graphic>
+                </wp:inline>
+              </w:drawing>
+            </w:r>
+          </w:p>
+        </w:tc>
+      </w:tr>
+      <w:tr>
+        <w:tc>
+          <w:tcPr/>
+          <w:p>
+            <w:pPr>
+              <w:pStyle w:val="Compact"/>
+              <w:jc w:val="center"/>
+            </w:pPr>
+            <w:r>
+              <w:rPr>
+                <w:rFonts w:ascii="Times New Roman" w:hAnsi="Times New Roman" w:eastAsia="Times New Roman" w:cs="Times New Roman"/>
+              </w:rPr>
+              <w:t xml:space="preserve">&gt; </w:t>
+            </w:r>
+            <w:r>
+              <w:rPr>
+                <w:rFonts w:hint="eastAsia" w:ascii="Times New Roman" w:hAnsi="Times New Roman" w:eastAsia="FangSong" w:cs="Times New Roman"/>
+              </w:rPr>
+              <w:t xml:space="preserve">图</w:t>
+            </w:r>
+            <w:r>
+              <w:rPr>
+                <w:rFonts w:ascii="Times New Roman" w:hAnsi="Times New Roman" w:eastAsia="Times New Roman" w:cs="Times New Roman"/>
+              </w:rPr>
+              <w:t xml:space="preserve"> </w:t>
+            </w:r>
+            <w:r>
+              <w:rPr>
+                <w:rFonts w:hint="eastAsia" w:ascii="Times New Roman" w:hAnsi="Times New Roman" w:eastAsia="Times New Roman" w:cs="Times New Roman"/>
+              </w:rPr>
+              <w:t>7-23：</w:t>
+            </w:r>
+            <w:r>
+              <w:rPr>
+                <w:rFonts w:hint="eastAsia" w:ascii="Times New Roman" w:hAnsi="Times New Roman" w:eastAsia="FangSong" w:cs="Times New Roman"/>
+              </w:rPr>
+              <w:t>八面体分子轨道能级图</w:t>
+            </w:r>
+          </w:p>
+        </w:tc>
+      </w:tr>
+    </w:tbl>
     <w:p>
       <w:pPr>
         <w:pStyle w:val="BodyText"/>
-        <w:spacing w:before="160" w:after="80"/>
-        <w:jc w:val="center"/>
-      </w:pPr>
-      <w:r>
-        <w:rPr>
-          <w:rFonts w:ascii="Times New Roman" w:hAnsi="Times New Roman" w:eastAsia="Times New Roman" w:cs="Times New Roman"/>
-        </w:rPr>
-        <w:drawing>
-          <wp:inline>
-            <wp:extent cx="2667000" cy="1184925"/>
-            <wp:effectExtent b="0" l="0" r="0" t="0"/>
-            <wp:docPr descr="" title="" id="83" name="Picture"/>
-            <a:graphic>
-              <a:graphicData uri="http://schemas.openxmlformats.org/drawingml/2006/picture">
-                <pic:pic>
-                  <pic:nvPicPr>
-                    <pic:cNvPr descr="f144b41a7db3fc3f0440663eeeddf642f2f255933a6e203cae4ff261ec5006c0.jpg" id="84" name="Picture"/>
-                    <pic:cNvPicPr>
-                      <a:picLocks noChangeArrowheads="1" noChangeAspect="1"/>
-                    </pic:cNvPicPr>
-                  </pic:nvPicPr>
-                  <pic:blipFill>
-                    <a:blip r:embed="rId82"/>
-                    <a:stretch>
-                      <a:fillRect/>
-                    </a:stretch>
-                  </pic:blipFill>
-                  <pic:spPr bwMode="auto">
-                    <a:xfrm>
-                      <a:off x="0" y="0"/>
-                      <a:ext cx="2667000" cy="1184925"/>
-                    </a:xfrm>
-                    <a:prstGeom prst="rect">
-                      <a:avLst/>
-                    </a:prstGeom>
-                    <a:noFill/>
-                    <a:ln w="9525">
-                      <a:noFill/>
-                      <a:headEnd/>
-                      <a:tailEnd/>
-                    </a:ln>
-                  </pic:spPr>
-                </pic:pic>
-              </a:graphicData>
-            </a:graphic>
-          </wp:inline>
-        </w:drawing>
-      </w:r>
-      <w:r>
-        <w:rPr>
-          <w:rFonts w:ascii="Times New Roman" w:hAnsi="Times New Roman" w:eastAsia="Times New Roman" w:cs="Times New Roman"/>
-        </w:rPr>
-        <w:t xml:space="preserve"> </w:t>
-      </w:r>
-      <w:r>
-        <w:rPr>
-          <w:rFonts w:ascii="Times New Roman" w:hAnsi="Times New Roman" w:eastAsia="Times New Roman" w:cs="Times New Roman"/>
-        </w:rPr>
-        <w:t xml:space="preserve">&gt; </w:t>
-      </w:r>
-      <w:r>
-        <w:rPr>
-          <w:rFonts w:hint="eastAsia" w:ascii="Times New Roman" w:hAnsi="Times New Roman" w:eastAsia="FangSong" w:cs="Times New Roman"/>
-        </w:rPr>
-        <w:t xml:space="preserve">图</w:t>
-      </w:r>
-      <w:r>
-        <w:rPr>
-          <w:rFonts w:ascii="Times New Roman" w:hAnsi="Times New Roman" w:eastAsia="Times New Roman" w:cs="Times New Roman"/>
-        </w:rPr>
-        <w:t xml:space="preserve"> </w:t>
-      </w:r>
-      <w:r>
-        <w:rPr>
-          <w:rFonts w:hint="eastAsia" w:ascii="Times New Roman" w:hAnsi="Times New Roman" w:eastAsia="Times New Roman" w:cs="Times New Roman"/>
-        </w:rPr>
-        <w:t>7-23：</w:t>
-      </w:r>
-      <w:r>
-        <w:rPr>
-          <w:rFonts w:hint="eastAsia" w:ascii="Times New Roman" w:hAnsi="Times New Roman" w:eastAsia="FangSong" w:cs="Times New Roman"/>
-        </w:rPr>
-        <w:t>八面体分子轨道能级图</w:t>
-      </w:r>
-    </w:p>
-    <w:p>
-      <w:pPr>
-        <w:pStyle w:val="BodyText"/>
+        <w:spacing w:before="120"/>
         <w:ind w:firstLine="420"/>
       </w:pPr>
       <w:r>
@@ -22460,6 +23645,7 @@
     <w:p>
       <w:pPr>
         <w:pStyle w:val="FirstParagraph"/>
+        <w:spacing w:after="80"/>
         <w:ind w:firstLine="420"/>
       </w:pPr>
       <w:r>
@@ -22941,97 +24127,152 @@
         <w:t>。</w:t>
       </w:r>
     </w:p>
+    <w:tbl>
+      <w:tblPr>
+        <w:tblStyle w:val="Table"/>
+        <w:tblW w:type="pct" w:w="5000"/>
+        <w:tblLayout w:type="fixed"/>
+        <w:tblLook w:firstRow="1" w:lastRow="0" w:firstColumn="0" w:lastColumn="0" w:noHBand="0" w:noVBand="0" w:val="0020"/>
+        <w:jc w:val="center"/>
+        <w:tblBorders>
+          <w:top w:val="single" w:sz="12" w:space="0" w:color="333333"/>
+          <w:bottom w:val="single" w:sz="12" w:space="0" w:color="333333"/>
+          <w:left w:val="none"/>
+          <w:right w:val="none"/>
+          <w:insideH w:val="none"/>
+          <w:insideV w:val="none"/>
+        </w:tblBorders>
+      </w:tblPr>
+      <w:tblGrid>
+        <w:gridCol w:w="7920"/>
+      </w:tblGrid>
+      <w:tr>
+        <w:trPr>
+          <w:tblHeader w:val="on"/>
+        </w:trPr>
+        <w:tc>
+          <w:tcPr>
+            <w:tcBorders>
+              <w:bottom w:val="single" w:sz="6" w:space="0" w:color="333333"/>
+            </w:tcBorders>
+          </w:tcPr>
+          <w:p>
+            <w:pPr>
+              <w:pStyle w:val="Compact"/>
+              <w:jc w:val="center"/>
+            </w:pPr>
+            <w:r>
+              <w:rPr>
+                <w:rFonts w:hint="eastAsia" w:ascii="Times New Roman" w:hAnsi="Times New Roman" w:eastAsia="SimHei" w:cs="Times New Roman"/>
+                <w:b/>
+              </w:rPr>
+              <w:t xml:space="preserve">反馈键协同成键机理</w:t>
+            </w:r>
+          </w:p>
+        </w:tc>
+      </w:tr>
+      <w:tr>
+        <w:tc>
+          <w:tcPr/>
+          <w:p>
+            <w:pPr>
+              <w:pStyle w:val="Compact"/>
+              <w:jc w:val="center"/>
+            </w:pPr>
+            <w:r>
+              <w:rPr>
+                <w:rFonts w:ascii="Times New Roman" w:hAnsi="Times New Roman" w:eastAsia="Times New Roman" w:cs="Times New Roman"/>
+              </w:rPr>
+              <w:drawing>
+                <wp:inline>
+                  <wp:extent cx="2667000" cy="1396903"/>
+                  <wp:effectExtent b="0" l="0" r="0" t="0"/>
+                  <wp:docPr descr="" title="" id="88" name="Picture"/>
+                  <a:graphic>
+                    <a:graphicData uri="http://schemas.openxmlformats.org/drawingml/2006/picture">
+                      <pic:pic>
+                        <pic:nvPicPr>
+                          <pic:cNvPr descr="34ffb91b062e312136328f64a6912696bca9642cbc5eb0f60203ee573fe82354.png" id="89" name="Picture"/>
+                          <pic:cNvPicPr>
+                            <a:picLocks noChangeArrowheads="1" noChangeAspect="1"/>
+                          </pic:cNvPicPr>
+                        </pic:nvPicPr>
+                        <pic:blipFill>
+                          <a:blip r:embed="rId87"/>
+                          <a:stretch>
+                            <a:fillRect/>
+                          </a:stretch>
+                        </pic:blipFill>
+                        <pic:spPr bwMode="auto">
+                          <a:xfrm>
+                            <a:off x="0" y="0"/>
+                            <a:ext cx="2667000" cy="1396903"/>
+                          </a:xfrm>
+                          <a:prstGeom prst="rect">
+                            <a:avLst/>
+                          </a:prstGeom>
+                          <a:noFill/>
+                          <a:ln w="9525">
+                            <a:noFill/>
+                            <a:headEnd/>
+                            <a:tailEnd/>
+                          </a:ln>
+                        </pic:spPr>
+                      </pic:pic>
+                    </a:graphicData>
+                  </a:graphic>
+                </wp:inline>
+              </w:drawing>
+            </w:r>
+          </w:p>
+        </w:tc>
+      </w:tr>
+      <w:tr>
+        <w:tc>
+          <w:tcPr/>
+          <w:p>
+            <w:pPr>
+              <w:pStyle w:val="Compact"/>
+              <w:jc w:val="center"/>
+            </w:pPr>
+            <w:r>
+              <w:rPr>
+                <w:rFonts w:ascii="Times New Roman" w:hAnsi="Times New Roman" w:eastAsia="Times New Roman" w:cs="Times New Roman"/>
+              </w:rPr>
+              <w:t xml:space="preserve">&gt; </w:t>
+            </w:r>
+            <w:r>
+              <w:rPr>
+                <w:rFonts w:hint="eastAsia" w:ascii="Times New Roman" w:hAnsi="Times New Roman" w:eastAsia="FangSong" w:cs="Times New Roman"/>
+              </w:rPr>
+              <w:t xml:space="preserve">图</w:t>
+            </w:r>
+            <w:r>
+              <w:rPr>
+                <w:rFonts w:ascii="Times New Roman" w:hAnsi="Times New Roman" w:eastAsia="Times New Roman" w:cs="Times New Roman"/>
+              </w:rPr>
+              <w:t xml:space="preserve"> </w:t>
+            </w:r>
+            <w:r>
+              <w:rPr>
+                <w:rFonts w:hint="eastAsia" w:ascii="Times New Roman" w:hAnsi="Times New Roman" w:eastAsia="Times New Roman" w:cs="Times New Roman"/>
+              </w:rPr>
+              <w:t>7-24：</w:t>
+            </w:r>
+            <w:r>
+              <w:rPr>
+                <w:rFonts w:hint="eastAsia" w:ascii="Times New Roman" w:hAnsi="Times New Roman" w:eastAsia="FangSong" w:cs="Times New Roman"/>
+              </w:rPr>
+              <w:t>反馈键协同成键机理</w:t>
+            </w:r>
+          </w:p>
+        </w:tc>
+      </w:tr>
+    </w:tbl>
     <w:p>
       <w:pPr>
         <w:pStyle w:val="BodyText"/>
-        <w:spacing w:before="160" w:after="80"/>
-        <w:jc w:val="center"/>
-      </w:pPr>
-      <w:r>
-        <w:rPr>
-          <w:rFonts w:ascii="Times New Roman" w:hAnsi="Times New Roman" w:eastAsia="Times New Roman" w:cs="Times New Roman"/>
-        </w:rPr>
-        <w:drawing>
-          <wp:inline>
-            <wp:extent cx="2667000" cy="1396903"/>
-            <wp:effectExtent b="0" l="0" r="0" t="0"/>
-            <wp:docPr descr="" title="" id="88" name="Picture"/>
-            <a:graphic>
-              <a:graphicData uri="http://schemas.openxmlformats.org/drawingml/2006/picture">
-                <pic:pic>
-                  <pic:nvPicPr>
-                    <pic:cNvPr descr="34ffb91b062e312136328f64a6912696bca9642cbc5eb0f60203ee573fe82354.png" id="89" name="Picture"/>
-                    <pic:cNvPicPr>
-                      <a:picLocks noChangeArrowheads="1" noChangeAspect="1"/>
-                    </pic:cNvPicPr>
-                  </pic:nvPicPr>
-                  <pic:blipFill>
-                    <a:blip r:embed="rId87"/>
-                    <a:stretch>
-                      <a:fillRect/>
-                    </a:stretch>
-                  </pic:blipFill>
-                  <pic:spPr bwMode="auto">
-                    <a:xfrm>
-                      <a:off x="0" y="0"/>
-                      <a:ext cx="2667000" cy="1396903"/>
-                    </a:xfrm>
-                    <a:prstGeom prst="rect">
-                      <a:avLst/>
-                    </a:prstGeom>
-                    <a:noFill/>
-                    <a:ln w="9525">
-                      <a:noFill/>
-                      <a:headEnd/>
-                      <a:tailEnd/>
-                    </a:ln>
-                  </pic:spPr>
-                </pic:pic>
-              </a:graphicData>
-            </a:graphic>
-          </wp:inline>
-        </w:drawing>
-      </w:r>
-      <w:r>
-        <w:rPr>
-          <w:rFonts w:ascii="Times New Roman" w:hAnsi="Times New Roman" w:eastAsia="Times New Roman" w:cs="Times New Roman"/>
-        </w:rPr>
-        <w:t xml:space="preserve"> </w:t>
-      </w:r>
-      <w:r>
-        <w:rPr>
-          <w:rFonts w:ascii="Times New Roman" w:hAnsi="Times New Roman" w:eastAsia="Times New Roman" w:cs="Times New Roman"/>
-        </w:rPr>
-        <w:t xml:space="preserve">&gt; </w:t>
-      </w:r>
-      <w:r>
-        <w:rPr>
-          <w:rFonts w:hint="eastAsia" w:ascii="Times New Roman" w:hAnsi="Times New Roman" w:eastAsia="FangSong" w:cs="Times New Roman"/>
-        </w:rPr>
-        <w:t xml:space="preserve">图</w:t>
-      </w:r>
-      <w:r>
-        <w:rPr>
-          <w:rFonts w:ascii="Times New Roman" w:hAnsi="Times New Roman" w:eastAsia="Times New Roman" w:cs="Times New Roman"/>
-        </w:rPr>
-        <w:t xml:space="preserve"> </w:t>
-      </w:r>
-      <w:r>
-        <w:rPr>
-          <w:rFonts w:hint="eastAsia" w:ascii="Times New Roman" w:hAnsi="Times New Roman" w:eastAsia="Times New Roman" w:cs="Times New Roman"/>
-        </w:rPr>
-        <w:t>7-24：</w:t>
-      </w:r>
-      <w:r>
-        <w:rPr>
-          <w:rFonts w:hint="eastAsia" w:ascii="Times New Roman" w:hAnsi="Times New Roman" w:eastAsia="FangSong" w:cs="Times New Roman"/>
-        </w:rPr>
-        <w:t>反馈键协同成键机理</w:t>
-      </w:r>
-    </w:p>
-    <w:p>
-      <w:pPr>
-        <w:pStyle w:val="BodyText"/>
+        <w:spacing w:before="120" w:after="80"/>
         <w:ind w:firstLine="420"/>
       </w:pPr>
       <w:r>
@@ -24222,97 +25463,152 @@
         <w:t>。</w:t>
       </w:r>
     </w:p>
+    <w:tbl>
+      <w:tblPr>
+        <w:tblStyle w:val="Table"/>
+        <w:tblW w:type="pct" w:w="5000"/>
+        <w:tblLayout w:type="fixed"/>
+        <w:tblLook w:firstRow="1" w:lastRow="0" w:firstColumn="0" w:lastColumn="0" w:noHBand="0" w:noVBand="0" w:val="0020"/>
+        <w:jc w:val="center"/>
+        <w:tblBorders>
+          <w:top w:val="single" w:sz="12" w:space="0" w:color="333333"/>
+          <w:bottom w:val="single" w:sz="12" w:space="0" w:color="333333"/>
+          <w:left w:val="none"/>
+          <w:right w:val="none"/>
+          <w:insideH w:val="none"/>
+          <w:insideV w:val="none"/>
+        </w:tblBorders>
+      </w:tblPr>
+      <w:tblGrid>
+        <w:gridCol w:w="7920"/>
+      </w:tblGrid>
+      <w:tr>
+        <w:trPr>
+          <w:tblHeader w:val="on"/>
+        </w:trPr>
+        <w:tc>
+          <w:tcPr>
+            <w:tcBorders>
+              <w:bottom w:val="single" w:sz="6" w:space="0" w:color="333333"/>
+            </w:tcBorders>
+          </w:tcPr>
+          <w:p>
+            <w:pPr>
+              <w:pStyle w:val="Compact"/>
+              <w:jc w:val="center"/>
+            </w:pPr>
+            <w:r>
+              <w:rPr>
+                <w:rFonts w:hint="eastAsia" w:ascii="Times New Roman" w:hAnsi="Times New Roman" w:eastAsia="SimHei" w:cs="Times New Roman"/>
+                <w:b/>
+              </w:rPr>
+              <w:t xml:space="preserve">多核羰基簇十八电子模型</w:t>
+            </w:r>
+          </w:p>
+        </w:tc>
+      </w:tr>
+      <w:tr>
+        <w:tc>
+          <w:tcPr/>
+          <w:p>
+            <w:pPr>
+              <w:pStyle w:val="Compact"/>
+              <w:jc w:val="center"/>
+            </w:pPr>
+            <w:r>
+              <w:rPr>
+                <w:rFonts w:ascii="Times New Roman" w:hAnsi="Times New Roman" w:eastAsia="Times New Roman" w:cs="Times New Roman"/>
+              </w:rPr>
+              <w:drawing>
+                <wp:inline>
+                  <wp:extent cx="2520000" cy="8645743"/>
+                  <wp:effectExtent b="0" l="0" r="0" t="0"/>
+                  <wp:docPr descr="" title="" id="91" name="Picture"/>
+                  <a:graphic>
+                    <a:graphicData uri="http://schemas.openxmlformats.org/drawingml/2006/picture">
+                      <pic:pic>
+                        <pic:nvPicPr>
+                          <pic:cNvPr descr="3e9b87c6b156e8114e8beef0316423300b809d1e28e0b3a97fd84f5a4074a8d9.jpg" id="92" name="Picture"/>
+                          <pic:cNvPicPr>
+                            <a:picLocks noChangeArrowheads="1" noChangeAspect="1"/>
+                          </pic:cNvPicPr>
+                        </pic:nvPicPr>
+                        <pic:blipFill>
+                          <a:blip r:embed="rId90"/>
+                          <a:stretch>
+                            <a:fillRect/>
+                          </a:stretch>
+                        </pic:blipFill>
+                        <pic:spPr bwMode="auto">
+                          <a:xfrm>
+                            <a:off x="0" y="0"/>
+                            <a:ext cx="2520000" cy="8645743"/>
+                          </a:xfrm>
+                          <a:prstGeom prst="rect">
+                            <a:avLst/>
+                          </a:prstGeom>
+                          <a:noFill/>
+                          <a:ln w="9525">
+                            <a:noFill/>
+                            <a:headEnd/>
+                            <a:tailEnd/>
+                          </a:ln>
+                        </pic:spPr>
+                      </pic:pic>
+                    </a:graphicData>
+                  </a:graphic>
+                </wp:inline>
+              </w:drawing>
+            </w:r>
+          </w:p>
+        </w:tc>
+      </w:tr>
+      <w:tr>
+        <w:tc>
+          <w:tcPr/>
+          <w:p>
+            <w:pPr>
+              <w:pStyle w:val="Compact"/>
+              <w:jc w:val="center"/>
+            </w:pPr>
+            <w:r>
+              <w:rPr>
+                <w:rFonts w:ascii="Times New Roman" w:hAnsi="Times New Roman" w:eastAsia="Times New Roman" w:cs="Times New Roman"/>
+              </w:rPr>
+              <w:t xml:space="preserve">&gt; </w:t>
+            </w:r>
+            <w:r>
+              <w:rPr>
+                <w:rFonts w:hint="eastAsia" w:ascii="Times New Roman" w:hAnsi="Times New Roman" w:eastAsia="FangSong" w:cs="Times New Roman"/>
+              </w:rPr>
+              <w:t xml:space="preserve">图</w:t>
+            </w:r>
+            <w:r>
+              <w:rPr>
+                <w:rFonts w:ascii="Times New Roman" w:hAnsi="Times New Roman" w:eastAsia="Times New Roman" w:cs="Times New Roman"/>
+              </w:rPr>
+              <w:t xml:space="preserve"> </w:t>
+            </w:r>
+            <w:r>
+              <w:rPr>
+                <w:rFonts w:hint="eastAsia" w:ascii="Times New Roman" w:hAnsi="Times New Roman" w:eastAsia="Times New Roman" w:cs="Times New Roman"/>
+              </w:rPr>
+              <w:t>7-25：</w:t>
+            </w:r>
+            <w:r>
+              <w:rPr>
+                <w:rFonts w:hint="eastAsia" w:ascii="Times New Roman" w:hAnsi="Times New Roman" w:eastAsia="FangSong" w:cs="Times New Roman"/>
+              </w:rPr>
+              <w:t>多核羰基簇十八电子模型</w:t>
+            </w:r>
+          </w:p>
+        </w:tc>
+      </w:tr>
+    </w:tbl>
     <w:p>
       <w:pPr>
         <w:pStyle w:val="BodyText"/>
-        <w:spacing w:before="160" w:after="80"/>
-        <w:jc w:val="center"/>
-      </w:pPr>
-      <w:r>
-        <w:rPr>
-          <w:rFonts w:ascii="Times New Roman" w:hAnsi="Times New Roman" w:eastAsia="Times New Roman" w:cs="Times New Roman"/>
-        </w:rPr>
-        <w:drawing>
-          <wp:inline>
-            <wp:extent cx="2520000" cy="8645743"/>
-            <wp:effectExtent b="0" l="0" r="0" t="0"/>
-            <wp:docPr descr="" title="" id="91" name="Picture"/>
-            <a:graphic>
-              <a:graphicData uri="http://schemas.openxmlformats.org/drawingml/2006/picture">
-                <pic:pic>
-                  <pic:nvPicPr>
-                    <pic:cNvPr descr="3e9b87c6b156e8114e8beef0316423300b809d1e28e0b3a97fd84f5a4074a8d9.jpg" id="92" name="Picture"/>
-                    <pic:cNvPicPr>
-                      <a:picLocks noChangeArrowheads="1" noChangeAspect="1"/>
-                    </pic:cNvPicPr>
-                  </pic:nvPicPr>
-                  <pic:blipFill>
-                    <a:blip r:embed="rId90"/>
-                    <a:stretch>
-                      <a:fillRect/>
-                    </a:stretch>
-                  </pic:blipFill>
-                  <pic:spPr bwMode="auto">
-                    <a:xfrm>
-                      <a:off x="0" y="0"/>
-                      <a:ext cx="2520000" cy="8645743"/>
-                    </a:xfrm>
-                    <a:prstGeom prst="rect">
-                      <a:avLst/>
-                    </a:prstGeom>
-                    <a:noFill/>
-                    <a:ln w="9525">
-                      <a:noFill/>
-                      <a:headEnd/>
-                      <a:tailEnd/>
-                    </a:ln>
-                  </pic:spPr>
-                </pic:pic>
-              </a:graphicData>
-            </a:graphic>
-          </wp:inline>
-        </w:drawing>
-      </w:r>
-      <w:r>
-        <w:rPr>
-          <w:rFonts w:ascii="Times New Roman" w:hAnsi="Times New Roman" w:eastAsia="Times New Roman" w:cs="Times New Roman"/>
-        </w:rPr>
-        <w:t xml:space="preserve"> </w:t>
-      </w:r>
-      <w:r>
-        <w:rPr>
-          <w:rFonts w:ascii="Times New Roman" w:hAnsi="Times New Roman" w:eastAsia="Times New Roman" w:cs="Times New Roman"/>
-        </w:rPr>
-        <w:t xml:space="preserve">&gt; </w:t>
-      </w:r>
-      <w:r>
-        <w:rPr>
-          <w:rFonts w:hint="eastAsia" w:ascii="Times New Roman" w:hAnsi="Times New Roman" w:eastAsia="FangSong" w:cs="Times New Roman"/>
-        </w:rPr>
-        <w:t xml:space="preserve">图</w:t>
-      </w:r>
-      <w:r>
-        <w:rPr>
-          <w:rFonts w:ascii="Times New Roman" w:hAnsi="Times New Roman" w:eastAsia="Times New Roman" w:cs="Times New Roman"/>
-        </w:rPr>
-        <w:t xml:space="preserve"> </w:t>
-      </w:r>
-      <w:r>
-        <w:rPr>
-          <w:rFonts w:hint="eastAsia" w:ascii="Times New Roman" w:hAnsi="Times New Roman" w:eastAsia="Times New Roman" w:cs="Times New Roman"/>
-        </w:rPr>
-        <w:t>7-25：</w:t>
-      </w:r>
-      <w:r>
-        <w:rPr>
-          <w:rFonts w:hint="eastAsia" w:ascii="Times New Roman" w:hAnsi="Times New Roman" w:eastAsia="FangSong" w:cs="Times New Roman"/>
-        </w:rPr>
-        <w:t>多核羰基簇十八电子模型</w:t>
-      </w:r>
-    </w:p>
-    <w:p>
-      <w:pPr>
-        <w:pStyle w:val="BodyText"/>
+        <w:spacing w:before="120"/>
         <w:ind w:firstLine="420"/>
       </w:pPr>
       <w:r>

--- a/06-学生侧材料/讲义/学生专用版/2-结构化学/配位化合物基础-超级充实版（学生专用版）.docx
+++ b/06-学生侧材料/讲义/学生专用版/2-结构化学/配位化合物基础-超级充实版（学生专用版）.docx
@@ -27569,24 +27569,15 @@
         </w:rPr>
         <w:t>：</w:t>
       </w:r>
-      <w:r>
-        <w:rPr>
-          <w:rFonts w:ascii="Times New Roman" w:hAnsi="Times New Roman" w:eastAsia="Times New Roman" w:cs="Times New Roman"/>
-        </w:rPr>
-        <w:t xml:space="preserve"> </w:t>
-      </w:r>
-      <w:r>
-        <w:rPr>
-          <w:rFonts w:ascii="Times New Roman" w:hAnsi="Times New Roman" w:eastAsia="Times New Roman" w:cs="Times New Roman"/>
-        </w:rPr>
-        <w:t xml:space="preserve">(1)</w:t>
-      </w:r>
-      <w:r>
-        <w:rPr>
-          <w:rFonts w:ascii="Times New Roman" w:hAnsi="Times New Roman" w:eastAsia="Times New Roman" w:cs="Times New Roman"/>
-        </w:rPr>
-        <w:t xml:space="preserve"> </w:t>
-      </w:r>
+    </w:p>
+    <w:p>
+      <w:pPr>
+        <w:pStyle w:val="Compact"/>
+        <w:numPr>
+          <w:ilvl w:val="0"/>
+          <w:numId w:val="1003"/>
+        </w:numPr>
+      </w:pPr>
       <m:oMath>
         <m:oMathPr>
           <m:ctrlPr>
@@ -27711,24 +27702,15 @@
         </w:rPr>
         <w:t xml:space="preserve">；</w:t>
       </w:r>
-      <w:r>
-        <w:rPr>
-          <w:rFonts w:ascii="Times New Roman" w:hAnsi="Times New Roman" w:eastAsia="Times New Roman" w:cs="Times New Roman"/>
-        </w:rPr>
-        <w:t xml:space="preserve"> </w:t>
-      </w:r>
-      <w:r>
-        <w:rPr>
-          <w:rFonts w:ascii="Times New Roman" w:hAnsi="Times New Roman" w:eastAsia="Times New Roman" w:cs="Times New Roman"/>
-        </w:rPr>
-        <w:t xml:space="preserve">(2)</w:t>
-      </w:r>
-      <w:r>
-        <w:rPr>
-          <w:rFonts w:ascii="Times New Roman" w:hAnsi="Times New Roman" w:eastAsia="Times New Roman" w:cs="Times New Roman"/>
-        </w:rPr>
-        <w:t xml:space="preserve"> </w:t>
-      </w:r>
+    </w:p>
+    <w:p>
+      <w:pPr>
+        <w:pStyle w:val="Compact"/>
+        <w:numPr>
+          <w:ilvl w:val="0"/>
+          <w:numId w:val="1003"/>
+        </w:numPr>
+      </w:pPr>
       <m:oMath>
         <m:oMathPr>
           <m:ctrlPr>
@@ -27823,24 +27805,15 @@
         </w:rPr>
         <w:t xml:space="preserve">；</w:t>
       </w:r>
-      <w:r>
-        <w:rPr>
-          <w:rFonts w:ascii="Times New Roman" w:hAnsi="Times New Roman" w:eastAsia="Times New Roman" w:cs="Times New Roman"/>
-        </w:rPr>
-        <w:t xml:space="preserve"> </w:t>
-      </w:r>
-      <w:r>
-        <w:rPr>
-          <w:rFonts w:ascii="Times New Roman" w:hAnsi="Times New Roman" w:eastAsia="Times New Roman" w:cs="Times New Roman"/>
-        </w:rPr>
-        <w:t xml:space="preserve">(3)</w:t>
-      </w:r>
-      <w:r>
-        <w:rPr>
-          <w:rFonts w:ascii="Times New Roman" w:hAnsi="Times New Roman" w:eastAsia="Times New Roman" w:cs="Times New Roman"/>
-        </w:rPr>
-        <w:t xml:space="preserve"> </w:t>
-      </w:r>
+    </w:p>
+    <w:p>
+      <w:pPr>
+        <w:pStyle w:val="Compact"/>
+        <w:numPr>
+          <w:ilvl w:val="0"/>
+          <w:numId w:val="1003"/>
+        </w:numPr>
+      </w:pPr>
       <m:oMath>
         <m:oMathPr>
           <m:ctrlPr>
@@ -27953,24 +27926,15 @@
         </w:rPr>
         <w:t xml:space="preserve">；</w:t>
       </w:r>
-      <w:r>
-        <w:rPr>
-          <w:rFonts w:ascii="Times New Roman" w:hAnsi="Times New Roman" w:eastAsia="Times New Roman" w:cs="Times New Roman"/>
-        </w:rPr>
-        <w:t xml:space="preserve"> </w:t>
-      </w:r>
-      <w:r>
-        <w:rPr>
-          <w:rFonts w:ascii="Times New Roman" w:hAnsi="Times New Roman" w:eastAsia="Times New Roman" w:cs="Times New Roman"/>
-        </w:rPr>
-        <w:t xml:space="preserve">(4)</w:t>
-      </w:r>
-      <w:r>
-        <w:rPr>
-          <w:rFonts w:ascii="Times New Roman" w:hAnsi="Times New Roman" w:eastAsia="Times New Roman" w:cs="Times New Roman"/>
-        </w:rPr>
-        <w:t xml:space="preserve"> </w:t>
-      </w:r>
+    </w:p>
+    <w:p>
+      <w:pPr>
+        <w:pStyle w:val="Compact"/>
+        <w:numPr>
+          <w:ilvl w:val="0"/>
+          <w:numId w:val="1003"/>
+        </w:numPr>
+      </w:pPr>
       <m:oMath>
         <m:oMathPr>
           <m:ctrlPr>
@@ -28173,7 +28137,7 @@
     </w:p>
     <w:p>
       <w:pPr>
-        <w:pStyle w:val="BodyText"/>
+        <w:pStyle w:val="FirstParagraph"/>
       </w:pPr>
     </w:p>
     <w:p>
@@ -28243,249 +28207,241 @@
         </w:rPr>
         <w:t>）：</w:t>
       </w:r>
-      <w:r>
-        <w:rPr>
-          <w:rFonts w:ascii="Times New Roman" w:hAnsi="Times New Roman" w:eastAsia="Times New Roman" w:cs="Times New Roman"/>
-        </w:rPr>
-        <w:t xml:space="preserve"> </w:t>
-      </w:r>
-      <w:r>
-        <w:rPr>
-          <w:rFonts w:ascii="Times New Roman" w:hAnsi="Times New Roman" w:eastAsia="Times New Roman" w:cs="Times New Roman"/>
-        </w:rPr>
-        <w:t xml:space="preserve">(1) </w:t>
-      </w:r>
-      <w:r>
-        <w:rPr>
-          <w:rFonts w:hint="eastAsia" w:ascii="Times New Roman" w:hAnsi="Times New Roman" w:eastAsia="FangSong" w:cs="Times New Roman"/>
-        </w:rPr>
-        <w:t>硫酸五氨</w:t>
-      </w:r>
-      <w:r>
-        <w:rPr>
-          <w:rFonts w:hint="eastAsia" w:ascii="Times New Roman" w:hAnsi="Times New Roman" w:eastAsia="Times New Roman" w:cs="Times New Roman"/>
-        </w:rPr>
-        <w:t>·</w:t>
-      </w:r>
-      <w:r>
-        <w:rPr>
-          <w:rFonts w:hint="eastAsia" w:ascii="Times New Roman" w:hAnsi="Times New Roman" w:eastAsia="FangSong" w:cs="Times New Roman"/>
-        </w:rPr>
-        <w:t>氯合钴</w:t>
-      </w:r>
-      <w:r>
-        <w:rPr>
-          <w:rFonts w:hint="eastAsia" w:ascii="Times New Roman" w:hAnsi="Times New Roman" w:eastAsia="Times New Roman" w:cs="Times New Roman"/>
-        </w:rPr>
-        <w:t>(III)；</w:t>
-      </w:r>
-      <w:r>
-        <w:rPr>
-          <w:rFonts w:ascii="Times New Roman" w:hAnsi="Times New Roman" w:eastAsia="Times New Roman" w:cs="Times New Roman"/>
-        </w:rPr>
-        <w:t xml:space="preserve"> </w:t>
-      </w:r>
-      <w:r>
-        <w:rPr>
-          <w:rFonts w:ascii="Times New Roman" w:hAnsi="Times New Roman" w:eastAsia="Times New Roman" w:cs="Times New Roman"/>
-        </w:rPr>
-        <w:t xml:space="preserve">(2) </w:t>
-      </w:r>
-      <w:r>
-        <w:rPr>
-          <w:rFonts w:hint="eastAsia" w:ascii="Times New Roman" w:hAnsi="Times New Roman" w:eastAsia="FangSong" w:cs="Times New Roman"/>
-        </w:rPr>
-        <w:t>四氟</w:t>
-      </w:r>
-      <w:r>
-        <w:rPr>
-          <w:rFonts w:hint="eastAsia" w:ascii="Times New Roman" w:hAnsi="Times New Roman" w:eastAsia="Times New Roman" w:cs="Times New Roman"/>
-        </w:rPr>
-        <w:t>·</w:t>
-      </w:r>
-      <w:r>
-        <w:rPr>
-          <w:rFonts w:hint="eastAsia" w:ascii="Times New Roman" w:hAnsi="Times New Roman" w:eastAsia="FangSong" w:cs="Times New Roman"/>
-        </w:rPr>
-        <w:t>二羟基合铁</w:t>
-      </w:r>
-      <w:r>
-        <w:rPr>
-          <w:rFonts w:hint="eastAsia" w:ascii="Times New Roman" w:hAnsi="Times New Roman" w:eastAsia="Times New Roman" w:cs="Times New Roman"/>
-        </w:rPr>
-        <w:t>(III)</w:t>
-      </w:r>
-      <w:r>
-        <w:rPr>
-          <w:rFonts w:hint="eastAsia" w:ascii="Times New Roman" w:hAnsi="Times New Roman" w:eastAsia="FangSong" w:cs="Times New Roman"/>
-        </w:rPr>
-        <w:t>酸钾</w:t>
-      </w:r>
-      <w:r>
-        <w:rPr>
-          <w:rFonts w:hint="eastAsia" w:ascii="Times New Roman" w:hAnsi="Times New Roman" w:eastAsia="Times New Roman" w:cs="Times New Roman"/>
-        </w:rPr>
-        <w:t>；</w:t>
-      </w:r>
-      <w:r>
-        <w:rPr>
-          <w:rFonts w:ascii="Times New Roman" w:hAnsi="Times New Roman" w:eastAsia="Times New Roman" w:cs="Times New Roman"/>
-        </w:rPr>
-        <w:t xml:space="preserve"> </w:t>
-      </w:r>
-      <w:r>
-        <w:rPr>
-          <w:rFonts w:ascii="Times New Roman" w:hAnsi="Times New Roman" w:eastAsia="Times New Roman" w:cs="Times New Roman"/>
-        </w:rPr>
-        <w:t xml:space="preserve">(3) </w:t>
-      </w:r>
-      <w:r>
-        <w:rPr>
-          <w:rFonts w:hint="eastAsia" w:ascii="Times New Roman" w:hAnsi="Times New Roman" w:eastAsia="FangSong" w:cs="Times New Roman"/>
-        </w:rPr>
-        <w:t>二氯</w:t>
-      </w:r>
-      <w:r>
-        <w:rPr>
-          <w:rFonts w:hint="eastAsia" w:ascii="Times New Roman" w:hAnsi="Times New Roman" w:eastAsia="Times New Roman" w:cs="Times New Roman"/>
-        </w:rPr>
-        <w:t>·</w:t>
-      </w:r>
-      <w:r>
-        <w:rPr>
-          <w:rFonts w:hint="eastAsia" w:ascii="Times New Roman" w:hAnsi="Times New Roman" w:eastAsia="FangSong" w:cs="Times New Roman"/>
-        </w:rPr>
-        <w:t>双</w:t>
-      </w:r>
-      <w:r>
-        <w:rPr>
-          <w:rFonts w:hint="eastAsia" w:ascii="Times New Roman" w:hAnsi="Times New Roman" w:eastAsia="Times New Roman" w:cs="Times New Roman"/>
-        </w:rPr>
-        <w:t>（</w:t>
-      </w:r>
-      <w:r>
-        <w:rPr>
-          <w:rFonts w:hint="eastAsia" w:ascii="Times New Roman" w:hAnsi="Times New Roman" w:eastAsia="FangSong" w:cs="Times New Roman"/>
-        </w:rPr>
-        <w:t>乙二胺</w:t>
-      </w:r>
-      <w:r>
-        <w:rPr>
-          <w:rFonts w:hint="eastAsia" w:ascii="Times New Roman" w:hAnsi="Times New Roman" w:eastAsia="Times New Roman" w:cs="Times New Roman"/>
-        </w:rPr>
-        <w:t>）</w:t>
-      </w:r>
-      <w:r>
-        <w:rPr>
-          <w:rFonts w:hint="eastAsia" w:ascii="Times New Roman" w:hAnsi="Times New Roman" w:eastAsia="FangSong" w:cs="Times New Roman"/>
-        </w:rPr>
-        <w:t>合钴</w:t>
-      </w:r>
-      <w:r>
-        <w:rPr>
-          <w:rFonts w:hint="eastAsia" w:ascii="Times New Roman" w:hAnsi="Times New Roman" w:eastAsia="Times New Roman" w:cs="Times New Roman"/>
-        </w:rPr>
-        <w:t>(III)</w:t>
-      </w:r>
-      <w:r>
-        <w:rPr>
-          <w:rFonts w:hint="eastAsia" w:ascii="Times New Roman" w:hAnsi="Times New Roman" w:eastAsia="FangSong" w:cs="Times New Roman"/>
-        </w:rPr>
-        <w:t>离子</w:t>
-      </w:r>
-      <w:r>
-        <w:rPr>
-          <w:rFonts w:hint="eastAsia" w:ascii="Times New Roman" w:hAnsi="Times New Roman" w:eastAsia="Times New Roman" w:cs="Times New Roman"/>
-        </w:rPr>
-        <w:t>；</w:t>
-      </w:r>
-      <w:r>
-        <w:rPr>
-          <w:rFonts w:ascii="Times New Roman" w:hAnsi="Times New Roman" w:eastAsia="Times New Roman" w:cs="Times New Roman"/>
-        </w:rPr>
-        <w:t xml:space="preserve"> </w:t>
-      </w:r>
-      <w:r>
-        <w:rPr>
-          <w:rFonts w:ascii="Times New Roman" w:hAnsi="Times New Roman" w:eastAsia="Times New Roman" w:cs="Times New Roman"/>
-        </w:rPr>
-        <w:t xml:space="preserve">(4) </w:t>
-      </w:r>
-      <w:r>
-        <w:rPr>
-          <w:rFonts w:hint="eastAsia" w:ascii="Times New Roman" w:hAnsi="Times New Roman" w:eastAsia="FangSong" w:cs="Times New Roman"/>
-        </w:rPr>
-        <w:t>二</w:t>
-      </w:r>
-      <w:r>
-        <w:rPr>
-          <w:rFonts w:hint="eastAsia" w:ascii="Times New Roman" w:hAnsi="Times New Roman" w:eastAsia="Times New Roman" w:cs="Times New Roman"/>
-        </w:rPr>
-        <w:t>（</w:t>
-      </w:r>
-      <m:oMath>
-        <m:r>
-          <m:t>μ</m:t>
-        </m:r>
-      </m:oMath>
-      <w:r>
-        <w:rPr>
-          <w:rFonts w:hint="eastAsia" w:ascii="Times New Roman" w:hAnsi="Times New Roman" w:eastAsia="Times New Roman" w:cs="Times New Roman"/>
-        </w:rPr>
-        <w:t>-</w:t>
-      </w:r>
-      <w:r>
-        <w:rPr>
-          <w:rFonts w:hint="eastAsia" w:ascii="Times New Roman" w:hAnsi="Times New Roman" w:eastAsia="FangSong" w:cs="Times New Roman"/>
-        </w:rPr>
-        <w:t>氯</w:t>
-      </w:r>
-      <w:r>
-        <w:rPr>
-          <w:rFonts w:hint="eastAsia" w:ascii="Times New Roman" w:hAnsi="Times New Roman" w:eastAsia="Times New Roman" w:cs="Times New Roman"/>
-        </w:rPr>
-        <w:t>）·</w:t>
-      </w:r>
-      <w:r>
-        <w:rPr>
-          <w:rFonts w:hint="eastAsia" w:ascii="Times New Roman" w:hAnsi="Times New Roman" w:eastAsia="FangSong" w:cs="Times New Roman"/>
-        </w:rPr>
-        <w:t>四</w:t>
-      </w:r>
-      <w:r>
-        <w:rPr>
-          <w:rFonts w:hint="eastAsia" w:ascii="Times New Roman" w:hAnsi="Times New Roman" w:eastAsia="Times New Roman" w:cs="Times New Roman"/>
-        </w:rPr>
-        <w:t>（</w:t>
-      </w:r>
-      <w:r>
-        <w:rPr>
-          <w:rFonts w:hint="eastAsia" w:ascii="Times New Roman" w:hAnsi="Times New Roman" w:eastAsia="FangSong" w:cs="Times New Roman"/>
-        </w:rPr>
-        <w:t>羰基</w:t>
-      </w:r>
-      <w:r>
-        <w:rPr>
-          <w:rFonts w:hint="eastAsia" w:ascii="Times New Roman" w:hAnsi="Times New Roman" w:eastAsia="Times New Roman" w:cs="Times New Roman"/>
-        </w:rPr>
-        <w:t>）</w:t>
-      </w:r>
-      <w:r>
-        <w:rPr>
-          <w:rFonts w:hint="eastAsia" w:ascii="Times New Roman" w:hAnsi="Times New Roman" w:eastAsia="FangSong" w:cs="Times New Roman"/>
-        </w:rPr>
-        <w:t>合二铜</w:t>
-      </w:r>
-      <w:r>
-        <w:rPr>
-          <w:rFonts w:hint="eastAsia" w:ascii="Times New Roman" w:hAnsi="Times New Roman" w:eastAsia="Times New Roman" w:cs="Times New Roman"/>
-        </w:rPr>
-        <w:t>(I)。</w:t>
-      </w:r>
     </w:p>
     <w:p>
       <w:pPr>
-        <w:pStyle w:val="BodyText"/>
+        <w:pStyle w:val="Compact"/>
+        <w:numPr>
+          <w:ilvl w:val="0"/>
+          <w:numId w:val="1004"/>
+        </w:numPr>
+        <w:ind w:firstLine="420"/>
+      </w:pPr>
+      <w:r>
+        <w:rPr>
+          <w:rFonts w:hint="eastAsia" w:ascii="Times New Roman" w:hAnsi="Times New Roman" w:eastAsia="FangSong" w:cs="Times New Roman"/>
+        </w:rPr>
+        <w:t>硫酸五氨</w:t>
+      </w:r>
+      <w:r>
+        <w:rPr>
+          <w:rFonts w:hint="eastAsia" w:ascii="Times New Roman" w:hAnsi="Times New Roman" w:eastAsia="Times New Roman" w:cs="Times New Roman"/>
+        </w:rPr>
+        <w:t>·</w:t>
+      </w:r>
+      <w:r>
+        <w:rPr>
+          <w:rFonts w:hint="eastAsia" w:ascii="Times New Roman" w:hAnsi="Times New Roman" w:eastAsia="FangSong" w:cs="Times New Roman"/>
+        </w:rPr>
+        <w:t>氯合钴</w:t>
+      </w:r>
+      <w:r>
+        <w:rPr>
+          <w:rFonts w:hint="eastAsia" w:ascii="Times New Roman" w:hAnsi="Times New Roman" w:eastAsia="Times New Roman" w:cs="Times New Roman"/>
+        </w:rPr>
+        <w:t>(III)；</w:t>
+      </w:r>
+    </w:p>
+    <w:p>
+      <w:pPr>
+        <w:pStyle w:val="Compact"/>
+        <w:numPr>
+          <w:ilvl w:val="0"/>
+          <w:numId w:val="1004"/>
+        </w:numPr>
+        <w:ind w:firstLine="420"/>
+      </w:pPr>
+      <w:r>
+        <w:rPr>
+          <w:rFonts w:hint="eastAsia" w:ascii="Times New Roman" w:hAnsi="Times New Roman" w:eastAsia="FangSong" w:cs="Times New Roman"/>
+        </w:rPr>
+        <w:t>四氟</w:t>
+      </w:r>
+      <w:r>
+        <w:rPr>
+          <w:rFonts w:hint="eastAsia" w:ascii="Times New Roman" w:hAnsi="Times New Roman" w:eastAsia="Times New Roman" w:cs="Times New Roman"/>
+        </w:rPr>
+        <w:t>·</w:t>
+      </w:r>
+      <w:r>
+        <w:rPr>
+          <w:rFonts w:hint="eastAsia" w:ascii="Times New Roman" w:hAnsi="Times New Roman" w:eastAsia="FangSong" w:cs="Times New Roman"/>
+        </w:rPr>
+        <w:t>二羟基合铁</w:t>
+      </w:r>
+      <w:r>
+        <w:rPr>
+          <w:rFonts w:hint="eastAsia" w:ascii="Times New Roman" w:hAnsi="Times New Roman" w:eastAsia="Times New Roman" w:cs="Times New Roman"/>
+        </w:rPr>
+        <w:t>(III)</w:t>
+      </w:r>
+      <w:r>
+        <w:rPr>
+          <w:rFonts w:hint="eastAsia" w:ascii="Times New Roman" w:hAnsi="Times New Roman" w:eastAsia="FangSong" w:cs="Times New Roman"/>
+        </w:rPr>
+        <w:t>酸钾</w:t>
+      </w:r>
+      <w:r>
+        <w:rPr>
+          <w:rFonts w:hint="eastAsia" w:ascii="Times New Roman" w:hAnsi="Times New Roman" w:eastAsia="Times New Roman" w:cs="Times New Roman"/>
+        </w:rPr>
+        <w:t>；</w:t>
+      </w:r>
+    </w:p>
+    <w:p>
+      <w:pPr>
+        <w:pStyle w:val="Compact"/>
+        <w:numPr>
+          <w:ilvl w:val="0"/>
+          <w:numId w:val="1004"/>
+        </w:numPr>
+        <w:ind w:firstLine="420"/>
+      </w:pPr>
+      <w:r>
+        <w:rPr>
+          <w:rFonts w:hint="eastAsia" w:ascii="Times New Roman" w:hAnsi="Times New Roman" w:eastAsia="FangSong" w:cs="Times New Roman"/>
+        </w:rPr>
+        <w:t>二氯</w:t>
+      </w:r>
+      <w:r>
+        <w:rPr>
+          <w:rFonts w:hint="eastAsia" w:ascii="Times New Roman" w:hAnsi="Times New Roman" w:eastAsia="Times New Roman" w:cs="Times New Roman"/>
+        </w:rPr>
+        <w:t>·</w:t>
+      </w:r>
+      <w:r>
+        <w:rPr>
+          <w:rFonts w:hint="eastAsia" w:ascii="Times New Roman" w:hAnsi="Times New Roman" w:eastAsia="FangSong" w:cs="Times New Roman"/>
+        </w:rPr>
+        <w:t>双</w:t>
+      </w:r>
+      <w:r>
+        <w:rPr>
+          <w:rFonts w:hint="eastAsia" w:ascii="Times New Roman" w:hAnsi="Times New Roman" w:eastAsia="Times New Roman" w:cs="Times New Roman"/>
+        </w:rPr>
+        <w:t>（</w:t>
+      </w:r>
+      <w:r>
+        <w:rPr>
+          <w:rFonts w:hint="eastAsia" w:ascii="Times New Roman" w:hAnsi="Times New Roman" w:eastAsia="FangSong" w:cs="Times New Roman"/>
+        </w:rPr>
+        <w:t>乙二胺</w:t>
+      </w:r>
+      <w:r>
+        <w:rPr>
+          <w:rFonts w:hint="eastAsia" w:ascii="Times New Roman" w:hAnsi="Times New Roman" w:eastAsia="Times New Roman" w:cs="Times New Roman"/>
+        </w:rPr>
+        <w:t>）</w:t>
+      </w:r>
+      <w:r>
+        <w:rPr>
+          <w:rFonts w:hint="eastAsia" w:ascii="Times New Roman" w:hAnsi="Times New Roman" w:eastAsia="FangSong" w:cs="Times New Roman"/>
+        </w:rPr>
+        <w:t>合钴</w:t>
+      </w:r>
+      <w:r>
+        <w:rPr>
+          <w:rFonts w:hint="eastAsia" w:ascii="Times New Roman" w:hAnsi="Times New Roman" w:eastAsia="Times New Roman" w:cs="Times New Roman"/>
+        </w:rPr>
+        <w:t>(III)</w:t>
+      </w:r>
+      <w:r>
+        <w:rPr>
+          <w:rFonts w:hint="eastAsia" w:ascii="Times New Roman" w:hAnsi="Times New Roman" w:eastAsia="FangSong" w:cs="Times New Roman"/>
+        </w:rPr>
+        <w:t>离子</w:t>
+      </w:r>
+      <w:r>
+        <w:rPr>
+          <w:rFonts w:hint="eastAsia" w:ascii="Times New Roman" w:hAnsi="Times New Roman" w:eastAsia="Times New Roman" w:cs="Times New Roman"/>
+        </w:rPr>
+        <w:t>；</w:t>
+      </w:r>
+    </w:p>
+    <w:p>
+      <w:pPr>
+        <w:pStyle w:val="Compact"/>
+        <w:numPr>
+          <w:ilvl w:val="0"/>
+          <w:numId w:val="1004"/>
+        </w:numPr>
+        <w:ind w:firstLine="420"/>
+      </w:pPr>
+      <w:r>
+        <w:rPr>
+          <w:rFonts w:hint="eastAsia" w:ascii="Times New Roman" w:hAnsi="Times New Roman" w:eastAsia="FangSong" w:cs="Times New Roman"/>
+        </w:rPr>
+        <w:t>二</w:t>
+      </w:r>
+      <w:r>
+        <w:rPr>
+          <w:rFonts w:hint="eastAsia" w:ascii="Times New Roman" w:hAnsi="Times New Roman" w:eastAsia="Times New Roman" w:cs="Times New Roman"/>
+        </w:rPr>
+        <w:t>（</w:t>
+      </w:r>
+      <m:oMath>
+        <m:r>
+          <m:t>μ</m:t>
+        </m:r>
+      </m:oMath>
+      <w:r>
+        <w:rPr>
+          <w:rFonts w:hint="eastAsia" w:ascii="Times New Roman" w:hAnsi="Times New Roman" w:eastAsia="Times New Roman" w:cs="Times New Roman"/>
+        </w:rPr>
+        <w:t>-</w:t>
+      </w:r>
+      <w:r>
+        <w:rPr>
+          <w:rFonts w:hint="eastAsia" w:ascii="Times New Roman" w:hAnsi="Times New Roman" w:eastAsia="FangSong" w:cs="Times New Roman"/>
+        </w:rPr>
+        <w:t>氯</w:t>
+      </w:r>
+      <w:r>
+        <w:rPr>
+          <w:rFonts w:hint="eastAsia" w:ascii="Times New Roman" w:hAnsi="Times New Roman" w:eastAsia="Times New Roman" w:cs="Times New Roman"/>
+        </w:rPr>
+        <w:t>）·</w:t>
+      </w:r>
+      <w:r>
+        <w:rPr>
+          <w:rFonts w:hint="eastAsia" w:ascii="Times New Roman" w:hAnsi="Times New Roman" w:eastAsia="FangSong" w:cs="Times New Roman"/>
+        </w:rPr>
+        <w:t>四</w:t>
+      </w:r>
+      <w:r>
+        <w:rPr>
+          <w:rFonts w:hint="eastAsia" w:ascii="Times New Roman" w:hAnsi="Times New Roman" w:eastAsia="Times New Roman" w:cs="Times New Roman"/>
+        </w:rPr>
+        <w:t>（</w:t>
+      </w:r>
+      <w:r>
+        <w:rPr>
+          <w:rFonts w:hint="eastAsia" w:ascii="Times New Roman" w:hAnsi="Times New Roman" w:eastAsia="FangSong" w:cs="Times New Roman"/>
+        </w:rPr>
+        <w:t>羰基</w:t>
+      </w:r>
+      <w:r>
+        <w:rPr>
+          <w:rFonts w:hint="eastAsia" w:ascii="Times New Roman" w:hAnsi="Times New Roman" w:eastAsia="Times New Roman" w:cs="Times New Roman"/>
+        </w:rPr>
+        <w:t>）</w:t>
+      </w:r>
+      <w:r>
+        <w:rPr>
+          <w:rFonts w:hint="eastAsia" w:ascii="Times New Roman" w:hAnsi="Times New Roman" w:eastAsia="FangSong" w:cs="Times New Roman"/>
+        </w:rPr>
+        <w:t>合二铜</w:t>
+      </w:r>
+      <w:r>
+        <w:rPr>
+          <w:rFonts w:hint="eastAsia" w:ascii="Times New Roman" w:hAnsi="Times New Roman" w:eastAsia="Times New Roman" w:cs="Times New Roman"/>
+        </w:rPr>
+        <w:t>(I)。</w:t>
+      </w:r>
+    </w:p>
+    <w:p>
+      <w:pPr>
+        <w:pStyle w:val="FirstParagraph"/>
       </w:pPr>
     </w:p>
     <w:p>
@@ -32298,106 +32254,100 @@
         </w:rPr>
         <w:t xml:space="preserve">）：</w:t>
       </w:r>
-      <w:r>
-        <w:rPr>
-          <w:rFonts w:ascii="Times New Roman" w:hAnsi="Times New Roman" w:eastAsia="Times New Roman" w:cs="Times New Roman"/>
-        </w:rPr>
-        <w:t xml:space="preserve"> </w:t>
-      </w:r>
-      <w:r>
-        <w:rPr>
-          <w:rFonts w:ascii="Times New Roman" w:hAnsi="Times New Roman" w:eastAsia="Times New Roman" w:cs="Times New Roman"/>
-        </w:rPr>
-        <w:t xml:space="preserve">(1) </w:t>
-      </w:r>
-      <w:r>
-        <w:rPr>
-          <w:rFonts w:hint="eastAsia" w:ascii="Times New Roman" w:hAnsi="Times New Roman" w:eastAsia="FangSong" w:cs="Times New Roman"/>
-        </w:rPr>
-        <w:t>试通过系统的组合拓扑枚举法</w:t>
-      </w:r>
-      <w:r>
-        <w:rPr>
-          <w:rFonts w:hint="eastAsia" w:ascii="Times New Roman" w:hAnsi="Times New Roman" w:eastAsia="Times New Roman" w:cs="Times New Roman"/>
-        </w:rPr>
-        <w:t>，</w:t>
-      </w:r>
-      <w:r>
-        <w:rPr>
-          <w:rFonts w:hint="eastAsia" w:ascii="Times New Roman" w:hAnsi="Times New Roman" w:eastAsia="FangSong" w:cs="Times New Roman"/>
-        </w:rPr>
-        <w:t>推导出该体系总共存在多少种非对映的几何异构体</w:t>
-      </w:r>
-      <w:r>
-        <w:rPr>
-          <w:rFonts w:hint="eastAsia" w:ascii="Times New Roman" w:hAnsi="Times New Roman" w:eastAsia="Times New Roman" w:cs="Times New Roman"/>
-        </w:rPr>
-        <w:t>；</w:t>
-      </w:r>
-      <w:r>
-        <w:rPr>
-          <w:rFonts w:ascii="Times New Roman" w:hAnsi="Times New Roman" w:eastAsia="Times New Roman" w:cs="Times New Roman"/>
-        </w:rPr>
-        <w:t xml:space="preserve"> </w:t>
-      </w:r>
-      <w:r>
-        <w:rPr>
-          <w:rFonts w:ascii="Times New Roman" w:hAnsi="Times New Roman" w:eastAsia="Times New Roman" w:cs="Times New Roman"/>
-        </w:rPr>
-        <w:t xml:space="preserve">(2) </w:t>
-      </w:r>
-      <w:r>
-        <w:rPr>
-          <w:rFonts w:hint="eastAsia" w:ascii="Times New Roman" w:hAnsi="Times New Roman" w:eastAsia="FangSong" w:cs="Times New Roman"/>
-        </w:rPr>
-        <w:t>指明在所有几何异构体中</w:t>
-      </w:r>
-      <w:r>
-        <w:rPr>
-          <w:rFonts w:hint="eastAsia" w:ascii="Times New Roman" w:hAnsi="Times New Roman" w:eastAsia="Times New Roman" w:cs="Times New Roman"/>
-        </w:rPr>
-        <w:t>，</w:t>
-      </w:r>
-      <w:r>
-        <w:rPr>
-          <w:rFonts w:hint="eastAsia" w:ascii="Times New Roman" w:hAnsi="Times New Roman" w:eastAsia="FangSong" w:cs="Times New Roman"/>
-        </w:rPr>
-        <w:t>哪一种构型完全丧失了任何第二类对称元素而具有手性对映体</w:t>
-      </w:r>
-      <w:r>
-        <w:rPr>
-          <w:rFonts w:hint="eastAsia" w:ascii="Times New Roman" w:hAnsi="Times New Roman" w:eastAsia="Times New Roman" w:cs="Times New Roman"/>
-        </w:rPr>
-        <w:t>；</w:t>
-      </w:r>
-      <w:r>
-        <w:rPr>
-          <w:rFonts w:ascii="Times New Roman" w:hAnsi="Times New Roman" w:eastAsia="Times New Roman" w:cs="Times New Roman"/>
-        </w:rPr>
-        <w:t xml:space="preserve"> </w:t>
-      </w:r>
-      <w:r>
-        <w:rPr>
-          <w:rFonts w:ascii="Times New Roman" w:hAnsi="Times New Roman" w:eastAsia="Times New Roman" w:cs="Times New Roman"/>
-        </w:rPr>
-        <w:t xml:space="preserve">(3) </w:t>
-      </w:r>
-      <w:r>
-        <w:rPr>
-          <w:rFonts w:hint="eastAsia" w:ascii="Times New Roman" w:hAnsi="Times New Roman" w:eastAsia="FangSong" w:cs="Times New Roman"/>
-        </w:rPr>
-        <w:t>计算包含光学对映体在内的立体异构体总数目</w:t>
-      </w:r>
-      <w:r>
-        <w:rPr>
-          <w:rFonts w:hint="eastAsia" w:ascii="Times New Roman" w:hAnsi="Times New Roman" w:eastAsia="Times New Roman" w:cs="Times New Roman"/>
-        </w:rPr>
-        <w:t>。</w:t>
-      </w:r>
     </w:p>
     <w:p>
       <w:pPr>
-        <w:pStyle w:val="BodyText"/>
+        <w:pStyle w:val="Compact"/>
+        <w:numPr>
+          <w:ilvl w:val="0"/>
+          <w:numId w:val="1005"/>
+        </w:numPr>
+        <w:ind w:firstLine="420"/>
+      </w:pPr>
+      <w:r>
+        <w:rPr>
+          <w:rFonts w:hint="eastAsia" w:ascii="Times New Roman" w:hAnsi="Times New Roman" w:eastAsia="FangSong" w:cs="Times New Roman"/>
+        </w:rPr>
+        <w:t>试通过系统的组合拓扑枚举法</w:t>
+      </w:r>
+      <w:r>
+        <w:rPr>
+          <w:rFonts w:hint="eastAsia" w:ascii="Times New Roman" w:hAnsi="Times New Roman" w:eastAsia="Times New Roman" w:cs="Times New Roman"/>
+        </w:rPr>
+        <w:t>，</w:t>
+      </w:r>
+      <w:r>
+        <w:rPr>
+          <w:rFonts w:hint="eastAsia" w:ascii="Times New Roman" w:hAnsi="Times New Roman" w:eastAsia="FangSong" w:cs="Times New Roman"/>
+        </w:rPr>
+        <w:t>推导出该体系总共存在多少种非对映的几何异构体</w:t>
+      </w:r>
+      <w:r>
+        <w:rPr>
+          <w:rFonts w:hint="eastAsia" w:ascii="Times New Roman" w:hAnsi="Times New Roman" w:eastAsia="Times New Roman" w:cs="Times New Roman"/>
+        </w:rPr>
+        <w:t>；</w:t>
+      </w:r>
+    </w:p>
+    <w:p>
+      <w:pPr>
+        <w:pStyle w:val="Compact"/>
+        <w:numPr>
+          <w:ilvl w:val="0"/>
+          <w:numId w:val="1005"/>
+        </w:numPr>
+        <w:ind w:firstLine="420"/>
+      </w:pPr>
+      <w:r>
+        <w:rPr>
+          <w:rFonts w:hint="eastAsia" w:ascii="Times New Roman" w:hAnsi="Times New Roman" w:eastAsia="FangSong" w:cs="Times New Roman"/>
+        </w:rPr>
+        <w:t>指明在所有几何异构体中</w:t>
+      </w:r>
+      <w:r>
+        <w:rPr>
+          <w:rFonts w:hint="eastAsia" w:ascii="Times New Roman" w:hAnsi="Times New Roman" w:eastAsia="Times New Roman" w:cs="Times New Roman"/>
+        </w:rPr>
+        <w:t>，</w:t>
+      </w:r>
+      <w:r>
+        <w:rPr>
+          <w:rFonts w:hint="eastAsia" w:ascii="Times New Roman" w:hAnsi="Times New Roman" w:eastAsia="FangSong" w:cs="Times New Roman"/>
+        </w:rPr>
+        <w:t>哪一种构型完全丧失了任何第二类对称元素而具有手性对映体</w:t>
+      </w:r>
+      <w:r>
+        <w:rPr>
+          <w:rFonts w:hint="eastAsia" w:ascii="Times New Roman" w:hAnsi="Times New Roman" w:eastAsia="Times New Roman" w:cs="Times New Roman"/>
+        </w:rPr>
+        <w:t>；</w:t>
+      </w:r>
+    </w:p>
+    <w:p>
+      <w:pPr>
+        <w:pStyle w:val="Compact"/>
+        <w:numPr>
+          <w:ilvl w:val="0"/>
+          <w:numId w:val="1005"/>
+        </w:numPr>
+        <w:ind w:firstLine="420"/>
+      </w:pPr>
+      <w:r>
+        <w:rPr>
+          <w:rFonts w:hint="eastAsia" w:ascii="Times New Roman" w:hAnsi="Times New Roman" w:eastAsia="FangSong" w:cs="Times New Roman"/>
+        </w:rPr>
+        <w:t>计算包含光学对映体在内的立体异构体总数目</w:t>
+      </w:r>
+      <w:r>
+        <w:rPr>
+          <w:rFonts w:hint="eastAsia" w:ascii="Times New Roman" w:hAnsi="Times New Roman" w:eastAsia="Times New Roman" w:cs="Times New Roman"/>
+        </w:rPr>
+        <w:t>。</w:t>
+      </w:r>
+    </w:p>
+    <w:p>
+      <w:pPr>
+        <w:pStyle w:val="FirstParagraph"/>
       </w:pPr>
     </w:p>
     <w:p>
@@ -32555,150 +32505,144 @@
         </w:rPr>
         <w:t xml:space="preserve">Isomers）：</w:t>
       </w:r>
-      <w:r>
-        <w:rPr>
-          <w:rFonts w:ascii="Times New Roman" w:hAnsi="Times New Roman" w:eastAsia="Times New Roman" w:cs="Times New Roman"/>
-        </w:rPr>
-        <w:t xml:space="preserve"> </w:t>
-      </w:r>
-      <w:r>
-        <w:rPr>
-          <w:rFonts w:ascii="Times New Roman" w:hAnsi="Times New Roman" w:eastAsia="Times New Roman" w:cs="Times New Roman"/>
-        </w:rPr>
-        <w:t xml:space="preserve">(1) </w:t>
-      </w:r>
-      <w:r>
-        <w:rPr>
-          <w:rFonts w:hint="eastAsia" w:ascii="Times New Roman" w:hAnsi="Times New Roman" w:eastAsia="FangSong" w:cs="Times New Roman"/>
-        </w:rPr>
-        <w:t>写出这三种水合异构体的配位化学分子式</w:t>
-      </w:r>
-      <w:r>
-        <w:rPr>
-          <w:rFonts w:hint="eastAsia" w:ascii="Times New Roman" w:hAnsi="Times New Roman" w:eastAsia="Times New Roman" w:cs="Times New Roman"/>
-        </w:rPr>
-        <w:t>（</w:t>
-      </w:r>
-      <w:r>
-        <w:rPr>
-          <w:rFonts w:hint="eastAsia" w:ascii="Times New Roman" w:hAnsi="Times New Roman" w:eastAsia="FangSong" w:cs="Times New Roman"/>
-        </w:rPr>
-        <w:t>明确区分内界与外界结晶水</w:t>
-      </w:r>
-      <w:r>
-        <w:rPr>
-          <w:rFonts w:hint="eastAsia" w:ascii="Times New Roman" w:hAnsi="Times New Roman" w:eastAsia="Times New Roman" w:cs="Times New Roman"/>
-        </w:rPr>
-        <w:t>）；</w:t>
-      </w:r>
-      <w:r>
-        <w:rPr>
-          <w:rFonts w:ascii="Times New Roman" w:hAnsi="Times New Roman" w:eastAsia="Times New Roman" w:cs="Times New Roman"/>
-        </w:rPr>
-        <w:t xml:space="preserve"> </w:t>
-      </w:r>
-      <w:r>
-        <w:rPr>
-          <w:rFonts w:ascii="Times New Roman" w:hAnsi="Times New Roman" w:eastAsia="Times New Roman" w:cs="Times New Roman"/>
-        </w:rPr>
-        <w:t xml:space="preserve">(2) </w:t>
-      </w:r>
-      <w:r>
-        <w:rPr>
-          <w:rFonts w:hint="eastAsia" w:ascii="Times New Roman" w:hAnsi="Times New Roman" w:eastAsia="FangSong" w:cs="Times New Roman"/>
-        </w:rPr>
-        <w:t>分别写出向这三者的等摩尔稀水溶液中加入过量硝酸银溶液时</w:t>
-      </w:r>
-      <w:r>
-        <w:rPr>
-          <w:rFonts w:hint="eastAsia" w:ascii="Times New Roman" w:hAnsi="Times New Roman" w:eastAsia="Times New Roman" w:cs="Times New Roman"/>
-        </w:rPr>
-        <w:t>，</w:t>
-      </w:r>
-      <w:r>
-        <w:rPr>
-          <w:rFonts w:hint="eastAsia" w:ascii="Times New Roman" w:hAnsi="Times New Roman" w:eastAsia="FangSong" w:cs="Times New Roman"/>
-        </w:rPr>
-        <w:t>瞬间生成的</w:t>
-      </w:r>
-      <w:r>
-        <w:rPr>
-          <w:rFonts w:ascii="Times New Roman" w:hAnsi="Times New Roman" w:eastAsia="Times New Roman" w:cs="Times New Roman"/>
-        </w:rPr>
-        <w:t xml:space="preserve"> </w:t>
-      </w:r>
-      <m:oMath>
-        <m:r>
-          <m:rPr>
-            <m:sty m:val="p"/>
-          </m:rPr>
-          <m:t>A</m:t>
-        </m:r>
-        <m:r>
-          <m:rPr>
-            <m:sty m:val="p"/>
-          </m:rPr>
-          <m:t>g</m:t>
-        </m:r>
-        <m:r>
-          <m:rPr>
-            <m:sty m:val="p"/>
-          </m:rPr>
-          <m:t>C</m:t>
-        </m:r>
-        <m:r>
-          <m:rPr>
-            <m:sty m:val="p"/>
-          </m:rPr>
-          <m:t>l</m:t>
-        </m:r>
-      </m:oMath>
-      <w:r>
-        <w:rPr>
-          <w:rFonts w:ascii="Times New Roman" w:hAnsi="Times New Roman" w:eastAsia="Times New Roman" w:cs="Times New Roman"/>
-        </w:rPr>
-        <w:t xml:space="preserve"> </w:t>
-      </w:r>
-      <w:r>
-        <w:rPr>
-          <w:rFonts w:hint="eastAsia" w:ascii="Times New Roman" w:hAnsi="Times New Roman" w:eastAsia="FangSong" w:cs="Times New Roman"/>
-        </w:rPr>
-        <w:t>沉淀与原铬离子摩尔比值</w:t>
-      </w:r>
-      <w:r>
-        <w:rPr>
-          <w:rFonts w:hint="eastAsia" w:ascii="Times New Roman" w:hAnsi="Times New Roman" w:eastAsia="Times New Roman" w:cs="Times New Roman"/>
-        </w:rPr>
-        <w:t>；</w:t>
-      </w:r>
-      <w:r>
-        <w:rPr>
-          <w:rFonts w:ascii="Times New Roman" w:hAnsi="Times New Roman" w:eastAsia="Times New Roman" w:cs="Times New Roman"/>
-        </w:rPr>
-        <w:t xml:space="preserve"> </w:t>
-      </w:r>
-      <w:r>
-        <w:rPr>
-          <w:rFonts w:ascii="Times New Roman" w:hAnsi="Times New Roman" w:eastAsia="Times New Roman" w:cs="Times New Roman"/>
-        </w:rPr>
-        <w:t xml:space="preserve">(3) </w:t>
-      </w:r>
-      <w:r>
-        <w:rPr>
-          <w:rFonts w:hint="eastAsia" w:ascii="Times New Roman" w:hAnsi="Times New Roman" w:eastAsia="FangSong" w:cs="Times New Roman"/>
-        </w:rPr>
-        <w:t>预测这三种异构体在相同摩尔浓度下的水溶液摩尔电导率大小排序</w:t>
-      </w:r>
-      <w:r>
-        <w:rPr>
-          <w:rFonts w:hint="eastAsia" w:ascii="Times New Roman" w:hAnsi="Times New Roman" w:eastAsia="Times New Roman" w:cs="Times New Roman"/>
-        </w:rPr>
-        <w:t>。</w:t>
-      </w:r>
     </w:p>
     <w:p>
       <w:pPr>
-        <w:pStyle w:val="BodyText"/>
+        <w:pStyle w:val="Compact"/>
+        <w:numPr>
+          <w:ilvl w:val="0"/>
+          <w:numId w:val="1006"/>
+        </w:numPr>
+        <w:ind w:firstLine="420"/>
+      </w:pPr>
+      <w:r>
+        <w:rPr>
+          <w:rFonts w:hint="eastAsia" w:ascii="Times New Roman" w:hAnsi="Times New Roman" w:eastAsia="FangSong" w:cs="Times New Roman"/>
+        </w:rPr>
+        <w:t>写出这三种水合异构体的配位化学分子式</w:t>
+      </w:r>
+      <w:r>
+        <w:rPr>
+          <w:rFonts w:hint="eastAsia" w:ascii="Times New Roman" w:hAnsi="Times New Roman" w:eastAsia="Times New Roman" w:cs="Times New Roman"/>
+        </w:rPr>
+        <w:t>（</w:t>
+      </w:r>
+      <w:r>
+        <w:rPr>
+          <w:rFonts w:hint="eastAsia" w:ascii="Times New Roman" w:hAnsi="Times New Roman" w:eastAsia="FangSong" w:cs="Times New Roman"/>
+        </w:rPr>
+        <w:t>明确区分内界与外界结晶水</w:t>
+      </w:r>
+      <w:r>
+        <w:rPr>
+          <w:rFonts w:hint="eastAsia" w:ascii="Times New Roman" w:hAnsi="Times New Roman" w:eastAsia="Times New Roman" w:cs="Times New Roman"/>
+        </w:rPr>
+        <w:t>）；</w:t>
+      </w:r>
+    </w:p>
+    <w:p>
+      <w:pPr>
+        <w:pStyle w:val="Compact"/>
+        <w:numPr>
+          <w:ilvl w:val="0"/>
+          <w:numId w:val="1006"/>
+        </w:numPr>
+        <w:ind w:firstLine="420"/>
+      </w:pPr>
+      <w:r>
+        <w:rPr>
+          <w:rFonts w:hint="eastAsia" w:ascii="Times New Roman" w:hAnsi="Times New Roman" w:eastAsia="FangSong" w:cs="Times New Roman"/>
+        </w:rPr>
+        <w:t>分别写出向这三者的等摩尔稀水溶液中加入过量硝酸银溶液时</w:t>
+      </w:r>
+      <w:r>
+        <w:rPr>
+          <w:rFonts w:hint="eastAsia" w:ascii="Times New Roman" w:hAnsi="Times New Roman" w:eastAsia="Times New Roman" w:cs="Times New Roman"/>
+        </w:rPr>
+        <w:t>，</w:t>
+      </w:r>
+      <w:r>
+        <w:rPr>
+          <w:rFonts w:hint="eastAsia" w:ascii="Times New Roman" w:hAnsi="Times New Roman" w:eastAsia="FangSong" w:cs="Times New Roman"/>
+        </w:rPr>
+        <w:t>瞬间生成的</w:t>
+      </w:r>
+      <w:r>
+        <w:rPr>
+          <w:rFonts w:ascii="Times New Roman" w:hAnsi="Times New Roman" w:eastAsia="Times New Roman" w:cs="Times New Roman"/>
+        </w:rPr>
+        <w:t xml:space="preserve"> </w:t>
+      </w:r>
+      <m:oMath>
+        <m:r>
+          <m:rPr>
+            <m:sty m:val="p"/>
+          </m:rPr>
+          <m:t>A</m:t>
+        </m:r>
+        <m:r>
+          <m:rPr>
+            <m:sty m:val="p"/>
+          </m:rPr>
+          <m:t>g</m:t>
+        </m:r>
+        <m:r>
+          <m:rPr>
+            <m:sty m:val="p"/>
+          </m:rPr>
+          <m:t>C</m:t>
+        </m:r>
+        <m:r>
+          <m:rPr>
+            <m:sty m:val="p"/>
+          </m:rPr>
+          <m:t>l</m:t>
+        </m:r>
+      </m:oMath>
+      <w:r>
+        <w:rPr>
+          <w:rFonts w:ascii="Times New Roman" w:hAnsi="Times New Roman" w:eastAsia="Times New Roman" w:cs="Times New Roman"/>
+        </w:rPr>
+        <w:t xml:space="preserve"> </w:t>
+      </w:r>
+      <w:r>
+        <w:rPr>
+          <w:rFonts w:hint="eastAsia" w:ascii="Times New Roman" w:hAnsi="Times New Roman" w:eastAsia="FangSong" w:cs="Times New Roman"/>
+        </w:rPr>
+        <w:t>沉淀与原铬离子摩尔比值</w:t>
+      </w:r>
+      <w:r>
+        <w:rPr>
+          <w:rFonts w:hint="eastAsia" w:ascii="Times New Roman" w:hAnsi="Times New Roman" w:eastAsia="Times New Roman" w:cs="Times New Roman"/>
+        </w:rPr>
+        <w:t>；</w:t>
+      </w:r>
+    </w:p>
+    <w:p>
+      <w:pPr>
+        <w:pStyle w:val="Compact"/>
+        <w:numPr>
+          <w:ilvl w:val="0"/>
+          <w:numId w:val="1006"/>
+        </w:numPr>
+        <w:ind w:firstLine="420"/>
+      </w:pPr>
+      <w:r>
+        <w:rPr>
+          <w:rFonts w:hint="eastAsia" w:ascii="Times New Roman" w:hAnsi="Times New Roman" w:eastAsia="FangSong" w:cs="Times New Roman"/>
+        </w:rPr>
+        <w:t>预测这三种异构体在相同摩尔浓度下的水溶液摩尔电导率大小排序</w:t>
+      </w:r>
+      <w:r>
+        <w:rPr>
+          <w:rFonts w:hint="eastAsia" w:ascii="Times New Roman" w:hAnsi="Times New Roman" w:eastAsia="Times New Roman" w:cs="Times New Roman"/>
+        </w:rPr>
+        <w:t>。</w:t>
+      </w:r>
+    </w:p>
+    <w:p>
+      <w:pPr>
+        <w:pStyle w:val="FirstParagraph"/>
       </w:pPr>
     </w:p>
     <w:p>
@@ -34983,18 +34927,16 @@
         </w:rPr>
         <w:t xml:space="preserve">）：</w:t>
       </w:r>
-      <w:r>
-        <w:rPr>
-          <w:rFonts w:ascii="Times New Roman" w:hAnsi="Times New Roman" w:eastAsia="Times New Roman" w:cs="Times New Roman"/>
-        </w:rPr>
-        <w:t xml:space="preserve"> </w:t>
-      </w:r>
-      <w:r>
-        <w:rPr>
-          <w:rFonts w:ascii="Times New Roman" w:hAnsi="Times New Roman" w:eastAsia="Times New Roman" w:cs="Times New Roman"/>
-        </w:rPr>
-        <w:t xml:space="preserve">(1) </w:t>
-      </w:r>
+    </w:p>
+    <w:p>
+      <w:pPr>
+        <w:pStyle w:val="Compact"/>
+        <w:numPr>
+          <w:ilvl w:val="0"/>
+          <w:numId w:val="1007"/>
+        </w:numPr>
+        <w:ind w:firstLine="420"/>
+      </w:pPr>
       <w:r>
         <w:rPr>
           <w:rFonts w:hint="eastAsia" w:ascii="Times New Roman" w:hAnsi="Times New Roman" w:eastAsia="FangSong" w:cs="Times New Roman"/>
@@ -35074,18 +35016,16 @@
         </w:rPr>
         <w:t>；</w:t>
       </w:r>
-      <w:r>
-        <w:rPr>
-          <w:rFonts w:ascii="Times New Roman" w:hAnsi="Times New Roman" w:eastAsia="Times New Roman" w:cs="Times New Roman"/>
-        </w:rPr>
-        <w:t xml:space="preserve"> </w:t>
-      </w:r>
-      <w:r>
-        <w:rPr>
-          <w:rFonts w:ascii="Times New Roman" w:hAnsi="Times New Roman" w:eastAsia="Times New Roman" w:cs="Times New Roman"/>
-        </w:rPr>
-        <w:t xml:space="preserve">(2) </w:t>
-      </w:r>
+    </w:p>
+    <w:p>
+      <w:pPr>
+        <w:pStyle w:val="Compact"/>
+        <w:numPr>
+          <w:ilvl w:val="0"/>
+          <w:numId w:val="1007"/>
+        </w:numPr>
+        <w:ind w:firstLine="420"/>
+      </w:pPr>
       <w:r>
         <w:rPr>
           <w:rFonts w:hint="eastAsia" w:ascii="Times New Roman" w:hAnsi="Times New Roman" w:eastAsia="FangSong" w:cs="Times New Roman"/>
@@ -35145,18 +35085,16 @@
         </w:rPr>
         <w:t>）；</w:t>
       </w:r>
-      <w:r>
-        <w:rPr>
-          <w:rFonts w:ascii="Times New Roman" w:hAnsi="Times New Roman" w:eastAsia="Times New Roman" w:cs="Times New Roman"/>
-        </w:rPr>
-        <w:t xml:space="preserve"> </w:t>
-      </w:r>
-      <w:r>
-        <w:rPr>
-          <w:rFonts w:ascii="Times New Roman" w:hAnsi="Times New Roman" w:eastAsia="Times New Roman" w:cs="Times New Roman"/>
-        </w:rPr>
-        <w:t xml:space="preserve">(3) </w:t>
-      </w:r>
+    </w:p>
+    <w:p>
+      <w:pPr>
+        <w:pStyle w:val="Compact"/>
+        <w:numPr>
+          <w:ilvl w:val="0"/>
+          <w:numId w:val="1007"/>
+        </w:numPr>
+        <w:ind w:firstLine="420"/>
+      </w:pPr>
       <w:r>
         <w:rPr>
           <w:rFonts w:hint="eastAsia" w:ascii="Times New Roman" w:hAnsi="Times New Roman" w:eastAsia="FangSong" w:cs="Times New Roman"/>
@@ -35197,6 +35135,282 @@
           <w:rFonts w:hint="eastAsia" w:ascii="Times New Roman" w:hAnsi="Times New Roman" w:eastAsia="FangSong" w:cs="Times New Roman"/>
         </w:rPr>
         <w:t>并指出各自的宏观磁性强弱</w:t>
+      </w:r>
+      <w:r>
+        <w:rPr>
+          <w:rFonts w:hint="eastAsia" w:ascii="Times New Roman" w:hAnsi="Times New Roman" w:eastAsia="Times New Roman" w:cs="Times New Roman"/>
+        </w:rPr>
+        <w:t>。</w:t>
+      </w:r>
+    </w:p>
+    <w:p>
+      <w:pPr>
+        <w:pStyle w:val="FirstParagraph"/>
+      </w:pPr>
+    </w:p>
+    <w:p>
+      <w:pPr>
+        <w:pStyle w:val="BodyText"/>
+        <w:ind w:firstLine="420"/>
+      </w:pPr>
+      <w:r>
+        <w:rPr>
+          <w:rFonts w:ascii="Times New Roman" w:hAnsi="Times New Roman" w:eastAsia="Times New Roman" w:cs="Times New Roman"/>
+          <w:b/>
+          <w:bCs/>
+        </w:rPr>
+        <w:t xml:space="preserve">19.</w:t>
+      </w:r>
+      <w:r>
+        <w:rPr>
+          <w:rFonts w:ascii="Times New Roman" w:hAnsi="Times New Roman" w:eastAsia="Times New Roman" w:cs="Times New Roman"/>
+        </w:rPr>
+        <w:t xml:space="preserve"> </w:t>
+      </w:r>
+      <w:r>
+        <w:rPr>
+          <w:rFonts w:hint="eastAsia" w:ascii="Times New Roman" w:hAnsi="Times New Roman" w:eastAsia="FangSong" w:cs="Times New Roman"/>
+        </w:rPr>
+        <w:t>在配位化学中</w:t>
+      </w:r>
+      <w:r>
+        <w:rPr>
+          <w:rFonts w:hint="eastAsia" w:ascii="Times New Roman" w:hAnsi="Times New Roman" w:eastAsia="Times New Roman" w:cs="Times New Roman"/>
+        </w:rPr>
+        <w:t>，</w:t>
+      </w:r>
+      <w:r>
+        <w:rPr>
+          <w:rFonts w:hint="eastAsia" w:ascii="Times New Roman" w:hAnsi="Times New Roman" w:eastAsia="FangSong" w:cs="Times New Roman"/>
+        </w:rPr>
+        <w:t>尽管第一过渡系金属在八面体场中普遍存在高自旋与低自旋态的竞争</w:t>
+      </w:r>
+      <w:r>
+        <w:rPr>
+          <w:rFonts w:hint="eastAsia" w:ascii="Times New Roman" w:hAnsi="Times New Roman" w:eastAsia="Times New Roman" w:cs="Times New Roman"/>
+        </w:rPr>
+        <w:t>，</w:t>
+      </w:r>
+      <w:r>
+        <w:rPr>
+          <w:rFonts w:hint="eastAsia" w:ascii="Times New Roman" w:hAnsi="Times New Roman" w:eastAsia="FangSong" w:cs="Times New Roman"/>
+        </w:rPr>
+        <w:t>但对于四配位正四面体配合物</w:t>
+      </w:r>
+      <w:r>
+        <w:rPr>
+          <w:rFonts w:hint="eastAsia" w:ascii="Times New Roman" w:hAnsi="Times New Roman" w:eastAsia="Times New Roman" w:cs="Times New Roman"/>
+        </w:rPr>
+        <w:t>，</w:t>
+      </w:r>
+      <w:r>
+        <w:rPr>
+          <w:rFonts w:hint="eastAsia" w:ascii="Times New Roman" w:hAnsi="Times New Roman" w:eastAsia="FangSong" w:cs="Times New Roman"/>
+        </w:rPr>
+        <w:t>在几乎所有常见实验体系中均无一例外稳定在高自旋态</w:t>
+      </w:r>
+      <w:r>
+        <w:rPr>
+          <w:rFonts w:hint="eastAsia" w:ascii="Times New Roman" w:hAnsi="Times New Roman" w:eastAsia="Times New Roman" w:cs="Times New Roman"/>
+        </w:rPr>
+        <w:t>。</w:t>
+      </w:r>
+      <w:r>
+        <w:rPr>
+          <w:rFonts w:hint="eastAsia" w:ascii="Times New Roman" w:hAnsi="Times New Roman" w:eastAsia="FangSong" w:cs="Times New Roman"/>
+        </w:rPr>
+        <w:t>试结合四面体场分裂能公式</w:t>
+      </w:r>
+      <w:r>
+        <w:rPr>
+          <w:rFonts w:ascii="Times New Roman" w:hAnsi="Times New Roman" w:eastAsia="Times New Roman" w:cs="Times New Roman"/>
+        </w:rPr>
+        <w:t xml:space="preserve"> </w:t>
+      </w:r>
+      <m:oMath>
+        <m:oMathPr>
+          <m:ctrlPr>
+            <w:rPr>
+              <w:sz w:val="28"/>
+              <w:szCs w:val="28"/>
+            </w:rPr>
+          </m:ctrlPr>
+        </m:oMathPr>
+        <m:sSub>
+          <m:e>
+            <m:r>
+              <m:rPr>
+                <m:sty m:val="p"/>
+              </m:rPr>
+              <m:t>Δ</m:t>
+            </m:r>
+          </m:e>
+          <m:sub>
+            <m:r>
+              <m:t>t</m:t>
+            </m:r>
+          </m:sub>
+        </m:sSub>
+        <m:r>
+          <m:rPr>
+            <m:sty m:val="p"/>
+          </m:rPr>
+          <m:t>≈</m:t>
+        </m:r>
+        <m:f>
+          <m:fPr>
+            <m:type m:val="bar"/>
+          </m:fPr>
+          <m:num>
+            <m:r>
+              <m:t>4</m:t>
+            </m:r>
+          </m:num>
+          <m:den>
+            <m:r>
+              <m:t>9</m:t>
+            </m:r>
+          </m:den>
+        </m:f>
+        <m:sSub>
+          <m:e>
+            <m:r>
+              <m:rPr>
+                <m:sty m:val="p"/>
+              </m:rPr>
+              <m:t>Δ</m:t>
+            </m:r>
+          </m:e>
+          <m:sub>
+            <m:r>
+              <m:t>o</m:t>
+            </m:r>
+          </m:sub>
+        </m:sSub>
+      </m:oMath>
+      <w:r>
+        <w:rPr>
+          <w:rFonts w:ascii="Times New Roman" w:hAnsi="Times New Roman" w:eastAsia="Times New Roman" w:cs="Times New Roman"/>
+        </w:rPr>
+        <w:t xml:space="preserve"> </w:t>
+      </w:r>
+      <w:r>
+        <w:rPr>
+          <w:rFonts w:hint="eastAsia" w:ascii="Times New Roman" w:hAnsi="Times New Roman" w:eastAsia="FangSong" w:cs="Times New Roman"/>
+        </w:rPr>
+        <w:t xml:space="preserve">以及电子自旋成对能</w:t>
+      </w:r>
+      <w:r>
+        <w:rPr>
+          <w:rFonts w:ascii="Times New Roman" w:hAnsi="Times New Roman" w:eastAsia="Times New Roman" w:cs="Times New Roman"/>
+        </w:rPr>
+        <w:t xml:space="preserve"> </w:t>
+      </w:r>
+      <m:oMath>
+        <m:r>
+          <m:t>P</m:t>
+        </m:r>
+      </m:oMath>
+      <w:r>
+        <w:rPr>
+          <w:rFonts w:ascii="Times New Roman" w:hAnsi="Times New Roman" w:eastAsia="Times New Roman" w:cs="Times New Roman"/>
+        </w:rPr>
+        <w:t xml:space="preserve"> </w:t>
+      </w:r>
+      <w:r>
+        <w:rPr>
+          <w:rFonts w:hint="eastAsia" w:ascii="Times New Roman" w:hAnsi="Times New Roman" w:eastAsia="FangSong" w:cs="Times New Roman"/>
+        </w:rPr>
+        <w:t>的常见能量数量级</w:t>
+      </w:r>
+      <w:r>
+        <w:rPr>
+          <w:rFonts w:hint="eastAsia" w:ascii="Times New Roman" w:hAnsi="Times New Roman" w:eastAsia="Times New Roman" w:cs="Times New Roman"/>
+        </w:rPr>
+        <w:t>（</w:t>
+      </w:r>
+      <w:r>
+        <w:rPr>
+          <w:rFonts w:hint="eastAsia" w:ascii="Times New Roman" w:hAnsi="Times New Roman" w:eastAsia="FangSong" w:cs="Times New Roman"/>
+        </w:rPr>
+        <w:t>通常在</w:t>
+      </w:r>
+      <w:r>
+        <w:rPr>
+          <w:rFonts w:ascii="Times New Roman" w:hAnsi="Times New Roman" w:eastAsia="Times New Roman" w:cs="Times New Roman"/>
+        </w:rPr>
+        <w:t xml:space="preserve"> </w:t>
+      </w:r>
+      <m:oMath>
+        <m:oMathPr>
+          <m:ctrlPr>
+            <w:rPr>
+              <w:sz w:val="28"/>
+              <w:szCs w:val="28"/>
+            </w:rPr>
+          </m:ctrlPr>
+        </m:oMathPr>
+        <m:r>
+          <m:t>15000</m:t>
+        </m:r>
+        <m:r>
+          <m:rPr>
+            <m:sty m:val="p"/>
+          </m:rPr>
+          <m:t>∼</m:t>
+        </m:r>
+        <m:r>
+          <m:t>25000</m:t>
+        </m:r>
+        <m:r>
+          <m:rPr>
+            <m:nor/>
+            <m:sty m:val="p"/>
+          </m:rPr>
+          <m:t> </m:t>
+        </m:r>
+        <m:r>
+          <m:rPr>
+            <m:sty m:val="p"/>
+          </m:rPr>
+          <m:t>c</m:t>
+        </m:r>
+        <m:sSup>
+          <m:e>
+            <m:r>
+              <m:rPr>
+                <m:sty m:val="p"/>
+              </m:rPr>
+              <m:t>m</m:t>
+            </m:r>
+          </m:e>
+          <m:sup>
+            <m:r>
+              <m:rPr>
+                <m:sty m:val="p"/>
+              </m:rPr>
+              <m:t>−</m:t>
+            </m:r>
+            <m:r>
+              <m:rPr>
+                <m:sty m:val="p"/>
+              </m:rPr>
+              <m:t>1</m:t>
+            </m:r>
+          </m:sup>
+        </m:sSup>
+      </m:oMath>
+      <w:r>
+        <w:rPr>
+          <w:rFonts w:hint="eastAsia" w:ascii="Times New Roman" w:hAnsi="Times New Roman" w:eastAsia="Times New Roman" w:cs="Times New Roman"/>
+        </w:rPr>
+        <w:t>），</w:t>
+      </w:r>
+      <w:r>
+        <w:rPr>
+          <w:rFonts w:hint="eastAsia" w:ascii="Times New Roman" w:hAnsi="Times New Roman" w:eastAsia="FangSong" w:cs="Times New Roman"/>
+        </w:rPr>
+        <w:t>严密论证这一普遍现象的热力学必然性</w:t>
       </w:r>
       <w:r>
         <w:rPr>
@@ -35221,67 +35435,19 @@
           <w:b/>
           <w:bCs/>
         </w:rPr>
-        <w:t xml:space="preserve">19.</w:t>
-      </w:r>
-      <w:r>
-        <w:rPr>
-          <w:rFonts w:ascii="Times New Roman" w:hAnsi="Times New Roman" w:eastAsia="Times New Roman" w:cs="Times New Roman"/>
-        </w:rPr>
-        <w:t xml:space="preserve"> </w:t>
-      </w:r>
-      <w:r>
-        <w:rPr>
-          <w:rFonts w:hint="eastAsia" w:ascii="Times New Roman" w:hAnsi="Times New Roman" w:eastAsia="FangSong" w:cs="Times New Roman"/>
-        </w:rPr>
-        <w:t>在配位化学中</w:t>
-      </w:r>
-      <w:r>
-        <w:rPr>
-          <w:rFonts w:hint="eastAsia" w:ascii="Times New Roman" w:hAnsi="Times New Roman" w:eastAsia="Times New Roman" w:cs="Times New Roman"/>
-        </w:rPr>
-        <w:t>，</w:t>
-      </w:r>
-      <w:r>
-        <w:rPr>
-          <w:rFonts w:hint="eastAsia" w:ascii="Times New Roman" w:hAnsi="Times New Roman" w:eastAsia="FangSong" w:cs="Times New Roman"/>
-        </w:rPr>
-        <w:t>尽管第一过渡系金属在八面体场中普遍存在高自旋与低自旋态的竞争</w:t>
-      </w:r>
-      <w:r>
-        <w:rPr>
-          <w:rFonts w:hint="eastAsia" w:ascii="Times New Roman" w:hAnsi="Times New Roman" w:eastAsia="Times New Roman" w:cs="Times New Roman"/>
-        </w:rPr>
-        <w:t>，</w:t>
-      </w:r>
-      <w:r>
-        <w:rPr>
-          <w:rFonts w:hint="eastAsia" w:ascii="Times New Roman" w:hAnsi="Times New Roman" w:eastAsia="FangSong" w:cs="Times New Roman"/>
-        </w:rPr>
-        <w:t>但对于四配位正四面体配合物</w:t>
-      </w:r>
-      <w:r>
-        <w:rPr>
-          <w:rFonts w:hint="eastAsia" w:ascii="Times New Roman" w:hAnsi="Times New Roman" w:eastAsia="Times New Roman" w:cs="Times New Roman"/>
-        </w:rPr>
-        <w:t>，</w:t>
-      </w:r>
-      <w:r>
-        <w:rPr>
-          <w:rFonts w:hint="eastAsia" w:ascii="Times New Roman" w:hAnsi="Times New Roman" w:eastAsia="FangSong" w:cs="Times New Roman"/>
-        </w:rPr>
-        <w:t>在几乎所有常见实验体系中均无一例外稳定在高自旋态</w:t>
-      </w:r>
-      <w:r>
-        <w:rPr>
-          <w:rFonts w:hint="eastAsia" w:ascii="Times New Roman" w:hAnsi="Times New Roman" w:eastAsia="Times New Roman" w:cs="Times New Roman"/>
-        </w:rPr>
-        <w:t>。</w:t>
-      </w:r>
-      <w:r>
-        <w:rPr>
-          <w:rFonts w:hint="eastAsia" w:ascii="Times New Roman" w:hAnsi="Times New Roman" w:eastAsia="FangSong" w:cs="Times New Roman"/>
-        </w:rPr>
-        <w:t>试结合四面体场分裂能公式</w:t>
+        <w:t xml:space="preserve">20.</w:t>
+      </w:r>
+      <w:r>
+        <w:rPr>
+          <w:rFonts w:ascii="Times New Roman" w:hAnsi="Times New Roman" w:eastAsia="Times New Roman" w:cs="Times New Roman"/>
+        </w:rPr>
+        <w:t xml:space="preserve"> </w:t>
+      </w:r>
+      <w:r>
+        <w:rPr>
+          <w:rFonts w:hint="eastAsia" w:ascii="Times New Roman" w:hAnsi="Times New Roman" w:eastAsia="FangSong" w:cs="Times New Roman"/>
+        </w:rPr>
+        <w:t xml:space="preserve">六水合钛离子</w:t>
       </w:r>
       <w:r>
         <w:rPr>
@@ -35298,18 +35464,45 @@
             </w:rPr>
           </m:ctrlPr>
         </m:oMathPr>
+        <m:r>
+          <m:rPr>
+            <m:sty m:val="p"/>
+          </m:rPr>
+          <m:t>[</m:t>
+        </m:r>
+        <m:r>
+          <m:rPr>
+            <m:sty m:val="p"/>
+          </m:rPr>
+          <m:t>T</m:t>
+        </m:r>
+        <m:r>
+          <m:rPr>
+            <m:sty m:val="p"/>
+          </m:rPr>
+          <m:t>i</m:t>
+        </m:r>
+        <m:r>
+          <m:rPr>
+            <m:sty m:val="p"/>
+          </m:rPr>
+          <m:t>(</m:t>
+        </m:r>
         <m:sSub>
           <m:e>
             <m:r>
               <m:rPr>
                 <m:sty m:val="p"/>
               </m:rPr>
-              <m:t>Δ</m:t>
+              <m:t>H</m:t>
             </m:r>
           </m:e>
           <m:sub>
             <m:r>
-              <m:t>t</m:t>
+              <m:rPr>
+                <m:sty m:val="p"/>
+              </m:rPr>
+              <m:t>2</m:t>
             </m:r>
           </m:sub>
         </m:sSub>
@@ -35317,23 +35510,232 @@
           <m:rPr>
             <m:sty m:val="p"/>
           </m:rPr>
-          <m:t>≈</m:t>
-        </m:r>
-        <m:f>
-          <m:fPr>
-            <m:type m:val="bar"/>
-          </m:fPr>
-          <m:num>
-            <m:r>
-              <m:t>4</m:t>
-            </m:r>
-          </m:num>
-          <m:den>
-            <m:r>
-              <m:t>9</m:t>
-            </m:r>
-          </m:den>
-        </m:f>
+          <m:t>O</m:t>
+        </m:r>
+        <m:sSub>
+          <m:e>
+            <m:r>
+              <m:rPr>
+                <m:sty m:val="p"/>
+              </m:rPr>
+              <m:t>)</m:t>
+            </m:r>
+          </m:e>
+          <m:sub>
+            <m:r>
+              <m:rPr>
+                <m:sty m:val="p"/>
+              </m:rPr>
+              <m:t>6</m:t>
+            </m:r>
+          </m:sub>
+        </m:sSub>
+        <m:sSup>
+          <m:e>
+            <m:r>
+              <m:rPr>
+                <m:sty m:val="p"/>
+              </m:rPr>
+              <m:t>]</m:t>
+            </m:r>
+          </m:e>
+          <m:sup>
+            <m:r>
+              <m:t>3</m:t>
+            </m:r>
+            <m:r>
+              <m:rPr>
+                <m:sty m:val="p"/>
+              </m:rPr>
+              <m:t>+</m:t>
+            </m:r>
+          </m:sup>
+        </m:sSup>
+      </m:oMath>
+      <w:r>
+        <w:rPr>
+          <w:rFonts w:ascii="Times New Roman" w:hAnsi="Times New Roman" w:eastAsia="Times New Roman" w:cs="Times New Roman"/>
+        </w:rPr>
+        <w:t xml:space="preserve"> </w:t>
+      </w:r>
+      <w:r>
+        <w:rPr>
+          <w:rFonts w:hint="eastAsia" w:ascii="Times New Roman" w:hAnsi="Times New Roman" w:eastAsia="FangSong" w:cs="Times New Roman"/>
+        </w:rPr>
+        <w:t xml:space="preserve">为</w:t>
+      </w:r>
+      <w:r>
+        <w:rPr>
+          <w:rFonts w:ascii="Times New Roman" w:hAnsi="Times New Roman" w:eastAsia="Times New Roman" w:cs="Times New Roman"/>
+        </w:rPr>
+        <w:t xml:space="preserve"> </w:t>
+      </w:r>
+      <m:oMath>
+        <m:r>
+          <m:t>3</m:t>
+        </m:r>
+        <m:sSup>
+          <m:e>
+            <m:r>
+              <m:t>d</m:t>
+            </m:r>
+          </m:e>
+          <m:sup>
+            <m:r>
+              <m:t>1</m:t>
+            </m:r>
+          </m:sup>
+        </m:sSup>
+      </m:oMath>
+      <w:r>
+        <w:rPr>
+          <w:rFonts w:ascii="Times New Roman" w:hAnsi="Times New Roman" w:eastAsia="Times New Roman" w:cs="Times New Roman"/>
+        </w:rPr>
+        <w:t xml:space="preserve"> </w:t>
+      </w:r>
+      <w:r>
+        <w:rPr>
+          <w:rFonts w:hint="eastAsia" w:ascii="Times New Roman" w:hAnsi="Times New Roman" w:eastAsia="FangSong" w:cs="Times New Roman"/>
+        </w:rPr>
+        <w:t>电子构型</w:t>
+      </w:r>
+      <w:r>
+        <w:rPr>
+          <w:rFonts w:hint="eastAsia" w:ascii="Times New Roman" w:hAnsi="Times New Roman" w:eastAsia="Times New Roman" w:cs="Times New Roman"/>
+        </w:rPr>
+        <w:t>，</w:t>
+      </w:r>
+      <w:r>
+        <w:rPr>
+          <w:rFonts w:hint="eastAsia" w:ascii="Times New Roman" w:hAnsi="Times New Roman" w:eastAsia="FangSong" w:cs="Times New Roman"/>
+        </w:rPr>
+        <w:t>其水溶液呈现特征的透射紫红色</w:t>
+      </w:r>
+      <w:r>
+        <w:rPr>
+          <w:rFonts w:hint="eastAsia" w:ascii="Times New Roman" w:hAnsi="Times New Roman" w:eastAsia="Times New Roman" w:cs="Times New Roman"/>
+        </w:rPr>
+        <w:t>。</w:t>
+      </w:r>
+      <w:r>
+        <w:rPr>
+          <w:rFonts w:hint="eastAsia" w:ascii="Times New Roman" w:hAnsi="Times New Roman" w:eastAsia="FangSong" w:cs="Times New Roman"/>
+        </w:rPr>
+        <w:t>紫外</w:t>
+      </w:r>
+      <w:r>
+        <w:rPr>
+          <w:rFonts w:hint="eastAsia" w:ascii="Times New Roman" w:hAnsi="Times New Roman" w:eastAsia="Times New Roman" w:cs="Times New Roman"/>
+        </w:rPr>
+        <w:t>-</w:t>
+      </w:r>
+      <w:r>
+        <w:rPr>
+          <w:rFonts w:hint="eastAsia" w:ascii="Times New Roman" w:hAnsi="Times New Roman" w:eastAsia="FangSong" w:cs="Times New Roman"/>
+        </w:rPr>
+        <w:t>可见吸收光谱测得其单个宽吸收峰的最大吸收波长出现在</w:t>
+      </w:r>
+      <w:r>
+        <w:rPr>
+          <w:rFonts w:ascii="Times New Roman" w:hAnsi="Times New Roman" w:eastAsia="Times New Roman" w:cs="Times New Roman"/>
+        </w:rPr>
+        <w:t xml:space="preserve"> </w:t>
+      </w:r>
+      <m:oMath>
+        <m:r>
+          <m:t>λ</m:t>
+        </m:r>
+        <m:r>
+          <m:rPr>
+            <m:sty m:val="p"/>
+          </m:rPr>
+          <m:t>=</m:t>
+        </m:r>
+        <m:r>
+          <m:t>490</m:t>
+        </m:r>
+      </m:oMath>
+      <w:r>
+        <w:rPr>
+          <w:rFonts w:ascii="Times New Roman" w:hAnsi="Times New Roman" w:eastAsia="Times New Roman" w:cs="Times New Roman"/>
+        </w:rPr>
+        <w:t xml:space="preserve"> </w:t>
+      </w:r>
+      <w:r>
+        <w:rPr>
+          <w:rFonts w:ascii="Times New Roman" w:hAnsi="Times New Roman" w:eastAsia="Times New Roman" w:cs="Times New Roman"/>
+        </w:rPr>
+        <w:t xml:space="preserve">nm </w:t>
+      </w:r>
+      <w:r>
+        <w:rPr>
+          <w:rFonts w:hint="eastAsia" w:ascii="Times New Roman" w:hAnsi="Times New Roman" w:eastAsia="FangSong" w:cs="Times New Roman"/>
+        </w:rPr>
+        <w:t>处</w:t>
+      </w:r>
+      <w:r>
+        <w:rPr>
+          <w:rFonts w:hint="eastAsia" w:ascii="Times New Roman" w:hAnsi="Times New Roman" w:eastAsia="Times New Roman" w:cs="Times New Roman"/>
+        </w:rPr>
+        <w:t>：</w:t>
+      </w:r>
+    </w:p>
+    <w:p>
+      <w:pPr>
+        <w:pStyle w:val="Compact"/>
+        <w:numPr>
+          <w:ilvl w:val="0"/>
+          <w:numId w:val="1008"/>
+        </w:numPr>
+        <w:ind w:firstLine="420"/>
+      </w:pPr>
+      <w:r>
+        <w:rPr>
+          <w:rFonts w:hint="eastAsia" w:ascii="Times New Roman" w:hAnsi="Times New Roman" w:eastAsia="FangSong" w:cs="Times New Roman"/>
+        </w:rPr>
+        <w:t>写出该光吸收过程所对应的晶体场微观单电子跃迁过程</w:t>
+      </w:r>
+      <w:r>
+        <w:rPr>
+          <w:rFonts w:hint="eastAsia" w:ascii="Times New Roman" w:hAnsi="Times New Roman" w:eastAsia="Times New Roman" w:cs="Times New Roman"/>
+        </w:rPr>
+        <w:t>（</w:t>
+      </w:r>
+      <w:r>
+        <w:rPr>
+          <w:rFonts w:hint="eastAsia" w:ascii="Times New Roman" w:hAnsi="Times New Roman" w:eastAsia="FangSong" w:cs="Times New Roman"/>
+        </w:rPr>
+        <w:t>轨道态表示</w:t>
+      </w:r>
+      <w:r>
+        <w:rPr>
+          <w:rFonts w:hint="eastAsia" w:ascii="Times New Roman" w:hAnsi="Times New Roman" w:eastAsia="Times New Roman" w:cs="Times New Roman"/>
+        </w:rPr>
+        <w:t>）；</w:t>
+      </w:r>
+    </w:p>
+    <w:p>
+      <w:pPr>
+        <w:pStyle w:val="Compact"/>
+        <w:numPr>
+          <w:ilvl w:val="0"/>
+          <w:numId w:val="1008"/>
+        </w:numPr>
+        <w:ind w:firstLine="420"/>
+      </w:pPr>
+      <w:r>
+        <w:rPr>
+          <w:rFonts w:hint="eastAsia" w:ascii="Times New Roman" w:hAnsi="Times New Roman" w:eastAsia="FangSong" w:cs="Times New Roman"/>
+        </w:rPr>
+        <w:t xml:space="preserve">计算该配合物的八面体晶体场分裂能</w:t>
+      </w:r>
+      <w:r>
+        <w:rPr>
+          <w:rFonts w:ascii="Times New Roman" w:hAnsi="Times New Roman" w:eastAsia="Times New Roman" w:cs="Times New Roman"/>
+        </w:rPr>
+        <w:t xml:space="preserve"> </w:t>
+      </w:r>
+      <m:oMath>
         <m:sSub>
           <m:e>
             <m:r>
@@ -35360,7 +35762,19 @@
         <w:rPr>
           <w:rFonts w:hint="eastAsia" w:ascii="Times New Roman" w:hAnsi="Times New Roman" w:eastAsia="FangSong" w:cs="Times New Roman"/>
         </w:rPr>
-        <w:t xml:space="preserve">以及电子自旋成对能</w:t>
+        <w:t>的数值</w:t>
+      </w:r>
+      <w:r>
+        <w:rPr>
+          <w:rFonts w:hint="eastAsia" w:ascii="Times New Roman" w:hAnsi="Times New Roman" w:eastAsia="Times New Roman" w:cs="Times New Roman"/>
+        </w:rPr>
+        <w:t>（</w:t>
+      </w:r>
+      <w:r>
+        <w:rPr>
+          <w:rFonts w:hint="eastAsia" w:ascii="Times New Roman" w:hAnsi="Times New Roman" w:eastAsia="FangSong" w:cs="Times New Roman"/>
+        </w:rPr>
+        <w:t>分别用波长倒数</w:t>
       </w:r>
       <w:r>
         <w:rPr>
@@ -35370,8 +35784,35 @@
       </w:r>
       <m:oMath>
         <m:r>
-          <m:t>P</m:t>
-        </m:r>
+          <m:rPr>
+            <m:sty m:val="p"/>
+          </m:rPr>
+          <m:t>c</m:t>
+        </m:r>
+        <m:sSup>
+          <m:e>
+            <m:r>
+              <m:rPr>
+                <m:sty m:val="p"/>
+              </m:rPr>
+              <m:t>m</m:t>
+            </m:r>
+          </m:e>
+          <m:sup>
+            <m:r>
+              <m:rPr>
+                <m:sty m:val="p"/>
+              </m:rPr>
+              <m:t>−</m:t>
+            </m:r>
+            <m:r>
+              <m:rPr>
+                <m:sty m:val="p"/>
+              </m:rPr>
+              <m:t>1</m:t>
+            </m:r>
+          </m:sup>
+        </m:sSup>
       </m:oMath>
       <w:r>
         <w:rPr>
@@ -35383,19 +35824,7 @@
         <w:rPr>
           <w:rFonts w:hint="eastAsia" w:ascii="Times New Roman" w:hAnsi="Times New Roman" w:eastAsia="FangSong" w:cs="Times New Roman"/>
         </w:rPr>
-        <w:t>的常见能量数量级</w:t>
-      </w:r>
-      <w:r>
-        <w:rPr>
-          <w:rFonts w:hint="eastAsia" w:ascii="Times New Roman" w:hAnsi="Times New Roman" w:eastAsia="Times New Roman" w:cs="Times New Roman"/>
-        </w:rPr>
-        <w:t>（</w:t>
-      </w:r>
-      <w:r>
-        <w:rPr>
-          <w:rFonts w:hint="eastAsia" w:ascii="Times New Roman" w:hAnsi="Times New Roman" w:eastAsia="FangSong" w:cs="Times New Roman"/>
-        </w:rPr>
-        <w:t>通常在</w:t>
+        <w:t xml:space="preserve">与摩尔能量</w:t>
       </w:r>
       <w:r>
         <w:rPr>
@@ -35413,29 +35842,34 @@
           </m:ctrlPr>
         </m:oMathPr>
         <m:r>
-          <m:t>15000</m:t>
-        </m:r>
-        <m:r>
-          <m:rPr>
-            <m:sty m:val="p"/>
-          </m:rPr>
-          <m:t>∼</m:t>
-        </m:r>
-        <m:r>
-          <m:t>25000</m:t>
-        </m:r>
-        <m:r>
-          <m:rPr>
-            <m:nor/>
-            <m:sty m:val="p"/>
-          </m:rPr>
-          <m:t> </m:t>
-        </m:r>
-        <m:r>
-          <m:rPr>
-            <m:sty m:val="p"/>
-          </m:rPr>
-          <m:t>c</m:t>
+          <m:rPr>
+            <m:sty m:val="p"/>
+          </m:rPr>
+          <m:t>k</m:t>
+        </m:r>
+        <m:r>
+          <m:rPr>
+            <m:sty m:val="p"/>
+          </m:rPr>
+          <m:t>J</m:t>
+        </m:r>
+        <m:r>
+          <m:rPr>
+            <m:sty m:val="p"/>
+          </m:rPr>
+          <m:t>⋅</m:t>
+        </m:r>
+        <m:r>
+          <m:rPr>
+            <m:sty m:val="p"/>
+          </m:rPr>
+          <m:t>m</m:t>
+        </m:r>
+        <m:r>
+          <m:rPr>
+            <m:sty m:val="p"/>
+          </m:rPr>
+          <m:t>o</m:t>
         </m:r>
         <m:sSup>
           <m:e>
@@ -35443,7 +35877,7 @@
               <m:rPr>
                 <m:sty m:val="p"/>
               </m:rPr>
-              <m:t>m</m:t>
+              <m:t>l</m:t>
             </m:r>
           </m:e>
           <m:sup>
@@ -35464,26 +35898,72 @@
       </m:oMath>
       <w:r>
         <w:rPr>
-          <w:rFonts w:hint="eastAsia" w:ascii="Times New Roman" w:hAnsi="Times New Roman" w:eastAsia="Times New Roman" w:cs="Times New Roman"/>
-        </w:rPr>
-        <w:t>），</w:t>
-      </w:r>
-      <w:r>
-        <w:rPr>
-          <w:rFonts w:hint="eastAsia" w:ascii="Times New Roman" w:hAnsi="Times New Roman" w:eastAsia="FangSong" w:cs="Times New Roman"/>
-        </w:rPr>
-        <w:t>严密论证这一普遍现象的热力学必然性</w:t>
-      </w:r>
-      <w:r>
-        <w:rPr>
-          <w:rFonts w:hint="eastAsia" w:ascii="Times New Roman" w:hAnsi="Times New Roman" w:eastAsia="Times New Roman" w:cs="Times New Roman"/>
-        </w:rPr>
-        <w:t>。</w:t>
+          <w:rFonts w:ascii="Times New Roman" w:hAnsi="Times New Roman" w:eastAsia="Times New Roman" w:cs="Times New Roman"/>
+        </w:rPr>
+        <w:t xml:space="preserve"> </w:t>
+      </w:r>
+      <w:r>
+        <w:rPr>
+          <w:rFonts w:hint="eastAsia" w:ascii="Times New Roman" w:hAnsi="Times New Roman" w:eastAsia="FangSong" w:cs="Times New Roman"/>
+        </w:rPr>
+        <w:t>表达</w:t>
+      </w:r>
+      <w:r>
+        <w:rPr>
+          <w:rFonts w:hint="eastAsia" w:ascii="Times New Roman" w:hAnsi="Times New Roman" w:eastAsia="Times New Roman" w:cs="Times New Roman"/>
+        </w:rPr>
+        <w:t>）；</w:t>
       </w:r>
     </w:p>
     <w:p>
       <w:pPr>
-        <w:pStyle w:val="BodyText"/>
+        <w:pStyle w:val="Compact"/>
+        <w:numPr>
+          <w:ilvl w:val="0"/>
+          <w:numId w:val="1008"/>
+        </w:numPr>
+        <w:ind w:firstLine="420"/>
+      </w:pPr>
+      <w:r>
+        <w:rPr>
+          <w:rFonts w:hint="eastAsia" w:ascii="Times New Roman" w:hAnsi="Times New Roman" w:eastAsia="FangSong" w:cs="Times New Roman"/>
+        </w:rPr>
+        <w:t>结合色轮光学原理</w:t>
+      </w:r>
+      <w:r>
+        <w:rPr>
+          <w:rFonts w:hint="eastAsia" w:ascii="Times New Roman" w:hAnsi="Times New Roman" w:eastAsia="Times New Roman" w:cs="Times New Roman"/>
+        </w:rPr>
+        <w:t>，</w:t>
+      </w:r>
+      <w:r>
+        <w:rPr>
+          <w:rFonts w:hint="eastAsia" w:ascii="Times New Roman" w:hAnsi="Times New Roman" w:eastAsia="FangSong" w:cs="Times New Roman"/>
+        </w:rPr>
+        <w:t>解释为什么吸收</w:t>
+      </w:r>
+      <w:r>
+        <w:rPr>
+          <w:rFonts w:ascii="Times New Roman" w:hAnsi="Times New Roman" w:eastAsia="Times New Roman" w:cs="Times New Roman"/>
+        </w:rPr>
+        <w:t xml:space="preserve"> 490 nm </w:t>
+      </w:r>
+      <w:r>
+        <w:rPr>
+          <w:rFonts w:hint="eastAsia" w:ascii="Times New Roman" w:hAnsi="Times New Roman" w:eastAsia="FangSong" w:cs="Times New Roman"/>
+        </w:rPr>
+        <w:t>的黄绿光会导致溶液肉眼观察呈现紫红色</w:t>
+      </w:r>
+      <w:r>
+        <w:rPr>
+          <w:rFonts w:hint="eastAsia" w:ascii="Times New Roman" w:hAnsi="Times New Roman" w:eastAsia="Times New Roman" w:cs="Times New Roman"/>
+        </w:rPr>
+        <w:t>。</w:t>
+      </w:r>
+    </w:p>
+    <w:p>
+      <w:pPr>
+        <w:pStyle w:val="FirstParagraph"/>
       </w:pPr>
     </w:p>
     <w:p>
@@ -35497,19 +35977,99 @@
           <w:b/>
           <w:bCs/>
         </w:rPr>
-        <w:t xml:space="preserve">20.</w:t>
-      </w:r>
-      <w:r>
-        <w:rPr>
-          <w:rFonts w:ascii="Times New Roman" w:hAnsi="Times New Roman" w:eastAsia="Times New Roman" w:cs="Times New Roman"/>
-        </w:rPr>
-        <w:t xml:space="preserve"> </w:t>
-      </w:r>
-      <w:r>
-        <w:rPr>
-          <w:rFonts w:hint="eastAsia" w:ascii="Times New Roman" w:hAnsi="Times New Roman" w:eastAsia="FangSong" w:cs="Times New Roman"/>
-        </w:rPr>
-        <w:t xml:space="preserve">六水合钛离子</w:t>
+        <w:t xml:space="preserve">21.</w:t>
+      </w:r>
+      <w:r>
+        <w:rPr>
+          <w:rFonts w:ascii="Times New Roman" w:hAnsi="Times New Roman" w:eastAsia="Times New Roman" w:cs="Times New Roman"/>
+        </w:rPr>
+        <w:t xml:space="preserve"> </w:t>
+      </w:r>
+      <w:r>
+        <w:rPr>
+          <w:rFonts w:hint="eastAsia" w:ascii="Times New Roman" w:hAnsi="Times New Roman" w:eastAsia="FangSong" w:cs="Times New Roman"/>
+        </w:rPr>
+        <w:t xml:space="preserve">高锰酸钾</w:t>
+      </w:r>
+      <w:r>
+        <w:rPr>
+          <w:rFonts w:ascii="Times New Roman" w:hAnsi="Times New Roman" w:eastAsia="Times New Roman" w:cs="Times New Roman"/>
+        </w:rPr>
+        <w:t xml:space="preserve"> </w:t>
+      </w:r>
+      <m:oMath>
+        <m:r>
+          <m:rPr>
+            <m:sty m:val="p"/>
+          </m:rPr>
+          <m:t>K</m:t>
+        </m:r>
+        <m:r>
+          <m:rPr>
+            <m:sty m:val="p"/>
+          </m:rPr>
+          <m:t>M</m:t>
+        </m:r>
+        <m:r>
+          <m:rPr>
+            <m:sty m:val="p"/>
+          </m:rPr>
+          <m:t>n</m:t>
+        </m:r>
+        <m:sSub>
+          <m:e>
+            <m:r>
+              <m:rPr>
+                <m:sty m:val="p"/>
+              </m:rPr>
+              <m:t>O</m:t>
+            </m:r>
+          </m:e>
+          <m:sub>
+            <m:r>
+              <m:rPr>
+                <m:sty m:val="p"/>
+              </m:rPr>
+              <m:t>4</m:t>
+            </m:r>
+          </m:sub>
+        </m:sSub>
+      </m:oMath>
+      <w:r>
+        <w:rPr>
+          <w:rFonts w:ascii="Times New Roman" w:hAnsi="Times New Roman" w:eastAsia="Times New Roman" w:cs="Times New Roman"/>
+        </w:rPr>
+        <w:t xml:space="preserve"> </w:t>
+      </w:r>
+      <w:r>
+        <w:rPr>
+          <w:rFonts w:hint="eastAsia" w:ascii="Times New Roman" w:hAnsi="Times New Roman" w:eastAsia="FangSong" w:cs="Times New Roman"/>
+        </w:rPr>
+        <w:t>溶液具有深浓夺目的紫黑色</w:t>
+      </w:r>
+      <w:r>
+        <w:rPr>
+          <w:rFonts w:hint="eastAsia" w:ascii="Times New Roman" w:hAnsi="Times New Roman" w:eastAsia="Times New Roman" w:cs="Times New Roman"/>
+        </w:rPr>
+        <w:t>，</w:t>
+      </w:r>
+      <w:r>
+        <w:rPr>
+          <w:rFonts w:hint="eastAsia" w:ascii="Times New Roman" w:hAnsi="Times New Roman" w:eastAsia="FangSong" w:cs="Times New Roman"/>
+        </w:rPr>
+        <w:t>而含有未成对电子的六水合锰</w:t>
+      </w:r>
+      <w:r>
+        <w:rPr>
+          <w:rFonts w:hint="eastAsia" w:ascii="Times New Roman" w:hAnsi="Times New Roman" w:eastAsia="Times New Roman" w:cs="Times New Roman"/>
+        </w:rPr>
+        <w:t>(II)</w:t>
+      </w:r>
+      <w:r>
+        <w:rPr>
+          <w:rFonts w:hint="eastAsia" w:ascii="Times New Roman" w:hAnsi="Times New Roman" w:eastAsia="FangSong" w:cs="Times New Roman"/>
+        </w:rPr>
+        <w:t>离子</w:t>
       </w:r>
       <w:r>
         <w:rPr>
@@ -35536,13 +36096,13 @@
           <m:rPr>
             <m:sty m:val="p"/>
           </m:rPr>
-          <m:t>T</m:t>
-        </m:r>
-        <m:r>
-          <m:rPr>
-            <m:sty m:val="p"/>
-          </m:rPr>
-          <m:t>i</m:t>
+          <m:t>M</m:t>
+        </m:r>
+        <m:r>
+          <m:rPr>
+            <m:sty m:val="p"/>
+          </m:rPr>
+          <m:t>n</m:t>
         </m:r>
         <m:r>
           <m:rPr>
@@ -35603,7 +36163,7 @@
           </m:e>
           <m:sup>
             <m:r>
-              <m:t>3</m:t>
+              <m:t>2</m:t>
             </m:r>
             <m:r>
               <m:rPr>
@@ -35624,803 +36184,171 @@
         <w:rPr>
           <w:rFonts w:hint="eastAsia" w:ascii="Times New Roman" w:hAnsi="Times New Roman" w:eastAsia="FangSong" w:cs="Times New Roman"/>
         </w:rPr>
-        <w:t xml:space="preserve">为</w:t>
-      </w:r>
-      <w:r>
-        <w:rPr>
-          <w:rFonts w:ascii="Times New Roman" w:hAnsi="Times New Roman" w:eastAsia="Times New Roman" w:cs="Times New Roman"/>
-        </w:rPr>
-        <w:t xml:space="preserve"> </w:t>
-      </w:r>
-      <m:oMath>
-        <m:r>
-          <m:t>3</m:t>
-        </m:r>
-        <m:sSup>
-          <m:e>
-            <m:r>
-              <m:t>d</m:t>
-            </m:r>
-          </m:e>
-          <m:sup>
-            <m:r>
-              <m:t>1</m:t>
-            </m:r>
-          </m:sup>
-        </m:sSup>
-      </m:oMath>
-      <w:r>
-        <w:rPr>
-          <w:rFonts w:ascii="Times New Roman" w:hAnsi="Times New Roman" w:eastAsia="Times New Roman" w:cs="Times New Roman"/>
-        </w:rPr>
-        <w:t xml:space="preserve"> </w:t>
-      </w:r>
-      <w:r>
-        <w:rPr>
-          <w:rFonts w:hint="eastAsia" w:ascii="Times New Roman" w:hAnsi="Times New Roman" w:eastAsia="FangSong" w:cs="Times New Roman"/>
-        </w:rPr>
-        <w:t>电子构型</w:t>
-      </w:r>
-      <w:r>
-        <w:rPr>
-          <w:rFonts w:hint="eastAsia" w:ascii="Times New Roman" w:hAnsi="Times New Roman" w:eastAsia="Times New Roman" w:cs="Times New Roman"/>
-        </w:rPr>
-        <w:t>，</w:t>
-      </w:r>
-      <w:r>
-        <w:rPr>
-          <w:rFonts w:hint="eastAsia" w:ascii="Times New Roman" w:hAnsi="Times New Roman" w:eastAsia="FangSong" w:cs="Times New Roman"/>
-        </w:rPr>
-        <w:t>其水溶液呈现特征的透射紫红色</w:t>
-      </w:r>
-      <w:r>
-        <w:rPr>
-          <w:rFonts w:hint="eastAsia" w:ascii="Times New Roman" w:hAnsi="Times New Roman" w:eastAsia="Times New Roman" w:cs="Times New Roman"/>
-        </w:rPr>
-        <w:t>。</w:t>
-      </w:r>
-      <w:r>
-        <w:rPr>
-          <w:rFonts w:hint="eastAsia" w:ascii="Times New Roman" w:hAnsi="Times New Roman" w:eastAsia="FangSong" w:cs="Times New Roman"/>
-        </w:rPr>
-        <w:t>紫外</w:t>
-      </w:r>
-      <w:r>
-        <w:rPr>
-          <w:rFonts w:hint="eastAsia" w:ascii="Times New Roman" w:hAnsi="Times New Roman" w:eastAsia="Times New Roman" w:cs="Times New Roman"/>
-        </w:rPr>
-        <w:t>-</w:t>
-      </w:r>
-      <w:r>
-        <w:rPr>
-          <w:rFonts w:hint="eastAsia" w:ascii="Times New Roman" w:hAnsi="Times New Roman" w:eastAsia="FangSong" w:cs="Times New Roman"/>
-        </w:rPr>
-        <w:t>可见吸收光谱测得其单个宽吸收峰的最大吸收波长出现在</w:t>
-      </w:r>
-      <w:r>
-        <w:rPr>
-          <w:rFonts w:ascii="Times New Roman" w:hAnsi="Times New Roman" w:eastAsia="Times New Roman" w:cs="Times New Roman"/>
-        </w:rPr>
-        <w:t xml:space="preserve"> </w:t>
-      </w:r>
-      <m:oMath>
-        <m:r>
-          <m:t>λ</m:t>
-        </m:r>
-        <m:r>
-          <m:rPr>
-            <m:sty m:val="p"/>
-          </m:rPr>
-          <m:t>=</m:t>
-        </m:r>
-        <m:r>
-          <m:t>490</m:t>
-        </m:r>
-      </m:oMath>
-      <w:r>
-        <w:rPr>
-          <w:rFonts w:ascii="Times New Roman" w:hAnsi="Times New Roman" w:eastAsia="Times New Roman" w:cs="Times New Roman"/>
-        </w:rPr>
-        <w:t xml:space="preserve"> </w:t>
-      </w:r>
-      <w:r>
-        <w:rPr>
-          <w:rFonts w:ascii="Times New Roman" w:hAnsi="Times New Roman" w:eastAsia="Times New Roman" w:cs="Times New Roman"/>
-        </w:rPr>
-        <w:t xml:space="preserve">nm </w:t>
-      </w:r>
-      <w:r>
-        <w:rPr>
-          <w:rFonts w:hint="eastAsia" w:ascii="Times New Roman" w:hAnsi="Times New Roman" w:eastAsia="FangSong" w:cs="Times New Roman"/>
-        </w:rPr>
-        <w:t>处</w:t>
+        <w:t>水溶液颜色却浅淡接近肉眼无色</w:t>
       </w:r>
       <w:r>
         <w:rPr>
           <w:rFonts w:hint="eastAsia" w:ascii="Times New Roman" w:hAnsi="Times New Roman" w:eastAsia="Times New Roman" w:cs="Times New Roman"/>
         </w:rPr>
         <w:t>：</w:t>
-      </w:r>
-      <w:r>
-        <w:rPr>
-          <w:rFonts w:ascii="Times New Roman" w:hAnsi="Times New Roman" w:eastAsia="Times New Roman" w:cs="Times New Roman"/>
-        </w:rPr>
-        <w:t xml:space="preserve"> </w:t>
-      </w:r>
-      <w:r>
-        <w:rPr>
-          <w:rFonts w:ascii="Times New Roman" w:hAnsi="Times New Roman" w:eastAsia="Times New Roman" w:cs="Times New Roman"/>
-        </w:rPr>
-        <w:t xml:space="preserve">(1) </w:t>
-      </w:r>
-      <w:r>
-        <w:rPr>
-          <w:rFonts w:hint="eastAsia" w:ascii="Times New Roman" w:hAnsi="Times New Roman" w:eastAsia="FangSong" w:cs="Times New Roman"/>
-        </w:rPr>
-        <w:t>写出该光吸收过程所对应的晶体场微观单电子跃迁过程</w:t>
-      </w:r>
-      <w:r>
-        <w:rPr>
-          <w:rFonts w:hint="eastAsia" w:ascii="Times New Roman" w:hAnsi="Times New Roman" w:eastAsia="Times New Roman" w:cs="Times New Roman"/>
-        </w:rPr>
-        <w:t>（</w:t>
-      </w:r>
-      <w:r>
-        <w:rPr>
-          <w:rFonts w:hint="eastAsia" w:ascii="Times New Roman" w:hAnsi="Times New Roman" w:eastAsia="FangSong" w:cs="Times New Roman"/>
-        </w:rPr>
-        <w:t>轨道态表示</w:t>
-      </w:r>
-      <w:r>
-        <w:rPr>
-          <w:rFonts w:hint="eastAsia" w:ascii="Times New Roman" w:hAnsi="Times New Roman" w:eastAsia="Times New Roman" w:cs="Times New Roman"/>
-        </w:rPr>
-        <w:t>）；</w:t>
-      </w:r>
-      <w:r>
-        <w:rPr>
-          <w:rFonts w:ascii="Times New Roman" w:hAnsi="Times New Roman" w:eastAsia="Times New Roman" w:cs="Times New Roman"/>
-        </w:rPr>
-        <w:t xml:space="preserve"> </w:t>
-      </w:r>
-      <w:r>
-        <w:rPr>
-          <w:rFonts w:ascii="Times New Roman" w:hAnsi="Times New Roman" w:eastAsia="Times New Roman" w:cs="Times New Roman"/>
-        </w:rPr>
-        <w:t xml:space="preserve">(2) </w:t>
-      </w:r>
-      <w:r>
-        <w:rPr>
-          <w:rFonts w:hint="eastAsia" w:ascii="Times New Roman" w:hAnsi="Times New Roman" w:eastAsia="FangSong" w:cs="Times New Roman"/>
-        </w:rPr>
-        <w:t xml:space="preserve">计算该配合物的八面体晶体场分裂能</w:t>
-      </w:r>
-      <w:r>
-        <w:rPr>
-          <w:rFonts w:ascii="Times New Roman" w:hAnsi="Times New Roman" w:eastAsia="Times New Roman" w:cs="Times New Roman"/>
-        </w:rPr>
-        <w:t xml:space="preserve"> </w:t>
-      </w:r>
-      <m:oMath>
-        <m:sSub>
-          <m:e>
-            <m:r>
-              <m:rPr>
-                <m:sty m:val="p"/>
-              </m:rPr>
-              <m:t>Δ</m:t>
-            </m:r>
-          </m:e>
-          <m:sub>
-            <m:r>
-              <m:t>o</m:t>
-            </m:r>
-          </m:sub>
-        </m:sSub>
-      </m:oMath>
-      <w:r>
-        <w:rPr>
-          <w:rFonts w:ascii="Times New Roman" w:hAnsi="Times New Roman" w:eastAsia="Times New Roman" w:cs="Times New Roman"/>
-        </w:rPr>
-        <w:t xml:space="preserve"> </w:t>
-      </w:r>
-      <w:r>
-        <w:rPr>
-          <w:rFonts w:hint="eastAsia" w:ascii="Times New Roman" w:hAnsi="Times New Roman" w:eastAsia="FangSong" w:cs="Times New Roman"/>
-        </w:rPr>
-        <w:t>的数值</w:t>
-      </w:r>
-      <w:r>
-        <w:rPr>
-          <w:rFonts w:hint="eastAsia" w:ascii="Times New Roman" w:hAnsi="Times New Roman" w:eastAsia="Times New Roman" w:cs="Times New Roman"/>
-        </w:rPr>
-        <w:t>（</w:t>
-      </w:r>
-      <w:r>
-        <w:rPr>
-          <w:rFonts w:hint="eastAsia" w:ascii="Times New Roman" w:hAnsi="Times New Roman" w:eastAsia="FangSong" w:cs="Times New Roman"/>
-        </w:rPr>
-        <w:t>分别用波长倒数</w:t>
-      </w:r>
-      <w:r>
-        <w:rPr>
-          <w:rFonts w:ascii="Times New Roman" w:hAnsi="Times New Roman" w:eastAsia="Times New Roman" w:cs="Times New Roman"/>
-        </w:rPr>
-        <w:t xml:space="preserve"> </w:t>
-      </w:r>
-      <m:oMath>
-        <m:r>
-          <m:rPr>
-            <m:sty m:val="p"/>
-          </m:rPr>
-          <m:t>c</m:t>
-        </m:r>
-        <m:sSup>
-          <m:e>
-            <m:r>
-              <m:rPr>
-                <m:sty m:val="p"/>
-              </m:rPr>
-              <m:t>m</m:t>
-            </m:r>
-          </m:e>
-          <m:sup>
-            <m:r>
-              <m:rPr>
-                <m:sty m:val="p"/>
-              </m:rPr>
-              <m:t>−</m:t>
-            </m:r>
-            <m:r>
-              <m:rPr>
-                <m:sty m:val="p"/>
-              </m:rPr>
-              <m:t>1</m:t>
-            </m:r>
-          </m:sup>
-        </m:sSup>
-      </m:oMath>
-      <w:r>
-        <w:rPr>
-          <w:rFonts w:ascii="Times New Roman" w:hAnsi="Times New Roman" w:eastAsia="Times New Roman" w:cs="Times New Roman"/>
-        </w:rPr>
-        <w:t xml:space="preserve"> </w:t>
-      </w:r>
-      <w:r>
-        <w:rPr>
-          <w:rFonts w:hint="eastAsia" w:ascii="Times New Roman" w:hAnsi="Times New Roman" w:eastAsia="FangSong" w:cs="Times New Roman"/>
-        </w:rPr>
-        <w:t xml:space="preserve">与摩尔能量</w:t>
-      </w:r>
-      <w:r>
-        <w:rPr>
-          <w:rFonts w:ascii="Times New Roman" w:hAnsi="Times New Roman" w:eastAsia="Times New Roman" w:cs="Times New Roman"/>
-        </w:rPr>
-        <w:t xml:space="preserve"> </w:t>
-      </w:r>
-      <m:oMath>
-        <m:oMathPr>
-          <m:ctrlPr>
-            <w:rPr>
-              <w:sz w:val="28"/>
-              <w:szCs w:val="28"/>
-            </w:rPr>
-          </m:ctrlPr>
-        </m:oMathPr>
-        <m:r>
-          <m:rPr>
-            <m:sty m:val="p"/>
-          </m:rPr>
-          <m:t>k</m:t>
-        </m:r>
-        <m:r>
-          <m:rPr>
-            <m:sty m:val="p"/>
-          </m:rPr>
-          <m:t>J</m:t>
-        </m:r>
-        <m:r>
-          <m:rPr>
-            <m:sty m:val="p"/>
-          </m:rPr>
-          <m:t>⋅</m:t>
-        </m:r>
-        <m:r>
-          <m:rPr>
-            <m:sty m:val="p"/>
-          </m:rPr>
-          <m:t>m</m:t>
-        </m:r>
-        <m:r>
-          <m:rPr>
-            <m:sty m:val="p"/>
-          </m:rPr>
-          <m:t>o</m:t>
-        </m:r>
-        <m:sSup>
-          <m:e>
-            <m:r>
-              <m:rPr>
-                <m:sty m:val="p"/>
-              </m:rPr>
-              <m:t>l</m:t>
-            </m:r>
-          </m:e>
-          <m:sup>
-            <m:r>
-              <m:rPr>
-                <m:sty m:val="p"/>
-              </m:rPr>
-              <m:t>−</m:t>
-            </m:r>
-            <m:r>
-              <m:rPr>
-                <m:sty m:val="p"/>
-              </m:rPr>
-              <m:t>1</m:t>
-            </m:r>
-          </m:sup>
-        </m:sSup>
-      </m:oMath>
-      <w:r>
-        <w:rPr>
-          <w:rFonts w:ascii="Times New Roman" w:hAnsi="Times New Roman" w:eastAsia="Times New Roman" w:cs="Times New Roman"/>
-        </w:rPr>
-        <w:t xml:space="preserve"> </w:t>
-      </w:r>
-      <w:r>
-        <w:rPr>
-          <w:rFonts w:hint="eastAsia" w:ascii="Times New Roman" w:hAnsi="Times New Roman" w:eastAsia="FangSong" w:cs="Times New Roman"/>
-        </w:rPr>
-        <w:t>表达</w:t>
-      </w:r>
-      <w:r>
-        <w:rPr>
-          <w:rFonts w:hint="eastAsia" w:ascii="Times New Roman" w:hAnsi="Times New Roman" w:eastAsia="Times New Roman" w:cs="Times New Roman"/>
-        </w:rPr>
-        <w:t>）；</w:t>
-      </w:r>
-      <w:r>
-        <w:rPr>
-          <w:rFonts w:ascii="Times New Roman" w:hAnsi="Times New Roman" w:eastAsia="Times New Roman" w:cs="Times New Roman"/>
-        </w:rPr>
-        <w:t xml:space="preserve"> </w:t>
-      </w:r>
-      <w:r>
-        <w:rPr>
-          <w:rFonts w:ascii="Times New Roman" w:hAnsi="Times New Roman" w:eastAsia="Times New Roman" w:cs="Times New Roman"/>
-        </w:rPr>
-        <w:t xml:space="preserve">(3) </w:t>
-      </w:r>
-      <w:r>
-        <w:rPr>
-          <w:rFonts w:hint="eastAsia" w:ascii="Times New Roman" w:hAnsi="Times New Roman" w:eastAsia="FangSong" w:cs="Times New Roman"/>
-        </w:rPr>
-        <w:t>结合色轮光学原理</w:t>
-      </w:r>
-      <w:r>
-        <w:rPr>
-          <w:rFonts w:hint="eastAsia" w:ascii="Times New Roman" w:hAnsi="Times New Roman" w:eastAsia="Times New Roman" w:cs="Times New Roman"/>
-        </w:rPr>
-        <w:t>，</w:t>
-      </w:r>
-      <w:r>
-        <w:rPr>
-          <w:rFonts w:hint="eastAsia" w:ascii="Times New Roman" w:hAnsi="Times New Roman" w:eastAsia="FangSong" w:cs="Times New Roman"/>
-        </w:rPr>
-        <w:t>解释为什么吸收</w:t>
-      </w:r>
-      <w:r>
-        <w:rPr>
-          <w:rFonts w:ascii="Times New Roman" w:hAnsi="Times New Roman" w:eastAsia="Times New Roman" w:cs="Times New Roman"/>
-        </w:rPr>
-        <w:t xml:space="preserve"> 490 nm </w:t>
-      </w:r>
-      <w:r>
-        <w:rPr>
-          <w:rFonts w:hint="eastAsia" w:ascii="Times New Roman" w:hAnsi="Times New Roman" w:eastAsia="FangSong" w:cs="Times New Roman"/>
-        </w:rPr>
-        <w:t>的黄绿光会导致溶液肉眼观察呈现紫红色</w:t>
-      </w:r>
-      <w:r>
-        <w:rPr>
-          <w:rFonts w:hint="eastAsia" w:ascii="Times New Roman" w:hAnsi="Times New Roman" w:eastAsia="Times New Roman" w:cs="Times New Roman"/>
-        </w:rPr>
-        <w:t>。</w:t>
       </w:r>
     </w:p>
     <w:p>
       <w:pPr>
-        <w:pStyle w:val="BodyText"/>
+        <w:pStyle w:val="Compact"/>
+        <w:numPr>
+          <w:ilvl w:val="0"/>
+          <w:numId w:val="1009"/>
+        </w:numPr>
+        <w:ind w:firstLine="420"/>
       </w:pPr>
+      <w:r>
+        <w:rPr>
+          <w:rFonts w:hint="eastAsia" w:ascii="Times New Roman" w:hAnsi="Times New Roman" w:eastAsia="FangSong" w:cs="Times New Roman"/>
+        </w:rPr>
+        <w:t xml:space="preserve">指明</w:t>
+      </w:r>
+      <w:r>
+        <w:rPr>
+          <w:rFonts w:ascii="Times New Roman" w:hAnsi="Times New Roman" w:eastAsia="Times New Roman" w:cs="Times New Roman"/>
+        </w:rPr>
+        <w:t xml:space="preserve"> </w:t>
+      </w:r>
+      <m:oMath>
+        <m:r>
+          <m:rPr>
+            <m:sty m:val="p"/>
+          </m:rPr>
+          <m:t>M</m:t>
+        </m:r>
+        <m:r>
+          <m:rPr>
+            <m:sty m:val="p"/>
+          </m:rPr>
+          <m:t>n</m:t>
+        </m:r>
+        <m:sSubSup>
+          <m:e>
+            <m:r>
+              <m:rPr>
+                <m:sty m:val="p"/>
+              </m:rPr>
+              <m:t>O</m:t>
+            </m:r>
+          </m:e>
+          <m:sub>
+            <m:r>
+              <m:rPr>
+                <m:sty m:val="p"/>
+              </m:rPr>
+              <m:t>4</m:t>
+            </m:r>
+          </m:sub>
+          <m:sup>
+            <m:r>
+              <m:rPr>
+                <m:sty m:val="p"/>
+              </m:rPr>
+              <m:t>−</m:t>
+            </m:r>
+          </m:sup>
+        </m:sSubSup>
+      </m:oMath>
+      <w:r>
+        <w:rPr>
+          <w:rFonts w:ascii="Times New Roman" w:hAnsi="Times New Roman" w:eastAsia="Times New Roman" w:cs="Times New Roman"/>
+        </w:rPr>
+        <w:t xml:space="preserve"> </w:t>
+      </w:r>
+      <w:r>
+        <w:rPr>
+          <w:rFonts w:hint="eastAsia" w:ascii="Times New Roman" w:hAnsi="Times New Roman" w:eastAsia="FangSong" w:cs="Times New Roman"/>
+        </w:rPr>
+        <w:t xml:space="preserve">中中心金属锰的氧化态与</w:t>
+      </w:r>
+      <w:r>
+        <w:rPr>
+          <w:rFonts w:ascii="Times New Roman" w:hAnsi="Times New Roman" w:eastAsia="Times New Roman" w:cs="Times New Roman"/>
+        </w:rPr>
+        <w:t xml:space="preserve"> </w:t>
+      </w:r>
+      <m:oMath>
+        <m:r>
+          <m:t>d</m:t>
+        </m:r>
+      </m:oMath>
+      <w:r>
+        <w:rPr>
+          <w:rFonts w:ascii="Times New Roman" w:hAnsi="Times New Roman" w:eastAsia="Times New Roman" w:cs="Times New Roman"/>
+        </w:rPr>
+        <w:t xml:space="preserve"> </w:t>
+      </w:r>
+      <w:r>
+        <w:rPr>
+          <w:rFonts w:hint="eastAsia" w:ascii="Times New Roman" w:hAnsi="Times New Roman" w:eastAsia="FangSong" w:cs="Times New Roman"/>
+        </w:rPr>
+        <w:t>电子数</w:t>
+      </w:r>
+      <w:r>
+        <w:rPr>
+          <w:rFonts w:hint="eastAsia" w:ascii="Times New Roman" w:hAnsi="Times New Roman" w:eastAsia="Times New Roman" w:cs="Times New Roman"/>
+        </w:rPr>
+        <w:t>，</w:t>
+      </w:r>
+      <w:r>
+        <w:rPr>
+          <w:rFonts w:hint="eastAsia" w:ascii="Times New Roman" w:hAnsi="Times New Roman" w:eastAsia="FangSong" w:cs="Times New Roman"/>
+        </w:rPr>
+        <w:t>分析其极强光吸收归属于何种微观电子跃迁类型</w:t>
+      </w:r>
+      <w:r>
+        <w:rPr>
+          <w:rFonts w:hint="eastAsia" w:ascii="Times New Roman" w:hAnsi="Times New Roman" w:eastAsia="Times New Roman" w:cs="Times New Roman"/>
+        </w:rPr>
+        <w:t>（</w:t>
+      </w:r>
+      <m:oMath>
+        <m:r>
+          <m:t>d</m:t>
+        </m:r>
+        <m:r>
+          <m:rPr>
+            <m:sty m:val="p"/>
+          </m:rPr>
+          <m:t>−</m:t>
+        </m:r>
+        <m:r>
+          <m:t>d</m:t>
+        </m:r>
+      </m:oMath>
+      <w:r>
+        <w:rPr>
+          <w:rFonts w:ascii="Times New Roman" w:hAnsi="Times New Roman" w:eastAsia="Times New Roman" w:cs="Times New Roman"/>
+        </w:rPr>
+        <w:t xml:space="preserve"> </w:t>
+      </w:r>
+      <w:r>
+        <w:rPr>
+          <w:rFonts w:hint="eastAsia" w:ascii="Times New Roman" w:hAnsi="Times New Roman" w:eastAsia="FangSong" w:cs="Times New Roman"/>
+        </w:rPr>
+        <w:t>跃迁还是荷移跃迁</w:t>
+      </w:r>
+      <w:r>
+        <w:rPr>
+          <w:rFonts w:hint="eastAsia" w:ascii="Times New Roman" w:hAnsi="Times New Roman" w:eastAsia="Times New Roman" w:cs="Times New Roman"/>
+        </w:rPr>
+        <w:t>）；</w:t>
+      </w:r>
     </w:p>
     <w:p>
       <w:pPr>
-        <w:pStyle w:val="BodyText"/>
+        <w:pStyle w:val="Compact"/>
+        <w:numPr>
+          <w:ilvl w:val="0"/>
+          <w:numId w:val="1009"/>
+        </w:numPr>
         <w:ind w:firstLine="420"/>
       </w:pPr>
-      <w:r>
-        <w:rPr>
-          <w:rFonts w:ascii="Times New Roman" w:hAnsi="Times New Roman" w:eastAsia="Times New Roman" w:cs="Times New Roman"/>
-          <w:b/>
-          <w:bCs/>
-        </w:rPr>
-        <w:t xml:space="preserve">21.</w:t>
-      </w:r>
-      <w:r>
-        <w:rPr>
-          <w:rFonts w:ascii="Times New Roman" w:hAnsi="Times New Roman" w:eastAsia="Times New Roman" w:cs="Times New Roman"/>
-        </w:rPr>
-        <w:t xml:space="preserve"> </w:t>
-      </w:r>
-      <w:r>
-        <w:rPr>
-          <w:rFonts w:hint="eastAsia" w:ascii="Times New Roman" w:hAnsi="Times New Roman" w:eastAsia="FangSong" w:cs="Times New Roman"/>
-        </w:rPr>
-        <w:t xml:space="preserve">高锰酸钾</w:t>
-      </w:r>
-      <w:r>
-        <w:rPr>
-          <w:rFonts w:ascii="Times New Roman" w:hAnsi="Times New Roman" w:eastAsia="Times New Roman" w:cs="Times New Roman"/>
-        </w:rPr>
-        <w:t xml:space="preserve"> </w:t>
-      </w:r>
-      <m:oMath>
-        <m:r>
-          <m:rPr>
-            <m:sty m:val="p"/>
-          </m:rPr>
-          <m:t>K</m:t>
-        </m:r>
-        <m:r>
-          <m:rPr>
-            <m:sty m:val="p"/>
-          </m:rPr>
-          <m:t>M</m:t>
-        </m:r>
-        <m:r>
-          <m:rPr>
-            <m:sty m:val="p"/>
-          </m:rPr>
-          <m:t>n</m:t>
-        </m:r>
-        <m:sSub>
-          <m:e>
-            <m:r>
-              <m:rPr>
-                <m:sty m:val="p"/>
-              </m:rPr>
-              <m:t>O</m:t>
-            </m:r>
-          </m:e>
-          <m:sub>
-            <m:r>
-              <m:rPr>
-                <m:sty m:val="p"/>
-              </m:rPr>
-              <m:t>4</m:t>
-            </m:r>
-          </m:sub>
-        </m:sSub>
-      </m:oMath>
-      <w:r>
-        <w:rPr>
-          <w:rFonts w:ascii="Times New Roman" w:hAnsi="Times New Roman" w:eastAsia="Times New Roman" w:cs="Times New Roman"/>
-        </w:rPr>
-        <w:t xml:space="preserve"> </w:t>
-      </w:r>
-      <w:r>
-        <w:rPr>
-          <w:rFonts w:hint="eastAsia" w:ascii="Times New Roman" w:hAnsi="Times New Roman" w:eastAsia="FangSong" w:cs="Times New Roman"/>
-        </w:rPr>
-        <w:t>溶液具有深浓夺目的紫黑色</w:t>
-      </w:r>
-      <w:r>
-        <w:rPr>
-          <w:rFonts w:hint="eastAsia" w:ascii="Times New Roman" w:hAnsi="Times New Roman" w:eastAsia="Times New Roman" w:cs="Times New Roman"/>
-        </w:rPr>
-        <w:t>，</w:t>
-      </w:r>
-      <w:r>
-        <w:rPr>
-          <w:rFonts w:hint="eastAsia" w:ascii="Times New Roman" w:hAnsi="Times New Roman" w:eastAsia="FangSong" w:cs="Times New Roman"/>
-        </w:rPr>
-        <w:t>而含有未成对电子的六水合锰</w:t>
-      </w:r>
-      <w:r>
-        <w:rPr>
-          <w:rFonts w:hint="eastAsia" w:ascii="Times New Roman" w:hAnsi="Times New Roman" w:eastAsia="Times New Roman" w:cs="Times New Roman"/>
-        </w:rPr>
-        <w:t>(II)</w:t>
-      </w:r>
-      <w:r>
-        <w:rPr>
-          <w:rFonts w:hint="eastAsia" w:ascii="Times New Roman" w:hAnsi="Times New Roman" w:eastAsia="FangSong" w:cs="Times New Roman"/>
-        </w:rPr>
-        <w:t>离子</w:t>
-      </w:r>
-      <w:r>
-        <w:rPr>
-          <w:rFonts w:ascii="Times New Roman" w:hAnsi="Times New Roman" w:eastAsia="Times New Roman" w:cs="Times New Roman"/>
-        </w:rPr>
-        <w:t xml:space="preserve"> </w:t>
-      </w:r>
-      <m:oMath>
-        <m:oMathPr>
-          <m:ctrlPr>
-            <w:rPr>
-              <w:sz w:val="28"/>
-              <w:szCs w:val="28"/>
-            </w:rPr>
-          </m:ctrlPr>
-        </m:oMathPr>
-        <m:r>
-          <m:rPr>
-            <m:sty m:val="p"/>
-          </m:rPr>
-          <m:t>[</m:t>
-        </m:r>
-        <m:r>
-          <m:rPr>
-            <m:sty m:val="p"/>
-          </m:rPr>
-          <m:t>M</m:t>
-        </m:r>
-        <m:r>
-          <m:rPr>
-            <m:sty m:val="p"/>
-          </m:rPr>
-          <m:t>n</m:t>
-        </m:r>
-        <m:r>
-          <m:rPr>
-            <m:sty m:val="p"/>
-          </m:rPr>
-          <m:t>(</m:t>
-        </m:r>
-        <m:sSub>
-          <m:e>
-            <m:r>
-              <m:rPr>
-                <m:sty m:val="p"/>
-              </m:rPr>
-              <m:t>H</m:t>
-            </m:r>
-          </m:e>
-          <m:sub>
-            <m:r>
-              <m:rPr>
-                <m:sty m:val="p"/>
-              </m:rPr>
-              <m:t>2</m:t>
-            </m:r>
-          </m:sub>
-        </m:sSub>
-        <m:r>
-          <m:rPr>
-            <m:sty m:val="p"/>
-          </m:rPr>
-          <m:t>O</m:t>
-        </m:r>
-        <m:sSub>
-          <m:e>
-            <m:r>
-              <m:rPr>
-                <m:sty m:val="p"/>
-              </m:rPr>
-              <m:t>)</m:t>
-            </m:r>
-          </m:e>
-          <m:sub>
-            <m:r>
-              <m:rPr>
-                <m:sty m:val="p"/>
-              </m:rPr>
-              <m:t>6</m:t>
-            </m:r>
-          </m:sub>
-        </m:sSub>
-        <m:sSup>
-          <m:e>
-            <m:r>
-              <m:rPr>
-                <m:sty m:val="p"/>
-              </m:rPr>
-              <m:t>]</m:t>
-            </m:r>
-          </m:e>
-          <m:sup>
-            <m:r>
-              <m:t>2</m:t>
-            </m:r>
-            <m:r>
-              <m:rPr>
-                <m:sty m:val="p"/>
-              </m:rPr>
-              <m:t>+</m:t>
-            </m:r>
-          </m:sup>
-        </m:sSup>
-      </m:oMath>
-      <w:r>
-        <w:rPr>
-          <w:rFonts w:ascii="Times New Roman" w:hAnsi="Times New Roman" w:eastAsia="Times New Roman" w:cs="Times New Roman"/>
-        </w:rPr>
-        <w:t xml:space="preserve"> </w:t>
-      </w:r>
-      <w:r>
-        <w:rPr>
-          <w:rFonts w:hint="eastAsia" w:ascii="Times New Roman" w:hAnsi="Times New Roman" w:eastAsia="FangSong" w:cs="Times New Roman"/>
-        </w:rPr>
-        <w:t>水溶液颜色却浅淡接近肉眼无色</w:t>
-      </w:r>
-      <w:r>
-        <w:rPr>
-          <w:rFonts w:hint="eastAsia" w:ascii="Times New Roman" w:hAnsi="Times New Roman" w:eastAsia="Times New Roman" w:cs="Times New Roman"/>
-        </w:rPr>
-        <w:t>：</w:t>
-      </w:r>
-      <w:r>
-        <w:rPr>
-          <w:rFonts w:ascii="Times New Roman" w:hAnsi="Times New Roman" w:eastAsia="Times New Roman" w:cs="Times New Roman"/>
-        </w:rPr>
-        <w:t xml:space="preserve"> </w:t>
-      </w:r>
-      <w:r>
-        <w:rPr>
-          <w:rFonts w:ascii="Times New Roman" w:hAnsi="Times New Roman" w:eastAsia="Times New Roman" w:cs="Times New Roman"/>
-        </w:rPr>
-        <w:t xml:space="preserve">(1) </w:t>
-      </w:r>
-      <w:r>
-        <w:rPr>
-          <w:rFonts w:hint="eastAsia" w:ascii="Times New Roman" w:hAnsi="Times New Roman" w:eastAsia="FangSong" w:cs="Times New Roman"/>
-        </w:rPr>
-        <w:t xml:space="preserve">指明</w:t>
-      </w:r>
-      <w:r>
-        <w:rPr>
-          <w:rFonts w:ascii="Times New Roman" w:hAnsi="Times New Roman" w:eastAsia="Times New Roman" w:cs="Times New Roman"/>
-        </w:rPr>
-        <w:t xml:space="preserve"> </w:t>
-      </w:r>
-      <m:oMath>
-        <m:r>
-          <m:rPr>
-            <m:sty m:val="p"/>
-          </m:rPr>
-          <m:t>M</m:t>
-        </m:r>
-        <m:r>
-          <m:rPr>
-            <m:sty m:val="p"/>
-          </m:rPr>
-          <m:t>n</m:t>
-        </m:r>
-        <m:sSubSup>
-          <m:e>
-            <m:r>
-              <m:rPr>
-                <m:sty m:val="p"/>
-              </m:rPr>
-              <m:t>O</m:t>
-            </m:r>
-          </m:e>
-          <m:sub>
-            <m:r>
-              <m:rPr>
-                <m:sty m:val="p"/>
-              </m:rPr>
-              <m:t>4</m:t>
-            </m:r>
-          </m:sub>
-          <m:sup>
-            <m:r>
-              <m:rPr>
-                <m:sty m:val="p"/>
-              </m:rPr>
-              <m:t>−</m:t>
-            </m:r>
-          </m:sup>
-        </m:sSubSup>
-      </m:oMath>
-      <w:r>
-        <w:rPr>
-          <w:rFonts w:ascii="Times New Roman" w:hAnsi="Times New Roman" w:eastAsia="Times New Roman" w:cs="Times New Roman"/>
-        </w:rPr>
-        <w:t xml:space="preserve"> </w:t>
-      </w:r>
-      <w:r>
-        <w:rPr>
-          <w:rFonts w:hint="eastAsia" w:ascii="Times New Roman" w:hAnsi="Times New Roman" w:eastAsia="FangSong" w:cs="Times New Roman"/>
-        </w:rPr>
-        <w:t xml:space="preserve">中中心金属锰的氧化态与</w:t>
-      </w:r>
-      <w:r>
-        <w:rPr>
-          <w:rFonts w:ascii="Times New Roman" w:hAnsi="Times New Roman" w:eastAsia="Times New Roman" w:cs="Times New Roman"/>
-        </w:rPr>
-        <w:t xml:space="preserve"> </w:t>
-      </w:r>
-      <m:oMath>
-        <m:r>
-          <m:t>d</m:t>
-        </m:r>
-      </m:oMath>
-      <w:r>
-        <w:rPr>
-          <w:rFonts w:ascii="Times New Roman" w:hAnsi="Times New Roman" w:eastAsia="Times New Roman" w:cs="Times New Roman"/>
-        </w:rPr>
-        <w:t xml:space="preserve"> </w:t>
-      </w:r>
-      <w:r>
-        <w:rPr>
-          <w:rFonts w:hint="eastAsia" w:ascii="Times New Roman" w:hAnsi="Times New Roman" w:eastAsia="FangSong" w:cs="Times New Roman"/>
-        </w:rPr>
-        <w:t>电子数</w:t>
-      </w:r>
-      <w:r>
-        <w:rPr>
-          <w:rFonts w:hint="eastAsia" w:ascii="Times New Roman" w:hAnsi="Times New Roman" w:eastAsia="Times New Roman" w:cs="Times New Roman"/>
-        </w:rPr>
-        <w:t>，</w:t>
-      </w:r>
-      <w:r>
-        <w:rPr>
-          <w:rFonts w:hint="eastAsia" w:ascii="Times New Roman" w:hAnsi="Times New Roman" w:eastAsia="FangSong" w:cs="Times New Roman"/>
-        </w:rPr>
-        <w:t>分析其极强光吸收归属于何种微观电子跃迁类型</w:t>
-      </w:r>
-      <w:r>
-        <w:rPr>
-          <w:rFonts w:hint="eastAsia" w:ascii="Times New Roman" w:hAnsi="Times New Roman" w:eastAsia="Times New Roman" w:cs="Times New Roman"/>
-        </w:rPr>
-        <w:t>（</w:t>
-      </w:r>
-      <m:oMath>
-        <m:r>
-          <m:t>d</m:t>
-        </m:r>
-        <m:r>
-          <m:rPr>
-            <m:sty m:val="p"/>
-          </m:rPr>
-          <m:t>−</m:t>
-        </m:r>
-        <m:r>
-          <m:t>d</m:t>
-        </m:r>
-      </m:oMath>
-      <w:r>
-        <w:rPr>
-          <w:rFonts w:ascii="Times New Roman" w:hAnsi="Times New Roman" w:eastAsia="Times New Roman" w:cs="Times New Roman"/>
-        </w:rPr>
-        <w:t xml:space="preserve"> </w:t>
-      </w:r>
-      <w:r>
-        <w:rPr>
-          <w:rFonts w:hint="eastAsia" w:ascii="Times New Roman" w:hAnsi="Times New Roman" w:eastAsia="FangSong" w:cs="Times New Roman"/>
-        </w:rPr>
-        <w:t>跃迁还是荷移跃迁</w:t>
-      </w:r>
-      <w:r>
-        <w:rPr>
-          <w:rFonts w:hint="eastAsia" w:ascii="Times New Roman" w:hAnsi="Times New Roman" w:eastAsia="Times New Roman" w:cs="Times New Roman"/>
-        </w:rPr>
-        <w:t>）；</w:t>
-      </w:r>
-      <w:r>
-        <w:rPr>
-          <w:rFonts w:ascii="Times New Roman" w:hAnsi="Times New Roman" w:eastAsia="Times New Roman" w:cs="Times New Roman"/>
-        </w:rPr>
-        <w:t xml:space="preserve"> </w:t>
-      </w:r>
-      <w:r>
-        <w:rPr>
-          <w:rFonts w:ascii="Times New Roman" w:hAnsi="Times New Roman" w:eastAsia="Times New Roman" w:cs="Times New Roman"/>
-        </w:rPr>
-        <w:t xml:space="preserve">(2) </w:t>
-      </w:r>
       <w:r>
         <w:rPr>
           <w:rFonts w:hint="eastAsia" w:ascii="Times New Roman" w:hAnsi="Times New Roman" w:eastAsia="FangSong" w:cs="Times New Roman"/>
@@ -36548,7 +36476,7 @@
     </w:p>
     <w:p>
       <w:pPr>
-        <w:pStyle w:val="BodyText"/>
+        <w:pStyle w:val="FirstParagraph"/>
       </w:pPr>
     </w:p>
     <w:p>
@@ -37602,18 +37530,16 @@
         </w:rPr>
         <w:t xml:space="preserve">：</w:t>
       </w:r>
-      <w:r>
-        <w:rPr>
-          <w:rFonts w:ascii="Times New Roman" w:hAnsi="Times New Roman" w:eastAsia="Times New Roman" w:cs="Times New Roman"/>
-        </w:rPr>
-        <w:t xml:space="preserve"> </w:t>
-      </w:r>
-      <w:r>
-        <w:rPr>
-          <w:rFonts w:ascii="Times New Roman" w:hAnsi="Times New Roman" w:eastAsia="Times New Roman" w:cs="Times New Roman"/>
-        </w:rPr>
-        <w:t xml:space="preserve">(1) </w:t>
-      </w:r>
+    </w:p>
+    <w:p>
+      <w:pPr>
+        <w:pStyle w:val="Compact"/>
+        <w:numPr>
+          <w:ilvl w:val="0"/>
+          <w:numId w:val="1010"/>
+        </w:numPr>
+        <w:ind w:firstLine="420"/>
+      </w:pPr>
       <w:r>
         <w:rPr>
           <w:rFonts w:hint="eastAsia" w:ascii="Times New Roman" w:hAnsi="Times New Roman" w:eastAsia="FangSong" w:cs="Times New Roman"/>
@@ -37802,18 +37728,16 @@
         </w:rPr>
         <w:t>；</w:t>
       </w:r>
-      <w:r>
-        <w:rPr>
-          <w:rFonts w:ascii="Times New Roman" w:hAnsi="Times New Roman" w:eastAsia="Times New Roman" w:cs="Times New Roman"/>
-        </w:rPr>
-        <w:t xml:space="preserve"> </w:t>
-      </w:r>
-      <w:r>
-        <w:rPr>
-          <w:rFonts w:ascii="Times New Roman" w:hAnsi="Times New Roman" w:eastAsia="Times New Roman" w:cs="Times New Roman"/>
-        </w:rPr>
-        <w:t xml:space="preserve">(2) </w:t>
-      </w:r>
+    </w:p>
+    <w:p>
+      <w:pPr>
+        <w:pStyle w:val="Compact"/>
+        <w:numPr>
+          <w:ilvl w:val="0"/>
+          <w:numId w:val="1010"/>
+        </w:numPr>
+        <w:ind w:firstLine="420"/>
+      </w:pPr>
       <w:r>
         <w:rPr>
           <w:rFonts w:hint="eastAsia" w:ascii="Times New Roman" w:hAnsi="Times New Roman" w:eastAsia="FangSong" w:cs="Times New Roman"/>
@@ -37849,18 +37773,16 @@
         </w:rPr>
         <w:t>；</w:t>
       </w:r>
-      <w:r>
-        <w:rPr>
-          <w:rFonts w:ascii="Times New Roman" w:hAnsi="Times New Roman" w:eastAsia="Times New Roman" w:cs="Times New Roman"/>
-        </w:rPr>
-        <w:t xml:space="preserve"> </w:t>
-      </w:r>
-      <w:r>
-        <w:rPr>
-          <w:rFonts w:ascii="Times New Roman" w:hAnsi="Times New Roman" w:eastAsia="Times New Roman" w:cs="Times New Roman"/>
-        </w:rPr>
-        <w:t xml:space="preserve">(3) </w:t>
-      </w:r>
+    </w:p>
+    <w:p>
+      <w:pPr>
+        <w:pStyle w:val="Compact"/>
+        <w:numPr>
+          <w:ilvl w:val="0"/>
+          <w:numId w:val="1010"/>
+        </w:numPr>
+        <w:ind w:firstLine="420"/>
+      </w:pPr>
       <w:r>
         <w:rPr>
           <w:rFonts w:hint="eastAsia" w:ascii="Times New Roman" w:hAnsi="Times New Roman" w:eastAsia="FangSong" w:cs="Times New Roman"/>
@@ -38046,7 +37968,7 @@
     </w:p>
     <w:p>
       <w:pPr>
-        <w:pStyle w:val="BodyText"/>
+        <w:pStyle w:val="FirstParagraph"/>
       </w:pPr>
     </w:p>
     <w:p>
@@ -38152,18 +38074,16 @@
         </w:rPr>
         <w:t>：</w:t>
       </w:r>
-      <w:r>
-        <w:rPr>
-          <w:rFonts w:ascii="Times New Roman" w:hAnsi="Times New Roman" w:eastAsia="Times New Roman" w:cs="Times New Roman"/>
-        </w:rPr>
-        <w:t xml:space="preserve"> </w:t>
-      </w:r>
-      <w:r>
-        <w:rPr>
-          <w:rFonts w:ascii="Times New Roman" w:hAnsi="Times New Roman" w:eastAsia="Times New Roman" w:cs="Times New Roman"/>
-        </w:rPr>
-        <w:t xml:space="preserve">(1) </w:t>
-      </w:r>
+    </w:p>
+    <w:p>
+      <w:pPr>
+        <w:pStyle w:val="Compact"/>
+        <w:numPr>
+          <w:ilvl w:val="0"/>
+          <w:numId w:val="1011"/>
+        </w:numPr>
+        <w:ind w:firstLine="420"/>
+      </w:pPr>
       <w:r>
         <w:rPr>
           <w:rFonts w:hint="eastAsia" w:ascii="Times New Roman" w:hAnsi="Times New Roman" w:eastAsia="FangSong" w:cs="Times New Roman"/>
@@ -38240,18 +38160,16 @@
         </w:rPr>
         <w:t xml:space="preserve">；</w:t>
       </w:r>
-      <w:r>
-        <w:rPr>
-          <w:rFonts w:ascii="Times New Roman" w:hAnsi="Times New Roman" w:eastAsia="Times New Roman" w:cs="Times New Roman"/>
-        </w:rPr>
-        <w:t xml:space="preserve"> </w:t>
-      </w:r>
-      <w:r>
-        <w:rPr>
-          <w:rFonts w:ascii="Times New Roman" w:hAnsi="Times New Roman" w:eastAsia="Times New Roman" w:cs="Times New Roman"/>
-        </w:rPr>
-        <w:t xml:space="preserve">(2) </w:t>
-      </w:r>
+    </w:p>
+    <w:p>
+      <w:pPr>
+        <w:pStyle w:val="Compact"/>
+        <w:numPr>
+          <w:ilvl w:val="0"/>
+          <w:numId w:val="1011"/>
+        </w:numPr>
+        <w:ind w:firstLine="420"/>
+      </w:pPr>
       <w:r>
         <w:rPr>
           <w:rFonts w:hint="eastAsia" w:ascii="Times New Roman" w:hAnsi="Times New Roman" w:eastAsia="FangSong" w:cs="Times New Roman"/>
@@ -38328,18 +38246,16 @@
         </w:rPr>
         <w:t xml:space="preserve">；</w:t>
       </w:r>
-      <w:r>
-        <w:rPr>
-          <w:rFonts w:ascii="Times New Roman" w:hAnsi="Times New Roman" w:eastAsia="Times New Roman" w:cs="Times New Roman"/>
-        </w:rPr>
-        <w:t xml:space="preserve"> </w:t>
-      </w:r>
-      <w:r>
-        <w:rPr>
-          <w:rFonts w:ascii="Times New Roman" w:hAnsi="Times New Roman" w:eastAsia="Times New Roman" w:cs="Times New Roman"/>
-        </w:rPr>
-        <w:t xml:space="preserve">(3) </w:t>
-      </w:r>
+    </w:p>
+    <w:p>
+      <w:pPr>
+        <w:pStyle w:val="Compact"/>
+        <w:numPr>
+          <w:ilvl w:val="0"/>
+          <w:numId w:val="1011"/>
+        </w:numPr>
+        <w:ind w:firstLine="420"/>
+      </w:pPr>
       <w:r>
         <w:rPr>
           <w:rFonts w:hint="eastAsia" w:ascii="Times New Roman" w:hAnsi="Times New Roman" w:eastAsia="FangSong" w:cs="Times New Roman"/>
@@ -38416,18 +38332,16 @@
         </w:rPr>
         <w:t xml:space="preserve">；</w:t>
       </w:r>
-      <w:r>
-        <w:rPr>
-          <w:rFonts w:ascii="Times New Roman" w:hAnsi="Times New Roman" w:eastAsia="Times New Roman" w:cs="Times New Roman"/>
-        </w:rPr>
-        <w:t xml:space="preserve"> </w:t>
-      </w:r>
-      <w:r>
-        <w:rPr>
-          <w:rFonts w:ascii="Times New Roman" w:hAnsi="Times New Roman" w:eastAsia="Times New Roman" w:cs="Times New Roman"/>
-        </w:rPr>
-        <w:t xml:space="preserve">(4) </w:t>
-      </w:r>
+    </w:p>
+    <w:p>
+      <w:pPr>
+        <w:pStyle w:val="Compact"/>
+        <w:numPr>
+          <w:ilvl w:val="0"/>
+          <w:numId w:val="1011"/>
+        </w:numPr>
+        <w:ind w:firstLine="420"/>
+      </w:pPr>
       <w:r>
         <w:rPr>
           <w:rFonts w:hint="eastAsia" w:ascii="Times New Roman" w:hAnsi="Times New Roman" w:eastAsia="FangSong" w:cs="Times New Roman"/>
@@ -38552,18 +38466,16 @@
         </w:rPr>
         <w:t xml:space="preserve">；</w:t>
       </w:r>
-      <w:r>
-        <w:rPr>
-          <w:rFonts w:ascii="Times New Roman" w:hAnsi="Times New Roman" w:eastAsia="Times New Roman" w:cs="Times New Roman"/>
-        </w:rPr>
-        <w:t xml:space="preserve"> </w:t>
-      </w:r>
-      <w:r>
-        <w:rPr>
-          <w:rFonts w:ascii="Times New Roman" w:hAnsi="Times New Roman" w:eastAsia="Times New Roman" w:cs="Times New Roman"/>
-        </w:rPr>
-        <w:t xml:space="preserve">(5) </w:t>
-      </w:r>
+    </w:p>
+    <w:p>
+      <w:pPr>
+        <w:pStyle w:val="Compact"/>
+        <w:numPr>
+          <w:ilvl w:val="0"/>
+          <w:numId w:val="1011"/>
+        </w:numPr>
+        <w:ind w:firstLine="420"/>
+      </w:pPr>
       <w:r>
         <w:rPr>
           <w:rFonts w:hint="eastAsia" w:ascii="Times New Roman" w:hAnsi="Times New Roman" w:eastAsia="FangSong" w:cs="Times New Roman"/>
@@ -38637,7 +38549,7 @@
     </w:p>
     <w:p>
       <w:pPr>
-        <w:pStyle w:val="BodyText"/>
+        <w:pStyle w:val="FirstParagraph"/>
       </w:pPr>
     </w:p>
     <w:p>
@@ -38771,18 +38683,16 @@
         </w:rPr>
         <w:t>。</w:t>
       </w:r>
-      <w:r>
-        <w:rPr>
-          <w:rFonts w:ascii="Times New Roman" w:hAnsi="Times New Roman" w:eastAsia="Times New Roman" w:cs="Times New Roman"/>
-        </w:rPr>
-        <w:t xml:space="preserve"> </w:t>
-      </w:r>
-      <w:r>
-        <w:rPr>
-          <w:rFonts w:ascii="Times New Roman" w:hAnsi="Times New Roman" w:eastAsia="Times New Roman" w:cs="Times New Roman"/>
-        </w:rPr>
-        <w:t xml:space="preserve">(1) </w:t>
-      </w:r>
+    </w:p>
+    <w:p>
+      <w:pPr>
+        <w:pStyle w:val="Compact"/>
+        <w:numPr>
+          <w:ilvl w:val="0"/>
+          <w:numId w:val="1012"/>
+        </w:numPr>
+        <w:ind w:firstLine="420"/>
+      </w:pPr>
       <w:r>
         <w:rPr>
           <w:rFonts w:hint="eastAsia" w:ascii="Times New Roman" w:hAnsi="Times New Roman" w:eastAsia="FangSong" w:cs="Times New Roman"/>
@@ -38937,18 +38847,16 @@
         </w:rPr>
         <w:t>；</w:t>
       </w:r>
-      <w:r>
-        <w:rPr>
-          <w:rFonts w:ascii="Times New Roman" w:hAnsi="Times New Roman" w:eastAsia="Times New Roman" w:cs="Times New Roman"/>
-        </w:rPr>
-        <w:t xml:space="preserve"> </w:t>
-      </w:r>
-      <w:r>
-        <w:rPr>
-          <w:rFonts w:ascii="Times New Roman" w:hAnsi="Times New Roman" w:eastAsia="Times New Roman" w:cs="Times New Roman"/>
-        </w:rPr>
-        <w:t xml:space="preserve">(2) </w:t>
-      </w:r>
+    </w:p>
+    <w:p>
+      <w:pPr>
+        <w:pStyle w:val="Compact"/>
+        <w:numPr>
+          <w:ilvl w:val="0"/>
+          <w:numId w:val="1012"/>
+        </w:numPr>
+        <w:ind w:firstLine="420"/>
+      </w:pPr>
       <w:r>
         <w:rPr>
           <w:rFonts w:hint="eastAsia" w:ascii="Times New Roman" w:hAnsi="Times New Roman" w:eastAsia="FangSong" w:cs="Times New Roman"/>
@@ -39397,6 +39305,91 @@
       </w:pPr>
     </w:lvl>
   </w:abstractNum>
+  <w:abstractNum w:abstractNumId="99431">
+    <w:nsid w:val="00A99431"/>
+    <w:multiLevelType w:val="multilevel"/>
+    <w:lvl w:ilvl="0">
+      <w:start w:val="1"/>
+      <w:numFmt w:val="decimal"/>
+      <w:lvlText w:val="(%1)"/>
+      <w:lvlJc w:val="left"/>
+      <w:pPr>
+        <w:ind w:left="720" w:hanging="360"/>
+      </w:pPr>
+    </w:lvl>
+    <w:lvl w:ilvl="1">
+      <w:start w:val="1"/>
+      <w:numFmt w:val="decimal"/>
+      <w:lvlText w:val="(%2)"/>
+      <w:lvlJc w:val="left"/>
+      <w:pPr>
+        <w:ind w:left="1440" w:hanging="360"/>
+      </w:pPr>
+    </w:lvl>
+    <w:lvl w:ilvl="2">
+      <w:start w:val="1"/>
+      <w:numFmt w:val="decimal"/>
+      <w:lvlText w:val="(%3)"/>
+      <w:lvlJc w:val="left"/>
+      <w:pPr>
+        <w:ind w:left="2160" w:hanging="360"/>
+      </w:pPr>
+    </w:lvl>
+    <w:lvl w:ilvl="3">
+      <w:start w:val="1"/>
+      <w:numFmt w:val="decimal"/>
+      <w:lvlText w:val="(%4)"/>
+      <w:lvlJc w:val="left"/>
+      <w:pPr>
+        <w:ind w:left="2880" w:hanging="360"/>
+      </w:pPr>
+    </w:lvl>
+    <w:lvl w:ilvl="4">
+      <w:start w:val="1"/>
+      <w:numFmt w:val="decimal"/>
+      <w:lvlText w:val="(%5)"/>
+      <w:lvlJc w:val="left"/>
+      <w:pPr>
+        <w:ind w:left="3600" w:hanging="360"/>
+      </w:pPr>
+    </w:lvl>
+    <w:lvl w:ilvl="5">
+      <w:start w:val="1"/>
+      <w:numFmt w:val="decimal"/>
+      <w:lvlText w:val="(%6)"/>
+      <w:lvlJc w:val="left"/>
+      <w:pPr>
+        <w:ind w:left="4320" w:hanging="360"/>
+      </w:pPr>
+    </w:lvl>
+    <w:lvl w:ilvl="6">
+      <w:start w:val="1"/>
+      <w:numFmt w:val="decimal"/>
+      <w:lvlText w:val="(%7)"/>
+      <w:lvlJc w:val="left"/>
+      <w:pPr>
+        <w:ind w:left="5040" w:hanging="360"/>
+      </w:pPr>
+    </w:lvl>
+    <w:lvl w:ilvl="7">
+      <w:start w:val="1"/>
+      <w:numFmt w:val="decimal"/>
+      <w:lvlText w:val="(%8)"/>
+      <w:lvlJc w:val="left"/>
+      <w:pPr>
+        <w:ind w:left="5760" w:hanging="360"/>
+      </w:pPr>
+    </w:lvl>
+    <w:lvl w:ilvl="8">
+      <w:start w:val="1"/>
+      <w:numFmt w:val="decimal"/>
+      <w:lvlText w:val="(%9)"/>
+      <w:lvlJc w:val="left"/>
+      <w:pPr>
+        <w:ind w:left="6480" w:hanging="360"/>
+      </w:pPr>
+    </w:lvl>
+  </w:abstractNum>
   <w:num w:numId="1000">
     <w:abstractNumId w:val="990"/>
   </w:num>
@@ -39432,6 +39425,306 @@
   </w:num>
   <w:num w:numId="1002">
     <w:abstractNumId w:val="99411"/>
+    <w:lvlOverride w:ilvl="0">
+      <w:startOverride w:val="1"/>
+    </w:lvlOverride>
+    <w:lvlOverride w:ilvl="1">
+      <w:startOverride w:val="1"/>
+    </w:lvlOverride>
+    <w:lvlOverride w:ilvl="2">
+      <w:startOverride w:val="1"/>
+    </w:lvlOverride>
+    <w:lvlOverride w:ilvl="3">
+      <w:startOverride w:val="1"/>
+    </w:lvlOverride>
+    <w:lvlOverride w:ilvl="4">
+      <w:startOverride w:val="1"/>
+    </w:lvlOverride>
+    <w:lvlOverride w:ilvl="5">
+      <w:startOverride w:val="1"/>
+    </w:lvlOverride>
+    <w:lvlOverride w:ilvl="6">
+      <w:startOverride w:val="1"/>
+    </w:lvlOverride>
+    <w:lvlOverride w:ilvl="7">
+      <w:startOverride w:val="1"/>
+    </w:lvlOverride>
+    <w:lvlOverride w:ilvl="8">
+      <w:startOverride w:val="1"/>
+    </w:lvlOverride>
+  </w:num>
+  <w:num w:numId="1003">
+    <w:abstractNumId w:val="99431"/>
+    <w:lvlOverride w:ilvl="0">
+      <w:startOverride w:val="1"/>
+    </w:lvlOverride>
+    <w:lvlOverride w:ilvl="1">
+      <w:startOverride w:val="1"/>
+    </w:lvlOverride>
+    <w:lvlOverride w:ilvl="2">
+      <w:startOverride w:val="1"/>
+    </w:lvlOverride>
+    <w:lvlOverride w:ilvl="3">
+      <w:startOverride w:val="1"/>
+    </w:lvlOverride>
+    <w:lvlOverride w:ilvl="4">
+      <w:startOverride w:val="1"/>
+    </w:lvlOverride>
+    <w:lvlOverride w:ilvl="5">
+      <w:startOverride w:val="1"/>
+    </w:lvlOverride>
+    <w:lvlOverride w:ilvl="6">
+      <w:startOverride w:val="1"/>
+    </w:lvlOverride>
+    <w:lvlOverride w:ilvl="7">
+      <w:startOverride w:val="1"/>
+    </w:lvlOverride>
+    <w:lvlOverride w:ilvl="8">
+      <w:startOverride w:val="1"/>
+    </w:lvlOverride>
+  </w:num>
+  <w:num w:numId="1004">
+    <w:abstractNumId w:val="99431"/>
+    <w:lvlOverride w:ilvl="0">
+      <w:startOverride w:val="1"/>
+    </w:lvlOverride>
+    <w:lvlOverride w:ilvl="1">
+      <w:startOverride w:val="1"/>
+    </w:lvlOverride>
+    <w:lvlOverride w:ilvl="2">
+      <w:startOverride w:val="1"/>
+    </w:lvlOverride>
+    <w:lvlOverride w:ilvl="3">
+      <w:startOverride w:val="1"/>
+    </w:lvlOverride>
+    <w:lvlOverride w:ilvl="4">
+      <w:startOverride w:val="1"/>
+    </w:lvlOverride>
+    <w:lvlOverride w:ilvl="5">
+      <w:startOverride w:val="1"/>
+    </w:lvlOverride>
+    <w:lvlOverride w:ilvl="6">
+      <w:startOverride w:val="1"/>
+    </w:lvlOverride>
+    <w:lvlOverride w:ilvl="7">
+      <w:startOverride w:val="1"/>
+    </w:lvlOverride>
+    <w:lvlOverride w:ilvl="8">
+      <w:startOverride w:val="1"/>
+    </w:lvlOverride>
+  </w:num>
+  <w:num w:numId="1005">
+    <w:abstractNumId w:val="99431"/>
+    <w:lvlOverride w:ilvl="0">
+      <w:startOverride w:val="1"/>
+    </w:lvlOverride>
+    <w:lvlOverride w:ilvl="1">
+      <w:startOverride w:val="1"/>
+    </w:lvlOverride>
+    <w:lvlOverride w:ilvl="2">
+      <w:startOverride w:val="1"/>
+    </w:lvlOverride>
+    <w:lvlOverride w:ilvl="3">
+      <w:startOverride w:val="1"/>
+    </w:lvlOverride>
+    <w:lvlOverride w:ilvl="4">
+      <w:startOverride w:val="1"/>
+    </w:lvlOverride>
+    <w:lvlOverride w:ilvl="5">
+      <w:startOverride w:val="1"/>
+    </w:lvlOverride>
+    <w:lvlOverride w:ilvl="6">
+      <w:startOverride w:val="1"/>
+    </w:lvlOverride>
+    <w:lvlOverride w:ilvl="7">
+      <w:startOverride w:val="1"/>
+    </w:lvlOverride>
+    <w:lvlOverride w:ilvl="8">
+      <w:startOverride w:val="1"/>
+    </w:lvlOverride>
+  </w:num>
+  <w:num w:numId="1006">
+    <w:abstractNumId w:val="99431"/>
+    <w:lvlOverride w:ilvl="0">
+      <w:startOverride w:val="1"/>
+    </w:lvlOverride>
+    <w:lvlOverride w:ilvl="1">
+      <w:startOverride w:val="1"/>
+    </w:lvlOverride>
+    <w:lvlOverride w:ilvl="2">
+      <w:startOverride w:val="1"/>
+    </w:lvlOverride>
+    <w:lvlOverride w:ilvl="3">
+      <w:startOverride w:val="1"/>
+    </w:lvlOverride>
+    <w:lvlOverride w:ilvl="4">
+      <w:startOverride w:val="1"/>
+    </w:lvlOverride>
+    <w:lvlOverride w:ilvl="5">
+      <w:startOverride w:val="1"/>
+    </w:lvlOverride>
+    <w:lvlOverride w:ilvl="6">
+      <w:startOverride w:val="1"/>
+    </w:lvlOverride>
+    <w:lvlOverride w:ilvl="7">
+      <w:startOverride w:val="1"/>
+    </w:lvlOverride>
+    <w:lvlOverride w:ilvl="8">
+      <w:startOverride w:val="1"/>
+    </w:lvlOverride>
+  </w:num>
+  <w:num w:numId="1007">
+    <w:abstractNumId w:val="99431"/>
+    <w:lvlOverride w:ilvl="0">
+      <w:startOverride w:val="1"/>
+    </w:lvlOverride>
+    <w:lvlOverride w:ilvl="1">
+      <w:startOverride w:val="1"/>
+    </w:lvlOverride>
+    <w:lvlOverride w:ilvl="2">
+      <w:startOverride w:val="1"/>
+    </w:lvlOverride>
+    <w:lvlOverride w:ilvl="3">
+      <w:startOverride w:val="1"/>
+    </w:lvlOverride>
+    <w:lvlOverride w:ilvl="4">
+      <w:startOverride w:val="1"/>
+    </w:lvlOverride>
+    <w:lvlOverride w:ilvl="5">
+      <w:startOverride w:val="1"/>
+    </w:lvlOverride>
+    <w:lvlOverride w:ilvl="6">
+      <w:startOverride w:val="1"/>
+    </w:lvlOverride>
+    <w:lvlOverride w:ilvl="7">
+      <w:startOverride w:val="1"/>
+    </w:lvlOverride>
+    <w:lvlOverride w:ilvl="8">
+      <w:startOverride w:val="1"/>
+    </w:lvlOverride>
+  </w:num>
+  <w:num w:numId="1008">
+    <w:abstractNumId w:val="99431"/>
+    <w:lvlOverride w:ilvl="0">
+      <w:startOverride w:val="1"/>
+    </w:lvlOverride>
+    <w:lvlOverride w:ilvl="1">
+      <w:startOverride w:val="1"/>
+    </w:lvlOverride>
+    <w:lvlOverride w:ilvl="2">
+      <w:startOverride w:val="1"/>
+    </w:lvlOverride>
+    <w:lvlOverride w:ilvl="3">
+      <w:startOverride w:val="1"/>
+    </w:lvlOverride>
+    <w:lvlOverride w:ilvl="4">
+      <w:startOverride w:val="1"/>
+    </w:lvlOverride>
+    <w:lvlOverride w:ilvl="5">
+      <w:startOverride w:val="1"/>
+    </w:lvlOverride>
+    <w:lvlOverride w:ilvl="6">
+      <w:startOverride w:val="1"/>
+    </w:lvlOverride>
+    <w:lvlOverride w:ilvl="7">
+      <w:startOverride w:val="1"/>
+    </w:lvlOverride>
+    <w:lvlOverride w:ilvl="8">
+      <w:startOverride w:val="1"/>
+    </w:lvlOverride>
+  </w:num>
+  <w:num w:numId="1009">
+    <w:abstractNumId w:val="99431"/>
+    <w:lvlOverride w:ilvl="0">
+      <w:startOverride w:val="1"/>
+    </w:lvlOverride>
+    <w:lvlOverride w:ilvl="1">
+      <w:startOverride w:val="1"/>
+    </w:lvlOverride>
+    <w:lvlOverride w:ilvl="2">
+      <w:startOverride w:val="1"/>
+    </w:lvlOverride>
+    <w:lvlOverride w:ilvl="3">
+      <w:startOverride w:val="1"/>
+    </w:lvlOverride>
+    <w:lvlOverride w:ilvl="4">
+      <w:startOverride w:val="1"/>
+    </w:lvlOverride>
+    <w:lvlOverride w:ilvl="5">
+      <w:startOverride w:val="1"/>
+    </w:lvlOverride>
+    <w:lvlOverride w:ilvl="6">
+      <w:startOverride w:val="1"/>
+    </w:lvlOverride>
+    <w:lvlOverride w:ilvl="7">
+      <w:startOverride w:val="1"/>
+    </w:lvlOverride>
+    <w:lvlOverride w:ilvl="8">
+      <w:startOverride w:val="1"/>
+    </w:lvlOverride>
+  </w:num>
+  <w:num w:numId="1010">
+    <w:abstractNumId w:val="99431"/>
+    <w:lvlOverride w:ilvl="0">
+      <w:startOverride w:val="1"/>
+    </w:lvlOverride>
+    <w:lvlOverride w:ilvl="1">
+      <w:startOverride w:val="1"/>
+    </w:lvlOverride>
+    <w:lvlOverride w:ilvl="2">
+      <w:startOverride w:val="1"/>
+    </w:lvlOverride>
+    <w:lvlOverride w:ilvl="3">
+      <w:startOverride w:val="1"/>
+    </w:lvlOverride>
+    <w:lvlOverride w:ilvl="4">
+      <w:startOverride w:val="1"/>
+    </w:lvlOverride>
+    <w:lvlOverride w:ilvl="5">
+      <w:startOverride w:val="1"/>
+    </w:lvlOverride>
+    <w:lvlOverride w:ilvl="6">
+      <w:startOverride w:val="1"/>
+    </w:lvlOverride>
+    <w:lvlOverride w:ilvl="7">
+      <w:startOverride w:val="1"/>
+    </w:lvlOverride>
+    <w:lvlOverride w:ilvl="8">
+      <w:startOverride w:val="1"/>
+    </w:lvlOverride>
+  </w:num>
+  <w:num w:numId="1011">
+    <w:abstractNumId w:val="99431"/>
+    <w:lvlOverride w:ilvl="0">
+      <w:startOverride w:val="1"/>
+    </w:lvlOverride>
+    <w:lvlOverride w:ilvl="1">
+      <w:startOverride w:val="1"/>
+    </w:lvlOverride>
+    <w:lvlOverride w:ilvl="2">
+      <w:startOverride w:val="1"/>
+    </w:lvlOverride>
+    <w:lvlOverride w:ilvl="3">
+      <w:startOverride w:val="1"/>
+    </w:lvlOverride>
+    <w:lvlOverride w:ilvl="4">
+      <w:startOverride w:val="1"/>
+    </w:lvlOverride>
+    <w:lvlOverride w:ilvl="5">
+      <w:startOverride w:val="1"/>
+    </w:lvlOverride>
+    <w:lvlOverride w:ilvl="6">
+      <w:startOverride w:val="1"/>
+    </w:lvlOverride>
+    <w:lvlOverride w:ilvl="7">
+      <w:startOverride w:val="1"/>
+    </w:lvlOverride>
+    <w:lvlOverride w:ilvl="8">
+      <w:startOverride w:val="1"/>
+    </w:lvlOverride>
+  </w:num>
+  <w:num w:numId="1012">
+    <w:abstractNumId w:val="99431"/>
     <w:lvlOverride w:ilvl="0">
       <w:startOverride w:val="1"/>
     </w:lvlOverride>

--- a/06-学生侧材料/讲义/学生专用版/2-结构化学/配位化合物基础-超级充实版（学生专用版）.docx
+++ b/06-学生侧材料/讲义/学生专用版/2-结构化学/配位化合物基础-超级充实版（学生专用版）.docx
@@ -3040,7 +3040,6 @@
     <w:p>
       <w:pPr>
         <w:pStyle w:val="FirstParagraph"/>
-        <w:spacing w:after="80"/>
         <w:ind w:firstLine="420"/>
       </w:pPr>
       <w:r>
@@ -3619,12 +3618,13 @@
         </w:rPr>
         <w:t>；</w:t>
       </w:r>
-      <w:r>
-        <w:rPr>
-          <w:rFonts w:ascii="Times New Roman" w:hAnsi="Times New Roman" w:eastAsia="Times New Roman" w:cs="Times New Roman"/>
-        </w:rPr>
-        <w:t xml:space="preserve"> </w:t>
-      </w:r>
+    </w:p>
+    <w:p>
+      <w:pPr>
+        <w:pStyle w:val="BodyText"/>
+        <w:spacing w:after="80"/>
+        <w:ind w:firstLine="420"/>
+      </w:pPr>
       <w:r>
         <w:rPr>
           <w:rFonts w:hint="eastAsia" w:ascii="Times New Roman" w:hAnsi="Times New Roman" w:eastAsia="FangSong" w:cs="Times New Roman"/>
@@ -5090,7 +5090,7 @@
     <w:p>
       <w:pPr>
         <w:pStyle w:val="BodyText"/>
-        <w:spacing w:before="120" w:after="80"/>
+        <w:spacing w:before="120"/>
         <w:ind w:firstLine="420"/>
       </w:pPr>
       <w:r>
@@ -5213,12 +5213,12 @@
         </w:rPr>
         <w:t>；</w:t>
       </w:r>
-      <w:r>
-        <w:rPr>
-          <w:rFonts w:ascii="Times New Roman" w:hAnsi="Times New Roman" w:eastAsia="Times New Roman" w:cs="Times New Roman"/>
-        </w:rPr>
-        <w:t xml:space="preserve"> </w:t>
-      </w:r>
+    </w:p>
+    <w:p>
+      <w:pPr>
+        <w:pStyle w:val="BodyText"/>
+        <w:ind w:firstLine="420"/>
+      </w:pPr>
       <w:r>
         <w:rPr>
           <w:rFonts w:hint="eastAsia" w:ascii="Times New Roman" w:hAnsi="Times New Roman" w:eastAsia="FangSong" w:cs="Times New Roman"/>
@@ -5347,12 +5347,13 @@
         </w:rPr>
         <w:t>；</w:t>
       </w:r>
-      <w:r>
-        <w:rPr>
-          <w:rFonts w:ascii="Times New Roman" w:hAnsi="Times New Roman" w:eastAsia="Times New Roman" w:cs="Times New Roman"/>
-        </w:rPr>
-        <w:t xml:space="preserve"> </w:t>
-      </w:r>
+    </w:p>
+    <w:p>
+      <w:pPr>
+        <w:pStyle w:val="BodyText"/>
+        <w:spacing w:after="80"/>
+        <w:ind w:firstLine="420"/>
+      </w:pPr>
       <w:r>
         <w:rPr>
           <w:rFonts w:hint="eastAsia" w:ascii="Times New Roman" w:hAnsi="Times New Roman" w:eastAsia="FangSong" w:cs="Times New Roman"/>
@@ -6064,7 +6065,7 @@
     <w:p>
       <w:pPr>
         <w:pStyle w:val="BodyText"/>
-        <w:spacing w:before="120" w:after="80"/>
+        <w:spacing w:before="120"/>
         <w:ind w:firstLine="420"/>
       </w:pPr>
       <w:r>
@@ -6946,12 +6947,13 @@
         </w:rPr>
         <w:t>；</w:t>
       </w:r>
-      <w:r>
-        <w:rPr>
-          <w:rFonts w:ascii="Times New Roman" w:hAnsi="Times New Roman" w:eastAsia="Times New Roman" w:cs="Times New Roman"/>
-        </w:rPr>
-        <w:t xml:space="preserve"> </w:t>
-      </w:r>
+    </w:p>
+    <w:p>
+      <w:pPr>
+        <w:pStyle w:val="BodyText"/>
+        <w:spacing w:after="80"/>
+        <w:ind w:firstLine="420"/>
+      </w:pPr>
       <w:r>
         <w:rPr>
           <w:rFonts w:hint="eastAsia" w:ascii="Times New Roman" w:hAnsi="Times New Roman" w:eastAsia="FangSong" w:cs="Times New Roman"/>
@@ -10801,63 +10803,63 @@
     <w:p>
       <w:pPr>
         <w:pStyle w:val="FirstParagraph"/>
+        <w:ind w:firstLine="420"/>
+      </w:pPr>
+      <w:r>
+        <w:rPr>
+          <w:rFonts w:hint="eastAsia" w:ascii="Times New Roman" w:hAnsi="Times New Roman" w:eastAsia="FangSong" w:cs="Times New Roman"/>
+        </w:rPr>
+        <w:t>除空间排布差异引起的立体异构外</w:t>
+      </w:r>
+      <w:r>
+        <w:rPr>
+          <w:rFonts w:hint="eastAsia" w:ascii="Times New Roman" w:hAnsi="Times New Roman" w:eastAsia="Times New Roman" w:cs="Times New Roman"/>
+        </w:rPr>
+        <w:t>，</w:t>
+      </w:r>
+      <w:r>
+        <w:rPr>
+          <w:rFonts w:hint="eastAsia" w:ascii="Times New Roman" w:hAnsi="Times New Roman" w:eastAsia="FangSong" w:cs="Times New Roman"/>
+        </w:rPr>
+        <w:t>配位化合物中还普遍存在由于原子化学键连接方式不同而诱发的结构异构</w:t>
+      </w:r>
+      <w:r>
+        <w:rPr>
+          <w:rFonts w:hint="eastAsia" w:ascii="Times New Roman" w:hAnsi="Times New Roman" w:eastAsia="Times New Roman" w:cs="Times New Roman"/>
+        </w:rPr>
+        <w:t>（Constitutional</w:t>
+      </w:r>
+      <w:r>
+        <w:rPr>
+          <w:rFonts w:ascii="Times New Roman" w:hAnsi="Times New Roman" w:eastAsia="Times New Roman" w:cs="Times New Roman"/>
+        </w:rPr>
+        <w:t xml:space="preserve"> </w:t>
+      </w:r>
+      <w:r>
+        <w:rPr>
+          <w:rFonts w:hint="eastAsia" w:ascii="Times New Roman" w:hAnsi="Times New Roman" w:eastAsia="Times New Roman" w:cs="Times New Roman"/>
+        </w:rPr>
+        <w:t>Isomerism）。</w:t>
+      </w:r>
+      <w:r>
+        <w:rPr>
+          <w:rFonts w:hint="eastAsia" w:ascii="Times New Roman" w:hAnsi="Times New Roman" w:eastAsia="FangSong" w:cs="Times New Roman"/>
+        </w:rPr>
+        <w:t>无机化学中最重要的四大结构异构分类如下</w:t>
+      </w:r>
+      <w:r>
+        <w:rPr>
+          <w:rFonts w:hint="eastAsia" w:ascii="Times New Roman" w:hAnsi="Times New Roman" w:eastAsia="Times New Roman" w:cs="Times New Roman"/>
+        </w:rPr>
+        <w:t>：</w:t>
+      </w:r>
+    </w:p>
+    <w:p>
+      <w:pPr>
+        <w:pStyle w:val="BodyText"/>
         <w:spacing w:after="80"/>
         <w:ind w:firstLine="420"/>
       </w:pPr>
-      <w:r>
-        <w:rPr>
-          <w:rFonts w:hint="eastAsia" w:ascii="Times New Roman" w:hAnsi="Times New Roman" w:eastAsia="FangSong" w:cs="Times New Roman"/>
-        </w:rPr>
-        <w:t>除空间排布差异引起的立体异构外</w:t>
-      </w:r>
-      <w:r>
-        <w:rPr>
-          <w:rFonts w:hint="eastAsia" w:ascii="Times New Roman" w:hAnsi="Times New Roman" w:eastAsia="Times New Roman" w:cs="Times New Roman"/>
-        </w:rPr>
-        <w:t>，</w:t>
-      </w:r>
-      <w:r>
-        <w:rPr>
-          <w:rFonts w:hint="eastAsia" w:ascii="Times New Roman" w:hAnsi="Times New Roman" w:eastAsia="FangSong" w:cs="Times New Roman"/>
-        </w:rPr>
-        <w:t>配位化合物中还普遍存在由于原子化学键连接方式不同而诱发的结构异构</w:t>
-      </w:r>
-      <w:r>
-        <w:rPr>
-          <w:rFonts w:hint="eastAsia" w:ascii="Times New Roman" w:hAnsi="Times New Roman" w:eastAsia="Times New Roman" w:cs="Times New Roman"/>
-        </w:rPr>
-        <w:t>（Constitutional</w:t>
-      </w:r>
-      <w:r>
-        <w:rPr>
-          <w:rFonts w:ascii="Times New Roman" w:hAnsi="Times New Roman" w:eastAsia="Times New Roman" w:cs="Times New Roman"/>
-        </w:rPr>
-        <w:t xml:space="preserve"> </w:t>
-      </w:r>
-      <w:r>
-        <w:rPr>
-          <w:rFonts w:hint="eastAsia" w:ascii="Times New Roman" w:hAnsi="Times New Roman" w:eastAsia="Times New Roman" w:cs="Times New Roman"/>
-        </w:rPr>
-        <w:t>Isomerism）。</w:t>
-      </w:r>
-      <w:r>
-        <w:rPr>
-          <w:rFonts w:hint="eastAsia" w:ascii="Times New Roman" w:hAnsi="Times New Roman" w:eastAsia="FangSong" w:cs="Times New Roman"/>
-        </w:rPr>
-        <w:t>无机化学中最重要的四大结构异构分类如下</w:t>
-      </w:r>
-      <w:r>
-        <w:rPr>
-          <w:rFonts w:hint="eastAsia" w:ascii="Times New Roman" w:hAnsi="Times New Roman" w:eastAsia="Times New Roman" w:cs="Times New Roman"/>
-        </w:rPr>
-        <w:t>：</w:t>
-      </w:r>
-      <w:r>
-        <w:rPr>
-          <w:rFonts w:ascii="Times New Roman" w:hAnsi="Times New Roman" w:eastAsia="Times New Roman" w:cs="Times New Roman"/>
-        </w:rPr>
-        <w:t xml:space="preserve"> </w:t>
-      </w:r>
       <w:r>
         <w:rPr>
           <w:rFonts w:hint="eastAsia" w:ascii="Times New Roman" w:hAnsi="Times New Roman" w:eastAsia="FangSong" w:cs="Times New Roman"/>
@@ -11708,7 +11710,7 @@
     <w:p>
       <w:pPr>
         <w:pStyle w:val="BodyText"/>
-        <w:spacing w:before="120" w:after="80"/>
+        <w:spacing w:before="120"/>
         <w:ind w:firstLine="420"/>
       </w:pPr>
       <w:r>
@@ -12127,12 +12129,12 @@
         </w:rPr>
         <w:t>。</w:t>
       </w:r>
-      <w:r>
-        <w:rPr>
-          <w:rFonts w:ascii="Times New Roman" w:hAnsi="Times New Roman" w:eastAsia="Times New Roman" w:cs="Times New Roman"/>
-        </w:rPr>
-        <w:t xml:space="preserve"> </w:t>
-      </w:r>
+    </w:p>
+    <w:p>
+      <w:pPr>
+        <w:pStyle w:val="BodyText"/>
+        <w:ind w:firstLine="420"/>
+      </w:pPr>
       <w:r>
         <w:rPr>
           <w:rFonts w:hint="eastAsia" w:ascii="Times New Roman" w:hAnsi="Times New Roman" w:eastAsia="FangSong" w:cs="Times New Roman"/>
@@ -12924,12 +12926,13 @@
         </w:rPr>
         <w:t>。</w:t>
       </w:r>
-      <w:r>
-        <w:rPr>
-          <w:rFonts w:ascii="Times New Roman" w:hAnsi="Times New Roman" w:eastAsia="Times New Roman" w:cs="Times New Roman"/>
-        </w:rPr>
-        <w:t xml:space="preserve"> </w:t>
-      </w:r>
+    </w:p>
+    <w:p>
+      <w:pPr>
+        <w:pStyle w:val="BodyText"/>
+        <w:spacing w:after="80"/>
+        <w:ind w:firstLine="420"/>
+      </w:pPr>
       <w:r>
         <w:rPr>
           <w:rFonts w:hint="eastAsia" w:ascii="Times New Roman" w:hAnsi="Times New Roman" w:eastAsia="FangSong" w:cs="Times New Roman"/>
@@ -16120,12 +16123,12 @@
         </w:rPr>
         <w:t xml:space="preserve">。</w:t>
       </w:r>
-      <w:r>
-        <w:rPr>
-          <w:rFonts w:ascii="Times New Roman" w:hAnsi="Times New Roman" w:eastAsia="Times New Roman" w:cs="Times New Roman"/>
-        </w:rPr>
-        <w:t xml:space="preserve"> </w:t>
-      </w:r>
+    </w:p>
+    <w:p>
+      <w:pPr>
+        <w:pStyle w:val="BodyText"/>
+        <w:ind w:firstLine="420"/>
+      </w:pPr>
       <w:r>
         <w:rPr>
           <w:rFonts w:hint="eastAsia" w:ascii="Times New Roman" w:hAnsi="Times New Roman" w:eastAsia="FangSong" w:cs="Times New Roman"/>
@@ -17895,12 +17898,12 @@
         </w:rPr>
         <w:t>；</w:t>
       </w:r>
-      <w:r>
-        <w:rPr>
-          <w:rFonts w:ascii="Times New Roman" w:hAnsi="Times New Roman" w:eastAsia="Times New Roman" w:cs="Times New Roman"/>
-        </w:rPr>
-        <w:t xml:space="preserve"> </w:t>
-      </w:r>
+    </w:p>
+    <w:p>
+      <w:pPr>
+        <w:pStyle w:val="BodyText"/>
+        <w:ind w:firstLine="420"/>
+      </w:pPr>
       <w:r>
         <w:rPr>
           <w:rFonts w:hint="eastAsia" w:ascii="Times New Roman" w:hAnsi="Times New Roman" w:eastAsia="FangSong" w:cs="Times New Roman"/>
@@ -18033,12 +18036,12 @@
         </w:rPr>
         <w:t>。</w:t>
       </w:r>
-      <w:r>
-        <w:rPr>
-          <w:rFonts w:ascii="Times New Roman" w:hAnsi="Times New Roman" w:eastAsia="Times New Roman" w:cs="Times New Roman"/>
-        </w:rPr>
-        <w:t xml:space="preserve"> </w:t>
-      </w:r>
+    </w:p>
+    <w:p>
+      <w:pPr>
+        <w:pStyle w:val="BodyText"/>
+        <w:ind w:firstLine="420"/>
+      </w:pPr>
       <w:r>
         <w:rPr>
           <w:rFonts w:hint="eastAsia" w:ascii="Times New Roman" w:hAnsi="Times New Roman" w:eastAsia="FangSong" w:cs="Times New Roman"/>
@@ -18219,12 +18222,12 @@
         </w:rPr>
         <w:t xml:space="preserve">Complexes）；</w:t>
       </w:r>
-      <w:r>
-        <w:rPr>
-          <w:rFonts w:ascii="Times New Roman" w:hAnsi="Times New Roman" w:eastAsia="Times New Roman" w:cs="Times New Roman"/>
-        </w:rPr>
-        <w:t xml:space="preserve"> </w:t>
-      </w:r>
+    </w:p>
+    <w:p>
+      <w:pPr>
+        <w:pStyle w:val="BodyText"/>
+        <w:ind w:firstLine="420"/>
+      </w:pPr>
       <w:r>
         <w:rPr>
           <w:rFonts w:hint="eastAsia" w:ascii="Times New Roman" w:hAnsi="Times New Roman" w:eastAsia="FangSong" w:cs="Times New Roman"/>
@@ -18388,12 +18391,12 @@
         </w:rPr>
         <w:t xml:space="preserve">Complexes）。</w:t>
       </w:r>
-      <w:r>
-        <w:rPr>
-          <w:rFonts w:ascii="Times New Roman" w:hAnsi="Times New Roman" w:eastAsia="Times New Roman" w:cs="Times New Roman"/>
-        </w:rPr>
-        <w:t xml:space="preserve"> </w:t>
-      </w:r>
+    </w:p>
+    <w:p>
+      <w:pPr>
+        <w:pStyle w:val="BodyText"/>
+        <w:ind w:firstLine="420"/>
+      </w:pPr>
       <w:r>
         <w:rPr>
           <w:rFonts w:hint="eastAsia" w:ascii="Times New Roman" w:hAnsi="Times New Roman" w:eastAsia="FangSong" w:cs="Times New Roman"/>
@@ -22345,12 +22348,12 @@
         </w:rPr>
         <w:t xml:space="preserve">）；</w:t>
       </w:r>
-      <w:r>
-        <w:rPr>
-          <w:rFonts w:ascii="Times New Roman" w:hAnsi="Times New Roman" w:eastAsia="Times New Roman" w:cs="Times New Roman"/>
-        </w:rPr>
-        <w:t xml:space="preserve"> </w:t>
-      </w:r>
+    </w:p>
+    <w:p>
+      <w:pPr>
+        <w:pStyle w:val="BodyText"/>
+        <w:ind w:firstLine="420"/>
+      </w:pPr>
       <w:r>
         <w:rPr>
           <w:rFonts w:hint="eastAsia" w:ascii="Times New Roman" w:hAnsi="Times New Roman" w:eastAsia="FangSong" w:cs="Times New Roman"/>
@@ -22591,12 +22594,12 @@
         </w:rPr>
         <w:t xml:space="preserve">）；</w:t>
       </w:r>
-      <w:r>
-        <w:rPr>
-          <w:rFonts w:ascii="Times New Roman" w:hAnsi="Times New Roman" w:eastAsia="Times New Roman" w:cs="Times New Roman"/>
-        </w:rPr>
-        <w:t xml:space="preserve"> </w:t>
-      </w:r>
+    </w:p>
+    <w:p>
+      <w:pPr>
+        <w:pStyle w:val="BodyText"/>
+        <w:ind w:firstLine="420"/>
+      </w:pPr>
       <w:r>
         <w:rPr>
           <w:rFonts w:hint="eastAsia" w:ascii="Times New Roman" w:hAnsi="Times New Roman" w:eastAsia="FangSong" w:cs="Times New Roman"/>
@@ -22912,12 +22915,12 @@
         </w:rPr>
         <w:t xml:space="preserve">）；</w:t>
       </w:r>
-      <w:r>
-        <w:rPr>
-          <w:rFonts w:ascii="Times New Roman" w:hAnsi="Times New Roman" w:eastAsia="Times New Roman" w:cs="Times New Roman"/>
-        </w:rPr>
-        <w:t xml:space="preserve"> </w:t>
-      </w:r>
+    </w:p>
+    <w:p>
+      <w:pPr>
+        <w:pStyle w:val="BodyText"/>
+        <w:ind w:firstLine="420"/>
+      </w:pPr>
       <w:r>
         <w:rPr>
           <w:rFonts w:hint="eastAsia" w:ascii="Times New Roman" w:hAnsi="Times New Roman" w:eastAsia="FangSong" w:cs="Times New Roman"/>
@@ -23174,12 +23177,12 @@
         </w:rPr>
         <w:t xml:space="preserve">）。</w:t>
       </w:r>
-      <w:r>
-        <w:rPr>
-          <w:rFonts w:ascii="Times New Roman" w:hAnsi="Times New Roman" w:eastAsia="Times New Roman" w:cs="Times New Roman"/>
-        </w:rPr>
-        <w:t xml:space="preserve"> </w:t>
-      </w:r>
+    </w:p>
+    <w:p>
+      <w:pPr>
+        <w:pStyle w:val="BodyText"/>
+        <w:ind w:firstLine="420"/>
+      </w:pPr>
       <w:r>
         <w:rPr>
           <w:rFonts w:hint="eastAsia" w:ascii="Times New Roman" w:hAnsi="Times New Roman" w:eastAsia="FangSong" w:cs="Times New Roman"/>
@@ -24272,7 +24275,7 @@
     <w:p>
       <w:pPr>
         <w:pStyle w:val="BodyText"/>
-        <w:spacing w:before="120" w:after="80"/>
+        <w:spacing w:before="120"/>
         <w:ind w:firstLine="420"/>
       </w:pPr>
       <w:r>
@@ -24305,12 +24308,12 @@
         </w:rPr>
         <w:t>：</w:t>
       </w:r>
-      <w:r>
-        <w:rPr>
-          <w:rFonts w:ascii="Times New Roman" w:hAnsi="Times New Roman" w:eastAsia="Times New Roman" w:cs="Times New Roman"/>
-        </w:rPr>
-        <w:t xml:space="preserve"> </w:t>
-      </w:r>
+    </w:p>
+    <w:p>
+      <w:pPr>
+        <w:pStyle w:val="BodyText"/>
+        <w:ind w:firstLine="420"/>
+      </w:pPr>
       <w:r>
         <w:rPr>
           <w:rFonts w:hint="eastAsia" w:ascii="Times New Roman" w:hAnsi="Times New Roman" w:eastAsia="FangSong" w:cs="Times New Roman"/>
@@ -24513,12 +24516,12 @@
         </w:rPr>
         <w:t>；</w:t>
       </w:r>
-      <w:r>
-        <w:rPr>
-          <w:rFonts w:ascii="Times New Roman" w:hAnsi="Times New Roman" w:eastAsia="Times New Roman" w:cs="Times New Roman"/>
-        </w:rPr>
-        <w:t xml:space="preserve"> </w:t>
-      </w:r>
+    </w:p>
+    <w:p>
+      <w:pPr>
+        <w:pStyle w:val="BodyText"/>
+        <w:ind w:firstLine="420"/>
+      </w:pPr>
       <w:r>
         <w:rPr>
           <w:rFonts w:hint="eastAsia" w:ascii="Times New Roman" w:hAnsi="Times New Roman" w:eastAsia="FangSong" w:cs="Times New Roman"/>
@@ -24901,12 +24904,13 @@
         </w:rPr>
         <w:t>。</w:t>
       </w:r>
-      <w:r>
-        <w:rPr>
-          <w:rFonts w:ascii="Times New Roman" w:hAnsi="Times New Roman" w:eastAsia="Times New Roman" w:cs="Times New Roman"/>
-        </w:rPr>
-        <w:t xml:space="preserve"> </w:t>
-      </w:r>
+    </w:p>
+    <w:p>
+      <w:pPr>
+        <w:pStyle w:val="BodyText"/>
+        <w:spacing w:after="80"/>
+        <w:ind w:firstLine="420"/>
+      </w:pPr>
       <w:r>
         <w:rPr>
           <w:rFonts w:hint="eastAsia" w:ascii="Times New Roman" w:hAnsi="Times New Roman" w:eastAsia="FangSong" w:cs="Times New Roman"/>
@@ -25947,12 +25951,12 @@
         </w:rPr>
         <w:t>。</w:t>
       </w:r>
-      <w:r>
-        <w:rPr>
-          <w:rFonts w:ascii="Times New Roman" w:hAnsi="Times New Roman" w:eastAsia="Times New Roman" w:cs="Times New Roman"/>
-        </w:rPr>
-        <w:t xml:space="preserve"> </w:t>
-      </w:r>
+    </w:p>
+    <w:p>
+      <w:pPr>
+        <w:pStyle w:val="BodyText"/>
+        <w:ind w:firstLine="420"/>
+      </w:pPr>
       <w:r>
         <w:rPr>
           <w:rFonts w:hint="eastAsia" w:ascii="Times New Roman" w:hAnsi="Times New Roman" w:eastAsia="FangSong" w:cs="Times New Roman"/>
